--- a/eng/docx/57.content.docx
+++ b/eng/docx/57.content.docx
@@ -4,39 +4,88 @@
   <w:body>
     <w:p/>
     <w:p>
-      <w:r/>
+      <w:pPr/>
+      <w:r>
+        <w:rPr>
+          <w:lang w:val="en_US" w:bidi="en_US"/>
+        </w:rPr>
+      </w:r>
     </w:p>
     <w:p>
       <w:pPr>
         <w:pStyle w:val="Heading2"/>
       </w:pPr>
       <w:r>
+        <w:rPr>
+          <w:lang w:val="en_US" w:bidi="en_US"/>
+        </w:rPr>
+        <w:t>Resource: Translation Notes (unfoldingWord)</w:t>
+      </w:r>
+      <w:r>
+        <w:rPr>
+          <w:lang w:val="en_US" w:bidi="en_US"/>
+        </w:rPr>
+      </w:r>
+    </w:p>
+    <w:p>
+      <w:pPr>
+        <w:pStyle w:val="Heading2"/>
+      </w:pPr>
+      <w:r>
+        <w:rPr>
+          <w:lang w:val="en_US" w:bidi="en_US"/>
+        </w:rPr>
         <w:t>License Information</w:t>
       </w:r>
-      <w:r/>
-    </w:p>
-    <w:p>
-      <w:r/>
-      <w:r>
-        <w:rPr>
-          <w:b/>
+      <w:r>
+        <w:rPr>
+          <w:lang w:val="en_US" w:bidi="en_US"/>
+        </w:rPr>
+      </w:r>
+    </w:p>
+    <w:p>
+      <w:pPr/>
+      <w:r>
+        <w:rPr>
+          <w:lang w:val="en_US" w:bidi="en_US"/>
+        </w:rPr>
+      </w:r>
+      <w:r>
+        <w:rPr>
+          <w:b/>
+          <w:lang w:val="en_US" w:bidi="en_US"/>
         </w:rPr>
         <w:t>Translation Notes (unfoldingWord)</w:t>
       </w:r>
       <w:r>
+        <w:rPr>
+          <w:lang w:val="en_US" w:bidi="en_US"/>
+        </w:rPr>
         <w:t xml:space="preserve"> is based on</w:t>
       </w:r>
       <w:r>
+        <w:rPr>
+          <w:lang w:val="en_US" w:bidi="en_US"/>
+        </w:rPr>
         <w:t xml:space="preserve">: </w:t>
       </w:r>
       <w:r>
+        <w:rPr>
+          <w:lang w:val="en_US" w:bidi="en_US"/>
+        </w:rPr>
         <w:t>unfoldingWord® Translation Notes</w:t>
       </w:r>
       <w:r>
+        <w:rPr>
+          <w:lang w:val="en_US" w:bidi="en_US"/>
+        </w:rPr>
         <w:t xml:space="preserve">, </w:t>
       </w:r>
       <w:hyperlink r:id="rId13">
         <w:r>
+          <w:rPr>
+            <w:lang w:val="en_US" w:bidi="en_US"/>
+          </w:rPr>
           <w:rPr>
             <w:color w:val="0000EE"/>
             <w:u w:val="single"/>
@@ -45,10 +94,16 @@
         </w:r>
       </w:hyperlink>
       <w:r>
+        <w:rPr>
+          <w:lang w:val="en_US" w:bidi="en_US"/>
+        </w:rPr>
         <w:t xml:space="preserve">, 2022, which is licensed under a </w:t>
       </w:r>
       <w:hyperlink r:id="rId14">
         <w:r>
+          <w:rPr>
+            <w:lang w:val="en_US" w:bidi="en_US"/>
+          </w:rPr>
           <w:rPr>
             <w:color w:val="0000EE"/>
             <w:u w:val="single"/>
@@ -57,23 +112,49 @@
         </w:r>
       </w:hyperlink>
       <w:r>
+        <w:rPr>
+          <w:lang w:val="en_US" w:bidi="en_US"/>
+        </w:rPr>
         <w:t>.</w:t>
       </w:r>
-      <w:r/>
-    </w:p>
-    <w:p>
-      <w:r/>
-      <w:r>
+      <w:r>
+        <w:rPr>
+          <w:lang w:val="en_US" w:bidi="en_US"/>
+        </w:rPr>
+      </w:r>
+    </w:p>
+    <w:p>
+      <w:pPr/>
+      <w:r>
+        <w:rPr>
+          <w:lang w:val="en_US" w:bidi="en_US"/>
+        </w:rPr>
+      </w:r>
+      <w:r>
+        <w:rPr>
+          <w:lang w:val="en_US" w:bidi="en_US"/>
+        </w:rPr>
         <w:t>This PDF version is provided under the same license.</w:t>
       </w:r>
-      <w:r/>
-      <w:r/>
+      <w:r>
+        <w:rPr>
+          <w:lang w:val="en_US" w:bidi="en_US"/>
+        </w:rPr>
+      </w:r>
+      <w:r>
+        <w:rPr>
+          <w:lang w:val="en_US" w:bidi="en_US"/>
+        </w:rPr>
+      </w:r>
     </w:p>
     <w:p>
       <w:pPr>
         <w:pStyle w:val="Heading1"/>
       </w:pPr>
       <w:r>
+        <w:rPr>
+          <w:lang w:val="en_US" w:bidi="en_US"/>
+        </w:rPr>
         <w:t>Translation Notes (unfoldingWord)</w:t>
       </w:r>
     </w:p>
@@ -96,3944 +177,8183 @@
       </w:pPr>
     </w:p>
     <w:p>
-      <w:r/>
+      <w:pPr/>
+      <w:r>
+        <w:rPr>
+          <w:lang w:val="en_US" w:bidi="en_US"/>
+        </w:rPr>
+      </w:r>
     </w:p>
     <w:p>
       <w:pPr>
         <w:pStyle w:val="Heading2"/>
       </w:pPr>
       <w:r>
+        <w:rPr>
+          <w:lang w:val="en_US" w:bidi="en_US"/>
+        </w:rPr>
+        <w:t>PHM</w:t>
+      </w:r>
+      <w:r>
+        <w:rPr>
+          <w:lang w:val="en_US" w:bidi="en_US"/>
+        </w:rPr>
+      </w:r>
+    </w:p>
+    <w:p>
+      <w:pPr/>
+      <w:r>
+        <w:rPr>
+          <w:lang w:val="en_US" w:bidi="en_US"/>
+        </w:rPr>
+      </w:r>
+      <w:r>
+        <w:rPr>
+          <w:i/>
+          <w:lang w:val="en_US" w:bidi="en_US"/>
+        </w:rPr>
+        <w:t>Philemon 1:1 (#1), Philemon 1:1 (#2), Philemon 1:1 (#3), Philemon 1:1 (#4), Philemon 1:1 (#5), Philemon 1:1 (#6), Philemon 1:1 (#7), Philemon 1:1 (#8), Philemon 1:2 (#1), Philemon 1:2 (#2), Philemon 1:2 (#3), Philemon 1:2 (#4), Philemon 1:2 (#5), Philemon 1:2 (#6), Philemon 1:2 (#7), Philemon 1:2 (#8), Philemon 1:3 (#1), Philemon 1:3 (#2), Philemon 1:3 (#3), Philemon 1:3 (#4), Philemon 1:3 (#5), Philemon 1:4 (#1), Philemon 1:5 (#1), Philemon 1:5 (#2), Philemon 1:5 (#3), Philemon 1:6 (#1), Philemon 1:6 (#2), Philemon 1:6 (#3), Philemon 1:6 (#4), Philemon 1:6 (#5), Philemon 1:7 (#1), Philemon 1:7 (#2), Philemon 1:7 (#3), Philemon 1:7 (#4), Philemon 1:7 (#5), Philemon 1:7 (#6), Philemon 1:8 (#1), Philemon 1:8 (#2), Philemon 1:8 (#3), Philemon 1:9 (#1), Philemon 1:9 (#2), Philemon 1:10 (#1), Philemon 1:10 (#2), Philemon 1:10 (#3), Philemon 1:10 (#4), Philemon 1:12 (#1), Philemon 1:12 (#2), Philemon 1:12 (#3), Philemon 1:13 (#1), Philemon 1:13 (#2), Philemon 1:13 (#3), Philemon 1:14 (#1), Philemon 1:14 (#2), Philemon 1:15 (#1), Philemon 1:15 (#2), Philemon 1:16 (#1), Philemon 1:16 (#2), Philemon 1:16 (#3), Philemon 1:16 (#4), Philemon 1:16 (#5), Philemon 1:16 (#6), Philemon 1:17 (#1), Philemon 1:17 (#2), Philemon 1:17 (#3), Philemon 1:18 (#1), Philemon 1:18 (#2), Philemon 1:18 (#3), Philemon 1:19 (#1), Philemon 1:19 (#2), Philemon 1:19 (#3), Philemon 1:20 (#1), Philemon 1:20 (#2), Philemon 1:20 (#3), Philemon 1:20 (#4), Philemon 1:20 (#5), Philemon 1:21 (#1), Philemon 1:21 (#2), Philemon 1:22 (#1), Philemon 1:22 (#2), Philemon 1:22 (#3), Philemon 1:22 (#4), Philemon 1:22 (#5), Philemon 1:22 (#6), Philemon 1:22 (#7), Philemon 1:23 (#1), Philemon 1:23 (#2), Philemon 1:24 (#1), Philemon 1:24 (#2), Philemon 1:24 (#3), Philemon 1:25 (#1), Philemon 1:25 (#2), Philemon 1:25 (#3)</w:t>
+      </w:r>
+      <w:r>
+        <w:rPr>
+          <w:lang w:val="en_US" w:bidi="en_US"/>
+        </w:rPr>
+      </w:r>
+    </w:p>
+    <w:p>
+      <w:pPr/>
+      <w:r>
+        <w:rPr>
+          <w:lang w:val="en_US" w:bidi="en_US"/>
+        </w:rPr>
+      </w:r>
+      <w:r>
+        <w:rPr>
+          <w:lang w:val="en_US" w:bidi="en_US"/>
+        </w:rPr>
+        <w:t xml:space="preserve"> </w:t>
+      </w:r>
+      <w:r>
+        <w:rPr>
+          <w:lang w:val="en_US" w:bidi="en_US"/>
+        </w:rPr>
+      </w:r>
+      <w:r>
+        <w:rPr>
+          <w:lang w:val="en_US" w:bidi="en_US"/>
+        </w:rPr>
+      </w:r>
+    </w:p>
+    <w:p>
+      <w:pPr>
+        <w:sectPr>
+          <w:footnotePr>
+            <w:numRestart w:val="eachSect"/>
+          </w:footnotePr>
+          <w:type w:val="continuous"/>
+          <w:pgSz w:w="12240" w:h="15840" w:code="1"/>
+          <w:pgMar w:top="1440" w:right="1440" w:bottom="1440" w:left="1440" w:header="504" w:footer="504" w:gutter="0"/>
+          <w:cols w:space="708"/>
+          <w:titlePg/>
+          <w:docGrid w:linePitch="360"/>
+        </w:sectPr>
+      </w:pPr>
+    </w:p>
+    <w:p>
+      <w:pPr/>
+      <w:r>
+        <w:rPr>
+          <w:lang w:val="en_US" w:bidi="en_US"/>
+        </w:rPr>
+      </w:r>
+    </w:p>
+    <w:p>
+      <w:pPr>
+        <w:pStyle w:val="Heading2"/>
+      </w:pPr>
+      <w:r>
+        <w:rPr>
+          <w:lang w:val="en_US" w:bidi="en_US"/>
+        </w:rPr>
         <w:t>Philemon 1:1 (#1)</w:t>
       </w:r>
-      <w:r/>
-    </w:p>
-    <w:p>
-      <w:r/>
-      <w:r>
-        <w:rPr>
-          <w:b/>
+      <w:r>
+        <w:rPr>
+          <w:lang w:val="en_US" w:bidi="en_US"/>
+        </w:rPr>
+      </w:r>
+    </w:p>
+    <w:p>
+      <w:pPr/>
+      <w:r>
+        <w:rPr>
+          <w:lang w:val="en_US" w:bidi="en_US"/>
+        </w:rPr>
+      </w:r>
+      <w:r>
+        <w:rPr>
+          <w:b/>
+          <w:lang w:val="en_US" w:bidi="en_US"/>
         </w:rPr>
         <w:t>"Paul"</w:t>
       </w:r>
     </w:p>
     <w:p>
-      <w:r/>
-      <w:r>
+      <w:pPr/>
+      <w:r>
+        <w:rPr>
+          <w:lang w:val="en_US" w:bidi="en_US"/>
+        </w:rPr>
+      </w:r>
+      <w:r>
+        <w:rPr>
+          <w:lang w:val="en_US" w:bidi="en_US"/>
+        </w:rPr>
         <w:t>Your language may have a particular way of introducing the author of a letter. Use that here. Alternate translations: “From me, Paul” or “I, Paul”</w:t>
       </w:r>
     </w:p>
     <w:p>
-      <w:r/>
-      <w:r>
+      <w:pPr/>
+      <w:r>
+        <w:rPr>
+          <w:lang w:val="en_US" w:bidi="en_US"/>
+        </w:rPr>
+      </w:r>
+      <w:r>
+        <w:rPr>
+          <w:lang w:val="en_US" w:bidi="en_US"/>
+        </w:rPr>
         <w:t xml:space="preserve">See: </w:t>
       </w:r>
       <w:r>
+        <w:rPr>
+          <w:lang w:val="en_US" w:bidi="en_US"/>
+        </w:rPr>
         <w:t>First, Second or Third Person</w:t>
       </w:r>
-      <w:r/>
-      <w:r/>
-    </w:p>
-    <w:p>
-      <w:r/>
+      <w:r>
+        <w:rPr>
+          <w:lang w:val="en_US" w:bidi="en_US"/>
+        </w:rPr>
+      </w:r>
+      <w:r>
+        <w:rPr>
+          <w:lang w:val="en_US" w:bidi="en_US"/>
+        </w:rPr>
+      </w:r>
+    </w:p>
+    <w:p>
+      <w:pPr/>
+      <w:r>
+        <w:rPr>
+          <w:lang w:val="en_US" w:bidi="en_US"/>
+        </w:rPr>
+      </w:r>
     </w:p>
     <w:p>
       <w:pPr>
         <w:pStyle w:val="Heading2"/>
       </w:pPr>
       <w:r>
+        <w:rPr>
+          <w:lang w:val="en_US" w:bidi="en_US"/>
+        </w:rPr>
         <w:t>Philemon 1:1 (#2)</w:t>
       </w:r>
-      <w:r/>
-    </w:p>
-    <w:p>
-      <w:r/>
-      <w:r>
-        <w:rPr>
-          <w:b/>
+      <w:r>
+        <w:rPr>
+          <w:lang w:val="en_US" w:bidi="en_US"/>
+        </w:rPr>
+      </w:r>
+    </w:p>
+    <w:p>
+      <w:pPr/>
+      <w:r>
+        <w:rPr>
+          <w:lang w:val="en_US" w:bidi="en_US"/>
+        </w:rPr>
+      </w:r>
+      <w:r>
+        <w:rPr>
+          <w:b/>
+          <w:lang w:val="en_US" w:bidi="en_US"/>
         </w:rPr>
         <w:t>"a prisoner of Christ Jesus"</w:t>
       </w:r>
     </w:p>
     <w:p>
-      <w:r/>
-      <w:r>
+      <w:pPr/>
+      <w:r>
+        <w:rPr>
+          <w:lang w:val="en_US" w:bidi="en_US"/>
+        </w:rPr>
+      </w:r>
+      <w:r>
+        <w:rPr>
+          <w:lang w:val="en_US" w:bidi="en_US"/>
+        </w:rPr>
         <w:t>Paul was in prison because people in authority did not want him to preach about Jesus. They put him there in order to stop him and to punish him. This does not mean that Jesus had put Paul in prison. Alternate translation: “a prisoner for the sake of Christ Jesus”</w:t>
       </w:r>
-      <w:r/>
-      <w:r/>
-    </w:p>
-    <w:p>
-      <w:r/>
+      <w:r>
+        <w:rPr>
+          <w:lang w:val="en_US" w:bidi="en_US"/>
+        </w:rPr>
+      </w:r>
+      <w:r>
+        <w:rPr>
+          <w:lang w:val="en_US" w:bidi="en_US"/>
+        </w:rPr>
+      </w:r>
+    </w:p>
+    <w:p>
+      <w:pPr/>
+      <w:r>
+        <w:rPr>
+          <w:lang w:val="en_US" w:bidi="en_US"/>
+        </w:rPr>
+      </w:r>
     </w:p>
     <w:p>
       <w:pPr>
         <w:pStyle w:val="Heading2"/>
       </w:pPr>
       <w:r>
+        <w:rPr>
+          <w:lang w:val="en_US" w:bidi="en_US"/>
+        </w:rPr>
         <w:t>Philemon 1:1 (#3)</w:t>
       </w:r>
-      <w:r/>
-    </w:p>
-    <w:p>
-      <w:r/>
-      <w:r>
-        <w:rPr>
-          <w:b/>
+      <w:r>
+        <w:rPr>
+          <w:lang w:val="en_US" w:bidi="en_US"/>
+        </w:rPr>
+      </w:r>
+    </w:p>
+    <w:p>
+      <w:pPr/>
+      <w:r>
+        <w:rPr>
+          <w:lang w:val="en_US" w:bidi="en_US"/>
+        </w:rPr>
+      </w:r>
+      <w:r>
+        <w:rPr>
+          <w:b/>
+          <w:lang w:val="en_US" w:bidi="en_US"/>
         </w:rPr>
         <w:t>"our brother"</w:t>
       </w:r>
     </w:p>
     <w:p>
-      <w:r/>
-      <w:r>
+      <w:pPr/>
+      <w:r>
+        <w:rPr>
+          <w:lang w:val="en_US" w:bidi="en_US"/>
+        </w:rPr>
+      </w:r>
+      <w:r>
+        <w:rPr>
+          <w:lang w:val="en_US" w:bidi="en_US"/>
+        </w:rPr>
         <w:t xml:space="preserve">Paul is using the term </w:t>
       </w:r>
       <w:r>
         <w:rPr>
           <w:b/>
+          <w:lang w:val="en_US" w:bidi="en_US"/>
         </w:rPr>
         <w:t>brother</w:t>
       </w:r>
       <w:r>
+        <w:rPr>
+          <w:lang w:val="en_US" w:bidi="en_US"/>
+        </w:rPr>
         <w:t xml:space="preserve"> to mean someone who shares the same faith. Alternate translation: “our fellow Christian” or “our companion in the faith” (See: rc://*/ta/man/translate/figs-metaphor)</w:t>
       </w:r>
-      <w:r/>
-      <w:r/>
-    </w:p>
-    <w:p>
-      <w:r/>
+      <w:r>
+        <w:rPr>
+          <w:lang w:val="en_US" w:bidi="en_US"/>
+        </w:rPr>
+      </w:r>
+      <w:r>
+        <w:rPr>
+          <w:lang w:val="en_US" w:bidi="en_US"/>
+        </w:rPr>
+      </w:r>
+    </w:p>
+    <w:p>
+      <w:pPr/>
+      <w:r>
+        <w:rPr>
+          <w:lang w:val="en_US" w:bidi="en_US"/>
+        </w:rPr>
+      </w:r>
     </w:p>
     <w:p>
       <w:pPr>
         <w:pStyle w:val="Heading2"/>
       </w:pPr>
       <w:r>
+        <w:rPr>
+          <w:lang w:val="en_US" w:bidi="en_US"/>
+        </w:rPr>
         <w:t>Philemon 1:1 (#4)</w:t>
       </w:r>
-      <w:r/>
-    </w:p>
-    <w:p>
-      <w:r/>
-      <w:r>
-        <w:rPr>
-          <w:b/>
+      <w:r>
+        <w:rPr>
+          <w:lang w:val="en_US" w:bidi="en_US"/>
+        </w:rPr>
+      </w:r>
+    </w:p>
+    <w:p>
+      <w:pPr/>
+      <w:r>
+        <w:rPr>
+          <w:lang w:val="en_US" w:bidi="en_US"/>
+        </w:rPr>
+      </w:r>
+      <w:r>
+        <w:rPr>
+          <w:b/>
+          <w:lang w:val="en_US" w:bidi="en_US"/>
         </w:rPr>
         <w:t>"our brother"</w:t>
       </w:r>
     </w:p>
     <w:p>
-      <w:r/>
-      <w:r>
+      <w:pPr/>
+      <w:r>
+        <w:rPr>
+          <w:lang w:val="en_US" w:bidi="en_US"/>
+        </w:rPr>
+      </w:r>
+      <w:r>
+        <w:rPr>
+          <w:lang w:val="en_US" w:bidi="en_US"/>
+        </w:rPr>
         <w:t xml:space="preserve">Here, the word </w:t>
       </w:r>
       <w:r>
         <w:rPr>
           <w:b/>
+          <w:lang w:val="en_US" w:bidi="en_US"/>
         </w:rPr>
         <w:t>our</w:t>
       </w:r>
       <w:r>
+        <w:rPr>
+          <w:lang w:val="en_US" w:bidi="en_US"/>
+        </w:rPr>
         <w:t xml:space="preserve"> is not in the original, but was necessary for English, which requires that a relationship word indicate who the person is related to. In this case, </w:t>
       </w:r>
       <w:r>
         <w:rPr>
           <w:b/>
+          <w:lang w:val="en_US" w:bidi="en_US"/>
         </w:rPr>
         <w:t>our</w:t>
       </w:r>
       <w:r>
+        <w:rPr>
+          <w:lang w:val="en_US" w:bidi="en_US"/>
+        </w:rPr>
         <w:t xml:space="preserve"> would be inclusive, relating Timothy to Paul and the readers as a brother in Christ. If your language requires this, you could do the same. If not, you could follow the original wording, which says, “the brother.”</w:t>
       </w:r>
     </w:p>
     <w:p>
-      <w:r/>
-      <w:r>
+      <w:pPr/>
+      <w:r>
+        <w:rPr>
+          <w:lang w:val="en_US" w:bidi="en_US"/>
+        </w:rPr>
+      </w:r>
+      <w:r>
+        <w:rPr>
+          <w:lang w:val="en_US" w:bidi="en_US"/>
+        </w:rPr>
         <w:t xml:space="preserve">See: </w:t>
       </w:r>
       <w:r>
+        <w:rPr>
+          <w:lang w:val="en_US" w:bidi="en_US"/>
+        </w:rPr>
         <w:t>Exclusive and Inclusive ‘We’</w:t>
       </w:r>
-      <w:r/>
-      <w:r/>
-    </w:p>
-    <w:p>
-      <w:r/>
+      <w:r>
+        <w:rPr>
+          <w:lang w:val="en_US" w:bidi="en_US"/>
+        </w:rPr>
+      </w:r>
+      <w:r>
+        <w:rPr>
+          <w:lang w:val="en_US" w:bidi="en_US"/>
+        </w:rPr>
+      </w:r>
+    </w:p>
+    <w:p>
+      <w:pPr/>
+      <w:r>
+        <w:rPr>
+          <w:lang w:val="en_US" w:bidi="en_US"/>
+        </w:rPr>
+      </w:r>
     </w:p>
     <w:p>
       <w:pPr>
         <w:pStyle w:val="Heading2"/>
       </w:pPr>
       <w:r>
+        <w:rPr>
+          <w:lang w:val="en_US" w:bidi="en_US"/>
+        </w:rPr>
         <w:t>Philemon 1:1 (#5)</w:t>
       </w:r>
-      <w:r/>
-    </w:p>
-    <w:p>
-      <w:r/>
-      <w:r>
-        <w:rPr>
-          <w:b/>
+      <w:r>
+        <w:rPr>
+          <w:lang w:val="en_US" w:bidi="en_US"/>
+        </w:rPr>
+      </w:r>
+    </w:p>
+    <w:p>
+      <w:pPr/>
+      <w:r>
+        <w:rPr>
+          <w:lang w:val="en_US" w:bidi="en_US"/>
+        </w:rPr>
+      </w:r>
+      <w:r>
+        <w:rPr>
+          <w:b/>
+          <w:lang w:val="en_US" w:bidi="en_US"/>
         </w:rPr>
         <w:t>"to Philemon"</w:t>
       </w:r>
     </w:p>
     <w:p>
-      <w:r/>
-      <w:r>
-        <w:rPr>
-          <w:b/>
+      <w:pPr/>
+      <w:r>
+        <w:rPr>
+          <w:lang w:val="en_US" w:bidi="en_US"/>
+        </w:rPr>
+      </w:r>
+      <w:r>
+        <w:rPr>
+          <w:b/>
+          <w:lang w:val="en_US" w:bidi="en_US"/>
         </w:rPr>
         <w:t>Philemon</w:t>
       </w:r>
       <w:r>
+        <w:rPr>
+          <w:lang w:val="en_US" w:bidi="en_US"/>
+        </w:rPr>
         <w:t xml:space="preserve"> is the name of a man.</w:t>
       </w:r>
     </w:p>
     <w:p>
-      <w:r/>
-      <w:r>
+      <w:pPr/>
+      <w:r>
+        <w:rPr>
+          <w:lang w:val="en_US" w:bidi="en_US"/>
+        </w:rPr>
+      </w:r>
+      <w:r>
+        <w:rPr>
+          <w:lang w:val="en_US" w:bidi="en_US"/>
+        </w:rPr>
         <w:t xml:space="preserve">See: </w:t>
       </w:r>
       <w:r>
+        <w:rPr>
+          <w:lang w:val="en_US" w:bidi="en_US"/>
+        </w:rPr>
         <w:t>How to Translate Names</w:t>
       </w:r>
-      <w:r/>
-      <w:r/>
-    </w:p>
-    <w:p>
-      <w:r/>
+      <w:r>
+        <w:rPr>
+          <w:lang w:val="en_US" w:bidi="en_US"/>
+        </w:rPr>
+      </w:r>
+      <w:r>
+        <w:rPr>
+          <w:lang w:val="en_US" w:bidi="en_US"/>
+        </w:rPr>
+      </w:r>
+    </w:p>
+    <w:p>
+      <w:pPr/>
+      <w:r>
+        <w:rPr>
+          <w:lang w:val="en_US" w:bidi="en_US"/>
+        </w:rPr>
+      </w:r>
     </w:p>
     <w:p>
       <w:pPr>
         <w:pStyle w:val="Heading2"/>
       </w:pPr>
       <w:r>
+        <w:rPr>
+          <w:lang w:val="en_US" w:bidi="en_US"/>
+        </w:rPr>
         <w:t>Philemon 1:1 (#6)</w:t>
       </w:r>
-      <w:r/>
-    </w:p>
-    <w:p>
-      <w:r/>
-      <w:r>
-        <w:rPr>
-          <w:b/>
+      <w:r>
+        <w:rPr>
+          <w:lang w:val="en_US" w:bidi="en_US"/>
+        </w:rPr>
+      </w:r>
+    </w:p>
+    <w:p>
+      <w:pPr/>
+      <w:r>
+        <w:rPr>
+          <w:lang w:val="en_US" w:bidi="en_US"/>
+        </w:rPr>
+      </w:r>
+      <w:r>
+        <w:rPr>
+          <w:b/>
+          <w:lang w:val="en_US" w:bidi="en_US"/>
         </w:rPr>
         <w:t>"to Philemon"</w:t>
       </w:r>
     </w:p>
     <w:p>
-      <w:r/>
-      <w:r>
+      <w:pPr/>
+      <w:r>
+        <w:rPr>
+          <w:lang w:val="en_US" w:bidi="en_US"/>
+        </w:rPr>
+      </w:r>
+      <w:r>
+        <w:rPr>
+          <w:lang w:val="en_US" w:bidi="en_US"/>
+        </w:rPr>
         <w:t xml:space="preserve">If it would be more natural in your language, you could include the information that this is a letter in which Paul is speaking directly to </w:t>
       </w:r>
       <w:r>
         <w:rPr>
           <w:b/>
+          <w:lang w:val="en_US" w:bidi="en_US"/>
         </w:rPr>
         <w:t>Philemon</w:t>
       </w:r>
       <w:r>
+        <w:rPr>
+          <w:lang w:val="en_US" w:bidi="en_US"/>
+        </w:rPr>
         <w:t>, as in the UST.</w:t>
       </w:r>
     </w:p>
     <w:p>
-      <w:r/>
-      <w:r>
+      <w:pPr/>
+      <w:r>
+        <w:rPr>
+          <w:lang w:val="en_US" w:bidi="en_US"/>
+        </w:rPr>
+      </w:r>
+      <w:r>
+        <w:rPr>
+          <w:lang w:val="en_US" w:bidi="en_US"/>
+        </w:rPr>
         <w:t xml:space="preserve">See: </w:t>
       </w:r>
       <w:r>
+        <w:rPr>
+          <w:lang w:val="en_US" w:bidi="en_US"/>
+        </w:rPr>
         <w:t>Assumed Knowledge and Implicit Information</w:t>
       </w:r>
-      <w:r/>
-      <w:r/>
-    </w:p>
-    <w:p>
-      <w:r/>
+      <w:r>
+        <w:rPr>
+          <w:lang w:val="en_US" w:bidi="en_US"/>
+        </w:rPr>
+      </w:r>
+      <w:r>
+        <w:rPr>
+          <w:lang w:val="en_US" w:bidi="en_US"/>
+        </w:rPr>
+      </w:r>
+    </w:p>
+    <w:p>
+      <w:pPr/>
+      <w:r>
+        <w:rPr>
+          <w:lang w:val="en_US" w:bidi="en_US"/>
+        </w:rPr>
+      </w:r>
     </w:p>
     <w:p>
       <w:pPr>
         <w:pStyle w:val="Heading2"/>
       </w:pPr>
       <w:r>
+        <w:rPr>
+          <w:lang w:val="en_US" w:bidi="en_US"/>
+        </w:rPr>
         <w:t>Philemon 1:1 (#7)</w:t>
       </w:r>
-      <w:r/>
-    </w:p>
-    <w:p>
-      <w:r/>
-      <w:r>
-        <w:rPr>
-          <w:b/>
+      <w:r>
+        <w:rPr>
+          <w:lang w:val="en_US" w:bidi="en_US"/>
+        </w:rPr>
+      </w:r>
+    </w:p>
+    <w:p>
+      <w:pPr/>
+      <w:r>
+        <w:rPr>
+          <w:lang w:val="en_US" w:bidi="en_US"/>
+        </w:rPr>
+      </w:r>
+      <w:r>
+        <w:rPr>
+          <w:b/>
+          <w:lang w:val="en_US" w:bidi="en_US"/>
         </w:rPr>
         <w:t>"our"</w:t>
       </w:r>
     </w:p>
     <w:p>
-      <w:r/>
-      <w:r>
+      <w:pPr/>
+      <w:r>
+        <w:rPr>
+          <w:lang w:val="en_US" w:bidi="en_US"/>
+        </w:rPr>
+      </w:r>
+      <w:r>
+        <w:rPr>
+          <w:lang w:val="en_US" w:bidi="en_US"/>
+        </w:rPr>
         <w:t xml:space="preserve">The word </w:t>
       </w:r>
       <w:r>
         <w:rPr>
           <w:b/>
+          <w:lang w:val="en_US" w:bidi="en_US"/>
         </w:rPr>
         <w:t>our</w:t>
       </w:r>
       <w:r>
+        <w:rPr>
+          <w:lang w:val="en_US" w:bidi="en_US"/>
+        </w:rPr>
         <w:t xml:space="preserve"> here refers to Paul and those with him, but not to the reader.</w:t>
       </w:r>
     </w:p>
     <w:p>
-      <w:r/>
-      <w:r>
+      <w:pPr/>
+      <w:r>
+        <w:rPr>
+          <w:lang w:val="en_US" w:bidi="en_US"/>
+        </w:rPr>
+      </w:r>
+      <w:r>
+        <w:rPr>
+          <w:lang w:val="en_US" w:bidi="en_US"/>
+        </w:rPr>
         <w:t xml:space="preserve">See: </w:t>
       </w:r>
       <w:r>
+        <w:rPr>
+          <w:lang w:val="en_US" w:bidi="en_US"/>
+        </w:rPr>
         <w:t>Exclusive and Inclusive ‘We’</w:t>
       </w:r>
-      <w:r/>
-      <w:r/>
-    </w:p>
-    <w:p>
-      <w:r/>
+      <w:r>
+        <w:rPr>
+          <w:lang w:val="en_US" w:bidi="en_US"/>
+        </w:rPr>
+      </w:r>
+      <w:r>
+        <w:rPr>
+          <w:lang w:val="en_US" w:bidi="en_US"/>
+        </w:rPr>
+      </w:r>
+    </w:p>
+    <w:p>
+      <w:pPr/>
+      <w:r>
+        <w:rPr>
+          <w:lang w:val="en_US" w:bidi="en_US"/>
+        </w:rPr>
+      </w:r>
     </w:p>
     <w:p>
       <w:pPr>
         <w:pStyle w:val="Heading2"/>
       </w:pPr>
       <w:r>
+        <w:rPr>
+          <w:lang w:val="en_US" w:bidi="en_US"/>
+        </w:rPr>
         <w:t>Philemon 1:1 (#8)</w:t>
       </w:r>
-      <w:r/>
-    </w:p>
-    <w:p>
-      <w:r/>
-      <w:r>
-        <w:rPr>
-          <w:b/>
+      <w:r>
+        <w:rPr>
+          <w:lang w:val="en_US" w:bidi="en_US"/>
+        </w:rPr>
+      </w:r>
+    </w:p>
+    <w:p>
+      <w:pPr/>
+      <w:r>
+        <w:rPr>
+          <w:lang w:val="en_US" w:bidi="en_US"/>
+        </w:rPr>
+      </w:r>
+      <w:r>
+        <w:rPr>
+          <w:b/>
+          <w:lang w:val="en_US" w:bidi="en_US"/>
         </w:rPr>
         <w:t>"and our fellow worker"</w:t>
       </w:r>
     </w:p>
     <w:p>
-      <w:r/>
-      <w:r>
+      <w:pPr/>
+      <w:r>
+        <w:rPr>
+          <w:lang w:val="en_US" w:bidi="en_US"/>
+        </w:rPr>
+      </w:r>
+      <w:r>
+        <w:rPr>
+          <w:lang w:val="en_US" w:bidi="en_US"/>
+        </w:rPr>
         <w:t>If it would be helpful in your language, you could state explicitly how Philemon worked with Paul. Alternate translation: “who, like us, works to spread the gospel” or “who works as we do to serve Jesus”</w:t>
       </w:r>
-      <w:r/>
-      <w:r/>
-    </w:p>
-    <w:p>
-      <w:r/>
+      <w:r>
+        <w:rPr>
+          <w:lang w:val="en_US" w:bidi="en_US"/>
+        </w:rPr>
+      </w:r>
+      <w:r>
+        <w:rPr>
+          <w:lang w:val="en_US" w:bidi="en_US"/>
+        </w:rPr>
+      </w:r>
+    </w:p>
+    <w:p>
+      <w:pPr/>
+      <w:r>
+        <w:rPr>
+          <w:lang w:val="en_US" w:bidi="en_US"/>
+        </w:rPr>
+      </w:r>
     </w:p>
     <w:p>
       <w:pPr>
         <w:pStyle w:val="Heading2"/>
       </w:pPr>
       <w:r>
+        <w:rPr>
+          <w:lang w:val="en_US" w:bidi="en_US"/>
+        </w:rPr>
         <w:t>Philemon 1:2 (#1)</w:t>
       </w:r>
-      <w:r/>
-    </w:p>
-    <w:p>
-      <w:r/>
-      <w:r>
-        <w:rPr>
-          <w:b/>
+      <w:r>
+        <w:rPr>
+          <w:lang w:val="en_US" w:bidi="en_US"/>
+        </w:rPr>
+      </w:r>
+    </w:p>
+    <w:p>
+      <w:pPr/>
+      <w:r>
+        <w:rPr>
+          <w:lang w:val="en_US" w:bidi="en_US"/>
+        </w:rPr>
+      </w:r>
+      <w:r>
+        <w:rPr>
+          <w:b/>
+          <w:lang w:val="en_US" w:bidi="en_US"/>
         </w:rPr>
         <w:t>"to Apphia"</w:t>
       </w:r>
     </w:p>
     <w:p>
-      <w:r/>
-      <w:r>
-        <w:rPr>
-          <w:b/>
+      <w:pPr/>
+      <w:r>
+        <w:rPr>
+          <w:lang w:val="en_US" w:bidi="en_US"/>
+        </w:rPr>
+      </w:r>
+      <w:r>
+        <w:rPr>
+          <w:b/>
+          <w:lang w:val="en_US" w:bidi="en_US"/>
         </w:rPr>
         <w:t>Apphia</w:t>
       </w:r>
       <w:r>
+        <w:rPr>
+          <w:lang w:val="en_US" w:bidi="en_US"/>
+        </w:rPr>
         <w:t xml:space="preserve"> is the name of a woman.</w:t>
       </w:r>
     </w:p>
     <w:p>
-      <w:r/>
-      <w:r>
+      <w:pPr/>
+      <w:r>
+        <w:rPr>
+          <w:lang w:val="en_US" w:bidi="en_US"/>
+        </w:rPr>
+      </w:r>
+      <w:r>
+        <w:rPr>
+          <w:lang w:val="en_US" w:bidi="en_US"/>
+        </w:rPr>
         <w:t xml:space="preserve">See: </w:t>
       </w:r>
       <w:r>
+        <w:rPr>
+          <w:lang w:val="en_US" w:bidi="en_US"/>
+        </w:rPr>
         <w:t>How to Translate Names</w:t>
       </w:r>
-      <w:r/>
-      <w:r/>
-    </w:p>
-    <w:p>
-      <w:r/>
+      <w:r>
+        <w:rPr>
+          <w:lang w:val="en_US" w:bidi="en_US"/>
+        </w:rPr>
+      </w:r>
+      <w:r>
+        <w:rPr>
+          <w:lang w:val="en_US" w:bidi="en_US"/>
+        </w:rPr>
+      </w:r>
+    </w:p>
+    <w:p>
+      <w:pPr/>
+      <w:r>
+        <w:rPr>
+          <w:lang w:val="en_US" w:bidi="en_US"/>
+        </w:rPr>
+      </w:r>
     </w:p>
     <w:p>
       <w:pPr>
         <w:pStyle w:val="Heading2"/>
       </w:pPr>
       <w:r>
+        <w:rPr>
+          <w:lang w:val="en_US" w:bidi="en_US"/>
+        </w:rPr>
         <w:t>Philemon 1:2 (#2)</w:t>
       </w:r>
-      <w:r/>
-    </w:p>
-    <w:p>
-      <w:r/>
-      <w:r>
-        <w:rPr>
-          <w:b/>
+      <w:r>
+        <w:rPr>
+          <w:lang w:val="en_US" w:bidi="en_US"/>
+        </w:rPr>
+      </w:r>
+    </w:p>
+    <w:p>
+      <w:pPr/>
+      <w:r>
+        <w:rPr>
+          <w:lang w:val="en_US" w:bidi="en_US"/>
+        </w:rPr>
+      </w:r>
+      <w:r>
+        <w:rPr>
+          <w:b/>
+          <w:lang w:val="en_US" w:bidi="en_US"/>
         </w:rPr>
         <w:t>"our sister"</w:t>
       </w:r>
     </w:p>
     <w:p>
-      <w:r/>
-      <w:r>
+      <w:pPr/>
+      <w:r>
+        <w:rPr>
+          <w:lang w:val="en_US" w:bidi="en_US"/>
+        </w:rPr>
+      </w:r>
+      <w:r>
+        <w:rPr>
+          <w:lang w:val="en_US" w:bidi="en_US"/>
+        </w:rPr>
         <w:t xml:space="preserve">Here, the word </w:t>
       </w:r>
       <w:r>
         <w:rPr>
           <w:b/>
+          <w:lang w:val="en_US" w:bidi="en_US"/>
         </w:rPr>
         <w:t>our</w:t>
       </w:r>
       <w:r>
+        <w:rPr>
+          <w:lang w:val="en_US" w:bidi="en_US"/>
+        </w:rPr>
         <w:t xml:space="preserve"> is not in the original, but was necessary for English, which requires that a relationship word indicate who the person is related to. In this case, </w:t>
       </w:r>
       <w:r>
         <w:rPr>
           <w:b/>
+          <w:lang w:val="en_US" w:bidi="en_US"/>
         </w:rPr>
         <w:t>our</w:t>
       </w:r>
       <w:r>
+        <w:rPr>
+          <w:lang w:val="en_US" w:bidi="en_US"/>
+        </w:rPr>
         <w:t xml:space="preserve"> would be inclusive, relating Apphia to Paul and the readers as a sister in Christ. If your language requires this, you could do the same. If not, you could do the same as the original, which says, “the sister.”</w:t>
       </w:r>
     </w:p>
     <w:p>
-      <w:r/>
-      <w:r>
+      <w:pPr/>
+      <w:r>
+        <w:rPr>
+          <w:lang w:val="en_US" w:bidi="en_US"/>
+        </w:rPr>
+      </w:r>
+      <w:r>
+        <w:rPr>
+          <w:lang w:val="en_US" w:bidi="en_US"/>
+        </w:rPr>
         <w:t xml:space="preserve">See: </w:t>
       </w:r>
       <w:r>
+        <w:rPr>
+          <w:lang w:val="en_US" w:bidi="en_US"/>
+        </w:rPr>
         <w:t>Exclusive and Inclusive ‘We’</w:t>
       </w:r>
-      <w:r/>
-      <w:r/>
-    </w:p>
-    <w:p>
-      <w:r/>
+      <w:r>
+        <w:rPr>
+          <w:lang w:val="en_US" w:bidi="en_US"/>
+        </w:rPr>
+      </w:r>
+      <w:r>
+        <w:rPr>
+          <w:lang w:val="en_US" w:bidi="en_US"/>
+        </w:rPr>
+      </w:r>
+    </w:p>
+    <w:p>
+      <w:pPr/>
+      <w:r>
+        <w:rPr>
+          <w:lang w:val="en_US" w:bidi="en_US"/>
+        </w:rPr>
+      </w:r>
     </w:p>
     <w:p>
       <w:pPr>
         <w:pStyle w:val="Heading2"/>
       </w:pPr>
       <w:r>
+        <w:rPr>
+          <w:lang w:val="en_US" w:bidi="en_US"/>
+        </w:rPr>
         <w:t>Philemon 1:2 (#3)</w:t>
       </w:r>
-      <w:r/>
-    </w:p>
-    <w:p>
-      <w:r/>
-      <w:r>
-        <w:rPr>
-          <w:b/>
+      <w:r>
+        <w:rPr>
+          <w:lang w:val="en_US" w:bidi="en_US"/>
+        </w:rPr>
+      </w:r>
+    </w:p>
+    <w:p>
+      <w:pPr/>
+      <w:r>
+        <w:rPr>
+          <w:lang w:val="en_US" w:bidi="en_US"/>
+        </w:rPr>
+      </w:r>
+      <w:r>
+        <w:rPr>
+          <w:b/>
+          <w:lang w:val="en_US" w:bidi="en_US"/>
         </w:rPr>
         <w:t>"our sister"</w:t>
       </w:r>
     </w:p>
     <w:p>
-      <w:r/>
-      <w:r>
+      <w:pPr/>
+      <w:r>
+        <w:rPr>
+          <w:lang w:val="en_US" w:bidi="en_US"/>
+        </w:rPr>
+      </w:r>
+      <w:r>
+        <w:rPr>
+          <w:lang w:val="en_US" w:bidi="en_US"/>
+        </w:rPr>
         <w:t xml:space="preserve">Paul is using the term </w:t>
       </w:r>
       <w:r>
         <w:rPr>
           <w:b/>
+          <w:lang w:val="en_US" w:bidi="en_US"/>
         </w:rPr>
         <w:t>sister</w:t>
       </w:r>
       <w:r>
+        <w:rPr>
+          <w:lang w:val="en_US" w:bidi="en_US"/>
+        </w:rPr>
         <w:t xml:space="preserve"> to mean a woman who shares the same faith. Alternate translation: “our fellow Christian” or “our spiritual sister”</w:t>
       </w:r>
     </w:p>
     <w:p>
-      <w:r/>
-      <w:r>
+      <w:pPr/>
+      <w:r>
+        <w:rPr>
+          <w:lang w:val="en_US" w:bidi="en_US"/>
+        </w:rPr>
+      </w:r>
+      <w:r>
+        <w:rPr>
+          <w:lang w:val="en_US" w:bidi="en_US"/>
+        </w:rPr>
         <w:t xml:space="preserve">See: </w:t>
       </w:r>
       <w:r>
+        <w:rPr>
+          <w:lang w:val="en_US" w:bidi="en_US"/>
+        </w:rPr>
         <w:t>Metaphor</w:t>
       </w:r>
-      <w:r/>
-      <w:r/>
-    </w:p>
-    <w:p>
-      <w:r/>
+      <w:r>
+        <w:rPr>
+          <w:lang w:val="en_US" w:bidi="en_US"/>
+        </w:rPr>
+      </w:r>
+      <w:r>
+        <w:rPr>
+          <w:lang w:val="en_US" w:bidi="en_US"/>
+        </w:rPr>
+      </w:r>
+    </w:p>
+    <w:p>
+      <w:pPr/>
+      <w:r>
+        <w:rPr>
+          <w:lang w:val="en_US" w:bidi="en_US"/>
+        </w:rPr>
+      </w:r>
     </w:p>
     <w:p>
       <w:pPr>
         <w:pStyle w:val="Heading2"/>
       </w:pPr>
       <w:r>
+        <w:rPr>
+          <w:lang w:val="en_US" w:bidi="en_US"/>
+        </w:rPr>
         <w:t>Philemon 1:2 (#4)</w:t>
       </w:r>
-      <w:r/>
-    </w:p>
-    <w:p>
-      <w:r/>
-      <w:r>
-        <w:rPr>
-          <w:b/>
+      <w:r>
+        <w:rPr>
+          <w:lang w:val="en_US" w:bidi="en_US"/>
+        </w:rPr>
+      </w:r>
+    </w:p>
+    <w:p>
+      <w:pPr/>
+      <w:r>
+        <w:rPr>
+          <w:lang w:val="en_US" w:bidi="en_US"/>
+        </w:rPr>
+      </w:r>
+      <w:r>
+        <w:rPr>
+          <w:b/>
+          <w:lang w:val="en_US" w:bidi="en_US"/>
         </w:rPr>
         <w:t>"our"</w:t>
       </w:r>
     </w:p>
     <w:p>
-      <w:r/>
-      <w:r>
+      <w:pPr/>
+      <w:r>
+        <w:rPr>
+          <w:lang w:val="en_US" w:bidi="en_US"/>
+        </w:rPr>
+      </w:r>
+      <w:r>
+        <w:rPr>
+          <w:lang w:val="en_US" w:bidi="en_US"/>
+        </w:rPr>
         <w:t xml:space="preserve">The word </w:t>
       </w:r>
       <w:r>
         <w:rPr>
           <w:b/>
+          <w:lang w:val="en_US" w:bidi="en_US"/>
         </w:rPr>
         <w:t>our</w:t>
       </w:r>
       <w:r>
+        <w:rPr>
+          <w:lang w:val="en_US" w:bidi="en_US"/>
+        </w:rPr>
         <w:t xml:space="preserve"> here refers to Paul and those with him, but not to the reader.</w:t>
       </w:r>
     </w:p>
     <w:p>
-      <w:r/>
-      <w:r>
+      <w:pPr/>
+      <w:r>
+        <w:rPr>
+          <w:lang w:val="en_US" w:bidi="en_US"/>
+        </w:rPr>
+      </w:r>
+      <w:r>
+        <w:rPr>
+          <w:lang w:val="en_US" w:bidi="en_US"/>
+        </w:rPr>
         <w:t xml:space="preserve">See: </w:t>
       </w:r>
       <w:r>
+        <w:rPr>
+          <w:lang w:val="en_US" w:bidi="en_US"/>
+        </w:rPr>
         <w:t>Exclusive and Inclusive ‘We’</w:t>
       </w:r>
-      <w:r/>
-      <w:r/>
-    </w:p>
-    <w:p>
-      <w:r/>
+      <w:r>
+        <w:rPr>
+          <w:lang w:val="en_US" w:bidi="en_US"/>
+        </w:rPr>
+      </w:r>
+      <w:r>
+        <w:rPr>
+          <w:lang w:val="en_US" w:bidi="en_US"/>
+        </w:rPr>
+      </w:r>
+    </w:p>
+    <w:p>
+      <w:pPr/>
+      <w:r>
+        <w:rPr>
+          <w:lang w:val="en_US" w:bidi="en_US"/>
+        </w:rPr>
+      </w:r>
     </w:p>
     <w:p>
       <w:pPr>
         <w:pStyle w:val="Heading2"/>
       </w:pPr>
       <w:r>
+        <w:rPr>
+          <w:lang w:val="en_US" w:bidi="en_US"/>
+        </w:rPr>
         <w:t>Philemon 1:2 (#5)</w:t>
       </w:r>
-      <w:r/>
-    </w:p>
-    <w:p>
-      <w:r/>
-      <w:r>
-        <w:rPr>
-          <w:b/>
+      <w:r>
+        <w:rPr>
+          <w:lang w:val="en_US" w:bidi="en_US"/>
+        </w:rPr>
+      </w:r>
+    </w:p>
+    <w:p>
+      <w:pPr/>
+      <w:r>
+        <w:rPr>
+          <w:lang w:val="en_US" w:bidi="en_US"/>
+        </w:rPr>
+      </w:r>
+      <w:r>
+        <w:rPr>
+          <w:b/>
+          <w:lang w:val="en_US" w:bidi="en_US"/>
         </w:rPr>
         <w:t>"to Apphia"</w:t>
       </w:r>
       <w:r>
+        <w:rPr>
+          <w:lang w:val="en_US" w:bidi="en_US"/>
+        </w:rPr>
         <w:t xml:space="preserve"> - </w:t>
       </w:r>
       <w:r>
         <w:rPr>
           <w:b/>
+          <w:lang w:val="en_US" w:bidi="en_US"/>
         </w:rPr>
         <w:t>"to Archippus"</w:t>
       </w:r>
       <w:r>
+        <w:rPr>
+          <w:lang w:val="en_US" w:bidi="en_US"/>
+        </w:rPr>
         <w:t xml:space="preserve"> - </w:t>
       </w:r>
       <w:r>
         <w:rPr>
           <w:b/>
+          <w:lang w:val="en_US" w:bidi="en_US"/>
         </w:rPr>
         <w:t>"to the church"</w:t>
       </w:r>
     </w:p>
     <w:p>
-      <w:r/>
-      <w:r>
+      <w:pPr/>
+      <w:r>
+        <w:rPr>
+          <w:lang w:val="en_US" w:bidi="en_US"/>
+        </w:rPr>
+      </w:r>
+      <w:r>
+        <w:rPr>
+          <w:lang w:val="en_US" w:bidi="en_US"/>
+        </w:rPr>
         <w:t xml:space="preserve">The letter is predominantly addressed to Philemon. It could be misleading to suggest Paul is writing to </w:t>
       </w:r>
       <w:r>
         <w:rPr>
           <w:b/>
+          <w:lang w:val="en_US" w:bidi="en_US"/>
         </w:rPr>
         <w:t>Apphia</w:t>
       </w:r>
       <w:r>
+        <w:rPr>
+          <w:lang w:val="en_US" w:bidi="en_US"/>
+        </w:rPr>
         <w:t xml:space="preserve">, </w:t>
       </w:r>
       <w:r>
         <w:rPr>
           <w:b/>
+          <w:lang w:val="en_US" w:bidi="en_US"/>
         </w:rPr>
         <w:t>Archippus</w:t>
       </w:r>
       <w:r>
+        <w:rPr>
+          <w:lang w:val="en_US" w:bidi="en_US"/>
+        </w:rPr>
         <w:t xml:space="preserve">, and </w:t>
       </w:r>
       <w:r>
         <w:rPr>
           <w:b/>
+          <w:lang w:val="en_US" w:bidi="en_US"/>
         </w:rPr>
         <w:t>the church</w:t>
       </w:r>
       <w:r>
+        <w:rPr>
+          <w:lang w:val="en_US" w:bidi="en_US"/>
+        </w:rPr>
         <w:t xml:space="preserve"> in Philemon’s house, on the same level as he is writing to Philemon.</w:t>
       </w:r>
-      <w:r/>
-      <w:r/>
-    </w:p>
-    <w:p>
-      <w:r/>
+      <w:r>
+        <w:rPr>
+          <w:lang w:val="en_US" w:bidi="en_US"/>
+        </w:rPr>
+      </w:r>
+      <w:r>
+        <w:rPr>
+          <w:lang w:val="en_US" w:bidi="en_US"/>
+        </w:rPr>
+      </w:r>
+    </w:p>
+    <w:p>
+      <w:pPr/>
+      <w:r>
+        <w:rPr>
+          <w:lang w:val="en_US" w:bidi="en_US"/>
+        </w:rPr>
+      </w:r>
     </w:p>
     <w:p>
       <w:pPr>
         <w:pStyle w:val="Heading2"/>
       </w:pPr>
       <w:r>
+        <w:rPr>
+          <w:lang w:val="en_US" w:bidi="en_US"/>
+        </w:rPr>
         <w:t>Philemon 1:2 (#6)</w:t>
       </w:r>
-      <w:r/>
-    </w:p>
-    <w:p>
-      <w:r/>
-      <w:r>
-        <w:rPr>
-          <w:b/>
+      <w:r>
+        <w:rPr>
+          <w:lang w:val="en_US" w:bidi="en_US"/>
+        </w:rPr>
+      </w:r>
+    </w:p>
+    <w:p>
+      <w:pPr/>
+      <w:r>
+        <w:rPr>
+          <w:lang w:val="en_US" w:bidi="en_US"/>
+        </w:rPr>
+      </w:r>
+      <w:r>
+        <w:rPr>
+          <w:b/>
+          <w:lang w:val="en_US" w:bidi="en_US"/>
         </w:rPr>
         <w:t>"to Archippus"</w:t>
       </w:r>
     </w:p>
     <w:p>
-      <w:r/>
-      <w:r>
-        <w:rPr>
-          <w:b/>
+      <w:pPr/>
+      <w:r>
+        <w:rPr>
+          <w:lang w:val="en_US" w:bidi="en_US"/>
+        </w:rPr>
+      </w:r>
+      <w:r>
+        <w:rPr>
+          <w:b/>
+          <w:lang w:val="en_US" w:bidi="en_US"/>
         </w:rPr>
         <w:t>Archippus</w:t>
       </w:r>
       <w:r>
+        <w:rPr>
+          <w:lang w:val="en_US" w:bidi="en_US"/>
+        </w:rPr>
         <w:t xml:space="preserve"> is the name of a man in the church with Philemon.</w:t>
       </w:r>
     </w:p>
     <w:p>
-      <w:r/>
-      <w:r>
+      <w:pPr/>
+      <w:r>
+        <w:rPr>
+          <w:lang w:val="en_US" w:bidi="en_US"/>
+        </w:rPr>
+      </w:r>
+      <w:r>
+        <w:rPr>
+          <w:lang w:val="en_US" w:bidi="en_US"/>
+        </w:rPr>
         <w:t xml:space="preserve">See: </w:t>
       </w:r>
       <w:r>
+        <w:rPr>
+          <w:lang w:val="en_US" w:bidi="en_US"/>
+        </w:rPr>
         <w:t>How to Translate Names</w:t>
       </w:r>
-      <w:r/>
-      <w:r/>
-    </w:p>
-    <w:p>
-      <w:r/>
+      <w:r>
+        <w:rPr>
+          <w:lang w:val="en_US" w:bidi="en_US"/>
+        </w:rPr>
+      </w:r>
+      <w:r>
+        <w:rPr>
+          <w:lang w:val="en_US" w:bidi="en_US"/>
+        </w:rPr>
+      </w:r>
+    </w:p>
+    <w:p>
+      <w:pPr/>
+      <w:r>
+        <w:rPr>
+          <w:lang w:val="en_US" w:bidi="en_US"/>
+        </w:rPr>
+      </w:r>
     </w:p>
     <w:p>
       <w:pPr>
         <w:pStyle w:val="Heading2"/>
       </w:pPr>
       <w:r>
+        <w:rPr>
+          <w:lang w:val="en_US" w:bidi="en_US"/>
+        </w:rPr>
         <w:t>Philemon 1:2 (#7)</w:t>
       </w:r>
-      <w:r/>
-    </w:p>
-    <w:p>
-      <w:r/>
-      <w:r>
-        <w:rPr>
-          <w:b/>
+      <w:r>
+        <w:rPr>
+          <w:lang w:val="en_US" w:bidi="en_US"/>
+        </w:rPr>
+      </w:r>
+    </w:p>
+    <w:p>
+      <w:pPr/>
+      <w:r>
+        <w:rPr>
+          <w:lang w:val="en_US" w:bidi="en_US"/>
+        </w:rPr>
+      </w:r>
+      <w:r>
+        <w:rPr>
+          <w:b/>
+          <w:lang w:val="en_US" w:bidi="en_US"/>
         </w:rPr>
         <w:t>"our fellow soldier"</w:t>
       </w:r>
     </w:p>
     <w:p>
-      <w:r/>
-      <w:r>
+      <w:pPr/>
+      <w:r>
+        <w:rPr>
+          <w:lang w:val="en_US" w:bidi="en_US"/>
+        </w:rPr>
+      </w:r>
+      <w:r>
+        <w:rPr>
+          <w:lang w:val="en_US" w:bidi="en_US"/>
+        </w:rPr>
         <w:t>Paul speaks here of Archippus as if he and Archippus were both soldiers in an army. He means that Archippus works hard, as Paul himself works hard, to spread the gospel. Alternate translation: “our fellow spiritual warrior” or “who also fights the spiritual battle with us”</w:t>
       </w:r>
     </w:p>
     <w:p>
-      <w:r/>
-      <w:r>
+      <w:pPr/>
+      <w:r>
+        <w:rPr>
+          <w:lang w:val="en_US" w:bidi="en_US"/>
+        </w:rPr>
+      </w:r>
+      <w:r>
+        <w:rPr>
+          <w:lang w:val="en_US" w:bidi="en_US"/>
+        </w:rPr>
         <w:t xml:space="preserve">See: </w:t>
       </w:r>
       <w:r>
+        <w:rPr>
+          <w:lang w:val="en_US" w:bidi="en_US"/>
+        </w:rPr>
         <w:t>Metaphor</w:t>
       </w:r>
-      <w:r/>
-      <w:r/>
-    </w:p>
-    <w:p>
-      <w:r/>
+      <w:r>
+        <w:rPr>
+          <w:lang w:val="en_US" w:bidi="en_US"/>
+        </w:rPr>
+      </w:r>
+      <w:r>
+        <w:rPr>
+          <w:lang w:val="en_US" w:bidi="en_US"/>
+        </w:rPr>
+      </w:r>
+    </w:p>
+    <w:p>
+      <w:pPr/>
+      <w:r>
+        <w:rPr>
+          <w:lang w:val="en_US" w:bidi="en_US"/>
+        </w:rPr>
+      </w:r>
     </w:p>
     <w:p>
       <w:pPr>
         <w:pStyle w:val="Heading2"/>
       </w:pPr>
       <w:r>
+        <w:rPr>
+          <w:lang w:val="en_US" w:bidi="en_US"/>
+        </w:rPr>
         <w:t>Philemon 1:2 (#8)</w:t>
       </w:r>
-      <w:r/>
-    </w:p>
-    <w:p>
-      <w:r/>
-      <w:r>
-        <w:rPr>
-          <w:b/>
+      <w:r>
+        <w:rPr>
+          <w:lang w:val="en_US" w:bidi="en_US"/>
+        </w:rPr>
+      </w:r>
+    </w:p>
+    <w:p>
+      <w:pPr/>
+      <w:r>
+        <w:rPr>
+          <w:lang w:val="en_US" w:bidi="en_US"/>
+        </w:rPr>
+      </w:r>
+      <w:r>
+        <w:rPr>
+          <w:b/>
+          <w:lang w:val="en_US" w:bidi="en_US"/>
         </w:rPr>
         <w:t>"and to the church in your house"</w:t>
       </w:r>
     </w:p>
     <w:p>
-      <w:r/>
-      <w:r>
+      <w:pPr/>
+      <w:r>
+        <w:rPr>
+          <w:lang w:val="en_US" w:bidi="en_US"/>
+        </w:rPr>
+      </w:r>
+      <w:r>
+        <w:rPr>
+          <w:lang w:val="en_US" w:bidi="en_US"/>
+        </w:rPr>
         <w:t xml:space="preserve">Apphia and Archippus were probably also members of the </w:t>
       </w:r>
       <w:r>
         <w:rPr>
           <w:b/>
+          <w:lang w:val="en_US" w:bidi="en_US"/>
         </w:rPr>
         <w:t>church</w:t>
       </w:r>
       <w:r>
+        <w:rPr>
+          <w:lang w:val="en_US" w:bidi="en_US"/>
+        </w:rPr>
         <w:t xml:space="preserve"> that met at Philemon’s house. If mentioning them separately would imply that they were not part of the church, you could include a word like “other.” Alternate translation: “to the other members of the church in your house”</w:t>
       </w:r>
-      <w:r/>
-      <w:r/>
-    </w:p>
-    <w:p>
-      <w:r/>
+      <w:r>
+        <w:rPr>
+          <w:lang w:val="en_US" w:bidi="en_US"/>
+        </w:rPr>
+      </w:r>
+      <w:r>
+        <w:rPr>
+          <w:lang w:val="en_US" w:bidi="en_US"/>
+        </w:rPr>
+      </w:r>
+    </w:p>
+    <w:p>
+      <w:pPr/>
+      <w:r>
+        <w:rPr>
+          <w:lang w:val="en_US" w:bidi="en_US"/>
+        </w:rPr>
+      </w:r>
     </w:p>
     <w:p>
       <w:pPr>
         <w:pStyle w:val="Heading2"/>
       </w:pPr>
       <w:r>
+        <w:rPr>
+          <w:lang w:val="en_US" w:bidi="en_US"/>
+        </w:rPr>
         <w:t>Philemon 1:3 (#1)</w:t>
       </w:r>
-      <w:r/>
-    </w:p>
-    <w:p>
-      <w:r/>
-      <w:r>
-        <w:rPr>
-          <w:b/>
+      <w:r>
+        <w:rPr>
+          <w:lang w:val="en_US" w:bidi="en_US"/>
+        </w:rPr>
+      </w:r>
+    </w:p>
+    <w:p>
+      <w:pPr/>
+      <w:r>
+        <w:rPr>
+          <w:lang w:val="en_US" w:bidi="en_US"/>
+        </w:rPr>
+      </w:r>
+      <w:r>
+        <w:rPr>
+          <w:b/>
+          <w:lang w:val="en_US" w:bidi="en_US"/>
         </w:rPr>
         <w:t>"Grace to you and peace from God our Father and our Lord Jesus Christ"</w:t>
       </w:r>
     </w:p>
     <w:p>
-      <w:r/>
-      <w:r>
+      <w:pPr/>
+      <w:r>
+        <w:rPr>
+          <w:lang w:val="en_US" w:bidi="en_US"/>
+        </w:rPr>
+      </w:r>
+      <w:r>
+        <w:rPr>
+          <w:lang w:val="en_US" w:bidi="en_US"/>
+        </w:rPr>
         <w:t>After introducing the senders and recipients of the letter, Paul gives a blessing. Use a form that people would recognize as a blessing in your language. Alternate translation: “May God our Father and the Lord Jesus Christ give you grace and peace.”</w:t>
       </w:r>
     </w:p>
     <w:p>
-      <w:r/>
-      <w:r>
+      <w:pPr/>
+      <w:r>
+        <w:rPr>
+          <w:lang w:val="en_US" w:bidi="en_US"/>
+        </w:rPr>
+      </w:r>
+      <w:r>
+        <w:rPr>
+          <w:lang w:val="en_US" w:bidi="en_US"/>
+        </w:rPr>
         <w:t xml:space="preserve">See: </w:t>
       </w:r>
       <w:r>
+        <w:rPr>
+          <w:lang w:val="en_US" w:bidi="en_US"/>
+        </w:rPr>
         <w:t>Blessings</w:t>
       </w:r>
-      <w:r/>
-      <w:r/>
-    </w:p>
-    <w:p>
-      <w:r/>
+      <w:r>
+        <w:rPr>
+          <w:lang w:val="en_US" w:bidi="en_US"/>
+        </w:rPr>
+      </w:r>
+      <w:r>
+        <w:rPr>
+          <w:lang w:val="en_US" w:bidi="en_US"/>
+        </w:rPr>
+      </w:r>
+    </w:p>
+    <w:p>
+      <w:pPr/>
+      <w:r>
+        <w:rPr>
+          <w:lang w:val="en_US" w:bidi="en_US"/>
+        </w:rPr>
+      </w:r>
     </w:p>
     <w:p>
       <w:pPr>
         <w:pStyle w:val="Heading2"/>
       </w:pPr>
       <w:r>
+        <w:rPr>
+          <w:lang w:val="en_US" w:bidi="en_US"/>
+        </w:rPr>
         <w:t>Philemon 1:3 (#2)</w:t>
       </w:r>
-      <w:r/>
-    </w:p>
-    <w:p>
-      <w:r/>
-      <w:r>
-        <w:rPr>
-          <w:b/>
+      <w:r>
+        <w:rPr>
+          <w:lang w:val="en_US" w:bidi="en_US"/>
+        </w:rPr>
+      </w:r>
+    </w:p>
+    <w:p>
+      <w:pPr/>
+      <w:r>
+        <w:rPr>
+          <w:lang w:val="en_US" w:bidi="en_US"/>
+        </w:rPr>
+      </w:r>
+      <w:r>
+        <w:rPr>
+          <w:b/>
+          <w:lang w:val="en_US" w:bidi="en_US"/>
         </w:rPr>
         <w:t>"Grace to you and peace from God our Father and our Lord Jesus Christ"</w:t>
       </w:r>
     </w:p>
     <w:p>
-      <w:r/>
-      <w:r>
+      <w:pPr/>
+      <w:r>
+        <w:rPr>
+          <w:lang w:val="en_US" w:bidi="en_US"/>
+        </w:rPr>
+      </w:r>
+      <w:r>
+        <w:rPr>
+          <w:lang w:val="en_US" w:bidi="en_US"/>
+        </w:rPr>
         <w:t xml:space="preserve">If it would be helpful in your language, you could express the idea behind the abstract nouns </w:t>
       </w:r>
       <w:r>
         <w:rPr>
           <w:b/>
+          <w:lang w:val="en_US" w:bidi="en_US"/>
         </w:rPr>
         <w:t>Grace</w:t>
       </w:r>
       <w:r>
+        <w:rPr>
+          <w:lang w:val="en_US" w:bidi="en_US"/>
+        </w:rPr>
         <w:t xml:space="preserve"> and </w:t>
       </w:r>
       <w:r>
         <w:rPr>
           <w:b/>
+          <w:lang w:val="en_US" w:bidi="en_US"/>
         </w:rPr>
         <w:t>peace</w:t>
       </w:r>
       <w:r>
+        <w:rPr>
+          <w:lang w:val="en_US" w:bidi="en_US"/>
+        </w:rPr>
         <w:t xml:space="preserve"> with adjectives such as “gracious” and “peaceful.” Alternate translation: “May God our Father and our Lord Jesus Christ be gracious to you and make you peaceful”</w:t>
       </w:r>
     </w:p>
     <w:p>
-      <w:r/>
-      <w:r>
+      <w:pPr/>
+      <w:r>
+        <w:rPr>
+          <w:lang w:val="en_US" w:bidi="en_US"/>
+        </w:rPr>
+      </w:r>
+      <w:r>
+        <w:rPr>
+          <w:lang w:val="en_US" w:bidi="en_US"/>
+        </w:rPr>
         <w:t xml:space="preserve">See: </w:t>
       </w:r>
       <w:r>
+        <w:rPr>
+          <w:lang w:val="en_US" w:bidi="en_US"/>
+        </w:rPr>
         <w:t>Abstract Nouns</w:t>
       </w:r>
-      <w:r/>
-      <w:r/>
-    </w:p>
-    <w:p>
-      <w:r/>
+      <w:r>
+        <w:rPr>
+          <w:lang w:val="en_US" w:bidi="en_US"/>
+        </w:rPr>
+      </w:r>
+      <w:r>
+        <w:rPr>
+          <w:lang w:val="en_US" w:bidi="en_US"/>
+        </w:rPr>
+      </w:r>
+    </w:p>
+    <w:p>
+      <w:pPr/>
+      <w:r>
+        <w:rPr>
+          <w:lang w:val="en_US" w:bidi="en_US"/>
+        </w:rPr>
+      </w:r>
     </w:p>
     <w:p>
       <w:pPr>
         <w:pStyle w:val="Heading2"/>
       </w:pPr>
       <w:r>
+        <w:rPr>
+          <w:lang w:val="en_US" w:bidi="en_US"/>
+        </w:rPr>
         <w:t>Philemon 1:3 (#3)</w:t>
       </w:r>
-      <w:r/>
-    </w:p>
-    <w:p>
-      <w:r/>
-      <w:r>
-        <w:rPr>
-          <w:b/>
+      <w:r>
+        <w:rPr>
+          <w:lang w:val="en_US" w:bidi="en_US"/>
+        </w:rPr>
+      </w:r>
+    </w:p>
+    <w:p>
+      <w:pPr/>
+      <w:r>
+        <w:rPr>
+          <w:lang w:val="en_US" w:bidi="en_US"/>
+        </w:rPr>
+      </w:r>
+      <w:r>
+        <w:rPr>
+          <w:b/>
+          <w:lang w:val="en_US" w:bidi="en_US"/>
         </w:rPr>
         <w:t>"our"</w:t>
       </w:r>
       <w:r>
+        <w:rPr>
+          <w:lang w:val="en_US" w:bidi="en_US"/>
+        </w:rPr>
         <w:t xml:space="preserve"> - </w:t>
       </w:r>
       <w:r>
         <w:rPr>
           <w:b/>
+          <w:lang w:val="en_US" w:bidi="en_US"/>
         </w:rPr>
         <w:t>"our"</w:t>
       </w:r>
     </w:p>
     <w:p>
-      <w:r/>
-      <w:r>
+      <w:pPr/>
+      <w:r>
+        <w:rPr>
+          <w:lang w:val="en_US" w:bidi="en_US"/>
+        </w:rPr>
+      </w:r>
+      <w:r>
+        <w:rPr>
+          <w:lang w:val="en_US" w:bidi="en_US"/>
+        </w:rPr>
         <w:t xml:space="preserve">The word </w:t>
       </w:r>
       <w:r>
         <w:rPr>
           <w:b/>
+          <w:lang w:val="en_US" w:bidi="en_US"/>
         </w:rPr>
         <w:t>our</w:t>
       </w:r>
       <w:r>
+        <w:rPr>
+          <w:lang w:val="en_US" w:bidi="en_US"/>
+        </w:rPr>
         <w:t xml:space="preserve"> here is inclusive, referring to Paul, those with him, and the reader.</w:t>
       </w:r>
     </w:p>
     <w:p>
-      <w:r/>
-      <w:r>
+      <w:pPr/>
+      <w:r>
+        <w:rPr>
+          <w:lang w:val="en_US" w:bidi="en_US"/>
+        </w:rPr>
+      </w:r>
+      <w:r>
+        <w:rPr>
+          <w:lang w:val="en_US" w:bidi="en_US"/>
+        </w:rPr>
         <w:t xml:space="preserve">See: </w:t>
       </w:r>
       <w:r>
+        <w:rPr>
+          <w:lang w:val="en_US" w:bidi="en_US"/>
+        </w:rPr>
         <w:t>Exclusive and Inclusive ‘We’</w:t>
       </w:r>
-      <w:r/>
-      <w:r/>
-    </w:p>
-    <w:p>
-      <w:r/>
+      <w:r>
+        <w:rPr>
+          <w:lang w:val="en_US" w:bidi="en_US"/>
+        </w:rPr>
+      </w:r>
+      <w:r>
+        <w:rPr>
+          <w:lang w:val="en_US" w:bidi="en_US"/>
+        </w:rPr>
+      </w:r>
+    </w:p>
+    <w:p>
+      <w:pPr/>
+      <w:r>
+        <w:rPr>
+          <w:lang w:val="en_US" w:bidi="en_US"/>
+        </w:rPr>
+      </w:r>
     </w:p>
     <w:p>
       <w:pPr>
         <w:pStyle w:val="Heading2"/>
       </w:pPr>
       <w:r>
+        <w:rPr>
+          <w:lang w:val="en_US" w:bidi="en_US"/>
+        </w:rPr>
         <w:t>Philemon 1:3 (#4)</w:t>
       </w:r>
-      <w:r/>
-    </w:p>
-    <w:p>
-      <w:r/>
-      <w:r>
-        <w:rPr>
-          <w:b/>
+      <w:r>
+        <w:rPr>
+          <w:lang w:val="en_US" w:bidi="en_US"/>
+        </w:rPr>
+      </w:r>
+    </w:p>
+    <w:p>
+      <w:pPr/>
+      <w:r>
+        <w:rPr>
+          <w:lang w:val="en_US" w:bidi="en_US"/>
+        </w:rPr>
+      </w:r>
+      <w:r>
+        <w:rPr>
+          <w:b/>
+          <w:lang w:val="en_US" w:bidi="en_US"/>
         </w:rPr>
         <w:t>"to you"</w:t>
       </w:r>
     </w:p>
     <w:p>
-      <w:r/>
-      <w:r>
+      <w:pPr/>
+      <w:r>
+        <w:rPr>
+          <w:lang w:val="en_US" w:bidi="en_US"/>
+        </w:rPr>
+      </w:r>
+      <w:r>
+        <w:rPr>
+          <w:lang w:val="en_US" w:bidi="en_US"/>
+        </w:rPr>
         <w:t xml:space="preserve">Here, </w:t>
       </w:r>
       <w:r>
         <w:rPr>
           <w:b/>
+          <w:lang w:val="en_US" w:bidi="en_US"/>
         </w:rPr>
         <w:t>you</w:t>
       </w:r>
       <w:r>
+        <w:rPr>
+          <w:lang w:val="en_US" w:bidi="en_US"/>
+        </w:rPr>
         <w:t xml:space="preserve"> is plural, referring to all of the recipients named in verses 1–2.</w:t>
       </w:r>
     </w:p>
     <w:p>
-      <w:r/>
-      <w:r>
+      <w:pPr/>
+      <w:r>
+        <w:rPr>
+          <w:lang w:val="en_US" w:bidi="en_US"/>
+        </w:rPr>
+      </w:r>
+      <w:r>
+        <w:rPr>
+          <w:lang w:val="en_US" w:bidi="en_US"/>
+        </w:rPr>
         <w:t xml:space="preserve">See: </w:t>
       </w:r>
       <w:r>
+        <w:rPr>
+          <w:lang w:val="en_US" w:bidi="en_US"/>
+        </w:rPr>
         <w:t>Forms of ‘You’ — Singular</w:t>
       </w:r>
-      <w:r/>
-      <w:r/>
-    </w:p>
-    <w:p>
-      <w:r/>
+      <w:r>
+        <w:rPr>
+          <w:lang w:val="en_US" w:bidi="en_US"/>
+        </w:rPr>
+      </w:r>
+      <w:r>
+        <w:rPr>
+          <w:lang w:val="en_US" w:bidi="en_US"/>
+        </w:rPr>
+      </w:r>
+    </w:p>
+    <w:p>
+      <w:pPr/>
+      <w:r>
+        <w:rPr>
+          <w:lang w:val="en_US" w:bidi="en_US"/>
+        </w:rPr>
+      </w:r>
     </w:p>
     <w:p>
       <w:pPr>
         <w:pStyle w:val="Heading2"/>
       </w:pPr>
       <w:r>
+        <w:rPr>
+          <w:lang w:val="en_US" w:bidi="en_US"/>
+        </w:rPr>
         <w:t>Philemon 1:3 (#5)</w:t>
       </w:r>
-      <w:r/>
-    </w:p>
-    <w:p>
-      <w:r/>
-      <w:r>
-        <w:rPr>
-          <w:b/>
+      <w:r>
+        <w:rPr>
+          <w:lang w:val="en_US" w:bidi="en_US"/>
+        </w:rPr>
+      </w:r>
+    </w:p>
+    <w:p>
+      <w:pPr/>
+      <w:r>
+        <w:rPr>
+          <w:lang w:val="en_US" w:bidi="en_US"/>
+        </w:rPr>
+      </w:r>
+      <w:r>
+        <w:rPr>
+          <w:b/>
+          <w:lang w:val="en_US" w:bidi="en_US"/>
         </w:rPr>
         <w:t>"Father"</w:t>
       </w:r>
     </w:p>
     <w:p>
-      <w:r/>
-      <w:r>
-        <w:rPr>
-          <w:b/>
+      <w:pPr/>
+      <w:r>
+        <w:rPr>
+          <w:lang w:val="en_US" w:bidi="en_US"/>
+        </w:rPr>
+      </w:r>
+      <w:r>
+        <w:rPr>
+          <w:b/>
+          <w:lang w:val="en_US" w:bidi="en_US"/>
         </w:rPr>
         <w:t>Father</w:t>
       </w:r>
       <w:r>
+        <w:rPr>
+          <w:lang w:val="en_US" w:bidi="en_US"/>
+        </w:rPr>
         <w:t xml:space="preserve"> is an important title for God.</w:t>
       </w:r>
     </w:p>
     <w:p>
-      <w:r/>
-      <w:r>
+      <w:pPr/>
+      <w:r>
+        <w:rPr>
+          <w:lang w:val="en_US" w:bidi="en_US"/>
+        </w:rPr>
+      </w:r>
+      <w:r>
+        <w:rPr>
+          <w:lang w:val="en_US" w:bidi="en_US"/>
+        </w:rPr>
         <w:t xml:space="preserve">See: </w:t>
       </w:r>
       <w:r>
+        <w:rPr>
+          <w:lang w:val="en_US" w:bidi="en_US"/>
+        </w:rPr>
         <w:t>Translating Son and Father</w:t>
       </w:r>
-      <w:r/>
-      <w:r/>
-    </w:p>
-    <w:p>
-      <w:r/>
+      <w:r>
+        <w:rPr>
+          <w:lang w:val="en_US" w:bidi="en_US"/>
+        </w:rPr>
+      </w:r>
+      <w:r>
+        <w:rPr>
+          <w:lang w:val="en_US" w:bidi="en_US"/>
+        </w:rPr>
+      </w:r>
+    </w:p>
+    <w:p>
+      <w:pPr/>
+      <w:r>
+        <w:rPr>
+          <w:lang w:val="en_US" w:bidi="en_US"/>
+        </w:rPr>
+      </w:r>
     </w:p>
     <w:p>
       <w:pPr>
         <w:pStyle w:val="Heading2"/>
       </w:pPr>
       <w:r>
+        <w:rPr>
+          <w:lang w:val="en_US" w:bidi="en_US"/>
+        </w:rPr>
         <w:t>Philemon 1:4 (#1)</w:t>
       </w:r>
-      <w:r/>
-    </w:p>
-    <w:p>
-      <w:r/>
-      <w:r>
-        <w:rPr>
-          <w:b/>
+      <w:r>
+        <w:rPr>
+          <w:lang w:val="en_US" w:bidi="en_US"/>
+        </w:rPr>
+      </w:r>
+    </w:p>
+    <w:p>
+      <w:pPr/>
+      <w:r>
+        <w:rPr>
+          <w:lang w:val="en_US" w:bidi="en_US"/>
+        </w:rPr>
+      </w:r>
+      <w:r>
+        <w:rPr>
+          <w:b/>
+          <w:lang w:val="en_US" w:bidi="en_US"/>
         </w:rPr>
         <w:t>"of you"</w:t>
       </w:r>
     </w:p>
     <w:p>
-      <w:r/>
-      <w:r>
+      <w:pPr/>
+      <w:r>
+        <w:rPr>
+          <w:lang w:val="en_US" w:bidi="en_US"/>
+        </w:rPr>
+      </w:r>
+      <w:r>
+        <w:rPr>
+          <w:lang w:val="en_US" w:bidi="en_US"/>
+        </w:rPr>
         <w:t xml:space="preserve">Here, the word </w:t>
       </w:r>
       <w:r>
         <w:rPr>
           <w:b/>
+          <w:lang w:val="en_US" w:bidi="en_US"/>
         </w:rPr>
         <w:t>you</w:t>
       </w:r>
       <w:r>
+        <w:rPr>
+          <w:lang w:val="en_US" w:bidi="en_US"/>
+        </w:rPr>
         <w:t xml:space="preserve"> is singular and refers to Philemon.</w:t>
       </w:r>
     </w:p>
     <w:p>
-      <w:r/>
-      <w:r>
+      <w:pPr/>
+      <w:r>
+        <w:rPr>
+          <w:lang w:val="en_US" w:bidi="en_US"/>
+        </w:rPr>
+      </w:r>
+      <w:r>
+        <w:rPr>
+          <w:lang w:val="en_US" w:bidi="en_US"/>
+        </w:rPr>
         <w:t xml:space="preserve">See: </w:t>
       </w:r>
       <w:r>
+        <w:rPr>
+          <w:lang w:val="en_US" w:bidi="en_US"/>
+        </w:rPr>
         <w:t>Forms of ‘You’ — Singular</w:t>
       </w:r>
-      <w:r/>
-      <w:r/>
-    </w:p>
-    <w:p>
-      <w:r/>
+      <w:r>
+        <w:rPr>
+          <w:lang w:val="en_US" w:bidi="en_US"/>
+        </w:rPr>
+      </w:r>
+      <w:r>
+        <w:rPr>
+          <w:lang w:val="en_US" w:bidi="en_US"/>
+        </w:rPr>
+      </w:r>
+    </w:p>
+    <w:p>
+      <w:pPr/>
+      <w:r>
+        <w:rPr>
+          <w:lang w:val="en_US" w:bidi="en_US"/>
+        </w:rPr>
+      </w:r>
     </w:p>
     <w:p>
       <w:pPr>
         <w:pStyle w:val="Heading2"/>
       </w:pPr>
       <w:r>
+        <w:rPr>
+          <w:lang w:val="en_US" w:bidi="en_US"/>
+        </w:rPr>
         <w:t>Philemon 1:5 (#1)</w:t>
       </w:r>
-      <w:r/>
-    </w:p>
-    <w:p>
-      <w:r/>
-      <w:r>
-        <w:rPr>
-          <w:b/>
+      <w:r>
+        <w:rPr>
+          <w:lang w:val="en_US" w:bidi="en_US"/>
+        </w:rPr>
+      </w:r>
+    </w:p>
+    <w:p>
+      <w:pPr/>
+      <w:r>
+        <w:rPr>
+          <w:lang w:val="en_US" w:bidi="en_US"/>
+        </w:rPr>
+      </w:r>
+      <w:r>
+        <w:rPr>
+          <w:b/>
+          <w:lang w:val="en_US" w:bidi="en_US"/>
         </w:rPr>
         <w:t>"hearing of your love and the faith that you have in the Lord Jesus and for all the saints"</w:t>
       </w:r>
     </w:p>
     <w:p>
-      <w:r/>
-      <w:r>
+      <w:pPr/>
+      <w:r>
+        <w:rPr>
+          <w:lang w:val="en_US" w:bidi="en_US"/>
+        </w:rPr>
+      </w:r>
+      <w:r>
+        <w:rPr>
+          <w:lang w:val="en_US" w:bidi="en_US"/>
+        </w:rPr>
         <w:t xml:space="preserve">If it would be helpful in your language, you could express the abstract nouns </w:t>
       </w:r>
       <w:r>
         <w:rPr>
           <w:b/>
+          <w:lang w:val="en_US" w:bidi="en_US"/>
         </w:rPr>
         <w:t>love</w:t>
       </w:r>
       <w:r>
+        <w:rPr>
+          <w:lang w:val="en_US" w:bidi="en_US"/>
+        </w:rPr>
         <w:t xml:space="preserve"> and </w:t>
       </w:r>
       <w:r>
         <w:rPr>
           <w:b/>
+          <w:lang w:val="en_US" w:bidi="en_US"/>
         </w:rPr>
         <w:t>faith</w:t>
       </w:r>
       <w:r>
+        <w:rPr>
+          <w:lang w:val="en_US" w:bidi="en_US"/>
+        </w:rPr>
         <w:t xml:space="preserve"> by stating the ideas behind them with verbs instead. Alternate translation: “hearing how much you love and believe in the Lord Jesus and all the saints”</w:t>
       </w:r>
     </w:p>
     <w:p>
-      <w:r/>
-      <w:r>
+      <w:pPr/>
+      <w:r>
+        <w:rPr>
+          <w:lang w:val="en_US" w:bidi="en_US"/>
+        </w:rPr>
+      </w:r>
+      <w:r>
+        <w:rPr>
+          <w:lang w:val="en_US" w:bidi="en_US"/>
+        </w:rPr>
         <w:t xml:space="preserve">See: </w:t>
       </w:r>
       <w:r>
+        <w:rPr>
+          <w:lang w:val="en_US" w:bidi="en_US"/>
+        </w:rPr>
         <w:t>Abstract Nouns</w:t>
       </w:r>
-      <w:r/>
-      <w:r/>
-    </w:p>
-    <w:p>
-      <w:r/>
+      <w:r>
+        <w:rPr>
+          <w:lang w:val="en_US" w:bidi="en_US"/>
+        </w:rPr>
+      </w:r>
+      <w:r>
+        <w:rPr>
+          <w:lang w:val="en_US" w:bidi="en_US"/>
+        </w:rPr>
+      </w:r>
+    </w:p>
+    <w:p>
+      <w:pPr/>
+      <w:r>
+        <w:rPr>
+          <w:lang w:val="en_US" w:bidi="en_US"/>
+        </w:rPr>
+      </w:r>
     </w:p>
     <w:p>
       <w:pPr>
         <w:pStyle w:val="Heading2"/>
       </w:pPr>
       <w:r>
+        <w:rPr>
+          <w:lang w:val="en_US" w:bidi="en_US"/>
+        </w:rPr>
         <w:t>Philemon 1:5 (#2)</w:t>
       </w:r>
-      <w:r/>
-    </w:p>
-    <w:p>
-      <w:r/>
-      <w:r>
-        <w:rPr>
-          <w:b/>
+      <w:r>
+        <w:rPr>
+          <w:lang w:val="en_US" w:bidi="en_US"/>
+        </w:rPr>
+      </w:r>
+    </w:p>
+    <w:p>
+      <w:pPr/>
+      <w:r>
+        <w:rPr>
+          <w:lang w:val="en_US" w:bidi="en_US"/>
+        </w:rPr>
+      </w:r>
+      <w:r>
+        <w:rPr>
+          <w:b/>
+          <w:lang w:val="en_US" w:bidi="en_US"/>
         </w:rPr>
         <w:t>"hearing of your love and the faith that you have in the Lord Jesus and for all the saints"</w:t>
       </w:r>
     </w:p>
     <w:p>
-      <w:r/>
-      <w:r>
+      <w:pPr/>
+      <w:r>
+        <w:rPr>
+          <w:lang w:val="en_US" w:bidi="en_US"/>
+        </w:rPr>
+      </w:r>
+      <w:r>
+        <w:rPr>
+          <w:lang w:val="en_US" w:bidi="en_US"/>
+        </w:rPr>
         <w:t>Paul is using a poetic structure here in which the first and last parts relate and the second and third parts relate. Therefore, the meaning is: “hearing of the faith that you have in the Lord Jesus and of your love for all the saints.”Paul said exactly that in Colossians 1:4 without the poetic structure.</w:t>
       </w:r>
     </w:p>
     <w:p>
-      <w:r/>
-      <w:r>
+      <w:pPr/>
+      <w:r>
+        <w:rPr>
+          <w:lang w:val="en_US" w:bidi="en_US"/>
+        </w:rPr>
+      </w:r>
+      <w:r>
+        <w:rPr>
+          <w:lang w:val="en_US" w:bidi="en_US"/>
+        </w:rPr>
         <w:t xml:space="preserve">See: </w:t>
       </w:r>
       <w:r>
+        <w:rPr>
+          <w:lang w:val="en_US" w:bidi="en_US"/>
+        </w:rPr>
         <w:t>Poetry</w:t>
       </w:r>
-      <w:r/>
-      <w:r/>
-    </w:p>
-    <w:p>
-      <w:r/>
+      <w:r>
+        <w:rPr>
+          <w:lang w:val="en_US" w:bidi="en_US"/>
+        </w:rPr>
+      </w:r>
+      <w:r>
+        <w:rPr>
+          <w:lang w:val="en_US" w:bidi="en_US"/>
+        </w:rPr>
+      </w:r>
+    </w:p>
+    <w:p>
+      <w:pPr/>
+      <w:r>
+        <w:rPr>
+          <w:lang w:val="en_US" w:bidi="en_US"/>
+        </w:rPr>
+      </w:r>
     </w:p>
     <w:p>
       <w:pPr>
         <w:pStyle w:val="Heading2"/>
       </w:pPr>
       <w:r>
+        <w:rPr>
+          <w:lang w:val="en_US" w:bidi="en_US"/>
+        </w:rPr>
         <w:t>Philemon 1:5 (#3)</w:t>
       </w:r>
-      <w:r/>
-    </w:p>
-    <w:p>
-      <w:r/>
-      <w:r>
-        <w:rPr>
-          <w:b/>
+      <w:r>
+        <w:rPr>
+          <w:lang w:val="en_US" w:bidi="en_US"/>
+        </w:rPr>
+      </w:r>
+    </w:p>
+    <w:p>
+      <w:pPr/>
+      <w:r>
+        <w:rPr>
+          <w:lang w:val="en_US" w:bidi="en_US"/>
+        </w:rPr>
+      </w:r>
+      <w:r>
+        <w:rPr>
+          <w:b/>
+          <w:lang w:val="en_US" w:bidi="en_US"/>
         </w:rPr>
         <w:t>"your"</w:t>
       </w:r>
       <w:r>
+        <w:rPr>
+          <w:lang w:val="en_US" w:bidi="en_US"/>
+        </w:rPr>
         <w:t xml:space="preserve"> - </w:t>
       </w:r>
       <w:r>
         <w:rPr>
           <w:b/>
+          <w:lang w:val="en_US" w:bidi="en_US"/>
         </w:rPr>
         <w:t>"you have"</w:t>
       </w:r>
     </w:p>
     <w:p>
-      <w:r/>
-      <w:r>
+      <w:pPr/>
+      <w:r>
+        <w:rPr>
+          <w:lang w:val="en_US" w:bidi="en_US"/>
+        </w:rPr>
+      </w:r>
+      <w:r>
+        <w:rPr>
+          <w:lang w:val="en_US" w:bidi="en_US"/>
+        </w:rPr>
         <w:t xml:space="preserve">Here, the words </w:t>
       </w:r>
       <w:r>
         <w:rPr>
           <w:b/>
+          <w:lang w:val="en_US" w:bidi="en_US"/>
         </w:rPr>
         <w:t>your</w:t>
       </w:r>
       <w:r>
+        <w:rPr>
+          <w:lang w:val="en_US" w:bidi="en_US"/>
+        </w:rPr>
         <w:t xml:space="preserve"> and </w:t>
       </w:r>
       <w:r>
         <w:rPr>
           <w:b/>
+          <w:lang w:val="en_US" w:bidi="en_US"/>
         </w:rPr>
         <w:t>you</w:t>
       </w:r>
       <w:r>
+        <w:rPr>
+          <w:lang w:val="en_US" w:bidi="en_US"/>
+        </w:rPr>
         <w:t xml:space="preserve"> are singular and refer to Philemon.</w:t>
       </w:r>
     </w:p>
     <w:p>
-      <w:r/>
-      <w:r>
+      <w:pPr/>
+      <w:r>
+        <w:rPr>
+          <w:lang w:val="en_US" w:bidi="en_US"/>
+        </w:rPr>
+      </w:r>
+      <w:r>
+        <w:rPr>
+          <w:lang w:val="en_US" w:bidi="en_US"/>
+        </w:rPr>
         <w:t xml:space="preserve">See: </w:t>
       </w:r>
       <w:r>
+        <w:rPr>
+          <w:lang w:val="en_US" w:bidi="en_US"/>
+        </w:rPr>
         <w:t>Forms of ‘You’ — Singular</w:t>
       </w:r>
-      <w:r/>
-      <w:r/>
-    </w:p>
-    <w:p>
-      <w:r/>
+      <w:r>
+        <w:rPr>
+          <w:lang w:val="en_US" w:bidi="en_US"/>
+        </w:rPr>
+      </w:r>
+      <w:r>
+        <w:rPr>
+          <w:lang w:val="en_US" w:bidi="en_US"/>
+        </w:rPr>
+      </w:r>
+    </w:p>
+    <w:p>
+      <w:pPr/>
+      <w:r>
+        <w:rPr>
+          <w:lang w:val="en_US" w:bidi="en_US"/>
+        </w:rPr>
+      </w:r>
     </w:p>
     <w:p>
       <w:pPr>
         <w:pStyle w:val="Heading2"/>
       </w:pPr>
       <w:r>
+        <w:rPr>
+          <w:lang w:val="en_US" w:bidi="en_US"/>
+        </w:rPr>
         <w:t>Philemon 1:6 (#1)</w:t>
       </w:r>
-      <w:r/>
-    </w:p>
-    <w:p>
-      <w:r/>
-      <w:r>
-        <w:rPr>
-          <w:b/>
+      <w:r>
+        <w:rPr>
+          <w:lang w:val="en_US" w:bidi="en_US"/>
+        </w:rPr>
+      </w:r>
+    </w:p>
+    <w:p>
+      <w:pPr/>
+      <w:r>
+        <w:rPr>
+          <w:lang w:val="en_US" w:bidi="en_US"/>
+        </w:rPr>
+      </w:r>
+      <w:r>
+        <w:rPr>
+          <w:b/>
+          <w:lang w:val="en_US" w:bidi="en_US"/>
         </w:rPr>
         <w:t>"that"</w:t>
       </w:r>
     </w:p>
     <w:p>
-      <w:r/>
-      <w:r>
+      <w:pPr/>
+      <w:r>
+        <w:rPr>
+          <w:lang w:val="en_US" w:bidi="en_US"/>
+        </w:rPr>
+      </w:r>
+      <w:r>
+        <w:rPr>
+          <w:lang w:val="en_US" w:bidi="en_US"/>
+        </w:rPr>
         <w:t xml:space="preserve">Here, </w:t>
       </w:r>
       <w:r>
         <w:rPr>
           <w:b/>
+          <w:lang w:val="en_US" w:bidi="en_US"/>
         </w:rPr>
         <w:t>that</w:t>
       </w:r>
       <w:r>
+        <w:rPr>
+          <w:lang w:val="en_US" w:bidi="en_US"/>
+        </w:rPr>
         <w:t xml:space="preserve"> introduces the content of the prayer that Paul mentions in verse 4. If it would be helpful in your language, you could repeat the idea of prayer here. Alternate translation: “I pray that”</w:t>
       </w:r>
     </w:p>
     <w:p>
-      <w:r/>
-      <w:r>
+      <w:pPr/>
+      <w:r>
+        <w:rPr>
+          <w:lang w:val="en_US" w:bidi="en_US"/>
+        </w:rPr>
+      </w:r>
+      <w:r>
+        <w:rPr>
+          <w:lang w:val="en_US" w:bidi="en_US"/>
+        </w:rPr>
         <w:t xml:space="preserve">See: </w:t>
       </w:r>
       <w:r>
+        <w:rPr>
+          <w:lang w:val="en_US" w:bidi="en_US"/>
+        </w:rPr>
         <w:t>Assumed Knowledge and Implicit Information</w:t>
       </w:r>
-      <w:r/>
-      <w:r/>
-    </w:p>
-    <w:p>
-      <w:r/>
+      <w:r>
+        <w:rPr>
+          <w:lang w:val="en_US" w:bidi="en_US"/>
+        </w:rPr>
+      </w:r>
+      <w:r>
+        <w:rPr>
+          <w:lang w:val="en_US" w:bidi="en_US"/>
+        </w:rPr>
+      </w:r>
+    </w:p>
+    <w:p>
+      <w:pPr/>
+      <w:r>
+        <w:rPr>
+          <w:lang w:val="en_US" w:bidi="en_US"/>
+        </w:rPr>
+      </w:r>
     </w:p>
     <w:p>
       <w:pPr>
         <w:pStyle w:val="Heading2"/>
       </w:pPr>
       <w:r>
+        <w:rPr>
+          <w:lang w:val="en_US" w:bidi="en_US"/>
+        </w:rPr>
         <w:t>Philemon 1:6 (#2)</w:t>
       </w:r>
-      <w:r/>
-    </w:p>
-    <w:p>
-      <w:r/>
-      <w:r>
-        <w:rPr>
-          <w:b/>
+      <w:r>
+        <w:rPr>
+          <w:lang w:val="en_US" w:bidi="en_US"/>
+        </w:rPr>
+      </w:r>
+    </w:p>
+    <w:p>
+      <w:pPr/>
+      <w:r>
+        <w:rPr>
+          <w:lang w:val="en_US" w:bidi="en_US"/>
+        </w:rPr>
+      </w:r>
+      <w:r>
+        <w:rPr>
+          <w:b/>
+          <w:lang w:val="en_US" w:bidi="en_US"/>
         </w:rPr>
         <w:t>"the fellowship of your faith"</w:t>
       </w:r>
     </w:p>
     <w:p>
-      <w:r/>
-      <w:r>
+      <w:pPr/>
+      <w:r>
+        <w:rPr>
+          <w:lang w:val="en_US" w:bidi="en_US"/>
+        </w:rPr>
+      </w:r>
+      <w:r>
+        <w:rPr>
+          <w:lang w:val="en_US" w:bidi="en_US"/>
+        </w:rPr>
         <w:t xml:space="preserve">The word translated </w:t>
       </w:r>
       <w:r>
         <w:rPr>
           <w:b/>
+          <w:lang w:val="en_US" w:bidi="en_US"/>
         </w:rPr>
         <w:t>fellowship</w:t>
       </w:r>
       <w:r>
+        <w:rPr>
+          <w:lang w:val="en_US" w:bidi="en_US"/>
+        </w:rPr>
         <w:t xml:space="preserve"> means a sharing or a partnership in something. Paul probably intends both meanings, but if you must choose, it could mean: (1) that Philemon shares the same faith in Christ as Paul and others. Alternate translation: “the faith that you share with us” (2) that Philemon is a partner with Paul and others in working for Christ. Alternate translation: “your working together with us as believers”</w:t>
       </w:r>
     </w:p>
     <w:p>
-      <w:r/>
-      <w:r>
+      <w:pPr/>
+      <w:r>
+        <w:rPr>
+          <w:lang w:val="en_US" w:bidi="en_US"/>
+        </w:rPr>
+      </w:r>
+      <w:r>
+        <w:rPr>
+          <w:lang w:val="en_US" w:bidi="en_US"/>
+        </w:rPr>
         <w:t xml:space="preserve">See: </w:t>
       </w:r>
       <w:r>
+        <w:rPr>
+          <w:lang w:val="en_US" w:bidi="en_US"/>
+        </w:rPr>
         <w:t>Abstract Nouns</w:t>
       </w:r>
-      <w:r/>
-      <w:r/>
-    </w:p>
-    <w:p>
-      <w:r/>
+      <w:r>
+        <w:rPr>
+          <w:lang w:val="en_US" w:bidi="en_US"/>
+        </w:rPr>
+      </w:r>
+      <w:r>
+        <w:rPr>
+          <w:lang w:val="en_US" w:bidi="en_US"/>
+        </w:rPr>
+      </w:r>
+    </w:p>
+    <w:p>
+      <w:pPr/>
+      <w:r>
+        <w:rPr>
+          <w:lang w:val="en_US" w:bidi="en_US"/>
+        </w:rPr>
+      </w:r>
     </w:p>
     <w:p>
       <w:pPr>
         <w:pStyle w:val="Heading2"/>
       </w:pPr>
       <w:r>
+        <w:rPr>
+          <w:lang w:val="en_US" w:bidi="en_US"/>
+        </w:rPr>
         <w:t>Philemon 1:6 (#3)</w:t>
       </w:r>
-      <w:r/>
-    </w:p>
-    <w:p>
-      <w:r/>
-      <w:r>
-        <w:rPr>
-          <w:b/>
+      <w:r>
+        <w:rPr>
+          <w:lang w:val="en_US" w:bidi="en_US"/>
+        </w:rPr>
+      </w:r>
+    </w:p>
+    <w:p>
+      <w:pPr/>
+      <w:r>
+        <w:rPr>
+          <w:lang w:val="en_US" w:bidi="en_US"/>
+        </w:rPr>
+      </w:r>
+      <w:r>
+        <w:rPr>
+          <w:b/>
+          <w:lang w:val="en_US" w:bidi="en_US"/>
         </w:rPr>
         <w:t>"the fellowship of your faith may become effective through the knowledge of everything good {that is} among us for Christ"</w:t>
       </w:r>
     </w:p>
     <w:p>
-      <w:r/>
-      <w:r>
+      <w:pPr/>
+      <w:r>
+        <w:rPr>
+          <w:lang w:val="en_US" w:bidi="en_US"/>
+        </w:rPr>
+      </w:r>
+      <w:r>
+        <w:rPr>
+          <w:lang w:val="en_US" w:bidi="en_US"/>
+        </w:rPr>
         <w:t xml:space="preserve">If it would be helpful in your language, you could express the idea behind the abstract noun </w:t>
       </w:r>
       <w:r>
         <w:rPr>
           <w:b/>
+          <w:lang w:val="en_US" w:bidi="en_US"/>
         </w:rPr>
         <w:t>faith</w:t>
       </w:r>
       <w:r>
+        <w:rPr>
+          <w:lang w:val="en_US" w:bidi="en_US"/>
+        </w:rPr>
         <w:t xml:space="preserve"> with a verb such as “trust” or “believe,” and behind </w:t>
       </w:r>
       <w:r>
         <w:rPr>
           <w:b/>
+          <w:lang w:val="en_US" w:bidi="en_US"/>
         </w:rPr>
         <w:t>knowledge</w:t>
       </w:r>
       <w:r>
+        <w:rPr>
+          <w:lang w:val="en_US" w:bidi="en_US"/>
+        </w:rPr>
         <w:t xml:space="preserve"> with a verb such as “know” or “learn.” Alternate translation: “as you trust in the Messiah along with us, you may become increasingly better at serving the Messiah, as you learn about all of the good things that he has given us to use for him”</w:t>
       </w:r>
     </w:p>
     <w:p>
-      <w:r/>
-      <w:r>
+      <w:pPr/>
+      <w:r>
+        <w:rPr>
+          <w:lang w:val="en_US" w:bidi="en_US"/>
+        </w:rPr>
+      </w:r>
+      <w:r>
+        <w:rPr>
+          <w:lang w:val="en_US" w:bidi="en_US"/>
+        </w:rPr>
         <w:t xml:space="preserve">See: </w:t>
       </w:r>
       <w:r>
+        <w:rPr>
+          <w:lang w:val="en_US" w:bidi="en_US"/>
+        </w:rPr>
         <w:t>Abstract Nouns</w:t>
       </w:r>
-      <w:r/>
-      <w:r/>
-    </w:p>
-    <w:p>
-      <w:r/>
+      <w:r>
+        <w:rPr>
+          <w:lang w:val="en_US" w:bidi="en_US"/>
+        </w:rPr>
+      </w:r>
+      <w:r>
+        <w:rPr>
+          <w:lang w:val="en_US" w:bidi="en_US"/>
+        </w:rPr>
+      </w:r>
+    </w:p>
+    <w:p>
+      <w:pPr/>
+      <w:r>
+        <w:rPr>
+          <w:lang w:val="en_US" w:bidi="en_US"/>
+        </w:rPr>
+      </w:r>
     </w:p>
     <w:p>
       <w:pPr>
         <w:pStyle w:val="Heading2"/>
       </w:pPr>
       <w:r>
+        <w:rPr>
+          <w:lang w:val="en_US" w:bidi="en_US"/>
+        </w:rPr>
         <w:t>Philemon 1:6 (#4)</w:t>
       </w:r>
-      <w:r/>
-    </w:p>
-    <w:p>
-      <w:r/>
-      <w:r>
-        <w:rPr>
-          <w:b/>
+      <w:r>
+        <w:rPr>
+          <w:lang w:val="en_US" w:bidi="en_US"/>
+        </w:rPr>
+      </w:r>
+    </w:p>
+    <w:p>
+      <w:pPr/>
+      <w:r>
+        <w:rPr>
+          <w:lang w:val="en_US" w:bidi="en_US"/>
+        </w:rPr>
+      </w:r>
+      <w:r>
+        <w:rPr>
+          <w:b/>
+          <w:lang w:val="en_US" w:bidi="en_US"/>
         </w:rPr>
         <w:t>"through the knowledge of everything good"</w:t>
       </w:r>
     </w:p>
     <w:p>
-      <w:r/>
-      <w:r>
+      <w:pPr/>
+      <w:r>
+        <w:rPr>
+          <w:lang w:val="en_US" w:bidi="en_US"/>
+        </w:rPr>
+      </w:r>
+      <w:r>
+        <w:rPr>
+          <w:lang w:val="en_US" w:bidi="en_US"/>
+        </w:rPr>
         <w:t>This could mean: (1) “and will result in you knowing every good thing” (2) “so that those you share your faith with will know every good thing” Alternate translation: “by knowing everything good”</w:t>
       </w:r>
     </w:p>
     <w:p>
-      <w:r/>
-      <w:r>
+      <w:pPr/>
+      <w:r>
+        <w:rPr>
+          <w:lang w:val="en_US" w:bidi="en_US"/>
+        </w:rPr>
+      </w:r>
+      <w:r>
+        <w:rPr>
+          <w:lang w:val="en_US" w:bidi="en_US"/>
+        </w:rPr>
         <w:t xml:space="preserve">See: </w:t>
       </w:r>
       <w:r>
+        <w:rPr>
+          <w:lang w:val="en_US" w:bidi="en_US"/>
+        </w:rPr>
         <w:t>Abstract Nouns</w:t>
       </w:r>
-      <w:r/>
-      <w:r/>
-    </w:p>
-    <w:p>
-      <w:r/>
+      <w:r>
+        <w:rPr>
+          <w:lang w:val="en_US" w:bidi="en_US"/>
+        </w:rPr>
+      </w:r>
+      <w:r>
+        <w:rPr>
+          <w:lang w:val="en_US" w:bidi="en_US"/>
+        </w:rPr>
+      </w:r>
+    </w:p>
+    <w:p>
+      <w:pPr/>
+      <w:r>
+        <w:rPr>
+          <w:lang w:val="en_US" w:bidi="en_US"/>
+        </w:rPr>
+      </w:r>
     </w:p>
     <w:p>
       <w:pPr>
         <w:pStyle w:val="Heading2"/>
       </w:pPr>
       <w:r>
+        <w:rPr>
+          <w:lang w:val="en_US" w:bidi="en_US"/>
+        </w:rPr>
         <w:t>Philemon 1:6 (#5)</w:t>
       </w:r>
-      <w:r/>
-    </w:p>
-    <w:p>
-      <w:r/>
-      <w:r>
-        <w:rPr>
-          <w:b/>
+      <w:r>
+        <w:rPr>
+          <w:lang w:val="en_US" w:bidi="en_US"/>
+        </w:rPr>
+      </w:r>
+    </w:p>
+    <w:p>
+      <w:pPr/>
+      <w:r>
+        <w:rPr>
+          <w:lang w:val="en_US" w:bidi="en_US"/>
+        </w:rPr>
+      </w:r>
+      <w:r>
+        <w:rPr>
+          <w:b/>
+          <w:lang w:val="en_US" w:bidi="en_US"/>
         </w:rPr>
         <w:t>"for Christ"</w:t>
       </w:r>
     </w:p>
     <w:p>
-      <w:r/>
-      <w:r>
+      <w:pPr/>
+      <w:r>
+        <w:rPr>
+          <w:lang w:val="en_US" w:bidi="en_US"/>
+        </w:rPr>
+      </w:r>
+      <w:r>
+        <w:rPr>
+          <w:lang w:val="en_US" w:bidi="en_US"/>
+        </w:rPr>
         <w:t xml:space="preserve">If it would be helpful in your language, you could state explicitly how “everything good” is </w:t>
       </w:r>
       <w:r>
         <w:rPr>
           <w:b/>
+          <w:lang w:val="en_US" w:bidi="en_US"/>
         </w:rPr>
         <w:t>for Christ</w:t>
       </w:r>
       <w:r>
+        <w:rPr>
+          <w:lang w:val="en_US" w:bidi="en_US"/>
+        </w:rPr>
         <w:t>. Alternate translation: “for the sake of Christ” or “for the benefit of Christ”</w:t>
       </w:r>
     </w:p>
     <w:p>
-      <w:r/>
-      <w:r>
+      <w:pPr/>
+      <w:r>
+        <w:rPr>
+          <w:lang w:val="en_US" w:bidi="en_US"/>
+        </w:rPr>
+      </w:r>
+      <w:r>
+        <w:rPr>
+          <w:lang w:val="en_US" w:bidi="en_US"/>
+        </w:rPr>
         <w:t xml:space="preserve">See: </w:t>
       </w:r>
       <w:r>
+        <w:rPr>
+          <w:lang w:val="en_US" w:bidi="en_US"/>
+        </w:rPr>
         <w:t>Assumed Knowledge and Implicit Information</w:t>
       </w:r>
-      <w:r/>
-      <w:r/>
-    </w:p>
-    <w:p>
-      <w:r/>
+      <w:r>
+        <w:rPr>
+          <w:lang w:val="en_US" w:bidi="en_US"/>
+        </w:rPr>
+      </w:r>
+      <w:r>
+        <w:rPr>
+          <w:lang w:val="en_US" w:bidi="en_US"/>
+        </w:rPr>
+      </w:r>
+    </w:p>
+    <w:p>
+      <w:pPr/>
+      <w:r>
+        <w:rPr>
+          <w:lang w:val="en_US" w:bidi="en_US"/>
+        </w:rPr>
+      </w:r>
     </w:p>
     <w:p>
       <w:pPr>
         <w:pStyle w:val="Heading2"/>
       </w:pPr>
       <w:r>
+        <w:rPr>
+          <w:lang w:val="en_US" w:bidi="en_US"/>
+        </w:rPr>
         <w:t>Philemon 1:7 (#1)</w:t>
       </w:r>
-      <w:r/>
-    </w:p>
-    <w:p>
-      <w:r/>
-      <w:r>
-        <w:rPr>
-          <w:b/>
+      <w:r>
+        <w:rPr>
+          <w:lang w:val="en_US" w:bidi="en_US"/>
+        </w:rPr>
+      </w:r>
+    </w:p>
+    <w:p>
+      <w:pPr/>
+      <w:r>
+        <w:rPr>
+          <w:lang w:val="en_US" w:bidi="en_US"/>
+        </w:rPr>
+      </w:r>
+      <w:r>
+        <w:rPr>
+          <w:b/>
+          <w:lang w:val="en_US" w:bidi="en_US"/>
         </w:rPr>
         <w:t>"For I had much joy and comfort"</w:t>
       </w:r>
     </w:p>
     <w:p>
-      <w:r/>
-      <w:r>
+      <w:pPr/>
+      <w:r>
+        <w:rPr>
+          <w:lang w:val="en_US" w:bidi="en_US"/>
+        </w:rPr>
+      </w:r>
+      <w:r>
+        <w:rPr>
+          <w:lang w:val="en_US" w:bidi="en_US"/>
+        </w:rPr>
         <w:t xml:space="preserve">If it would be helpful in your language, you could express the idea behind the abstract nouns </w:t>
       </w:r>
       <w:r>
         <w:rPr>
           <w:b/>
+          <w:lang w:val="en_US" w:bidi="en_US"/>
         </w:rPr>
         <w:t>joy</w:t>
       </w:r>
       <w:r>
+        <w:rPr>
+          <w:lang w:val="en_US" w:bidi="en_US"/>
+        </w:rPr>
         <w:t xml:space="preserve"> and </w:t>
       </w:r>
       <w:r>
         <w:rPr>
           <w:b/>
+          <w:lang w:val="en_US" w:bidi="en_US"/>
         </w:rPr>
         <w:t>comfort</w:t>
       </w:r>
       <w:r>
+        <w:rPr>
+          <w:lang w:val="en_US" w:bidi="en_US"/>
+        </w:rPr>
         <w:t xml:space="preserve"> with adjectives. Alternate translation: “For you made me very joyful and comforted”</w:t>
       </w:r>
     </w:p>
     <w:p>
-      <w:r/>
-      <w:r>
+      <w:pPr/>
+      <w:r>
+        <w:rPr>
+          <w:lang w:val="en_US" w:bidi="en_US"/>
+        </w:rPr>
+      </w:r>
+      <w:r>
+        <w:rPr>
+          <w:lang w:val="en_US" w:bidi="en_US"/>
+        </w:rPr>
         <w:t xml:space="preserve">See: </w:t>
       </w:r>
       <w:r>
+        <w:rPr>
+          <w:lang w:val="en_US" w:bidi="en_US"/>
+        </w:rPr>
         <w:t>Abstract Nouns</w:t>
       </w:r>
-      <w:r/>
-      <w:r/>
-    </w:p>
-    <w:p>
-      <w:r/>
+      <w:r>
+        <w:rPr>
+          <w:lang w:val="en_US" w:bidi="en_US"/>
+        </w:rPr>
+      </w:r>
+      <w:r>
+        <w:rPr>
+          <w:lang w:val="en_US" w:bidi="en_US"/>
+        </w:rPr>
+      </w:r>
+    </w:p>
+    <w:p>
+      <w:pPr/>
+      <w:r>
+        <w:rPr>
+          <w:lang w:val="en_US" w:bidi="en_US"/>
+        </w:rPr>
+      </w:r>
     </w:p>
     <w:p>
       <w:pPr>
         <w:pStyle w:val="Heading2"/>
       </w:pPr>
       <w:r>
+        <w:rPr>
+          <w:lang w:val="en_US" w:bidi="en_US"/>
+        </w:rPr>
         <w:t>Philemon 1:7 (#2)</w:t>
       </w:r>
-      <w:r/>
-    </w:p>
-    <w:p>
-      <w:r/>
-      <w:r>
-        <w:rPr>
-          <w:b/>
+      <w:r>
+        <w:rPr>
+          <w:lang w:val="en_US" w:bidi="en_US"/>
+        </w:rPr>
+      </w:r>
+    </w:p>
+    <w:p>
+      <w:pPr/>
+      <w:r>
+        <w:rPr>
+          <w:lang w:val="en_US" w:bidi="en_US"/>
+        </w:rPr>
+      </w:r>
+      <w:r>
+        <w:rPr>
+          <w:b/>
+          <w:lang w:val="en_US" w:bidi="en_US"/>
         </w:rPr>
         <w:t>"because of your love"</w:t>
       </w:r>
     </w:p>
     <w:p>
-      <w:r/>
-      <w:r>
+      <w:pPr/>
+      <w:r>
+        <w:rPr>
+          <w:lang w:val="en_US" w:bidi="en_US"/>
+        </w:rPr>
+      </w:r>
+      <w:r>
+        <w:rPr>
+          <w:lang w:val="en_US" w:bidi="en_US"/>
+        </w:rPr>
         <w:t xml:space="preserve">If it would be helpful in your language, you could express the idea behind the abstract noun </w:t>
       </w:r>
       <w:r>
         <w:rPr>
           <w:b/>
+          <w:lang w:val="en_US" w:bidi="en_US"/>
         </w:rPr>
         <w:t>love</w:t>
       </w:r>
       <w:r>
+        <w:rPr>
+          <w:lang w:val="en_US" w:bidi="en_US"/>
+        </w:rPr>
         <w:t xml:space="preserve"> with a verb. Alternate translation: “because you love people”</w:t>
       </w:r>
     </w:p>
     <w:p>
-      <w:r/>
-      <w:r>
+      <w:pPr/>
+      <w:r>
+        <w:rPr>
+          <w:lang w:val="en_US" w:bidi="en_US"/>
+        </w:rPr>
+      </w:r>
+      <w:r>
+        <w:rPr>
+          <w:lang w:val="en_US" w:bidi="en_US"/>
+        </w:rPr>
         <w:t xml:space="preserve">See: </w:t>
       </w:r>
       <w:r>
+        <w:rPr>
+          <w:lang w:val="en_US" w:bidi="en_US"/>
+        </w:rPr>
         <w:t>Abstract Nouns</w:t>
       </w:r>
-      <w:r/>
-      <w:r/>
-    </w:p>
-    <w:p>
-      <w:r/>
+      <w:r>
+        <w:rPr>
+          <w:lang w:val="en_US" w:bidi="en_US"/>
+        </w:rPr>
+      </w:r>
+      <w:r>
+        <w:rPr>
+          <w:lang w:val="en_US" w:bidi="en_US"/>
+        </w:rPr>
+      </w:r>
+    </w:p>
+    <w:p>
+      <w:pPr/>
+      <w:r>
+        <w:rPr>
+          <w:lang w:val="en_US" w:bidi="en_US"/>
+        </w:rPr>
+      </w:r>
     </w:p>
     <w:p>
       <w:pPr>
         <w:pStyle w:val="Heading2"/>
       </w:pPr>
       <w:r>
+        <w:rPr>
+          <w:lang w:val="en_US" w:bidi="en_US"/>
+        </w:rPr>
         <w:t>Philemon 1:7 (#3)</w:t>
       </w:r>
-      <w:r/>
-    </w:p>
-    <w:p>
-      <w:r/>
-      <w:r>
-        <w:rPr>
-          <w:b/>
+      <w:r>
+        <w:rPr>
+          <w:lang w:val="en_US" w:bidi="en_US"/>
+        </w:rPr>
+      </w:r>
+    </w:p>
+    <w:p>
+      <w:pPr/>
+      <w:r>
+        <w:rPr>
+          <w:lang w:val="en_US" w:bidi="en_US"/>
+        </w:rPr>
+      </w:r>
+      <w:r>
+        <w:rPr>
+          <w:b/>
+          <w:lang w:val="en_US" w:bidi="en_US"/>
         </w:rPr>
         <w:t>"the inner parts of the saints are being refreshed by you"</w:t>
       </w:r>
     </w:p>
     <w:p>
-      <w:r/>
-      <w:r>
+      <w:pPr/>
+      <w:r>
+        <w:rPr>
+          <w:lang w:val="en_US" w:bidi="en_US"/>
+        </w:rPr>
+      </w:r>
+      <w:r>
+        <w:rPr>
+          <w:lang w:val="en_US" w:bidi="en_US"/>
+        </w:rPr>
         <w:t>If your language does not use this passive form, you can state this in active form. Alternate translation: “you have refreshed the inward parts of the saints”</w:t>
       </w:r>
     </w:p>
     <w:p>
-      <w:r/>
-      <w:r>
+      <w:pPr/>
+      <w:r>
+        <w:rPr>
+          <w:lang w:val="en_US" w:bidi="en_US"/>
+        </w:rPr>
+      </w:r>
+      <w:r>
+        <w:rPr>
+          <w:lang w:val="en_US" w:bidi="en_US"/>
+        </w:rPr>
         <w:t xml:space="preserve">See: </w:t>
       </w:r>
       <w:r>
+        <w:rPr>
+          <w:lang w:val="en_US" w:bidi="en_US"/>
+        </w:rPr>
         <w:t>Active or Passive</w:t>
       </w:r>
-      <w:r/>
-      <w:r/>
-    </w:p>
-    <w:p>
-      <w:r/>
+      <w:r>
+        <w:rPr>
+          <w:lang w:val="en_US" w:bidi="en_US"/>
+        </w:rPr>
+      </w:r>
+      <w:r>
+        <w:rPr>
+          <w:lang w:val="en_US" w:bidi="en_US"/>
+        </w:rPr>
+      </w:r>
+    </w:p>
+    <w:p>
+      <w:pPr/>
+      <w:r>
+        <w:rPr>
+          <w:lang w:val="en_US" w:bidi="en_US"/>
+        </w:rPr>
+      </w:r>
     </w:p>
     <w:p>
       <w:pPr>
         <w:pStyle w:val="Heading2"/>
       </w:pPr>
       <w:r>
+        <w:rPr>
+          <w:lang w:val="en_US" w:bidi="en_US"/>
+        </w:rPr>
         <w:t>Philemon 1:7 (#4)</w:t>
       </w:r>
-      <w:r/>
-    </w:p>
-    <w:p>
-      <w:r/>
-      <w:r>
-        <w:rPr>
-          <w:b/>
+      <w:r>
+        <w:rPr>
+          <w:lang w:val="en_US" w:bidi="en_US"/>
+        </w:rPr>
+      </w:r>
+    </w:p>
+    <w:p>
+      <w:pPr/>
+      <w:r>
+        <w:rPr>
+          <w:lang w:val="en_US" w:bidi="en_US"/>
+        </w:rPr>
+      </w:r>
+      <w:r>
+        <w:rPr>
+          <w:b/>
+          <w:lang w:val="en_US" w:bidi="en_US"/>
         </w:rPr>
         <w:t>"the inner parts of the saints"</w:t>
       </w:r>
     </w:p>
     <w:p>
-      <w:r/>
-      <w:r>
+      <w:pPr/>
+      <w:r>
+        <w:rPr>
+          <w:lang w:val="en_US" w:bidi="en_US"/>
+        </w:rPr>
+      </w:r>
+      <w:r>
+        <w:rPr>
+          <w:lang w:val="en_US" w:bidi="en_US"/>
+        </w:rPr>
         <w:t xml:space="preserve">Here, </w:t>
       </w:r>
       <w:r>
         <w:rPr>
           <w:b/>
+          <w:lang w:val="en_US" w:bidi="en_US"/>
         </w:rPr>
         <w:t>inward parts</w:t>
       </w:r>
       <w:r>
+        <w:rPr>
+          <w:lang w:val="en_US" w:bidi="en_US"/>
+        </w:rPr>
         <w:t xml:space="preserve"> refers to a person’s emotions or inner being. Use the figure that is normal in your language for this, such as “hearts” or “livers,” or give the plain meaning. Alternate translation: “the thoughts and feelings of the saints”</w:t>
       </w:r>
     </w:p>
     <w:p>
-      <w:r/>
-      <w:r>
+      <w:pPr/>
+      <w:r>
+        <w:rPr>
+          <w:lang w:val="en_US" w:bidi="en_US"/>
+        </w:rPr>
+      </w:r>
+      <w:r>
+        <w:rPr>
+          <w:lang w:val="en_US" w:bidi="en_US"/>
+        </w:rPr>
         <w:t xml:space="preserve">See: </w:t>
       </w:r>
       <w:r>
+        <w:rPr>
+          <w:lang w:val="en_US" w:bidi="en_US"/>
+        </w:rPr>
         <w:t>Metonymy</w:t>
       </w:r>
-      <w:r/>
-      <w:r/>
-    </w:p>
-    <w:p>
-      <w:r/>
+      <w:r>
+        <w:rPr>
+          <w:lang w:val="en_US" w:bidi="en_US"/>
+        </w:rPr>
+      </w:r>
+      <w:r>
+        <w:rPr>
+          <w:lang w:val="en_US" w:bidi="en_US"/>
+        </w:rPr>
+      </w:r>
+    </w:p>
+    <w:p>
+      <w:pPr/>
+      <w:r>
+        <w:rPr>
+          <w:lang w:val="en_US" w:bidi="en_US"/>
+        </w:rPr>
+      </w:r>
     </w:p>
     <w:p>
       <w:pPr>
         <w:pStyle w:val="Heading2"/>
       </w:pPr>
       <w:r>
+        <w:rPr>
+          <w:lang w:val="en_US" w:bidi="en_US"/>
+        </w:rPr>
         <w:t>Philemon 1:7 (#5)</w:t>
       </w:r>
-      <w:r/>
-    </w:p>
-    <w:p>
-      <w:r/>
-      <w:r>
-        <w:rPr>
-          <w:b/>
+      <w:r>
+        <w:rPr>
+          <w:lang w:val="en_US" w:bidi="en_US"/>
+        </w:rPr>
+      </w:r>
+    </w:p>
+    <w:p>
+      <w:pPr/>
+      <w:r>
+        <w:rPr>
+          <w:lang w:val="en_US" w:bidi="en_US"/>
+        </w:rPr>
+      </w:r>
+      <w:r>
+        <w:rPr>
+          <w:b/>
+          <w:lang w:val="en_US" w:bidi="en_US"/>
         </w:rPr>
         <w:t>"the inner parts of the saints are being refreshed by you"</w:t>
       </w:r>
     </w:p>
     <w:p>
-      <w:r/>
-      <w:r>
+      <w:pPr/>
+      <w:r>
+        <w:rPr>
+          <w:lang w:val="en_US" w:bidi="en_US"/>
+        </w:rPr>
+      </w:r>
+      <w:r>
+        <w:rPr>
+          <w:lang w:val="en_US" w:bidi="en_US"/>
+        </w:rPr>
         <w:t xml:space="preserve">Here, </w:t>
       </w:r>
       <w:r>
         <w:rPr>
           <w:b/>
+          <w:lang w:val="en_US" w:bidi="en_US"/>
         </w:rPr>
         <w:t>being refreshed</w:t>
       </w:r>
       <w:r>
+        <w:rPr>
+          <w:lang w:val="en_US" w:bidi="en_US"/>
+        </w:rPr>
         <w:t xml:space="preserve"> refers to the feeling of encouragement or relief. Alternate translation: “you have encouraged the saints” or “you have helped the believers”</w:t>
       </w:r>
     </w:p>
     <w:p>
-      <w:r/>
-      <w:r>
+      <w:pPr/>
+      <w:r>
+        <w:rPr>
+          <w:lang w:val="en_US" w:bidi="en_US"/>
+        </w:rPr>
+      </w:r>
+      <w:r>
+        <w:rPr>
+          <w:lang w:val="en_US" w:bidi="en_US"/>
+        </w:rPr>
         <w:t xml:space="preserve">See: </w:t>
       </w:r>
       <w:r>
+        <w:rPr>
+          <w:lang w:val="en_US" w:bidi="en_US"/>
+        </w:rPr>
         <w:t>Metaphor</w:t>
       </w:r>
-      <w:r/>
-      <w:r/>
-    </w:p>
-    <w:p>
-      <w:r/>
+      <w:r>
+        <w:rPr>
+          <w:lang w:val="en_US" w:bidi="en_US"/>
+        </w:rPr>
+      </w:r>
+      <w:r>
+        <w:rPr>
+          <w:lang w:val="en_US" w:bidi="en_US"/>
+        </w:rPr>
+      </w:r>
+    </w:p>
+    <w:p>
+      <w:pPr/>
+      <w:r>
+        <w:rPr>
+          <w:lang w:val="en_US" w:bidi="en_US"/>
+        </w:rPr>
+      </w:r>
     </w:p>
     <w:p>
       <w:pPr>
         <w:pStyle w:val="Heading2"/>
       </w:pPr>
       <w:r>
+        <w:rPr>
+          <w:lang w:val="en_US" w:bidi="en_US"/>
+        </w:rPr>
         <w:t>Philemon 1:7 (#6)</w:t>
       </w:r>
-      <w:r/>
-    </w:p>
-    <w:p>
-      <w:r/>
-      <w:r>
-        <w:rPr>
-          <w:b/>
+      <w:r>
+        <w:rPr>
+          <w:lang w:val="en_US" w:bidi="en_US"/>
+        </w:rPr>
+      </w:r>
+    </w:p>
+    <w:p>
+      <w:pPr/>
+      <w:r>
+        <w:rPr>
+          <w:lang w:val="en_US" w:bidi="en_US"/>
+        </w:rPr>
+      </w:r>
+      <w:r>
+        <w:rPr>
+          <w:b/>
+          <w:lang w:val="en_US" w:bidi="en_US"/>
         </w:rPr>
         <w:t>"you, brother"</w:t>
       </w:r>
     </w:p>
     <w:p>
-      <w:r/>
-      <w:r>
+      <w:pPr/>
+      <w:r>
+        <w:rPr>
+          <w:lang w:val="en_US" w:bidi="en_US"/>
+        </w:rPr>
+      </w:r>
+      <w:r>
+        <w:rPr>
+          <w:lang w:val="en_US" w:bidi="en_US"/>
+        </w:rPr>
         <w:t xml:space="preserve">Paul called Philemon </w:t>
       </w:r>
       <w:r>
         <w:rPr>
           <w:b/>
+          <w:lang w:val="en_US" w:bidi="en_US"/>
         </w:rPr>
         <w:t>brother</w:t>
       </w:r>
       <w:r>
+        <w:rPr>
+          <w:lang w:val="en_US" w:bidi="en_US"/>
+        </w:rPr>
         <w:t xml:space="preserve"> because they were both believers, and he wanted to emphasize their friendship. Alternate translation: “you, dear brother” or “you, dear friend”</w:t>
       </w:r>
     </w:p>
     <w:p>
-      <w:r/>
-      <w:r>
+      <w:pPr/>
+      <w:r>
+        <w:rPr>
+          <w:lang w:val="en_US" w:bidi="en_US"/>
+        </w:rPr>
+      </w:r>
+      <w:r>
+        <w:rPr>
+          <w:lang w:val="en_US" w:bidi="en_US"/>
+        </w:rPr>
         <w:t xml:space="preserve">See: </w:t>
       </w:r>
       <w:r>
+        <w:rPr>
+          <w:lang w:val="en_US" w:bidi="en_US"/>
+        </w:rPr>
         <w:t>Metaphor</w:t>
       </w:r>
-      <w:r/>
-      <w:r/>
-    </w:p>
-    <w:p>
-      <w:r/>
+      <w:r>
+        <w:rPr>
+          <w:lang w:val="en_US" w:bidi="en_US"/>
+        </w:rPr>
+      </w:r>
+      <w:r>
+        <w:rPr>
+          <w:lang w:val="en_US" w:bidi="en_US"/>
+        </w:rPr>
+      </w:r>
+    </w:p>
+    <w:p>
+      <w:pPr/>
+      <w:r>
+        <w:rPr>
+          <w:lang w:val="en_US" w:bidi="en_US"/>
+        </w:rPr>
+      </w:r>
     </w:p>
     <w:p>
       <w:pPr>
         <w:pStyle w:val="Heading2"/>
       </w:pPr>
       <w:r>
+        <w:rPr>
+          <w:lang w:val="en_US" w:bidi="en_US"/>
+        </w:rPr>
         <w:t>Philemon 1:8 (#1)</w:t>
       </w:r>
-      <w:r/>
-    </w:p>
-    <w:p>
-      <w:r/>
-      <w:r>
-        <w:rPr>
-          <w:b/>
+      <w:r>
+        <w:rPr>
+          <w:lang w:val="en_US" w:bidi="en_US"/>
+        </w:rPr>
+      </w:r>
+    </w:p>
+    <w:p>
+      <w:pPr/>
+      <w:r>
+        <w:rPr>
+          <w:lang w:val="en_US" w:bidi="en_US"/>
+        </w:rPr>
+      </w:r>
+      <w:r>
+        <w:rPr>
+          <w:b/>
+          <w:lang w:val="en_US" w:bidi="en_US"/>
         </w:rPr>
         <w:t>""</w:t>
       </w:r>
     </w:p>
     <w:p>
-      <w:r/>
-      <w:r>
+      <w:pPr/>
+      <w:r>
+        <w:rPr>
+          <w:lang w:val="en_US" w:bidi="en_US"/>
+        </w:rPr>
+      </w:r>
+      <w:r>
+        <w:rPr>
+          <w:lang w:val="en_US" w:bidi="en_US"/>
+        </w:rPr>
         <w:t>Connecting Statement:\n\nPaul begins his plea and the reason for his letter.</w:t>
       </w:r>
-      <w:r/>
-      <w:r/>
-    </w:p>
-    <w:p>
-      <w:r/>
+      <w:r>
+        <w:rPr>
+          <w:lang w:val="en_US" w:bidi="en_US"/>
+        </w:rPr>
+      </w:r>
+      <w:r>
+        <w:rPr>
+          <w:lang w:val="en_US" w:bidi="en_US"/>
+        </w:rPr>
+      </w:r>
+    </w:p>
+    <w:p>
+      <w:pPr/>
+      <w:r>
+        <w:rPr>
+          <w:lang w:val="en_US" w:bidi="en_US"/>
+        </w:rPr>
+      </w:r>
     </w:p>
     <w:p>
       <w:pPr>
         <w:pStyle w:val="Heading2"/>
       </w:pPr>
       <w:r>
+        <w:rPr>
+          <w:lang w:val="en_US" w:bidi="en_US"/>
+        </w:rPr>
         <w:t>Philemon 1:8 (#2)</w:t>
       </w:r>
-      <w:r/>
-    </w:p>
-    <w:p>
-      <w:r/>
-      <w:r>
-        <w:rPr>
-          <w:b/>
+      <w:r>
+        <w:rPr>
+          <w:lang w:val="en_US" w:bidi="en_US"/>
+        </w:rPr>
+      </w:r>
+    </w:p>
+    <w:p>
+      <w:pPr/>
+      <w:r>
+        <w:rPr>
+          <w:lang w:val="en_US" w:bidi="en_US"/>
+        </w:rPr>
+      </w:r>
+      <w:r>
+        <w:rPr>
+          <w:b/>
+          <w:lang w:val="en_US" w:bidi="en_US"/>
         </w:rPr>
         <w:t>"much boldness in Christ"</w:t>
       </w:r>
     </w:p>
     <w:p>
-      <w:r/>
-      <w:r>
+      <w:pPr/>
+      <w:r>
+        <w:rPr>
+          <w:lang w:val="en_US" w:bidi="en_US"/>
+        </w:rPr>
+      </w:r>
+      <w:r>
+        <w:rPr>
+          <w:lang w:val="en_US" w:bidi="en_US"/>
+        </w:rPr>
         <w:t>This could mean: (1) “all authority because of Christ” (2) “all courage because of Christ.”</w:t>
       </w:r>
-      <w:r/>
-      <w:r/>
-    </w:p>
-    <w:p>
-      <w:r/>
+      <w:r>
+        <w:rPr>
+          <w:lang w:val="en_US" w:bidi="en_US"/>
+        </w:rPr>
+      </w:r>
+      <w:r>
+        <w:rPr>
+          <w:lang w:val="en_US" w:bidi="en_US"/>
+        </w:rPr>
+      </w:r>
+    </w:p>
+    <w:p>
+      <w:pPr/>
+      <w:r>
+        <w:rPr>
+          <w:lang w:val="en_US" w:bidi="en_US"/>
+        </w:rPr>
+      </w:r>
     </w:p>
     <w:p>
       <w:pPr>
         <w:pStyle w:val="Heading2"/>
       </w:pPr>
       <w:r>
+        <w:rPr>
+          <w:lang w:val="en_US" w:bidi="en_US"/>
+        </w:rPr>
         <w:t>Philemon 1:8 (#3)</w:t>
       </w:r>
-      <w:r/>
-    </w:p>
-    <w:p>
-      <w:r/>
-      <w:r>
-        <w:rPr>
-          <w:b/>
+      <w:r>
+        <w:rPr>
+          <w:lang w:val="en_US" w:bidi="en_US"/>
+        </w:rPr>
+      </w:r>
+    </w:p>
+    <w:p>
+      <w:pPr/>
+      <w:r>
+        <w:rPr>
+          <w:lang w:val="en_US" w:bidi="en_US"/>
+        </w:rPr>
+      </w:r>
+      <w:r>
+        <w:rPr>
+          <w:b/>
+          <w:lang w:val="en_US" w:bidi="en_US"/>
         </w:rPr>
         <w:t>"Therefore"</w:t>
       </w:r>
     </w:p>
     <w:p>
-      <w:r/>
-      <w:r>
+      <w:pPr/>
+      <w:r>
+        <w:rPr>
+          <w:lang w:val="en_US" w:bidi="en_US"/>
+        </w:rPr>
+      </w:r>
+      <w:r>
+        <w:rPr>
+          <w:lang w:val="en_US" w:bidi="en_US"/>
+        </w:rPr>
         <w:t xml:space="preserve">The word </w:t>
       </w:r>
       <w:r>
         <w:rPr>
           <w:b/>
+          <w:lang w:val="en_US" w:bidi="en_US"/>
         </w:rPr>
         <w:t>Therefore</w:t>
       </w:r>
       <w:r>
+        <w:rPr>
+          <w:lang w:val="en_US" w:bidi="en_US"/>
+        </w:rPr>
         <w:t xml:space="preserve"> signals that what Paul has just said in verses 4–7 is the reason for what he is about to say. Use a connecting word or another way that your language uses to signal this relationship. Alternate translation: “Because of this”</w:t>
       </w:r>
     </w:p>
     <w:p>
-      <w:r/>
-      <w:r>
+      <w:pPr/>
+      <w:r>
+        <w:rPr>
+          <w:lang w:val="en_US" w:bidi="en_US"/>
+        </w:rPr>
+      </w:r>
+      <w:r>
+        <w:rPr>
+          <w:lang w:val="en_US" w:bidi="en_US"/>
+        </w:rPr>
         <w:t xml:space="preserve">See: </w:t>
       </w:r>
       <w:r>
+        <w:rPr>
+          <w:lang w:val="en_US" w:bidi="en_US"/>
+        </w:rPr>
         <w:t>Connect — Reason-and-Result Relationship</w:t>
       </w:r>
-      <w:r/>
-      <w:r/>
-    </w:p>
-    <w:p>
-      <w:r/>
+      <w:r>
+        <w:rPr>
+          <w:lang w:val="en_US" w:bidi="en_US"/>
+        </w:rPr>
+      </w:r>
+      <w:r>
+        <w:rPr>
+          <w:lang w:val="en_US" w:bidi="en_US"/>
+        </w:rPr>
+      </w:r>
+    </w:p>
+    <w:p>
+      <w:pPr/>
+      <w:r>
+        <w:rPr>
+          <w:lang w:val="en_US" w:bidi="en_US"/>
+        </w:rPr>
+      </w:r>
     </w:p>
     <w:p>
       <w:pPr>
         <w:pStyle w:val="Heading2"/>
       </w:pPr>
       <w:r>
+        <w:rPr>
+          <w:lang w:val="en_US" w:bidi="en_US"/>
+        </w:rPr>
         <w:t>Philemon 1:9 (#1)</w:t>
       </w:r>
-      <w:r/>
-    </w:p>
-    <w:p>
-      <w:r/>
-      <w:r>
-        <w:rPr>
-          <w:b/>
+      <w:r>
+        <w:rPr>
+          <w:lang w:val="en_US" w:bidi="en_US"/>
+        </w:rPr>
+      </w:r>
+    </w:p>
+    <w:p>
+      <w:pPr/>
+      <w:r>
+        <w:rPr>
+          <w:lang w:val="en_US" w:bidi="en_US"/>
+        </w:rPr>
+      </w:r>
+      <w:r>
+        <w:rPr>
+          <w:b/>
+          <w:lang w:val="en_US" w:bidi="en_US"/>
         </w:rPr>
         <w:t>"because of love"</w:t>
       </w:r>
     </w:p>
     <w:p>
-      <w:r/>
-      <w:r>
+      <w:pPr/>
+      <w:r>
+        <w:rPr>
+          <w:lang w:val="en_US" w:bidi="en_US"/>
+        </w:rPr>
+      </w:r>
+      <w:r>
+        <w:rPr>
+          <w:lang w:val="en_US" w:bidi="en_US"/>
+        </w:rPr>
         <w:t xml:space="preserve">Paul does not say for whom this </w:t>
       </w:r>
       <w:r>
         <w:rPr>
           <w:b/>
+          <w:lang w:val="en_US" w:bidi="en_US"/>
         </w:rPr>
         <w:t>love</w:t>
       </w:r>
       <w:r>
+        <w:rPr>
+          <w:lang w:val="en_US" w:bidi="en_US"/>
+        </w:rPr>
         <w:t xml:space="preserve"> is. If you need to use a verb here and say who loves whom, this could refer to: (1) the mutual love between him and Philemon. See the UST. (2) Paul’s love for Philemon. Alternate translation: “because I love you” (3) Philemon’s love for his fellow believers. Alternate translation: “because I know that you love God’s people”</w:t>
       </w:r>
     </w:p>
     <w:p>
-      <w:r/>
-      <w:r>
+      <w:pPr/>
+      <w:r>
+        <w:rPr>
+          <w:lang w:val="en_US" w:bidi="en_US"/>
+        </w:rPr>
+      </w:r>
+      <w:r>
+        <w:rPr>
+          <w:lang w:val="en_US" w:bidi="en_US"/>
+        </w:rPr>
         <w:t xml:space="preserve">See: </w:t>
       </w:r>
       <w:r>
+        <w:rPr>
+          <w:lang w:val="en_US" w:bidi="en_US"/>
+        </w:rPr>
         <w:t>Abstract Nouns</w:t>
       </w:r>
-      <w:r/>
-      <w:r/>
-    </w:p>
-    <w:p>
-      <w:r/>
+      <w:r>
+        <w:rPr>
+          <w:lang w:val="en_US" w:bidi="en_US"/>
+        </w:rPr>
+      </w:r>
+      <w:r>
+        <w:rPr>
+          <w:lang w:val="en_US" w:bidi="en_US"/>
+        </w:rPr>
+      </w:r>
+    </w:p>
+    <w:p>
+      <w:pPr/>
+      <w:r>
+        <w:rPr>
+          <w:lang w:val="en_US" w:bidi="en_US"/>
+        </w:rPr>
+      </w:r>
     </w:p>
     <w:p>
       <w:pPr>
         <w:pStyle w:val="Heading2"/>
       </w:pPr>
       <w:r>
+        <w:rPr>
+          <w:lang w:val="en_US" w:bidi="en_US"/>
+        </w:rPr>
         <w:t>Philemon 1:9 (#2)</w:t>
       </w:r>
-      <w:r/>
-    </w:p>
-    <w:p>
-      <w:r/>
-      <w:r>
-        <w:rPr>
-          <w:b/>
+      <w:r>
+        <w:rPr>
+          <w:lang w:val="en_US" w:bidi="en_US"/>
+        </w:rPr>
+      </w:r>
+    </w:p>
+    <w:p>
+      <w:pPr/>
+      <w:r>
+        <w:rPr>
+          <w:lang w:val="en_US" w:bidi="en_US"/>
+        </w:rPr>
+      </w:r>
+      <w:r>
+        <w:rPr>
+          <w:b/>
+          <w:lang w:val="en_US" w:bidi="en_US"/>
         </w:rPr>
         <w:t>"a prisoner of Christ Jesus"</w:t>
       </w:r>
     </w:p>
     <w:p>
-      <w:r/>
-      <w:r>
+      <w:pPr/>
+      <w:r>
+        <w:rPr>
+          <w:lang w:val="en_US" w:bidi="en_US"/>
+        </w:rPr>
+      </w:r>
+      <w:r>
+        <w:rPr>
+          <w:lang w:val="en_US" w:bidi="en_US"/>
+        </w:rPr>
         <w:t>Paul was in prison because people in authority did not want him to preach about Jesus. They put him there in order to stop him and to punish him. This does not mean that Jesus had put Paul in prison. Alternate translation: “a prisoner for the sake of Christ Jesus”</w:t>
       </w:r>
-      <w:r/>
-      <w:r/>
-    </w:p>
-    <w:p>
-      <w:r/>
+      <w:r>
+        <w:rPr>
+          <w:lang w:val="en_US" w:bidi="en_US"/>
+        </w:rPr>
+      </w:r>
+      <w:r>
+        <w:rPr>
+          <w:lang w:val="en_US" w:bidi="en_US"/>
+        </w:rPr>
+      </w:r>
+    </w:p>
+    <w:p>
+      <w:pPr/>
+      <w:r>
+        <w:rPr>
+          <w:lang w:val="en_US" w:bidi="en_US"/>
+        </w:rPr>
+      </w:r>
     </w:p>
     <w:p>
       <w:pPr>
         <w:pStyle w:val="Heading2"/>
       </w:pPr>
       <w:r>
+        <w:rPr>
+          <w:lang w:val="en_US" w:bidi="en_US"/>
+        </w:rPr>
         <w:t>Philemon 1:10 (#1)</w:t>
       </w:r>
-      <w:r/>
-    </w:p>
-    <w:p>
-      <w:r/>
-      <w:r>
-        <w:rPr>
-          <w:b/>
+      <w:r>
+        <w:rPr>
+          <w:lang w:val="en_US" w:bidi="en_US"/>
+        </w:rPr>
+      </w:r>
+    </w:p>
+    <w:p>
+      <w:pPr/>
+      <w:r>
+        <w:rPr>
+          <w:lang w:val="en_US" w:bidi="en_US"/>
+        </w:rPr>
+      </w:r>
+      <w:r>
+        <w:rPr>
+          <w:b/>
+          <w:lang w:val="en_US" w:bidi="en_US"/>
         </w:rPr>
         <w:t>"Onesimus"</w:t>
       </w:r>
     </w:p>
     <w:p>
-      <w:r/>
-      <w:r>
-        <w:rPr>
-          <w:b/>
+      <w:pPr/>
+      <w:r>
+        <w:rPr>
+          <w:lang w:val="en_US" w:bidi="en_US"/>
+        </w:rPr>
+      </w:r>
+      <w:r>
+        <w:rPr>
+          <w:b/>
+          <w:lang w:val="en_US" w:bidi="en_US"/>
         </w:rPr>
         <w:t>Onesimus</w:t>
       </w:r>
       <w:r>
+        <w:rPr>
+          <w:lang w:val="en_US" w:bidi="en_US"/>
+        </w:rPr>
         <w:t xml:space="preserve"> is the name of a man.</w:t>
       </w:r>
     </w:p>
     <w:p>
-      <w:r/>
-      <w:r>
+      <w:pPr/>
+      <w:r>
+        <w:rPr>
+          <w:lang w:val="en_US" w:bidi="en_US"/>
+        </w:rPr>
+      </w:r>
+      <w:r>
+        <w:rPr>
+          <w:lang w:val="en_US" w:bidi="en_US"/>
+        </w:rPr>
         <w:t xml:space="preserve">See: </w:t>
       </w:r>
       <w:r>
+        <w:rPr>
+          <w:lang w:val="en_US" w:bidi="en_US"/>
+        </w:rPr>
         <w:t>How to Translate Names</w:t>
       </w:r>
-      <w:r/>
-      <w:r/>
-    </w:p>
-    <w:p>
-      <w:r/>
+      <w:r>
+        <w:rPr>
+          <w:lang w:val="en_US" w:bidi="en_US"/>
+        </w:rPr>
+      </w:r>
+      <w:r>
+        <w:rPr>
+          <w:lang w:val="en_US" w:bidi="en_US"/>
+        </w:rPr>
+      </w:r>
+    </w:p>
+    <w:p>
+      <w:pPr/>
+      <w:r>
+        <w:rPr>
+          <w:lang w:val="en_US" w:bidi="en_US"/>
+        </w:rPr>
+      </w:r>
     </w:p>
     <w:p>
       <w:pPr>
         <w:pStyle w:val="Heading2"/>
       </w:pPr>
       <w:r>
+        <w:rPr>
+          <w:lang w:val="en_US" w:bidi="en_US"/>
+        </w:rPr>
         <w:t>Philemon 1:10 (#2)</w:t>
       </w:r>
-      <w:r/>
-    </w:p>
-    <w:p>
-      <w:r/>
-      <w:r>
-        <w:rPr>
-          <w:b/>
+      <w:r>
+        <w:rPr>
+          <w:lang w:val="en_US" w:bidi="en_US"/>
+        </w:rPr>
+      </w:r>
+    </w:p>
+    <w:p>
+      <w:pPr/>
+      <w:r>
+        <w:rPr>
+          <w:lang w:val="en_US" w:bidi="en_US"/>
+        </w:rPr>
+      </w:r>
+      <w:r>
+        <w:rPr>
+          <w:b/>
+          <w:lang w:val="en_US" w:bidi="en_US"/>
         </w:rPr>
         <w:t>"Onesimus"</w:t>
       </w:r>
     </w:p>
     <w:p>
-      <w:r/>
-      <w:r>
+      <w:pPr/>
+      <w:r>
+        <w:rPr>
+          <w:lang w:val="en_US" w:bidi="en_US"/>
+        </w:rPr>
+      </w:r>
+      <w:r>
+        <w:rPr>
+          <w:lang w:val="en_US" w:bidi="en_US"/>
+        </w:rPr>
         <w:t xml:space="preserve">The name </w:t>
       </w:r>
       <w:r>
         <w:rPr>
           <w:b/>
+          <w:lang w:val="en_US" w:bidi="en_US"/>
         </w:rPr>
         <w:t>Onesimus</w:t>
       </w:r>
       <w:r>
+        <w:rPr>
+          <w:lang w:val="en_US" w:bidi="en_US"/>
+        </w:rPr>
         <w:t xml:space="preserve"> means “profitable” or “useful.” If it would be helpful to your readers, you could include this information in the text or in a footnote.</w:t>
       </w:r>
     </w:p>
     <w:p>
-      <w:r/>
-      <w:r>
+      <w:pPr/>
+      <w:r>
+        <w:rPr>
+          <w:lang w:val="en_US" w:bidi="en_US"/>
+        </w:rPr>
+      </w:r>
+      <w:r>
+        <w:rPr>
+          <w:lang w:val="en_US" w:bidi="en_US"/>
+        </w:rPr>
         <w:t xml:space="preserve">See: </w:t>
       </w:r>
       <w:r>
+        <w:rPr>
+          <w:lang w:val="en_US" w:bidi="en_US"/>
+        </w:rPr>
         <w:t>Assumed Knowledge and Implicit Information</w:t>
       </w:r>
-      <w:r/>
-      <w:r/>
-    </w:p>
-    <w:p>
-      <w:r/>
+      <w:r>
+        <w:rPr>
+          <w:lang w:val="en_US" w:bidi="en_US"/>
+        </w:rPr>
+      </w:r>
+      <w:r>
+        <w:rPr>
+          <w:lang w:val="en_US" w:bidi="en_US"/>
+        </w:rPr>
+      </w:r>
+    </w:p>
+    <w:p>
+      <w:pPr/>
+      <w:r>
+        <w:rPr>
+          <w:lang w:val="en_US" w:bidi="en_US"/>
+        </w:rPr>
+      </w:r>
     </w:p>
     <w:p>
       <w:pPr>
         <w:pStyle w:val="Heading2"/>
       </w:pPr>
       <w:r>
+        <w:rPr>
+          <w:lang w:val="en_US" w:bidi="en_US"/>
+        </w:rPr>
         <w:t>Philemon 1:10 (#3)</w:t>
       </w:r>
-      <w:r/>
-    </w:p>
-    <w:p>
-      <w:r/>
-      <w:r>
-        <w:rPr>
-          <w:b/>
+      <w:r>
+        <w:rPr>
+          <w:lang w:val="en_US" w:bidi="en_US"/>
+        </w:rPr>
+      </w:r>
+    </w:p>
+    <w:p>
+      <w:pPr/>
+      <w:r>
+        <w:rPr>
+          <w:lang w:val="en_US" w:bidi="en_US"/>
+        </w:rPr>
+      </w:r>
+      <w:r>
+        <w:rPr>
+          <w:b/>
+          <w:lang w:val="en_US" w:bidi="en_US"/>
         </w:rPr>
         <w:t>"whom I have fathered"</w:t>
       </w:r>
     </w:p>
     <w:p>
-      <w:r/>
-      <w:r>
+      <w:pPr/>
+      <w:r>
+        <w:rPr>
+          <w:lang w:val="en_US" w:bidi="en_US"/>
+        </w:rPr>
+      </w:r>
+      <w:r>
+        <w:rPr>
+          <w:lang w:val="en_US" w:bidi="en_US"/>
+        </w:rPr>
         <w:t xml:space="preserve">Here, </w:t>
       </w:r>
       <w:r>
         <w:rPr>
           <w:b/>
+          <w:lang w:val="en_US" w:bidi="en_US"/>
         </w:rPr>
         <w:t>fathered</w:t>
       </w:r>
       <w:r>
+        <w:rPr>
+          <w:lang w:val="en_US" w:bidi="en_US"/>
+        </w:rPr>
         <w:t xml:space="preserve"> is a metaphor that means that Onesimus became a believer as Paul taught him about Christ. Alternate translation: “who received new life and became my spiritual son when I taught him about Christ” or “who became a spiritual son to me”</w:t>
       </w:r>
     </w:p>
     <w:p>
-      <w:r/>
-      <w:r>
+      <w:pPr/>
+      <w:r>
+        <w:rPr>
+          <w:lang w:val="en_US" w:bidi="en_US"/>
+        </w:rPr>
+      </w:r>
+      <w:r>
+        <w:rPr>
+          <w:lang w:val="en_US" w:bidi="en_US"/>
+        </w:rPr>
         <w:t xml:space="preserve">See: </w:t>
       </w:r>
       <w:r>
+        <w:rPr>
+          <w:lang w:val="en_US" w:bidi="en_US"/>
+        </w:rPr>
         <w:t>Metaphor</w:t>
       </w:r>
-      <w:r/>
-      <w:r/>
-    </w:p>
-    <w:p>
-      <w:r/>
+      <w:r>
+        <w:rPr>
+          <w:lang w:val="en_US" w:bidi="en_US"/>
+        </w:rPr>
+      </w:r>
+      <w:r>
+        <w:rPr>
+          <w:lang w:val="en_US" w:bidi="en_US"/>
+        </w:rPr>
+      </w:r>
+    </w:p>
+    <w:p>
+      <w:pPr/>
+      <w:r>
+        <w:rPr>
+          <w:lang w:val="en_US" w:bidi="en_US"/>
+        </w:rPr>
+      </w:r>
     </w:p>
     <w:p>
       <w:pPr>
         <w:pStyle w:val="Heading2"/>
       </w:pPr>
       <w:r>
+        <w:rPr>
+          <w:lang w:val="en_US" w:bidi="en_US"/>
+        </w:rPr>
         <w:t>Philemon 1:10 (#4)</w:t>
       </w:r>
-      <w:r/>
-    </w:p>
-    <w:p>
-      <w:r/>
-      <w:r>
-        <w:rPr>
-          <w:b/>
+      <w:r>
+        <w:rPr>
+          <w:lang w:val="en_US" w:bidi="en_US"/>
+        </w:rPr>
+      </w:r>
+    </w:p>
+    <w:p>
+      <w:pPr/>
+      <w:r>
+        <w:rPr>
+          <w:lang w:val="en_US" w:bidi="en_US"/>
+        </w:rPr>
+      </w:r>
+      <w:r>
+        <w:rPr>
+          <w:b/>
+          <w:lang w:val="en_US" w:bidi="en_US"/>
         </w:rPr>
         <w:t>"in my chains"</w:t>
       </w:r>
     </w:p>
     <w:p>
-      <w:r/>
-      <w:r>
+      <w:pPr/>
+      <w:r>
+        <w:rPr>
+          <w:lang w:val="en_US" w:bidi="en_US"/>
+        </w:rPr>
+      </w:r>
+      <w:r>
+        <w:rPr>
+          <w:lang w:val="en_US" w:bidi="en_US"/>
+        </w:rPr>
         <w:t xml:space="preserve">Prisoners were often bound in </w:t>
       </w:r>
       <w:r>
         <w:rPr>
           <w:b/>
+          <w:lang w:val="en_US" w:bidi="en_US"/>
         </w:rPr>
         <w:t>chains</w:t>
       </w:r>
       <w:r>
+        <w:rPr>
+          <w:lang w:val="en_US" w:bidi="en_US"/>
+        </w:rPr>
         <w:t>. Paul was in prison when he taught Onesimus and was still in prison when he wrote this letter. Alternate translation: “here in prison”</w:t>
       </w:r>
     </w:p>
     <w:p>
-      <w:r/>
-      <w:r>
+      <w:pPr/>
+      <w:r>
+        <w:rPr>
+          <w:lang w:val="en_US" w:bidi="en_US"/>
+        </w:rPr>
+      </w:r>
+      <w:r>
+        <w:rPr>
+          <w:lang w:val="en_US" w:bidi="en_US"/>
+        </w:rPr>
         <w:t xml:space="preserve">See: </w:t>
       </w:r>
       <w:r>
+        <w:rPr>
+          <w:lang w:val="en_US" w:bidi="en_US"/>
+        </w:rPr>
         <w:t>Metonymy</w:t>
       </w:r>
-      <w:r/>
-      <w:r/>
-    </w:p>
-    <w:p>
-      <w:r/>
+      <w:r>
+        <w:rPr>
+          <w:lang w:val="en_US" w:bidi="en_US"/>
+        </w:rPr>
+      </w:r>
+      <w:r>
+        <w:rPr>
+          <w:lang w:val="en_US" w:bidi="en_US"/>
+        </w:rPr>
+      </w:r>
+    </w:p>
+    <w:p>
+      <w:pPr/>
+      <w:r>
+        <w:rPr>
+          <w:lang w:val="en_US" w:bidi="en_US"/>
+        </w:rPr>
+      </w:r>
     </w:p>
     <w:p>
       <w:pPr>
         <w:pStyle w:val="Heading2"/>
       </w:pPr>
       <w:r>
+        <w:rPr>
+          <w:lang w:val="en_US" w:bidi="en_US"/>
+        </w:rPr>
         <w:t>Philemon 1:12 (#1)</w:t>
       </w:r>
-      <w:r/>
-    </w:p>
-    <w:p>
-      <w:r/>
-      <w:r>
-        <w:rPr>
-          <w:b/>
+      <w:r>
+        <w:rPr>
+          <w:lang w:val="en_US" w:bidi="en_US"/>
+        </w:rPr>
+      </w:r>
+    </w:p>
+    <w:p>
+      <w:pPr/>
+      <w:r>
+        <w:rPr>
+          <w:lang w:val="en_US" w:bidi="en_US"/>
+        </w:rPr>
+      </w:r>
+      <w:r>
+        <w:rPr>
+          <w:b/>
+          <w:lang w:val="en_US" w:bidi="en_US"/>
         </w:rPr>
         <w:t>"whom I have sent back to you"</w:t>
       </w:r>
     </w:p>
     <w:p>
-      <w:r/>
-      <w:r>
+      <w:pPr/>
+      <w:r>
+        <w:rPr>
+          <w:lang w:val="en_US" w:bidi="en_US"/>
+        </w:rPr>
+      </w:r>
+      <w:r>
+        <w:rPr>
+          <w:lang w:val="en_US" w:bidi="en_US"/>
+        </w:rPr>
         <w:t>Paul was probably sending Onesimus with another believer who carried this letter.</w:t>
       </w:r>
-      <w:r/>
-      <w:r/>
-    </w:p>
-    <w:p>
-      <w:r/>
+      <w:r>
+        <w:rPr>
+          <w:lang w:val="en_US" w:bidi="en_US"/>
+        </w:rPr>
+      </w:r>
+      <w:r>
+        <w:rPr>
+          <w:lang w:val="en_US" w:bidi="en_US"/>
+        </w:rPr>
+      </w:r>
+    </w:p>
+    <w:p>
+      <w:pPr/>
+      <w:r>
+        <w:rPr>
+          <w:lang w:val="en_US" w:bidi="en_US"/>
+        </w:rPr>
+      </w:r>
     </w:p>
     <w:p>
       <w:pPr>
         <w:pStyle w:val="Heading2"/>
       </w:pPr>
       <w:r>
+        <w:rPr>
+          <w:lang w:val="en_US" w:bidi="en_US"/>
+        </w:rPr>
         <w:t>Philemon 1:12 (#2)</w:t>
       </w:r>
-      <w:r/>
-    </w:p>
-    <w:p>
-      <w:r/>
-      <w:r>
-        <w:rPr>
-          <w:b/>
+      <w:r>
+        <w:rPr>
+          <w:lang w:val="en_US" w:bidi="en_US"/>
+        </w:rPr>
+      </w:r>
+    </w:p>
+    <w:p>
+      <w:pPr/>
+      <w:r>
+        <w:rPr>
+          <w:lang w:val="en_US" w:bidi="en_US"/>
+        </w:rPr>
+      </w:r>
+      <w:r>
+        <w:rPr>
+          <w:b/>
+          <w:lang w:val="en_US" w:bidi="en_US"/>
         </w:rPr>
         <w:t>"this one is my inner parts"</w:t>
       </w:r>
     </w:p>
     <w:p>
-      <w:r/>
-      <w:r>
+      <w:pPr/>
+      <w:r>
+        <w:rPr>
+          <w:lang w:val="en_US" w:bidi="en_US"/>
+        </w:rPr>
+      </w:r>
+      <w:r>
+        <w:rPr>
+          <w:lang w:val="en_US" w:bidi="en_US"/>
+        </w:rPr>
         <w:t xml:space="preserve">The phrase </w:t>
       </w:r>
       <w:r>
         <w:rPr>
           <w:b/>
+          <w:lang w:val="en_US" w:bidi="en_US"/>
         </w:rPr>
         <w:t>this one is my inward parts</w:t>
       </w:r>
       <w:r>
+        <w:rPr>
+          <w:lang w:val="en_US" w:bidi="en_US"/>
+        </w:rPr>
         <w:t xml:space="preserve"> is a metaphor for deep feelings about someone. Paul was saying this about Onesimus. Alternate translation: “this is a person whom I love dearly” or “this person is very special to me”</w:t>
       </w:r>
     </w:p>
     <w:p>
-      <w:r/>
-      <w:r>
+      <w:pPr/>
+      <w:r>
+        <w:rPr>
+          <w:lang w:val="en_US" w:bidi="en_US"/>
+        </w:rPr>
+      </w:r>
+      <w:r>
+        <w:rPr>
+          <w:lang w:val="en_US" w:bidi="en_US"/>
+        </w:rPr>
         <w:t xml:space="preserve">See: </w:t>
       </w:r>
       <w:r>
+        <w:rPr>
+          <w:lang w:val="en_US" w:bidi="en_US"/>
+        </w:rPr>
         <w:t>Metaphor</w:t>
       </w:r>
-      <w:r/>
-      <w:r/>
-    </w:p>
-    <w:p>
-      <w:r/>
+      <w:r>
+        <w:rPr>
+          <w:lang w:val="en_US" w:bidi="en_US"/>
+        </w:rPr>
+      </w:r>
+      <w:r>
+        <w:rPr>
+          <w:lang w:val="en_US" w:bidi="en_US"/>
+        </w:rPr>
+      </w:r>
+    </w:p>
+    <w:p>
+      <w:pPr/>
+      <w:r>
+        <w:rPr>
+          <w:lang w:val="en_US" w:bidi="en_US"/>
+        </w:rPr>
+      </w:r>
     </w:p>
     <w:p>
       <w:pPr>
         <w:pStyle w:val="Heading2"/>
       </w:pPr>
       <w:r>
+        <w:rPr>
+          <w:lang w:val="en_US" w:bidi="en_US"/>
+        </w:rPr>
         <w:t>Philemon 1:12 (#3)</w:t>
       </w:r>
-      <w:r/>
-    </w:p>
-    <w:p>
-      <w:r/>
-      <w:r>
-        <w:rPr>
-          <w:b/>
+      <w:r>
+        <w:rPr>
+          <w:lang w:val="en_US" w:bidi="en_US"/>
+        </w:rPr>
+      </w:r>
+    </w:p>
+    <w:p>
+      <w:pPr/>
+      <w:r>
+        <w:rPr>
+          <w:lang w:val="en_US" w:bidi="en_US"/>
+        </w:rPr>
+      </w:r>
+      <w:r>
+        <w:rPr>
+          <w:b/>
+          <w:lang w:val="en_US" w:bidi="en_US"/>
         </w:rPr>
         <w:t>"my inner parts"</w:t>
       </w:r>
     </w:p>
     <w:p>
-      <w:r/>
-      <w:r>
+      <w:pPr/>
+      <w:r>
+        <w:rPr>
+          <w:lang w:val="en_US" w:bidi="en_US"/>
+        </w:rPr>
+      </w:r>
+      <w:r>
+        <w:rPr>
+          <w:lang w:val="en_US" w:bidi="en_US"/>
+        </w:rPr>
         <w:t>Here, ** inward parts** is figurative for the place of a person’s emotions. If your language has a similar figure, then use that. If not, use plain language. Alternate translation: “my heart” or “my liver” or “my deepest feelings”</w:t>
       </w:r>
     </w:p>
     <w:p>
-      <w:r/>
-      <w:r>
+      <w:pPr/>
+      <w:r>
+        <w:rPr>
+          <w:lang w:val="en_US" w:bidi="en_US"/>
+        </w:rPr>
+      </w:r>
+      <w:r>
+        <w:rPr>
+          <w:lang w:val="en_US" w:bidi="en_US"/>
+        </w:rPr>
         <w:t xml:space="preserve">See: </w:t>
       </w:r>
       <w:r>
+        <w:rPr>
+          <w:lang w:val="en_US" w:bidi="en_US"/>
+        </w:rPr>
         <w:t>Metonymy</w:t>
       </w:r>
-      <w:r/>
-      <w:r/>
-    </w:p>
-    <w:p>
-      <w:r/>
+      <w:r>
+        <w:rPr>
+          <w:lang w:val="en_US" w:bidi="en_US"/>
+        </w:rPr>
+      </w:r>
+      <w:r>
+        <w:rPr>
+          <w:lang w:val="en_US" w:bidi="en_US"/>
+        </w:rPr>
+      </w:r>
+    </w:p>
+    <w:p>
+      <w:pPr/>
+      <w:r>
+        <w:rPr>
+          <w:lang w:val="en_US" w:bidi="en_US"/>
+        </w:rPr>
+      </w:r>
     </w:p>
     <w:p>
       <w:pPr>
         <w:pStyle w:val="Heading2"/>
       </w:pPr>
       <w:r>
+        <w:rPr>
+          <w:lang w:val="en_US" w:bidi="en_US"/>
+        </w:rPr>
         <w:t>Philemon 1:13 (#1)</w:t>
       </w:r>
-      <w:r/>
-    </w:p>
-    <w:p>
-      <w:r/>
-      <w:r>
-        <w:rPr>
-          <w:b/>
+      <w:r>
+        <w:rPr>
+          <w:lang w:val="en_US" w:bidi="en_US"/>
+        </w:rPr>
+      </w:r>
+    </w:p>
+    <w:p>
+      <w:pPr/>
+      <w:r>
+        <w:rPr>
+          <w:lang w:val="en_US" w:bidi="en_US"/>
+        </w:rPr>
+      </w:r>
+      <w:r>
+        <w:rPr>
+          <w:b/>
+          <w:lang w:val="en_US" w:bidi="en_US"/>
         </w:rPr>
         <w:t>"so that he might serve me on behalf of you"</w:t>
       </w:r>
     </w:p>
     <w:p>
-      <w:r/>
-      <w:r>
+      <w:pPr/>
+      <w:r>
+        <w:rPr>
+          <w:lang w:val="en_US" w:bidi="en_US"/>
+        </w:rPr>
+      </w:r>
+      <w:r>
+        <w:rPr>
+          <w:lang w:val="en_US" w:bidi="en_US"/>
+        </w:rPr>
         <w:t>Paul knows that Philemon wants to help him, and so he suggests that a way to do that would be to allow Onesimus to serve Paul in prison. Alternate translation: “so that, since you could not be here, he might help me” or “so that he could help me in your place”</w:t>
       </w:r>
-      <w:r/>
-      <w:r/>
-    </w:p>
-    <w:p>
-      <w:r/>
+      <w:r>
+        <w:rPr>
+          <w:lang w:val="en_US" w:bidi="en_US"/>
+        </w:rPr>
+      </w:r>
+      <w:r>
+        <w:rPr>
+          <w:lang w:val="en_US" w:bidi="en_US"/>
+        </w:rPr>
+      </w:r>
+    </w:p>
+    <w:p>
+      <w:pPr/>
+      <w:r>
+        <w:rPr>
+          <w:lang w:val="en_US" w:bidi="en_US"/>
+        </w:rPr>
+      </w:r>
     </w:p>
     <w:p>
       <w:pPr>
         <w:pStyle w:val="Heading2"/>
       </w:pPr>
       <w:r>
+        <w:rPr>
+          <w:lang w:val="en_US" w:bidi="en_US"/>
+        </w:rPr>
         <w:t>Philemon 1:13 (#2)</w:t>
       </w:r>
-      <w:r/>
-    </w:p>
-    <w:p>
-      <w:r/>
-      <w:r>
-        <w:rPr>
-          <w:b/>
+      <w:r>
+        <w:rPr>
+          <w:lang w:val="en_US" w:bidi="en_US"/>
+        </w:rPr>
+      </w:r>
+    </w:p>
+    <w:p>
+      <w:pPr/>
+      <w:r>
+        <w:rPr>
+          <w:lang w:val="en_US" w:bidi="en_US"/>
+        </w:rPr>
+      </w:r>
+      <w:r>
+        <w:rPr>
+          <w:b/>
+          <w:lang w:val="en_US" w:bidi="en_US"/>
         </w:rPr>
         <w:t>"in the chains"</w:t>
       </w:r>
     </w:p>
     <w:p>
-      <w:r/>
-      <w:r>
+      <w:pPr/>
+      <w:r>
+        <w:rPr>
+          <w:lang w:val="en_US" w:bidi="en_US"/>
+        </w:rPr>
+      </w:r>
+      <w:r>
+        <w:rPr>
+          <w:lang w:val="en_US" w:bidi="en_US"/>
+        </w:rPr>
         <w:t xml:space="preserve">Prisoners were often bound in </w:t>
       </w:r>
       <w:r>
         <w:rPr>
           <w:b/>
+          <w:lang w:val="en_US" w:bidi="en_US"/>
         </w:rPr>
         <w:t>chains</w:t>
       </w:r>
       <w:r>
+        <w:rPr>
+          <w:lang w:val="en_US" w:bidi="en_US"/>
+        </w:rPr>
         <w:t>. Paul was in prison when he told Onesimus about the Messiah, and he was still in prison when he wrote this letter.</w:t>
       </w:r>
     </w:p>
     <w:p>
-      <w:r/>
-      <w:r>
+      <w:pPr/>
+      <w:r>
+        <w:rPr>
+          <w:lang w:val="en_US" w:bidi="en_US"/>
+        </w:rPr>
+      </w:r>
+      <w:r>
+        <w:rPr>
+          <w:lang w:val="en_US" w:bidi="en_US"/>
+        </w:rPr>
         <w:t xml:space="preserve">See: </w:t>
       </w:r>
       <w:r>
+        <w:rPr>
+          <w:lang w:val="en_US" w:bidi="en_US"/>
+        </w:rPr>
         <w:t>Metonymy</w:t>
       </w:r>
-      <w:r/>
-      <w:r/>
-    </w:p>
-    <w:p>
-      <w:r/>
+      <w:r>
+        <w:rPr>
+          <w:lang w:val="en_US" w:bidi="en_US"/>
+        </w:rPr>
+      </w:r>
+      <w:r>
+        <w:rPr>
+          <w:lang w:val="en_US" w:bidi="en_US"/>
+        </w:rPr>
+      </w:r>
+    </w:p>
+    <w:p>
+      <w:pPr/>
+      <w:r>
+        <w:rPr>
+          <w:lang w:val="en_US" w:bidi="en_US"/>
+        </w:rPr>
+      </w:r>
     </w:p>
     <w:p>
       <w:pPr>
         <w:pStyle w:val="Heading2"/>
       </w:pPr>
       <w:r>
+        <w:rPr>
+          <w:lang w:val="en_US" w:bidi="en_US"/>
+        </w:rPr>
         <w:t>Philemon 1:13 (#3)</w:t>
       </w:r>
-      <w:r/>
-    </w:p>
-    <w:p>
-      <w:r/>
-      <w:r>
-        <w:rPr>
-          <w:b/>
+      <w:r>
+        <w:rPr>
+          <w:lang w:val="en_US" w:bidi="en_US"/>
+        </w:rPr>
+      </w:r>
+    </w:p>
+    <w:p>
+      <w:pPr/>
+      <w:r>
+        <w:rPr>
+          <w:lang w:val="en_US" w:bidi="en_US"/>
+        </w:rPr>
+      </w:r>
+      <w:r>
+        <w:rPr>
+          <w:b/>
+          <w:lang w:val="en_US" w:bidi="en_US"/>
         </w:rPr>
         <w:t>"in the chains of the gospel"</w:t>
       </w:r>
     </w:p>
     <w:p>
-      <w:r/>
-      <w:r>
+      <w:pPr/>
+      <w:r>
+        <w:rPr>
+          <w:lang w:val="en_US" w:bidi="en_US"/>
+        </w:rPr>
+      </w:r>
+      <w:r>
+        <w:rPr>
+          <w:lang w:val="en_US" w:bidi="en_US"/>
+        </w:rPr>
         <w:t xml:space="preserve">Paul was in prison because he preached </w:t>
       </w:r>
       <w:r>
         <w:rPr>
           <w:b/>
+          <w:lang w:val="en_US" w:bidi="en_US"/>
         </w:rPr>
         <w:t>the gospel</w:t>
       </w:r>
       <w:r>
+        <w:rPr>
+          <w:lang w:val="en_US" w:bidi="en_US"/>
+        </w:rPr>
         <w:t xml:space="preserve"> publicly. You can state this explicitly. Alternate translation: “in the chains that they put on me because I preach the gospel”</w:t>
       </w:r>
     </w:p>
     <w:p>
-      <w:r/>
-      <w:r>
+      <w:pPr/>
+      <w:r>
+        <w:rPr>
+          <w:lang w:val="en_US" w:bidi="en_US"/>
+        </w:rPr>
+      </w:r>
+      <w:r>
+        <w:rPr>
+          <w:lang w:val="en_US" w:bidi="en_US"/>
+        </w:rPr>
         <w:t xml:space="preserve">See: </w:t>
       </w:r>
       <w:r>
+        <w:rPr>
+          <w:lang w:val="en_US" w:bidi="en_US"/>
+        </w:rPr>
         <w:t>Assumed Knowledge and Implicit Information</w:t>
       </w:r>
-      <w:r/>
-      <w:r/>
-    </w:p>
-    <w:p>
-      <w:r/>
+      <w:r>
+        <w:rPr>
+          <w:lang w:val="en_US" w:bidi="en_US"/>
+        </w:rPr>
+      </w:r>
+      <w:r>
+        <w:rPr>
+          <w:lang w:val="en_US" w:bidi="en_US"/>
+        </w:rPr>
+      </w:r>
+    </w:p>
+    <w:p>
+      <w:pPr/>
+      <w:r>
+        <w:rPr>
+          <w:lang w:val="en_US" w:bidi="en_US"/>
+        </w:rPr>
+      </w:r>
     </w:p>
     <w:p>
       <w:pPr>
         <w:pStyle w:val="Heading2"/>
       </w:pPr>
       <w:r>
+        <w:rPr>
+          <w:lang w:val="en_US" w:bidi="en_US"/>
+        </w:rPr>
         <w:t>Philemon 1:14 (#1)</w:t>
       </w:r>
-      <w:r/>
-    </w:p>
-    <w:p>
-      <w:r/>
-      <w:r>
-        <w:rPr>
-          <w:b/>
+      <w:r>
+        <w:rPr>
+          <w:lang w:val="en_US" w:bidi="en_US"/>
+        </w:rPr>
+      </w:r>
+    </w:p>
+    <w:p>
+      <w:pPr/>
+      <w:r>
+        <w:rPr>
+          <w:lang w:val="en_US" w:bidi="en_US"/>
+        </w:rPr>
+      </w:r>
+      <w:r>
+        <w:rPr>
+          <w:b/>
+          <w:lang w:val="en_US" w:bidi="en_US"/>
         </w:rPr>
         <w:t>"so that your good {deed} might not be as according to compulsion"</w:t>
       </w:r>
     </w:p>
     <w:p>
-      <w:r/>
-      <w:r>
+      <w:pPr/>
+      <w:r>
+        <w:rPr>
+          <w:lang w:val="en_US" w:bidi="en_US"/>
+        </w:rPr>
+      </w:r>
+      <w:r>
+        <w:rPr>
+          <w:lang w:val="en_US" w:bidi="en_US"/>
+        </w:rPr>
         <w:t xml:space="preserve">If it would be helpful in your language, you could express the idea behind the abstract noun </w:t>
       </w:r>
       <w:r>
         <w:rPr>
           <w:b/>
+          <w:lang w:val="en_US" w:bidi="en_US"/>
         </w:rPr>
         <w:t>compulsion</w:t>
       </w:r>
       <w:r>
+        <w:rPr>
+          <w:lang w:val="en_US" w:bidi="en_US"/>
+        </w:rPr>
         <w:t xml:space="preserve"> with a verb. Alternate translation: “for I did not want you to do this good deed because I commanded you to do it”</w:t>
       </w:r>
     </w:p>
     <w:p>
-      <w:r/>
-      <w:r>
+      <w:pPr/>
+      <w:r>
+        <w:rPr>
+          <w:lang w:val="en_US" w:bidi="en_US"/>
+        </w:rPr>
+      </w:r>
+      <w:r>
+        <w:rPr>
+          <w:lang w:val="en_US" w:bidi="en_US"/>
+        </w:rPr>
         <w:t xml:space="preserve">See: </w:t>
       </w:r>
       <w:r>
+        <w:rPr>
+          <w:lang w:val="en_US" w:bidi="en_US"/>
+        </w:rPr>
         <w:t>Abstract Nouns</w:t>
       </w:r>
-      <w:r/>
-      <w:r/>
-    </w:p>
-    <w:p>
-      <w:r/>
+      <w:r>
+        <w:rPr>
+          <w:lang w:val="en_US" w:bidi="en_US"/>
+        </w:rPr>
+      </w:r>
+      <w:r>
+        <w:rPr>
+          <w:lang w:val="en_US" w:bidi="en_US"/>
+        </w:rPr>
+      </w:r>
+    </w:p>
+    <w:p>
+      <w:pPr/>
+      <w:r>
+        <w:rPr>
+          <w:lang w:val="en_US" w:bidi="en_US"/>
+        </w:rPr>
+      </w:r>
     </w:p>
     <w:p>
       <w:pPr>
         <w:pStyle w:val="Heading2"/>
       </w:pPr>
       <w:r>
+        <w:rPr>
+          <w:lang w:val="en_US" w:bidi="en_US"/>
+        </w:rPr>
         <w:t>Philemon 1:14 (#2)</w:t>
       </w:r>
-      <w:r/>
-    </w:p>
-    <w:p>
-      <w:r/>
-      <w:r>
-        <w:rPr>
-          <w:b/>
+      <w:r>
+        <w:rPr>
+          <w:lang w:val="en_US" w:bidi="en_US"/>
+        </w:rPr>
+      </w:r>
+    </w:p>
+    <w:p>
+      <w:pPr/>
+      <w:r>
+        <w:rPr>
+          <w:lang w:val="en_US" w:bidi="en_US"/>
+        </w:rPr>
+      </w:r>
+      <w:r>
+        <w:rPr>
+          <w:b/>
+          <w:lang w:val="en_US" w:bidi="en_US"/>
         </w:rPr>
         <w:t>"but according to good will"</w:t>
       </w:r>
     </w:p>
     <w:p>
-      <w:r/>
-      <w:r>
+      <w:pPr/>
+      <w:r>
+        <w:rPr>
+          <w:lang w:val="en_US" w:bidi="en_US"/>
+        </w:rPr>
+      </w:r>
+      <w:r>
+        <w:rPr>
+          <w:lang w:val="en_US" w:bidi="en_US"/>
+        </w:rPr>
         <w:t xml:space="preserve">If it would be helpful in your language, you could express the idea behind the abstract noun </w:t>
       </w:r>
       <w:r>
         <w:rPr>
           <w:b/>
+          <w:lang w:val="en_US" w:bidi="en_US"/>
         </w:rPr>
         <w:t>will</w:t>
       </w:r>
       <w:r>
+        <w:rPr>
+          <w:lang w:val="en_US" w:bidi="en_US"/>
+        </w:rPr>
         <w:t xml:space="preserve"> with a verb. Alternate translation: “but because you wanted to do it” or “but because you freely chose to do the right thing”</w:t>
       </w:r>
     </w:p>
     <w:p>
-      <w:r/>
-      <w:r>
+      <w:pPr/>
+      <w:r>
+        <w:rPr>
+          <w:lang w:val="en_US" w:bidi="en_US"/>
+        </w:rPr>
+      </w:r>
+      <w:r>
+        <w:rPr>
+          <w:lang w:val="en_US" w:bidi="en_US"/>
+        </w:rPr>
         <w:t xml:space="preserve">See: </w:t>
       </w:r>
       <w:r>
+        <w:rPr>
+          <w:lang w:val="en_US" w:bidi="en_US"/>
+        </w:rPr>
         <w:t>Abstract Nouns</w:t>
       </w:r>
-      <w:r/>
-      <w:r/>
-    </w:p>
-    <w:p>
-      <w:r/>
+      <w:r>
+        <w:rPr>
+          <w:lang w:val="en_US" w:bidi="en_US"/>
+        </w:rPr>
+      </w:r>
+      <w:r>
+        <w:rPr>
+          <w:lang w:val="en_US" w:bidi="en_US"/>
+        </w:rPr>
+      </w:r>
+    </w:p>
+    <w:p>
+      <w:pPr/>
+      <w:r>
+        <w:rPr>
+          <w:lang w:val="en_US" w:bidi="en_US"/>
+        </w:rPr>
+      </w:r>
     </w:p>
     <w:p>
       <w:pPr>
         <w:pStyle w:val="Heading2"/>
       </w:pPr>
       <w:r>
+        <w:rPr>
+          <w:lang w:val="en_US" w:bidi="en_US"/>
+        </w:rPr>
         <w:t>Philemon 1:15 (#1)</w:t>
       </w:r>
-      <w:r/>
-    </w:p>
-    <w:p>
-      <w:r/>
-      <w:r>
-        <w:rPr>
-          <w:b/>
+      <w:r>
+        <w:rPr>
+          <w:lang w:val="en_US" w:bidi="en_US"/>
+        </w:rPr>
+      </w:r>
+    </w:p>
+    <w:p>
+      <w:pPr/>
+      <w:r>
+        <w:rPr>
+          <w:lang w:val="en_US" w:bidi="en_US"/>
+        </w:rPr>
+      </w:r>
+      <w:r>
+        <w:rPr>
+          <w:b/>
+          <w:lang w:val="en_US" w:bidi="en_US"/>
         </w:rPr>
         <w:t>"For perhaps because of this he was separated from {you} for an hour, so that"</w:t>
       </w:r>
     </w:p>
     <w:p>
-      <w:r/>
-      <w:r>
+      <w:pPr/>
+      <w:r>
+        <w:rPr>
+          <w:lang w:val="en_US" w:bidi="en_US"/>
+        </w:rPr>
+      </w:r>
+      <w:r>
+        <w:rPr>
+          <w:lang w:val="en_US" w:bidi="en_US"/>
+        </w:rPr>
         <w:t>If your language does not use this passive form, you can state this in active form. Alternate translation: “For perhaps the reason that God took Onesimus away from you for a time was so that”</w:t>
       </w:r>
     </w:p>
     <w:p>
-      <w:r/>
-      <w:r>
+      <w:pPr/>
+      <w:r>
+        <w:rPr>
+          <w:lang w:val="en_US" w:bidi="en_US"/>
+        </w:rPr>
+      </w:r>
+      <w:r>
+        <w:rPr>
+          <w:lang w:val="en_US" w:bidi="en_US"/>
+        </w:rPr>
         <w:t xml:space="preserve">See: </w:t>
       </w:r>
       <w:r>
+        <w:rPr>
+          <w:lang w:val="en_US" w:bidi="en_US"/>
+        </w:rPr>
         <w:t>Active or Passive</w:t>
       </w:r>
-      <w:r/>
-      <w:r/>
-    </w:p>
-    <w:p>
-      <w:r/>
+      <w:r>
+        <w:rPr>
+          <w:lang w:val="en_US" w:bidi="en_US"/>
+        </w:rPr>
+      </w:r>
+      <w:r>
+        <w:rPr>
+          <w:lang w:val="en_US" w:bidi="en_US"/>
+        </w:rPr>
+      </w:r>
+    </w:p>
+    <w:p>
+      <w:pPr/>
+      <w:r>
+        <w:rPr>
+          <w:lang w:val="en_US" w:bidi="en_US"/>
+        </w:rPr>
+      </w:r>
     </w:p>
     <w:p>
       <w:pPr>
         <w:pStyle w:val="Heading2"/>
       </w:pPr>
       <w:r>
+        <w:rPr>
+          <w:lang w:val="en_US" w:bidi="en_US"/>
+        </w:rPr>
         <w:t>Philemon 1:15 (#2)</w:t>
       </w:r>
-      <w:r/>
-    </w:p>
-    <w:p>
-      <w:r/>
-      <w:r>
-        <w:rPr>
-          <w:b/>
+      <w:r>
+        <w:rPr>
+          <w:lang w:val="en_US" w:bidi="en_US"/>
+        </w:rPr>
+      </w:r>
+    </w:p>
+    <w:p>
+      <w:pPr/>
+      <w:r>
+        <w:rPr>
+          <w:lang w:val="en_US" w:bidi="en_US"/>
+        </w:rPr>
+      </w:r>
+      <w:r>
+        <w:rPr>
+          <w:b/>
+          <w:lang w:val="en_US" w:bidi="en_US"/>
         </w:rPr>
         <w:t>"for an hour"</w:t>
       </w:r>
     </w:p>
     <w:p>
-      <w:r/>
-      <w:r>
+      <w:pPr/>
+      <w:r>
+        <w:rPr>
+          <w:lang w:val="en_US" w:bidi="en_US"/>
+        </w:rPr>
+      </w:r>
+      <w:r>
+        <w:rPr>
+          <w:lang w:val="en_US" w:bidi="en_US"/>
+        </w:rPr>
         <w:t xml:space="preserve">Here, the phrase </w:t>
       </w:r>
       <w:r>
         <w:rPr>
           <w:b/>
+          <w:lang w:val="en_US" w:bidi="en_US"/>
         </w:rPr>
         <w:t>for an hour</w:t>
       </w:r>
       <w:r>
+        <w:rPr>
+          <w:lang w:val="en_US" w:bidi="en_US"/>
+        </w:rPr>
         <w:t xml:space="preserve"> is an idiom meaning “for a short time.” If it would be helpful in your language, you could use an equivalent idiom or use plain language. Alternate translation: “for this short time”</w:t>
       </w:r>
     </w:p>
     <w:p>
-      <w:r/>
-      <w:r>
+      <w:pPr/>
+      <w:r>
+        <w:rPr>
+          <w:lang w:val="en_US" w:bidi="en_US"/>
+        </w:rPr>
+      </w:r>
+      <w:r>
+        <w:rPr>
+          <w:lang w:val="en_US" w:bidi="en_US"/>
+        </w:rPr>
         <w:t xml:space="preserve">See: </w:t>
       </w:r>
       <w:r>
+        <w:rPr>
+          <w:lang w:val="en_US" w:bidi="en_US"/>
+        </w:rPr>
         <w:t>Idiom</w:t>
       </w:r>
-      <w:r/>
-      <w:r/>
-    </w:p>
-    <w:p>
-      <w:r/>
+      <w:r>
+        <w:rPr>
+          <w:lang w:val="en_US" w:bidi="en_US"/>
+        </w:rPr>
+      </w:r>
+      <w:r>
+        <w:rPr>
+          <w:lang w:val="en_US" w:bidi="en_US"/>
+        </w:rPr>
+      </w:r>
+    </w:p>
+    <w:p>
+      <w:pPr/>
+      <w:r>
+        <w:rPr>
+          <w:lang w:val="en_US" w:bidi="en_US"/>
+        </w:rPr>
+      </w:r>
     </w:p>
     <w:p>
       <w:pPr>
         <w:pStyle w:val="Heading2"/>
       </w:pPr>
       <w:r>
+        <w:rPr>
+          <w:lang w:val="en_US" w:bidi="en_US"/>
+        </w:rPr>
         <w:t>Philemon 1:16 (#1)</w:t>
       </w:r>
-      <w:r/>
-    </w:p>
-    <w:p>
-      <w:r/>
-      <w:r>
-        <w:rPr>
-          <w:b/>
+      <w:r>
+        <w:rPr>
+          <w:lang w:val="en_US" w:bidi="en_US"/>
+        </w:rPr>
+      </w:r>
+    </w:p>
+    <w:p>
+      <w:pPr/>
+      <w:r>
+        <w:rPr>
+          <w:lang w:val="en_US" w:bidi="en_US"/>
+        </w:rPr>
+      </w:r>
+      <w:r>
+        <w:rPr>
+          <w:b/>
+          <w:lang w:val="en_US" w:bidi="en_US"/>
         </w:rPr>
         <w:t>"better than a slave"</w:t>
       </w:r>
     </w:p>
     <w:p>
-      <w:r/>
-      <w:r>
+      <w:pPr/>
+      <w:r>
+        <w:rPr>
+          <w:lang w:val="en_US" w:bidi="en_US"/>
+        </w:rPr>
+      </w:r>
+      <w:r>
+        <w:rPr>
+          <w:lang w:val="en_US" w:bidi="en_US"/>
+        </w:rPr>
         <w:t>Alternate translation: “more valuable than a slave” or “more dear than a slave”</w:t>
       </w:r>
-      <w:r/>
-      <w:r/>
-    </w:p>
-    <w:p>
-      <w:r/>
+      <w:r>
+        <w:rPr>
+          <w:lang w:val="en_US" w:bidi="en_US"/>
+        </w:rPr>
+      </w:r>
+      <w:r>
+        <w:rPr>
+          <w:lang w:val="en_US" w:bidi="en_US"/>
+        </w:rPr>
+      </w:r>
+    </w:p>
+    <w:p>
+      <w:pPr/>
+      <w:r>
+        <w:rPr>
+          <w:lang w:val="en_US" w:bidi="en_US"/>
+        </w:rPr>
+      </w:r>
     </w:p>
     <w:p>
       <w:pPr>
         <w:pStyle w:val="Heading2"/>
       </w:pPr>
       <w:r>
+        <w:rPr>
+          <w:lang w:val="en_US" w:bidi="en_US"/>
+        </w:rPr>
         <w:t>Philemon 1:16 (#2)</w:t>
       </w:r>
-      <w:r/>
-    </w:p>
-    <w:p>
-      <w:r/>
-      <w:r>
-        <w:rPr>
-          <w:b/>
+      <w:r>
+        <w:rPr>
+          <w:lang w:val="en_US" w:bidi="en_US"/>
+        </w:rPr>
+      </w:r>
+    </w:p>
+    <w:p>
+      <w:pPr/>
+      <w:r>
+        <w:rPr>
+          <w:lang w:val="en_US" w:bidi="en_US"/>
+        </w:rPr>
+      </w:r>
+      <w:r>
+        <w:rPr>
+          <w:b/>
+          <w:lang w:val="en_US" w:bidi="en_US"/>
         </w:rPr>
         <w:t>"no longer as a slave"</w:t>
       </w:r>
     </w:p>
     <w:p>
-      <w:r/>
-      <w:r>
+      <w:pPr/>
+      <w:r>
+        <w:rPr>
+          <w:lang w:val="en_US" w:bidi="en_US"/>
+        </w:rPr>
+      </w:r>
+      <w:r>
+        <w:rPr>
+          <w:lang w:val="en_US" w:bidi="en_US"/>
+        </w:rPr>
         <w:t xml:space="preserve">This does not mean that Onesimus will no longer be a </w:t>
       </w:r>
       <w:r>
         <w:rPr>
           <w:b/>
+          <w:lang w:val="en_US" w:bidi="en_US"/>
         </w:rPr>
         <w:t>slave</w:t>
       </w:r>
       <w:r>
+        <w:rPr>
+          <w:lang w:val="en_US" w:bidi="en_US"/>
+        </w:rPr>
         <w:t xml:space="preserve"> to Philemon. If it would be helpful in your language, you could use a word such as “just” or “only.” Alternate translation: “no longer only as a slave”</w:t>
       </w:r>
-      <w:r/>
-      <w:r/>
-    </w:p>
-    <w:p>
-      <w:r/>
+      <w:r>
+        <w:rPr>
+          <w:lang w:val="en_US" w:bidi="en_US"/>
+        </w:rPr>
+      </w:r>
+      <w:r>
+        <w:rPr>
+          <w:lang w:val="en_US" w:bidi="en_US"/>
+        </w:rPr>
+      </w:r>
+    </w:p>
+    <w:p>
+      <w:pPr/>
+      <w:r>
+        <w:rPr>
+          <w:lang w:val="en_US" w:bidi="en_US"/>
+        </w:rPr>
+      </w:r>
     </w:p>
     <w:p>
       <w:pPr>
         <w:pStyle w:val="Heading2"/>
       </w:pPr>
       <w:r>
+        <w:rPr>
+          <w:lang w:val="en_US" w:bidi="en_US"/>
+        </w:rPr>
         <w:t>Philemon 1:16 (#3)</w:t>
       </w:r>
-      <w:r/>
-    </w:p>
-    <w:p>
-      <w:r/>
-      <w:r>
-        <w:rPr>
-          <w:b/>
+      <w:r>
+        <w:rPr>
+          <w:lang w:val="en_US" w:bidi="en_US"/>
+        </w:rPr>
+      </w:r>
+    </w:p>
+    <w:p>
+      <w:pPr/>
+      <w:r>
+        <w:rPr>
+          <w:lang w:val="en_US" w:bidi="en_US"/>
+        </w:rPr>
+      </w:r>
+      <w:r>
+        <w:rPr>
+          <w:b/>
+          <w:lang w:val="en_US" w:bidi="en_US"/>
         </w:rPr>
         <w:t>"better than a slave"</w:t>
       </w:r>
     </w:p>
     <w:p>
-      <w:r/>
-      <w:r>
+      <w:pPr/>
+      <w:r>
+        <w:rPr>
+          <w:lang w:val="en_US" w:bidi="en_US"/>
+        </w:rPr>
+      </w:r>
+      <w:r>
+        <w:rPr>
+          <w:lang w:val="en_US" w:bidi="en_US"/>
+        </w:rPr>
         <w:t>Alternate translation: “more valuable than a slave”</w:t>
       </w:r>
-      <w:r/>
-      <w:r/>
-    </w:p>
-    <w:p>
-      <w:r/>
+      <w:r>
+        <w:rPr>
+          <w:lang w:val="en_US" w:bidi="en_US"/>
+        </w:rPr>
+      </w:r>
+      <w:r>
+        <w:rPr>
+          <w:lang w:val="en_US" w:bidi="en_US"/>
+        </w:rPr>
+      </w:r>
+    </w:p>
+    <w:p>
+      <w:pPr/>
+      <w:r>
+        <w:rPr>
+          <w:lang w:val="en_US" w:bidi="en_US"/>
+        </w:rPr>
+      </w:r>
     </w:p>
     <w:p>
       <w:pPr>
         <w:pStyle w:val="Heading2"/>
       </w:pPr>
       <w:r>
+        <w:rPr>
+          <w:lang w:val="en_US" w:bidi="en_US"/>
+        </w:rPr>
         <w:t>Philemon 1:16 (#4)</w:t>
       </w:r>
-      <w:r/>
-    </w:p>
-    <w:p>
-      <w:r/>
-      <w:r>
-        <w:rPr>
-          <w:b/>
+      <w:r>
+        <w:rPr>
+          <w:lang w:val="en_US" w:bidi="en_US"/>
+        </w:rPr>
+      </w:r>
+    </w:p>
+    <w:p>
+      <w:pPr/>
+      <w:r>
+        <w:rPr>
+          <w:lang w:val="en_US" w:bidi="en_US"/>
+        </w:rPr>
+      </w:r>
+      <w:r>
+        <w:rPr>
+          <w:b/>
+          <w:lang w:val="en_US" w:bidi="en_US"/>
         </w:rPr>
         <w:t>"a beloved brother"</w:t>
       </w:r>
     </w:p>
     <w:p>
-      <w:r/>
-      <w:r>
+      <w:pPr/>
+      <w:r>
+        <w:rPr>
+          <w:lang w:val="en_US" w:bidi="en_US"/>
+        </w:rPr>
+      </w:r>
+      <w:r>
+        <w:rPr>
+          <w:lang w:val="en_US" w:bidi="en_US"/>
+        </w:rPr>
         <w:t xml:space="preserve">Here, </w:t>
       </w:r>
       <w:r>
         <w:rPr>
           <w:b/>
+          <w:lang w:val="en_US" w:bidi="en_US"/>
         </w:rPr>
         <w:t>brother</w:t>
       </w:r>
       <w:r>
+        <w:rPr>
+          <w:lang w:val="en_US" w:bidi="en_US"/>
+        </w:rPr>
         <w:t xml:space="preserve"> is a metaphor for a fellow believer. Alternative translation, “a beloved spiritual brother” or “a brother whom we love in Christ”</w:t>
       </w:r>
     </w:p>
     <w:p>
-      <w:r/>
-      <w:r>
+      <w:pPr/>
+      <w:r>
+        <w:rPr>
+          <w:lang w:val="en_US" w:bidi="en_US"/>
+        </w:rPr>
+      </w:r>
+      <w:r>
+        <w:rPr>
+          <w:lang w:val="en_US" w:bidi="en_US"/>
+        </w:rPr>
         <w:t xml:space="preserve">See: </w:t>
       </w:r>
       <w:r>
+        <w:rPr>
+          <w:lang w:val="en_US" w:bidi="en_US"/>
+        </w:rPr>
         <w:t>Metaphor</w:t>
       </w:r>
-      <w:r/>
-      <w:r/>
-    </w:p>
-    <w:p>
-      <w:r/>
+      <w:r>
+        <w:rPr>
+          <w:lang w:val="en_US" w:bidi="en_US"/>
+        </w:rPr>
+      </w:r>
+      <w:r>
+        <w:rPr>
+          <w:lang w:val="en_US" w:bidi="en_US"/>
+        </w:rPr>
+      </w:r>
+    </w:p>
+    <w:p>
+      <w:pPr/>
+      <w:r>
+        <w:rPr>
+          <w:lang w:val="en_US" w:bidi="en_US"/>
+        </w:rPr>
+      </w:r>
     </w:p>
     <w:p>
       <w:pPr>
         <w:pStyle w:val="Heading2"/>
       </w:pPr>
       <w:r>
+        <w:rPr>
+          <w:lang w:val="en_US" w:bidi="en_US"/>
+        </w:rPr>
         <w:t>Philemon 1:16 (#5)</w:t>
       </w:r>
-      <w:r/>
-    </w:p>
-    <w:p>
-      <w:r/>
-      <w:r>
-        <w:rPr>
-          <w:b/>
+      <w:r>
+        <w:rPr>
+          <w:lang w:val="en_US" w:bidi="en_US"/>
+        </w:rPr>
+      </w:r>
+    </w:p>
+    <w:p>
+      <w:pPr/>
+      <w:r>
+        <w:rPr>
+          <w:lang w:val="en_US" w:bidi="en_US"/>
+        </w:rPr>
+      </w:r>
+      <w:r>
+        <w:rPr>
+          <w:b/>
+          <w:lang w:val="en_US" w:bidi="en_US"/>
         </w:rPr>
         <w:t>"beloved"</w:t>
       </w:r>
     </w:p>
     <w:p>
-      <w:r/>
-      <w:r>
+      <w:pPr/>
+      <w:r>
+        <w:rPr>
+          <w:lang w:val="en_US" w:bidi="en_US"/>
+        </w:rPr>
+      </w:r>
+      <w:r>
+        <w:rPr>
+          <w:lang w:val="en_US" w:bidi="en_US"/>
+        </w:rPr>
         <w:t>Alternate translation: “dear” or “precious”</w:t>
       </w:r>
-      <w:r/>
-      <w:r/>
-    </w:p>
-    <w:p>
-      <w:r/>
+      <w:r>
+        <w:rPr>
+          <w:lang w:val="en_US" w:bidi="en_US"/>
+        </w:rPr>
+      </w:r>
+      <w:r>
+        <w:rPr>
+          <w:lang w:val="en_US" w:bidi="en_US"/>
+        </w:rPr>
+      </w:r>
+    </w:p>
+    <w:p>
+      <w:pPr/>
+      <w:r>
+        <w:rPr>
+          <w:lang w:val="en_US" w:bidi="en_US"/>
+        </w:rPr>
+      </w:r>
     </w:p>
     <w:p>
       <w:pPr>
         <w:pStyle w:val="Heading2"/>
       </w:pPr>
       <w:r>
+        <w:rPr>
+          <w:lang w:val="en_US" w:bidi="en_US"/>
+        </w:rPr>
         <w:t>Philemon 1:16 (#6)</w:t>
       </w:r>
-      <w:r/>
-    </w:p>
-    <w:p>
-      <w:r/>
-      <w:r>
-        <w:rPr>
-          <w:b/>
+      <w:r>
+        <w:rPr>
+          <w:lang w:val="en_US" w:bidi="en_US"/>
+        </w:rPr>
+      </w:r>
+    </w:p>
+    <w:p>
+      <w:pPr/>
+      <w:r>
+        <w:rPr>
+          <w:lang w:val="en_US" w:bidi="en_US"/>
+        </w:rPr>
+      </w:r>
+      <w:r>
+        <w:rPr>
+          <w:b/>
+          <w:lang w:val="en_US" w:bidi="en_US"/>
         </w:rPr>
         <w:t>"in the Lord"</w:t>
       </w:r>
     </w:p>
     <w:p>
-      <w:r/>
-      <w:r>
+      <w:pPr/>
+      <w:r>
+        <w:rPr>
+          <w:lang w:val="en_US" w:bidi="en_US"/>
+        </w:rPr>
+      </w:r>
+      <w:r>
+        <w:rPr>
+          <w:lang w:val="en_US" w:bidi="en_US"/>
+        </w:rPr>
         <w:t>Alternate translation: “in the fellowship of brotherhood through Jesus” or “in the fellowship of believers in the Lord”</w:t>
       </w:r>
-      <w:r/>
-      <w:r/>
-    </w:p>
-    <w:p>
-      <w:r/>
+      <w:r>
+        <w:rPr>
+          <w:lang w:val="en_US" w:bidi="en_US"/>
+        </w:rPr>
+      </w:r>
+      <w:r>
+        <w:rPr>
+          <w:lang w:val="en_US" w:bidi="en_US"/>
+        </w:rPr>
+      </w:r>
+    </w:p>
+    <w:p>
+      <w:pPr/>
+      <w:r>
+        <w:rPr>
+          <w:lang w:val="en_US" w:bidi="en_US"/>
+        </w:rPr>
+      </w:r>
     </w:p>
     <w:p>
       <w:pPr>
         <w:pStyle w:val="Heading2"/>
       </w:pPr>
       <w:r>
+        <w:rPr>
+          <w:lang w:val="en_US" w:bidi="en_US"/>
+        </w:rPr>
         <w:t>Philemon 1:17 (#1)</w:t>
       </w:r>
-      <w:r/>
-    </w:p>
-    <w:p>
-      <w:r/>
-      <w:r>
-        <w:rPr>
-          <w:b/>
+      <w:r>
+        <w:rPr>
+          <w:lang w:val="en_US" w:bidi="en_US"/>
+        </w:rPr>
+      </w:r>
+    </w:p>
+    <w:p>
+      <w:pPr/>
+      <w:r>
+        <w:rPr>
+          <w:lang w:val="en_US" w:bidi="en_US"/>
+        </w:rPr>
+      </w:r>
+      <w:r>
+        <w:rPr>
+          <w:b/>
+          <w:lang w:val="en_US" w:bidi="en_US"/>
         </w:rPr>
         <w:t>"if you have me {as} a partner"</w:t>
       </w:r>
     </w:p>
     <w:p>
-      <w:r/>
-      <w:r>
+      <w:pPr/>
+      <w:r>
+        <w:rPr>
+          <w:lang w:val="en_US" w:bidi="en_US"/>
+        </w:rPr>
+      </w:r>
+      <w:r>
+        <w:rPr>
+          <w:lang w:val="en_US" w:bidi="en_US"/>
+        </w:rPr>
         <w:t>Paul is writing in a way that makes it seem as though it is possible that Philemon does not consider that Paul is his partner, but he knows that Philemon does consider Paul to be his partner. This is a way of getting Philemon to agree on one thing (that Paul is a partner) so that he will agree to the other thing (to receive Onesimus). If your language does not state something as uncertain if it is certain or true, and if your readers might think that what Paul is saying is not certain, then you could translate his words as an affirmative statement. Alternate translation: “since you have me as a partner”</w:t>
       </w:r>
     </w:p>
     <w:p>
-      <w:r/>
-      <w:r>
+      <w:pPr/>
+      <w:r>
+        <w:rPr>
+          <w:lang w:val="en_US" w:bidi="en_US"/>
+        </w:rPr>
+      </w:r>
+      <w:r>
+        <w:rPr>
+          <w:lang w:val="en_US" w:bidi="en_US"/>
+        </w:rPr>
         <w:t xml:space="preserve">See: </w:t>
       </w:r>
       <w:r>
+        <w:rPr>
+          <w:lang w:val="en_US" w:bidi="en_US"/>
+        </w:rPr>
         <w:t>Connect — Factual Conditions</w:t>
       </w:r>
-      <w:r/>
-      <w:r/>
-    </w:p>
-    <w:p>
-      <w:r/>
+      <w:r>
+        <w:rPr>
+          <w:lang w:val="en_US" w:bidi="en_US"/>
+        </w:rPr>
+      </w:r>
+      <w:r>
+        <w:rPr>
+          <w:lang w:val="en_US" w:bidi="en_US"/>
+        </w:rPr>
+      </w:r>
+    </w:p>
+    <w:p>
+      <w:pPr/>
+      <w:r>
+        <w:rPr>
+          <w:lang w:val="en_US" w:bidi="en_US"/>
+        </w:rPr>
+      </w:r>
     </w:p>
     <w:p>
       <w:pPr>
         <w:pStyle w:val="Heading2"/>
       </w:pPr>
       <w:r>
+        <w:rPr>
+          <w:lang w:val="en_US" w:bidi="en_US"/>
+        </w:rPr>
         <w:t>Philemon 1:17 (#2)</w:t>
       </w:r>
-      <w:r/>
-    </w:p>
-    <w:p>
-      <w:r/>
-      <w:r>
-        <w:rPr>
-          <w:b/>
+      <w:r>
+        <w:rPr>
+          <w:lang w:val="en_US" w:bidi="en_US"/>
+        </w:rPr>
+      </w:r>
+    </w:p>
+    <w:p>
+      <w:pPr/>
+      <w:r>
+        <w:rPr>
+          <w:lang w:val="en_US" w:bidi="en_US"/>
+        </w:rPr>
+      </w:r>
+      <w:r>
+        <w:rPr>
+          <w:b/>
+          <w:lang w:val="en_US" w:bidi="en_US"/>
         </w:rPr>
         <w:t>"Therefore"</w:t>
       </w:r>
     </w:p>
     <w:p>
-      <w:r/>
-      <w:r>
-        <w:rPr>
-          <w:b/>
+      <w:pPr/>
+      <w:r>
+        <w:rPr>
+          <w:lang w:val="en_US" w:bidi="en_US"/>
+        </w:rPr>
+      </w:r>
+      <w:r>
+        <w:rPr>
+          <w:b/>
+          <w:lang w:val="en_US" w:bidi="en_US"/>
         </w:rPr>
         <w:t>Therefore</w:t>
       </w:r>
       <w:r>
+        <w:rPr>
+          <w:lang w:val="en_US" w:bidi="en_US"/>
+        </w:rPr>
         <w:t xml:space="preserve"> means that what came before this word is the reason for what comes after it. It may be that Paul intends for everything that came before to be the reason, because this word also indicates that Paul is now coming to the main point of the letter. Use a natural method in your language to indicate this transition. Alternate translation: “Because of all of these things”</w:t>
       </w:r>
     </w:p>
     <w:p>
-      <w:r/>
-      <w:r>
+      <w:pPr/>
+      <w:r>
+        <w:rPr>
+          <w:lang w:val="en_US" w:bidi="en_US"/>
+        </w:rPr>
+      </w:r>
+      <w:r>
+        <w:rPr>
+          <w:lang w:val="en_US" w:bidi="en_US"/>
+        </w:rPr>
         <w:t xml:space="preserve">See: </w:t>
       </w:r>
       <w:r>
+        <w:rPr>
+          <w:lang w:val="en_US" w:bidi="en_US"/>
+        </w:rPr>
         <w:t>Connect — Reason-and-Result Relationship</w:t>
       </w:r>
-      <w:r/>
-      <w:r/>
-    </w:p>
-    <w:p>
-      <w:r/>
+      <w:r>
+        <w:rPr>
+          <w:lang w:val="en_US" w:bidi="en_US"/>
+        </w:rPr>
+      </w:r>
+      <w:r>
+        <w:rPr>
+          <w:lang w:val="en_US" w:bidi="en_US"/>
+        </w:rPr>
+      </w:r>
+    </w:p>
+    <w:p>
+      <w:pPr/>
+      <w:r>
+        <w:rPr>
+          <w:lang w:val="en_US" w:bidi="en_US"/>
+        </w:rPr>
+      </w:r>
     </w:p>
     <w:p>
       <w:pPr>
         <w:pStyle w:val="Heading2"/>
       </w:pPr>
       <w:r>
+        <w:rPr>
+          <w:lang w:val="en_US" w:bidi="en_US"/>
+        </w:rPr>
         <w:t>Philemon 1:17 (#3)</w:t>
       </w:r>
-      <w:r/>
-    </w:p>
-    <w:p>
-      <w:r/>
-      <w:r>
-        <w:rPr>
-          <w:b/>
+      <w:r>
+        <w:rPr>
+          <w:lang w:val="en_US" w:bidi="en_US"/>
+        </w:rPr>
+      </w:r>
+    </w:p>
+    <w:p>
+      <w:pPr/>
+      <w:r>
+        <w:rPr>
+          <w:lang w:val="en_US" w:bidi="en_US"/>
+        </w:rPr>
+      </w:r>
+      <w:r>
+        <w:rPr>
+          <w:b/>
+          <w:lang w:val="en_US" w:bidi="en_US"/>
         </w:rPr>
         <w:t>"receive him as me"</w:t>
       </w:r>
     </w:p>
     <w:p>
-      <w:r/>
-      <w:r>
+      <w:pPr/>
+      <w:r>
+        <w:rPr>
+          <w:lang w:val="en_US" w:bidi="en_US"/>
+        </w:rPr>
+      </w:r>
+      <w:r>
+        <w:rPr>
+          <w:lang w:val="en_US" w:bidi="en_US"/>
+        </w:rPr>
         <w:t>Paul is leaving out some of the words here that a sentence would need in many languages to be complete. If it would be helpful in your language, you could supply these words from the context. Alternate translation: “receive him just as you would receive me”</w:t>
       </w:r>
     </w:p>
     <w:p>
-      <w:r/>
-      <w:r>
+      <w:pPr/>
+      <w:r>
+        <w:rPr>
+          <w:lang w:val="en_US" w:bidi="en_US"/>
+        </w:rPr>
+      </w:r>
+      <w:r>
+        <w:rPr>
+          <w:lang w:val="en_US" w:bidi="en_US"/>
+        </w:rPr>
         <w:t xml:space="preserve">See: </w:t>
       </w:r>
       <w:r>
+        <w:rPr>
+          <w:lang w:val="en_US" w:bidi="en_US"/>
+        </w:rPr>
         <w:t>Ellipsis</w:t>
       </w:r>
-      <w:r/>
-      <w:r/>
-    </w:p>
-    <w:p>
-      <w:r/>
+      <w:r>
+        <w:rPr>
+          <w:lang w:val="en_US" w:bidi="en_US"/>
+        </w:rPr>
+      </w:r>
+      <w:r>
+        <w:rPr>
+          <w:lang w:val="en_US" w:bidi="en_US"/>
+        </w:rPr>
+      </w:r>
+    </w:p>
+    <w:p>
+      <w:pPr/>
+      <w:r>
+        <w:rPr>
+          <w:lang w:val="en_US" w:bidi="en_US"/>
+        </w:rPr>
+      </w:r>
     </w:p>
     <w:p>
       <w:pPr>
         <w:pStyle w:val="Heading2"/>
       </w:pPr>
       <w:r>
+        <w:rPr>
+          <w:lang w:val="en_US" w:bidi="en_US"/>
+        </w:rPr>
         <w:t>Philemon 1:18 (#1)</w:t>
       </w:r>
-      <w:r/>
-    </w:p>
-    <w:p>
-      <w:r/>
-      <w:r>
-        <w:rPr>
-          <w:b/>
+      <w:r>
+        <w:rPr>
+          <w:lang w:val="en_US" w:bidi="en_US"/>
+        </w:rPr>
+      </w:r>
+    </w:p>
+    <w:p>
+      <w:pPr/>
+      <w:r>
+        <w:rPr>
+          <w:lang w:val="en_US" w:bidi="en_US"/>
+        </w:rPr>
+      </w:r>
+      <w:r>
+        <w:rPr>
+          <w:b/>
+          <w:lang w:val="en_US" w:bidi="en_US"/>
         </w:rPr>
         <w:t>"But if he has wronged you or owes {you} anything"</w:t>
       </w:r>
     </w:p>
     <w:p>
-      <w:r/>
-      <w:r>
+      <w:pPr/>
+      <w:r>
+        <w:rPr>
+          <w:lang w:val="en_US" w:bidi="en_US"/>
+        </w:rPr>
+      </w:r>
+      <w:r>
+        <w:rPr>
+          <w:lang w:val="en_US" w:bidi="en_US"/>
+        </w:rPr>
         <w:t>Onesimus certainly did wrong to Philemon by running away, and he probably also stole some of Philemon’s property. But Paul is stating these things as uncertain in order to be polite. If your language does not use a conditional statement in this way, then use a more natural way to state this. Alternate translation: “But whatever he has taken or whatever wrong he has done to you”</w:t>
       </w:r>
     </w:p>
     <w:p>
-      <w:r/>
-      <w:r>
+      <w:pPr/>
+      <w:r>
+        <w:rPr>
+          <w:lang w:val="en_US" w:bidi="en_US"/>
+        </w:rPr>
+      </w:r>
+      <w:r>
+        <w:rPr>
+          <w:lang w:val="en_US" w:bidi="en_US"/>
+        </w:rPr>
         <w:t xml:space="preserve">See: </w:t>
       </w:r>
       <w:r>
+        <w:rPr>
+          <w:lang w:val="en_US" w:bidi="en_US"/>
+        </w:rPr>
         <w:t>Connect — Factual Conditions</w:t>
       </w:r>
-      <w:r/>
-      <w:r/>
-    </w:p>
-    <w:p>
-      <w:r/>
+      <w:r>
+        <w:rPr>
+          <w:lang w:val="en_US" w:bidi="en_US"/>
+        </w:rPr>
+      </w:r>
+      <w:r>
+        <w:rPr>
+          <w:lang w:val="en_US" w:bidi="en_US"/>
+        </w:rPr>
+      </w:r>
+    </w:p>
+    <w:p>
+      <w:pPr/>
+      <w:r>
+        <w:rPr>
+          <w:lang w:val="en_US" w:bidi="en_US"/>
+        </w:rPr>
+      </w:r>
     </w:p>
     <w:p>
       <w:pPr>
         <w:pStyle w:val="Heading2"/>
       </w:pPr>
       <w:r>
+        <w:rPr>
+          <w:lang w:val="en_US" w:bidi="en_US"/>
+        </w:rPr>
         <w:t>Philemon 1:18 (#2)</w:t>
       </w:r>
-      <w:r/>
-    </w:p>
-    <w:p>
-      <w:r/>
-      <w:r>
-        <w:rPr>
-          <w:b/>
+      <w:r>
+        <w:rPr>
+          <w:lang w:val="en_US" w:bidi="en_US"/>
+        </w:rPr>
+      </w:r>
+    </w:p>
+    <w:p>
+      <w:pPr/>
+      <w:r>
+        <w:rPr>
+          <w:lang w:val="en_US" w:bidi="en_US"/>
+        </w:rPr>
+      </w:r>
+      <w:r>
+        <w:rPr>
+          <w:b/>
+          <w:lang w:val="en_US" w:bidi="en_US"/>
         </w:rPr>
         <w:t>"But if he has wronged you or owes {you} anything"</w:t>
       </w:r>
     </w:p>
     <w:p>
-      <w:r/>
-      <w:r>
+      <w:pPr/>
+      <w:r>
+        <w:rPr>
+          <w:lang w:val="en_US" w:bidi="en_US"/>
+        </w:rPr>
+      </w:r>
+      <w:r>
+        <w:rPr>
+          <w:lang w:val="en_US" w:bidi="en_US"/>
+        </w:rPr>
         <w:t xml:space="preserve">These two phrases mean similar things, although </w:t>
       </w:r>
       <w:r>
         <w:rPr>
           <w:b/>
+          <w:lang w:val="en_US" w:bidi="en_US"/>
         </w:rPr>
         <w:t>wronged you</w:t>
       </w:r>
       <w:r>
+        <w:rPr>
+          <w:lang w:val="en_US" w:bidi="en_US"/>
+        </w:rPr>
         <w:t xml:space="preserve"> is more general than </w:t>
       </w:r>
       <w:r>
         <w:rPr>
           <w:b/>
+          <w:lang w:val="en_US" w:bidi="en_US"/>
         </w:rPr>
         <w:t>owes {you}</w:t>
       </w:r>
       <w:r>
+        <w:rPr>
+          <w:lang w:val="en_US" w:bidi="en_US"/>
+        </w:rPr>
         <w:t>. If it would be more natural in your language, you could put the more general phrase second. Alternate translation: “But if he owes you anything or has wronged you in any way”</w:t>
       </w:r>
-      <w:r/>
-      <w:r/>
-    </w:p>
-    <w:p>
-      <w:r/>
+      <w:r>
+        <w:rPr>
+          <w:lang w:val="en_US" w:bidi="en_US"/>
+        </w:rPr>
+      </w:r>
+      <w:r>
+        <w:rPr>
+          <w:lang w:val="en_US" w:bidi="en_US"/>
+        </w:rPr>
+      </w:r>
+    </w:p>
+    <w:p>
+      <w:pPr/>
+      <w:r>
+        <w:rPr>
+          <w:lang w:val="en_US" w:bidi="en_US"/>
+        </w:rPr>
+      </w:r>
     </w:p>
     <w:p>
       <w:pPr>
         <w:pStyle w:val="Heading2"/>
       </w:pPr>
       <w:r>
+        <w:rPr>
+          <w:lang w:val="en_US" w:bidi="en_US"/>
+        </w:rPr>
         <w:t>Philemon 1:18 (#3)</w:t>
       </w:r>
-      <w:r/>
-    </w:p>
-    <w:p>
-      <w:r/>
-      <w:r>
-        <w:rPr>
-          <w:b/>
+      <w:r>
+        <w:rPr>
+          <w:lang w:val="en_US" w:bidi="en_US"/>
+        </w:rPr>
+      </w:r>
+    </w:p>
+    <w:p>
+      <w:pPr/>
+      <w:r>
+        <w:rPr>
+          <w:lang w:val="en_US" w:bidi="en_US"/>
+        </w:rPr>
+      </w:r>
+      <w:r>
+        <w:rPr>
+          <w:b/>
+          <w:lang w:val="en_US" w:bidi="en_US"/>
         </w:rPr>
         <w:t>"charge that to me"</w:t>
       </w:r>
     </w:p>
     <w:p>
-      <w:r/>
-      <w:r>
+      <w:pPr/>
+      <w:r>
+        <w:rPr>
+          <w:lang w:val="en_US" w:bidi="en_US"/>
+        </w:rPr>
+      </w:r>
+      <w:r>
+        <w:rPr>
+          <w:lang w:val="en_US" w:bidi="en_US"/>
+        </w:rPr>
         <w:t>Alternate translation: “I will take responsibility for repaying you” or “say that I am the one who owes you”</w:t>
       </w:r>
-      <w:r/>
-      <w:r/>
-    </w:p>
-    <w:p>
-      <w:r/>
+      <w:r>
+        <w:rPr>
+          <w:lang w:val="en_US" w:bidi="en_US"/>
+        </w:rPr>
+      </w:r>
+      <w:r>
+        <w:rPr>
+          <w:lang w:val="en_US" w:bidi="en_US"/>
+        </w:rPr>
+      </w:r>
+    </w:p>
+    <w:p>
+      <w:pPr/>
+      <w:r>
+        <w:rPr>
+          <w:lang w:val="en_US" w:bidi="en_US"/>
+        </w:rPr>
+      </w:r>
     </w:p>
     <w:p>
       <w:pPr>
         <w:pStyle w:val="Heading2"/>
       </w:pPr>
       <w:r>
+        <w:rPr>
+          <w:lang w:val="en_US" w:bidi="en_US"/>
+        </w:rPr>
         <w:t>Philemon 1:19 (#1)</w:t>
       </w:r>
-      <w:r/>
-    </w:p>
-    <w:p>
-      <w:r/>
-      <w:r>
-        <w:rPr>
-          <w:b/>
+      <w:r>
+        <w:rPr>
+          <w:lang w:val="en_US" w:bidi="en_US"/>
+        </w:rPr>
+      </w:r>
+    </w:p>
+    <w:p>
+      <w:pPr/>
+      <w:r>
+        <w:rPr>
+          <w:lang w:val="en_US" w:bidi="en_US"/>
+        </w:rPr>
+      </w:r>
+      <w:r>
+        <w:rPr>
+          <w:b/>
+          <w:lang w:val="en_US" w:bidi="en_US"/>
         </w:rPr>
         <w:t>"I, Paul, wrote this with my own hand"</w:t>
       </w:r>
     </w:p>
     <w:p>
-      <w:r/>
-      <w:r>
+      <w:pPr/>
+      <w:r>
+        <w:rPr>
+          <w:lang w:val="en_US" w:bidi="en_US"/>
+        </w:rPr>
+      </w:r>
+      <w:r>
+        <w:rPr>
+          <w:lang w:val="en_US" w:bidi="en_US"/>
+        </w:rPr>
         <w:t xml:space="preserve">Paul wrote this part with his </w:t>
       </w:r>
       <w:r>
         <w:rPr>
           <w:b/>
+          <w:lang w:val="en_US" w:bidi="en_US"/>
         </w:rPr>
         <w:t>own hand</w:t>
       </w:r>
       <w:r>
+        <w:rPr>
+          <w:lang w:val="en_US" w:bidi="en_US"/>
+        </w:rPr>
         <w:t xml:space="preserve"> so that Philemon would know that these words were really from Paul, and that Paul really would pay him. He used the past tense here because the action of writing would be in the past when Philemon read the letter. Use the tense that is most natural in your language. Alternate translation: “I, Paul, write this myself.”</w:t>
       </w:r>
-      <w:r/>
-      <w:r/>
-    </w:p>
-    <w:p>
-      <w:r/>
+      <w:r>
+        <w:rPr>
+          <w:lang w:val="en_US" w:bidi="en_US"/>
+        </w:rPr>
+      </w:r>
+      <w:r>
+        <w:rPr>
+          <w:lang w:val="en_US" w:bidi="en_US"/>
+        </w:rPr>
+      </w:r>
+    </w:p>
+    <w:p>
+      <w:pPr/>
+      <w:r>
+        <w:rPr>
+          <w:lang w:val="en_US" w:bidi="en_US"/>
+        </w:rPr>
+      </w:r>
     </w:p>
     <w:p>
       <w:pPr>
         <w:pStyle w:val="Heading2"/>
       </w:pPr>
       <w:r>
+        <w:rPr>
+          <w:lang w:val="en_US" w:bidi="en_US"/>
+        </w:rPr>
         <w:t>Philemon 1:19 (#2)</w:t>
       </w:r>
-      <w:r/>
-    </w:p>
-    <w:p>
-      <w:r/>
-      <w:r>
-        <w:rPr>
-          <w:b/>
+      <w:r>
+        <w:rPr>
+          <w:lang w:val="en_US" w:bidi="en_US"/>
+        </w:rPr>
+      </w:r>
+    </w:p>
+    <w:p>
+      <w:pPr/>
+      <w:r>
+        <w:rPr>
+          <w:lang w:val="en_US" w:bidi="en_US"/>
+        </w:rPr>
+      </w:r>
+      <w:r>
+        <w:rPr>
+          <w:b/>
+          <w:lang w:val="en_US" w:bidi="en_US"/>
         </w:rPr>
         <w:t>"in order not to say to you"</w:t>
       </w:r>
     </w:p>
     <w:p>
-      <w:r/>
-      <w:r>
+      <w:pPr/>
+      <w:r>
+        <w:rPr>
+          <w:lang w:val="en_US" w:bidi="en_US"/>
+        </w:rPr>
+      </w:r>
+      <w:r>
+        <w:rPr>
+          <w:lang w:val="en_US" w:bidi="en_US"/>
+        </w:rPr>
         <w:t>Paul says that he will not say something to Philemon while saying it. This is a polite way of emphasizing the truth of what Paul is telling him. If your language would not use irony like this, then use a more natural expression. Alternate translation: “I do not need to remind you” or “You already know”</w:t>
       </w:r>
     </w:p>
     <w:p>
-      <w:r/>
-      <w:r>
+      <w:pPr/>
+      <w:r>
+        <w:rPr>
+          <w:lang w:val="en_US" w:bidi="en_US"/>
+        </w:rPr>
+      </w:r>
+      <w:r>
+        <w:rPr>
+          <w:lang w:val="en_US" w:bidi="en_US"/>
+        </w:rPr>
         <w:t xml:space="preserve">See: </w:t>
       </w:r>
       <w:r>
+        <w:rPr>
+          <w:lang w:val="en_US" w:bidi="en_US"/>
+        </w:rPr>
         <w:t>Irony</w:t>
       </w:r>
-      <w:r/>
-      <w:r/>
-    </w:p>
-    <w:p>
-      <w:r/>
+      <w:r>
+        <w:rPr>
+          <w:lang w:val="en_US" w:bidi="en_US"/>
+        </w:rPr>
+      </w:r>
+      <w:r>
+        <w:rPr>
+          <w:lang w:val="en_US" w:bidi="en_US"/>
+        </w:rPr>
+      </w:r>
+    </w:p>
+    <w:p>
+      <w:pPr/>
+      <w:r>
+        <w:rPr>
+          <w:lang w:val="en_US" w:bidi="en_US"/>
+        </w:rPr>
+      </w:r>
     </w:p>
     <w:p>
       <w:pPr>
         <w:pStyle w:val="Heading2"/>
       </w:pPr>
       <w:r>
+        <w:rPr>
+          <w:lang w:val="en_US" w:bidi="en_US"/>
+        </w:rPr>
         <w:t>Philemon 1:19 (#3)</w:t>
       </w:r>
-      <w:r/>
-    </w:p>
-    <w:p>
-      <w:r/>
-      <w:r>
-        <w:rPr>
-          <w:b/>
+      <w:r>
+        <w:rPr>
+          <w:lang w:val="en_US" w:bidi="en_US"/>
+        </w:rPr>
+      </w:r>
+    </w:p>
+    <w:p>
+      <w:pPr/>
+      <w:r>
+        <w:rPr>
+          <w:lang w:val="en_US" w:bidi="en_US"/>
+        </w:rPr>
+      </w:r>
+      <w:r>
+        <w:rPr>
+          <w:b/>
+          <w:lang w:val="en_US" w:bidi="en_US"/>
         </w:rPr>
         <w:t>"you also owe me even your own self"</w:t>
       </w:r>
     </w:p>
     <w:p>
-      <w:r/>
-      <w:r>
+      <w:pPr/>
+      <w:r>
+        <w:rPr>
+          <w:lang w:val="en_US" w:bidi="en_US"/>
+        </w:rPr>
+      </w:r>
+      <w:r>
+        <w:rPr>
+          <w:lang w:val="en_US" w:bidi="en_US"/>
+        </w:rPr>
         <w:t>Paul was implying that whatever Onesimus or Paul owed to Philemon was canceled by the larger amount that Philemon owed to Paul, which was Philemon’s own life. The reason that Philemon owed Paul his life can be made explicit. Alternate translation: “you even owe me your own life” or “you owe me much more because I saved your life” or “you owe me your own life because I told you about Jesus”</w:t>
       </w:r>
     </w:p>
     <w:p>
-      <w:r/>
-      <w:r>
+      <w:pPr/>
+      <w:r>
+        <w:rPr>
+          <w:lang w:val="en_US" w:bidi="en_US"/>
+        </w:rPr>
+      </w:r>
+      <w:r>
+        <w:rPr>
+          <w:lang w:val="en_US" w:bidi="en_US"/>
+        </w:rPr>
         <w:t xml:space="preserve">See: </w:t>
       </w:r>
       <w:r>
+        <w:rPr>
+          <w:lang w:val="en_US" w:bidi="en_US"/>
+        </w:rPr>
         <w:t>Assumed Knowledge and Implicit Information</w:t>
       </w:r>
-      <w:r/>
-      <w:r/>
-    </w:p>
-    <w:p>
-      <w:r/>
+      <w:r>
+        <w:rPr>
+          <w:lang w:val="en_US" w:bidi="en_US"/>
+        </w:rPr>
+      </w:r>
+      <w:r>
+        <w:rPr>
+          <w:lang w:val="en_US" w:bidi="en_US"/>
+        </w:rPr>
+      </w:r>
+    </w:p>
+    <w:p>
+      <w:pPr/>
+      <w:r>
+        <w:rPr>
+          <w:lang w:val="en_US" w:bidi="en_US"/>
+        </w:rPr>
+      </w:r>
     </w:p>
     <w:p>
       <w:pPr>
         <w:pStyle w:val="Heading2"/>
       </w:pPr>
       <w:r>
+        <w:rPr>
+          <w:lang w:val="en_US" w:bidi="en_US"/>
+        </w:rPr>
         <w:t>Philemon 1:20 (#1)</w:t>
       </w:r>
-      <w:r/>
-    </w:p>
-    <w:p>
-      <w:r/>
-      <w:r>
-        <w:rPr>
-          <w:b/>
+      <w:r>
+        <w:rPr>
+          <w:lang w:val="en_US" w:bidi="en_US"/>
+        </w:rPr>
+      </w:r>
+    </w:p>
+    <w:p>
+      <w:pPr/>
+      <w:r>
+        <w:rPr>
+          <w:lang w:val="en_US" w:bidi="en_US"/>
+        </w:rPr>
+      </w:r>
+      <w:r>
+        <w:rPr>
+          <w:b/>
+          <w:lang w:val="en_US" w:bidi="en_US"/>
         </w:rPr>
         <w:t>"brother"</w:t>
       </w:r>
     </w:p>
     <w:p>
-      <w:r/>
-      <w:r>
+      <w:pPr/>
+      <w:r>
+        <w:rPr>
+          <w:lang w:val="en_US" w:bidi="en_US"/>
+        </w:rPr>
+      </w:r>
+      <w:r>
+        <w:rPr>
+          <w:lang w:val="en_US" w:bidi="en_US"/>
+        </w:rPr>
         <w:t xml:space="preserve">Here, </w:t>
       </w:r>
       <w:r>
         <w:rPr>
           <w:b/>
+          <w:lang w:val="en_US" w:bidi="en_US"/>
         </w:rPr>
         <w:t>brother</w:t>
       </w:r>
       <w:r>
+        <w:rPr>
+          <w:lang w:val="en_US" w:bidi="en_US"/>
+        </w:rPr>
         <w:t xml:space="preserve"> is a metaphor for a fellow believer. Alternate translation: “spiritual brother” or “brother in Christ”</w:t>
       </w:r>
     </w:p>
     <w:p>
-      <w:r/>
-      <w:r>
+      <w:pPr/>
+      <w:r>
+        <w:rPr>
+          <w:lang w:val="en_US" w:bidi="en_US"/>
+        </w:rPr>
+      </w:r>
+      <w:r>
+        <w:rPr>
+          <w:lang w:val="en_US" w:bidi="en_US"/>
+        </w:rPr>
         <w:t xml:space="preserve">See: </w:t>
       </w:r>
       <w:r>
+        <w:rPr>
+          <w:lang w:val="en_US" w:bidi="en_US"/>
+        </w:rPr>
         <w:t>Metaphor</w:t>
       </w:r>
-      <w:r/>
-      <w:r/>
-    </w:p>
-    <w:p>
-      <w:r/>
+      <w:r>
+        <w:rPr>
+          <w:lang w:val="en_US" w:bidi="en_US"/>
+        </w:rPr>
+      </w:r>
+      <w:r>
+        <w:rPr>
+          <w:lang w:val="en_US" w:bidi="en_US"/>
+        </w:rPr>
+      </w:r>
+    </w:p>
+    <w:p>
+      <w:pPr/>
+      <w:r>
+        <w:rPr>
+          <w:lang w:val="en_US" w:bidi="en_US"/>
+        </w:rPr>
+      </w:r>
     </w:p>
     <w:p>
       <w:pPr>
         <w:pStyle w:val="Heading2"/>
       </w:pPr>
       <w:r>
+        <w:rPr>
+          <w:lang w:val="en_US" w:bidi="en_US"/>
+        </w:rPr>
         <w:t>Philemon 1:20 (#2)</w:t>
       </w:r>
-      <w:r/>
-    </w:p>
-    <w:p>
-      <w:r/>
-      <w:r>
-        <w:rPr>
-          <w:b/>
+      <w:r>
+        <w:rPr>
+          <w:lang w:val="en_US" w:bidi="en_US"/>
+        </w:rPr>
+      </w:r>
+    </w:p>
+    <w:p>
+      <w:pPr/>
+      <w:r>
+        <w:rPr>
+          <w:lang w:val="en_US" w:bidi="en_US"/>
+        </w:rPr>
+      </w:r>
+      <w:r>
+        <w:rPr>
+          <w:b/>
+          <w:lang w:val="en_US" w:bidi="en_US"/>
         </w:rPr>
         <w:t>"in the Lord"</w:t>
       </w:r>
     </w:p>
     <w:p>
-      <w:r/>
-      <w:r>
+      <w:pPr/>
+      <w:r>
+        <w:rPr>
+          <w:lang w:val="en_US" w:bidi="en_US"/>
+        </w:rPr>
+      </w:r>
+      <w:r>
+        <w:rPr>
+          <w:lang w:val="en_US" w:bidi="en_US"/>
+        </w:rPr>
         <w:t xml:space="preserve">See how you translated </w:t>
       </w:r>
       <w:r>
         <w:rPr>
           <w:b/>
+          <w:lang w:val="en_US" w:bidi="en_US"/>
         </w:rPr>
         <w:t>in the Lord</w:t>
       </w:r>
       <w:r>
+        <w:rPr>
+          <w:lang w:val="en_US" w:bidi="en_US"/>
+        </w:rPr>
         <w:t xml:space="preserve"> in verse 16. This metaphor refers to being a believer in Jesus and means the same as </w:t>
       </w:r>
       <w:r>
         <w:rPr>
           <w:b/>
+          <w:lang w:val="en_US" w:bidi="en_US"/>
         </w:rPr>
         <w:t>in Christ</w:t>
       </w:r>
       <w:r>
+        <w:rPr>
+          <w:lang w:val="en_US" w:bidi="en_US"/>
+        </w:rPr>
         <w:t>. Alternate translation: “as you serve the Lord” or “because we are fellow believers in the Lord”</w:t>
       </w:r>
     </w:p>
     <w:p>
-      <w:r/>
-      <w:r>
+      <w:pPr/>
+      <w:r>
+        <w:rPr>
+          <w:lang w:val="en_US" w:bidi="en_US"/>
+        </w:rPr>
+      </w:r>
+      <w:r>
+        <w:rPr>
+          <w:lang w:val="en_US" w:bidi="en_US"/>
+        </w:rPr>
         <w:t xml:space="preserve">See: </w:t>
       </w:r>
       <w:r>
+        <w:rPr>
+          <w:lang w:val="en_US" w:bidi="en_US"/>
+        </w:rPr>
         <w:t>Metaphor</w:t>
       </w:r>
-      <w:r/>
-      <w:r/>
-    </w:p>
-    <w:p>
-      <w:r/>
+      <w:r>
+        <w:rPr>
+          <w:lang w:val="en_US" w:bidi="en_US"/>
+        </w:rPr>
+      </w:r>
+      <w:r>
+        <w:rPr>
+          <w:lang w:val="en_US" w:bidi="en_US"/>
+        </w:rPr>
+      </w:r>
+    </w:p>
+    <w:p>
+      <w:pPr/>
+      <w:r>
+        <w:rPr>
+          <w:lang w:val="en_US" w:bidi="en_US"/>
+        </w:rPr>
+      </w:r>
     </w:p>
     <w:p>
       <w:pPr>
         <w:pStyle w:val="Heading2"/>
       </w:pPr>
       <w:r>
+        <w:rPr>
+          <w:lang w:val="en_US" w:bidi="en_US"/>
+        </w:rPr>
         <w:t>Philemon 1:20 (#3)</w:t>
       </w:r>
-      <w:r/>
-    </w:p>
-    <w:p>
-      <w:r/>
-      <w:r>
-        <w:rPr>
-          <w:b/>
+      <w:r>
+        <w:rPr>
+          <w:lang w:val="en_US" w:bidi="en_US"/>
+        </w:rPr>
+      </w:r>
+    </w:p>
+    <w:p>
+      <w:pPr/>
+      <w:r>
+        <w:rPr>
+          <w:lang w:val="en_US" w:bidi="en_US"/>
+        </w:rPr>
+      </w:r>
+      <w:r>
+        <w:rPr>
+          <w:b/>
+          <w:lang w:val="en_US" w:bidi="en_US"/>
         </w:rPr>
         <w:t>"refresh my inner parts in Christ"</w:t>
       </w:r>
     </w:p>
     <w:p>
-      <w:r/>
-      <w:r>
+      <w:pPr/>
+      <w:r>
+        <w:rPr>
+          <w:lang w:val="en_US" w:bidi="en_US"/>
+        </w:rPr>
+      </w:r>
+      <w:r>
+        <w:rPr>
+          <w:lang w:val="en_US" w:bidi="en_US"/>
+        </w:rPr>
         <w:t>How Paul wanted Philemon to refresh him can be made explicit. Alternate translation: “refresh my inward parts in Christ by accepting Onesimus kindly”</w:t>
       </w:r>
     </w:p>
     <w:p>
-      <w:r/>
-      <w:r>
+      <w:pPr/>
+      <w:r>
+        <w:rPr>
+          <w:lang w:val="en_US" w:bidi="en_US"/>
+        </w:rPr>
+      </w:r>
+      <w:r>
+        <w:rPr>
+          <w:lang w:val="en_US" w:bidi="en_US"/>
+        </w:rPr>
         <w:t xml:space="preserve">See: </w:t>
       </w:r>
       <w:r>
+        <w:rPr>
+          <w:lang w:val="en_US" w:bidi="en_US"/>
+        </w:rPr>
         <w:t>Assumed Knowledge and Implicit Information</w:t>
       </w:r>
-      <w:r/>
-      <w:r/>
-    </w:p>
-    <w:p>
-      <w:r/>
+      <w:r>
+        <w:rPr>
+          <w:lang w:val="en_US" w:bidi="en_US"/>
+        </w:rPr>
+      </w:r>
+      <w:r>
+        <w:rPr>
+          <w:lang w:val="en_US" w:bidi="en_US"/>
+        </w:rPr>
+      </w:r>
+    </w:p>
+    <w:p>
+      <w:pPr/>
+      <w:r>
+        <w:rPr>
+          <w:lang w:val="en_US" w:bidi="en_US"/>
+        </w:rPr>
+      </w:r>
     </w:p>
     <w:p>
       <w:pPr>
         <w:pStyle w:val="Heading2"/>
       </w:pPr>
       <w:r>
+        <w:rPr>
+          <w:lang w:val="en_US" w:bidi="en_US"/>
+        </w:rPr>
         <w:t>Philemon 1:20 (#4)</w:t>
       </w:r>
-      <w:r/>
-    </w:p>
-    <w:p>
-      <w:r/>
-      <w:r>
-        <w:rPr>
-          <w:b/>
+      <w:r>
+        <w:rPr>
+          <w:lang w:val="en_US" w:bidi="en_US"/>
+        </w:rPr>
+      </w:r>
+    </w:p>
+    <w:p>
+      <w:pPr/>
+      <w:r>
+        <w:rPr>
+          <w:lang w:val="en_US" w:bidi="en_US"/>
+        </w:rPr>
+      </w:r>
+      <w:r>
+        <w:rPr>
+          <w:b/>
+          <w:lang w:val="en_US" w:bidi="en_US"/>
         </w:rPr>
         <w:t>"refresh my inner parts"</w:t>
       </w:r>
     </w:p>
     <w:p>
-      <w:r/>
-      <w:r>
+      <w:pPr/>
+      <w:r>
+        <w:rPr>
+          <w:lang w:val="en_US" w:bidi="en_US"/>
+        </w:rPr>
+      </w:r>
+      <w:r>
+        <w:rPr>
+          <w:lang w:val="en_US" w:bidi="en_US"/>
+        </w:rPr>
         <w:t xml:space="preserve">Here, </w:t>
       </w:r>
       <w:r>
         <w:rPr>
           <w:b/>
+          <w:lang w:val="en_US" w:bidi="en_US"/>
         </w:rPr>
         <w:t>refresh</w:t>
       </w:r>
       <w:r>
+        <w:rPr>
+          <w:lang w:val="en_US" w:bidi="en_US"/>
+        </w:rPr>
         <w:t xml:space="preserve"> is a metaphor for comfort or encourage. Alternate translation: “encourage me” or “comfort me”</w:t>
       </w:r>
     </w:p>
     <w:p>
-      <w:r/>
-      <w:r>
+      <w:pPr/>
+      <w:r>
+        <w:rPr>
+          <w:lang w:val="en_US" w:bidi="en_US"/>
+        </w:rPr>
+      </w:r>
+      <w:r>
+        <w:rPr>
+          <w:lang w:val="en_US" w:bidi="en_US"/>
+        </w:rPr>
         <w:t xml:space="preserve">See: </w:t>
       </w:r>
       <w:r>
+        <w:rPr>
+          <w:lang w:val="en_US" w:bidi="en_US"/>
+        </w:rPr>
         <w:t>Metaphor</w:t>
       </w:r>
-      <w:r/>
-      <w:r/>
-    </w:p>
-    <w:p>
-      <w:r/>
+      <w:r>
+        <w:rPr>
+          <w:lang w:val="en_US" w:bidi="en_US"/>
+        </w:rPr>
+      </w:r>
+      <w:r>
+        <w:rPr>
+          <w:lang w:val="en_US" w:bidi="en_US"/>
+        </w:rPr>
+      </w:r>
+    </w:p>
+    <w:p>
+      <w:pPr/>
+      <w:r>
+        <w:rPr>
+          <w:lang w:val="en_US" w:bidi="en_US"/>
+        </w:rPr>
+      </w:r>
     </w:p>
     <w:p>
       <w:pPr>
         <w:pStyle w:val="Heading2"/>
       </w:pPr>
       <w:r>
+        <w:rPr>
+          <w:lang w:val="en_US" w:bidi="en_US"/>
+        </w:rPr>
         <w:t>Philemon 1:20 (#5)</w:t>
       </w:r>
-      <w:r/>
-    </w:p>
-    <w:p>
-      <w:r/>
-      <w:r>
-        <w:rPr>
-          <w:b/>
+      <w:r>
+        <w:rPr>
+          <w:lang w:val="en_US" w:bidi="en_US"/>
+        </w:rPr>
+      </w:r>
+    </w:p>
+    <w:p>
+      <w:pPr/>
+      <w:r>
+        <w:rPr>
+          <w:lang w:val="en_US" w:bidi="en_US"/>
+        </w:rPr>
+      </w:r>
+      <w:r>
+        <w:rPr>
+          <w:b/>
+          <w:lang w:val="en_US" w:bidi="en_US"/>
         </w:rPr>
         <w:t>"refresh my inner parts"</w:t>
       </w:r>
     </w:p>
     <w:p>
-      <w:r/>
-      <w:r>
+      <w:pPr/>
+      <w:r>
+        <w:rPr>
+          <w:lang w:val="en_US" w:bidi="en_US"/>
+        </w:rPr>
+      </w:r>
+      <w:r>
+        <w:rPr>
+          <w:lang w:val="en_US" w:bidi="en_US"/>
+        </w:rPr>
         <w:t xml:space="preserve">Here, </w:t>
       </w:r>
       <w:r>
         <w:rPr>
           <w:b/>
+          <w:lang w:val="en_US" w:bidi="en_US"/>
         </w:rPr>
         <w:t>inward parts</w:t>
       </w:r>
       <w:r>
+        <w:rPr>
+          <w:lang w:val="en_US" w:bidi="en_US"/>
+        </w:rPr>
         <w:t xml:space="preserve"> is a metonym for a person’s feelings, thoughts, or inner being. Alternate translation: “encourage me” or “comfort me”</w:t>
       </w:r>
     </w:p>
     <w:p>
-      <w:r/>
-      <w:r>
+      <w:pPr/>
+      <w:r>
+        <w:rPr>
+          <w:lang w:val="en_US" w:bidi="en_US"/>
+        </w:rPr>
+      </w:r>
+      <w:r>
+        <w:rPr>
+          <w:lang w:val="en_US" w:bidi="en_US"/>
+        </w:rPr>
         <w:t xml:space="preserve">See: </w:t>
       </w:r>
       <w:r>
+        <w:rPr>
+          <w:lang w:val="en_US" w:bidi="en_US"/>
+        </w:rPr>
         <w:t>Metonymy</w:t>
       </w:r>
-      <w:r/>
-      <w:r/>
-    </w:p>
-    <w:p>
-      <w:r/>
+      <w:r>
+        <w:rPr>
+          <w:lang w:val="en_US" w:bidi="en_US"/>
+        </w:rPr>
+      </w:r>
+      <w:r>
+        <w:rPr>
+          <w:lang w:val="en_US" w:bidi="en_US"/>
+        </w:rPr>
+      </w:r>
+    </w:p>
+    <w:p>
+      <w:pPr/>
+      <w:r>
+        <w:rPr>
+          <w:lang w:val="en_US" w:bidi="en_US"/>
+        </w:rPr>
+      </w:r>
     </w:p>
     <w:p>
       <w:pPr>
         <w:pStyle w:val="Heading2"/>
       </w:pPr>
       <w:r>
+        <w:rPr>
+          <w:lang w:val="en_US" w:bidi="en_US"/>
+        </w:rPr>
         <w:t>Philemon 1:21 (#1)</w:t>
       </w:r>
-      <w:r/>
-    </w:p>
-    <w:p>
-      <w:r/>
-      <w:r>
-        <w:rPr>
-          <w:b/>
+      <w:r>
+        <w:rPr>
+          <w:lang w:val="en_US" w:bidi="en_US"/>
+        </w:rPr>
+      </w:r>
+    </w:p>
+    <w:p>
+      <w:pPr/>
+      <w:r>
+        <w:rPr>
+          <w:lang w:val="en_US" w:bidi="en_US"/>
+        </w:rPr>
+      </w:r>
+      <w:r>
+        <w:rPr>
+          <w:b/>
+          <w:lang w:val="en_US" w:bidi="en_US"/>
         </w:rPr>
         <w:t>"Having become confident in your obedience"</w:t>
       </w:r>
     </w:p>
     <w:p>
-      <w:r/>
-      <w:r>
+      <w:pPr/>
+      <w:r>
+        <w:rPr>
+          <w:lang w:val="en_US" w:bidi="en_US"/>
+        </w:rPr>
+      </w:r>
+      <w:r>
+        <w:rPr>
+          <w:lang w:val="en_US" w:bidi="en_US"/>
+        </w:rPr>
         <w:t xml:space="preserve">If it would be helpful in your language, you could express the idea behind the abstract nouns </w:t>
       </w:r>
       <w:r>
         <w:rPr>
           <w:b/>
+          <w:lang w:val="en_US" w:bidi="en_US"/>
         </w:rPr>
         <w:t>confidence</w:t>
       </w:r>
       <w:r>
+        <w:rPr>
+          <w:lang w:val="en_US" w:bidi="en_US"/>
+        </w:rPr>
         <w:t xml:space="preserve"> and </w:t>
       </w:r>
       <w:r>
         <w:rPr>
           <w:b/>
+          <w:lang w:val="en_US" w:bidi="en_US"/>
         </w:rPr>
         <w:t>obedience</w:t>
       </w:r>
       <w:r>
+        <w:rPr>
+          <w:lang w:val="en_US" w:bidi="en_US"/>
+        </w:rPr>
         <w:t xml:space="preserve"> with verbs. Alternate translation: “Because I am confident that you will obey”</w:t>
       </w:r>
     </w:p>
     <w:p>
-      <w:r/>
-      <w:r>
+      <w:pPr/>
+      <w:r>
+        <w:rPr>
+          <w:lang w:val="en_US" w:bidi="en_US"/>
+        </w:rPr>
+      </w:r>
+      <w:r>
+        <w:rPr>
+          <w:lang w:val="en_US" w:bidi="en_US"/>
+        </w:rPr>
         <w:t xml:space="preserve">See: </w:t>
       </w:r>
       <w:r>
+        <w:rPr>
+          <w:lang w:val="en_US" w:bidi="en_US"/>
+        </w:rPr>
         <w:t>Abstract Nouns</w:t>
       </w:r>
-      <w:r/>
-      <w:r/>
-    </w:p>
-    <w:p>
-      <w:r/>
+      <w:r>
+        <w:rPr>
+          <w:lang w:val="en_US" w:bidi="en_US"/>
+        </w:rPr>
+      </w:r>
+      <w:r>
+        <w:rPr>
+          <w:lang w:val="en_US" w:bidi="en_US"/>
+        </w:rPr>
+      </w:r>
+    </w:p>
+    <w:p>
+      <w:pPr/>
+      <w:r>
+        <w:rPr>
+          <w:lang w:val="en_US" w:bidi="en_US"/>
+        </w:rPr>
+      </w:r>
     </w:p>
     <w:p>
       <w:pPr>
         <w:pStyle w:val="Heading2"/>
       </w:pPr>
       <w:r>
+        <w:rPr>
+          <w:lang w:val="en_US" w:bidi="en_US"/>
+        </w:rPr>
         <w:t>Philemon 1:21 (#2)</w:t>
       </w:r>
-      <w:r/>
-    </w:p>
-    <w:p>
-      <w:r/>
-      <w:r>
-        <w:rPr>
-          <w:b/>
+      <w:r>
+        <w:rPr>
+          <w:lang w:val="en_US" w:bidi="en_US"/>
+        </w:rPr>
+      </w:r>
+    </w:p>
+    <w:p>
+      <w:pPr/>
+      <w:r>
+        <w:rPr>
+          <w:lang w:val="en_US" w:bidi="en_US"/>
+        </w:rPr>
+      </w:r>
+      <w:r>
+        <w:rPr>
+          <w:b/>
+          <w:lang w:val="en_US" w:bidi="en_US"/>
         </w:rPr>
         <w:t>"I wrote to you"</w:t>
       </w:r>
     </w:p>
     <w:p>
-      <w:r/>
-      <w:r>
+      <w:pPr/>
+      <w:r>
+        <w:rPr>
+          <w:lang w:val="en_US" w:bidi="en_US"/>
+        </w:rPr>
+      </w:r>
+      <w:r>
+        <w:rPr>
+          <w:lang w:val="en_US" w:bidi="en_US"/>
+        </w:rPr>
         <w:t>Paul used the past tense here because the action of writing would be in the past when Philemon read the letter. Use the tense that is most natural in your language. Alternate translation: “I write to you”</w:t>
       </w:r>
-      <w:r/>
-      <w:r/>
-    </w:p>
-    <w:p>
-      <w:r/>
+      <w:r>
+        <w:rPr>
+          <w:lang w:val="en_US" w:bidi="en_US"/>
+        </w:rPr>
+      </w:r>
+      <w:r>
+        <w:rPr>
+          <w:lang w:val="en_US" w:bidi="en_US"/>
+        </w:rPr>
+      </w:r>
+    </w:p>
+    <w:p>
+      <w:pPr/>
+      <w:r>
+        <w:rPr>
+          <w:lang w:val="en_US" w:bidi="en_US"/>
+        </w:rPr>
+      </w:r>
     </w:p>
     <w:p>
       <w:pPr>
         <w:pStyle w:val="Heading2"/>
       </w:pPr>
       <w:r>
+        <w:rPr>
+          <w:lang w:val="en_US" w:bidi="en_US"/>
+        </w:rPr>
         <w:t>Philemon 1:22 (#1)</w:t>
       </w:r>
-      <w:r/>
-    </w:p>
-    <w:p>
-      <w:r/>
-      <w:r>
-        <w:rPr>
-          <w:b/>
+      <w:r>
+        <w:rPr>
+          <w:lang w:val="en_US" w:bidi="en_US"/>
+        </w:rPr>
+      </w:r>
+    </w:p>
+    <w:p>
+      <w:pPr/>
+      <w:r>
+        <w:rPr>
+          <w:lang w:val="en_US" w:bidi="en_US"/>
+        </w:rPr>
+      </w:r>
+      <w:r>
+        <w:rPr>
+          <w:b/>
+          <w:lang w:val="en_US" w:bidi="en_US"/>
         </w:rPr>
         <w:t>""</w:t>
       </w:r>
     </w:p>
     <w:p>
-      <w:r/>
-      <w:r>
+      <w:pPr/>
+      <w:r>
+        <w:rPr>
+          <w:lang w:val="en_US" w:bidi="en_US"/>
+        </w:rPr>
+      </w:r>
+      <w:r>
+        <w:rPr>
+          <w:lang w:val="en_US" w:bidi="en_US"/>
+        </w:rPr>
         <w:t>Connecting Statement:\n\nHere Paul closes his letter and gives final instruction to Philemon and a blessing on Philemon and on the believers that met for church in Philemon’s house. If you are using section headings, you could put one here before verse 22. Suggested heading: “Final Instruction and Blessing”</w:t>
       </w:r>
     </w:p>
     <w:p>
-      <w:r/>
-      <w:r>
+      <w:pPr/>
+      <w:r>
+        <w:rPr>
+          <w:lang w:val="en_US" w:bidi="en_US"/>
+        </w:rPr>
+      </w:r>
+      <w:r>
+        <w:rPr>
+          <w:lang w:val="en_US" w:bidi="en_US"/>
+        </w:rPr>
         <w:t>See:</w:t>
       </w:r>
-      <w:r/>
-      <w:r/>
-    </w:p>
-    <w:p>
-      <w:r/>
+      <w:r>
+        <w:rPr>
+          <w:lang w:val="en_US" w:bidi="en_US"/>
+        </w:rPr>
+      </w:r>
+      <w:r>
+        <w:rPr>
+          <w:lang w:val="en_US" w:bidi="en_US"/>
+        </w:rPr>
+      </w:r>
+    </w:p>
+    <w:p>
+      <w:pPr/>
+      <w:r>
+        <w:rPr>
+          <w:lang w:val="en_US" w:bidi="en_US"/>
+        </w:rPr>
+      </w:r>
     </w:p>
     <w:p>
       <w:pPr>
         <w:pStyle w:val="Heading2"/>
       </w:pPr>
       <w:r>
+        <w:rPr>
+          <w:lang w:val="en_US" w:bidi="en_US"/>
+        </w:rPr>
         <w:t>Philemon 1:22 (#2)</w:t>
       </w:r>
-      <w:r/>
-    </w:p>
-    <w:p>
-      <w:r/>
-      <w:r>
-        <w:rPr>
-          <w:b/>
+      <w:r>
+        <w:rPr>
+          <w:lang w:val="en_US" w:bidi="en_US"/>
+        </w:rPr>
+      </w:r>
+    </w:p>
+    <w:p>
+      <w:pPr/>
+      <w:r>
+        <w:rPr>
+          <w:lang w:val="en_US" w:bidi="en_US"/>
+        </w:rPr>
+      </w:r>
+      <w:r>
+        <w:rPr>
+          <w:b/>
+          <w:lang w:val="en_US" w:bidi="en_US"/>
         </w:rPr>
         <w:t>"at the same time"</w:t>
       </w:r>
     </w:p>
     <w:p>
-      <w:r/>
-      <w:r>
+      <w:pPr/>
+      <w:r>
+        <w:rPr>
+          <w:lang w:val="en_US" w:bidi="en_US"/>
+        </w:rPr>
+      </w:r>
+      <w:r>
+        <w:rPr>
+          <w:lang w:val="en_US" w:bidi="en_US"/>
+        </w:rPr>
         <w:t xml:space="preserve">The word translated </w:t>
       </w:r>
       <w:r>
         <w:rPr>
           <w:b/>
+          <w:lang w:val="en_US" w:bidi="en_US"/>
         </w:rPr>
         <w:t>at the same time</w:t>
       </w:r>
       <w:r>
+        <w:rPr>
+          <w:lang w:val="en_US" w:bidi="en_US"/>
+        </w:rPr>
         <w:t xml:space="preserve"> indicates that Paul wants Philemon to do something else for him while he does the first thing. You can make this clear in your translation with an appropriate connecting word or phrase. Alternate translation: “while doing that” or “in addition to that”</w:t>
       </w:r>
     </w:p>
     <w:p>
-      <w:r/>
-      <w:r>
+      <w:pPr/>
+      <w:r>
+        <w:rPr>
+          <w:lang w:val="en_US" w:bidi="en_US"/>
+        </w:rPr>
+      </w:r>
+      <w:r>
+        <w:rPr>
+          <w:lang w:val="en_US" w:bidi="en_US"/>
+        </w:rPr>
         <w:t xml:space="preserve">See: </w:t>
       </w:r>
       <w:r>
+        <w:rPr>
+          <w:lang w:val="en_US" w:bidi="en_US"/>
+        </w:rPr>
         <w:t>Connect — Simultaneous Time Relationship</w:t>
       </w:r>
-      <w:r/>
-      <w:r/>
-    </w:p>
-    <w:p>
-      <w:r/>
+      <w:r>
+        <w:rPr>
+          <w:lang w:val="en_US" w:bidi="en_US"/>
+        </w:rPr>
+      </w:r>
+      <w:r>
+        <w:rPr>
+          <w:lang w:val="en_US" w:bidi="en_US"/>
+        </w:rPr>
+      </w:r>
+    </w:p>
+    <w:p>
+      <w:pPr/>
+      <w:r>
+        <w:rPr>
+          <w:lang w:val="en_US" w:bidi="en_US"/>
+        </w:rPr>
+      </w:r>
     </w:p>
     <w:p>
       <w:pPr>
         <w:pStyle w:val="Heading2"/>
       </w:pPr>
       <w:r>
+        <w:rPr>
+          <w:lang w:val="en_US" w:bidi="en_US"/>
+        </w:rPr>
         <w:t>Philemon 1:22 (#3)</w:t>
       </w:r>
-      <w:r/>
-    </w:p>
-    <w:p>
-      <w:r/>
-      <w:r>
-        <w:rPr>
-          <w:b/>
+      <w:r>
+        <w:rPr>
+          <w:lang w:val="en_US" w:bidi="en_US"/>
+        </w:rPr>
+      </w:r>
+    </w:p>
+    <w:p>
+      <w:pPr/>
+      <w:r>
+        <w:rPr>
+          <w:lang w:val="en_US" w:bidi="en_US"/>
+        </w:rPr>
+      </w:r>
+      <w:r>
+        <w:rPr>
+          <w:b/>
+          <w:lang w:val="en_US" w:bidi="en_US"/>
         </w:rPr>
         <w:t>"I will be given back to you"</w:t>
       </w:r>
     </w:p>
     <w:p>
-      <w:r/>
-      <w:r>
+      <w:pPr/>
+      <w:r>
+        <w:rPr>
+          <w:lang w:val="en_US" w:bidi="en_US"/>
+        </w:rPr>
+      </w:r>
+      <w:r>
+        <w:rPr>
+          <w:lang w:val="en_US" w:bidi="en_US"/>
+        </w:rPr>
         <w:t>Alternate translation: “those who are keeping me in prison will set me free so that I can go to you.”</w:t>
       </w:r>
-      <w:r/>
-      <w:r/>
-    </w:p>
-    <w:p>
-      <w:r/>
+      <w:r>
+        <w:rPr>
+          <w:lang w:val="en_US" w:bidi="en_US"/>
+        </w:rPr>
+      </w:r>
+      <w:r>
+        <w:rPr>
+          <w:lang w:val="en_US" w:bidi="en_US"/>
+        </w:rPr>
+      </w:r>
+    </w:p>
+    <w:p>
+      <w:pPr/>
+      <w:r>
+        <w:rPr>
+          <w:lang w:val="en_US" w:bidi="en_US"/>
+        </w:rPr>
+      </w:r>
     </w:p>
     <w:p>
       <w:pPr>
         <w:pStyle w:val="Heading2"/>
       </w:pPr>
       <w:r>
+        <w:rPr>
+          <w:lang w:val="en_US" w:bidi="en_US"/>
+        </w:rPr>
         <w:t>Philemon 1:22 (#4)</w:t>
       </w:r>
-      <w:r/>
-    </w:p>
-    <w:p>
-      <w:r/>
-      <w:r>
-        <w:rPr>
-          <w:b/>
+      <w:r>
+        <w:rPr>
+          <w:lang w:val="en_US" w:bidi="en_US"/>
+        </w:rPr>
+      </w:r>
+    </w:p>
+    <w:p>
+      <w:pPr/>
+      <w:r>
+        <w:rPr>
+          <w:lang w:val="en_US" w:bidi="en_US"/>
+        </w:rPr>
+      </w:r>
+      <w:r>
+        <w:rPr>
+          <w:b/>
+          <w:lang w:val="en_US" w:bidi="en_US"/>
         </w:rPr>
         <w:t>"prepare a guest room for me"</w:t>
       </w:r>
     </w:p>
     <w:p>
-      <w:r/>
-      <w:r>
+      <w:pPr/>
+      <w:r>
+        <w:rPr>
+          <w:lang w:val="en_US" w:bidi="en_US"/>
+        </w:rPr>
+      </w:r>
+      <w:r>
+        <w:rPr>
+          <w:lang w:val="en_US" w:bidi="en_US"/>
+        </w:rPr>
         <w:t xml:space="preserve">The word translated </w:t>
       </w:r>
       <w:r>
         <w:rPr>
           <w:b/>
+          <w:lang w:val="en_US" w:bidi="en_US"/>
         </w:rPr>
         <w:t>guest room</w:t>
       </w:r>
       <w:r>
+        <w:rPr>
+          <w:lang w:val="en_US" w:bidi="en_US"/>
+        </w:rPr>
         <w:t xml:space="preserve"> refers to any hospitality that is provided for a guest. So the kind of space is unspecified. Alternate translation: “also prepare a place in your house for me.”</w:t>
       </w:r>
-      <w:r/>
-      <w:r/>
-    </w:p>
-    <w:p>
-      <w:r/>
+      <w:r>
+        <w:rPr>
+          <w:lang w:val="en_US" w:bidi="en_US"/>
+        </w:rPr>
+      </w:r>
+      <w:r>
+        <w:rPr>
+          <w:lang w:val="en_US" w:bidi="en_US"/>
+        </w:rPr>
+      </w:r>
+    </w:p>
+    <w:p>
+      <w:pPr/>
+      <w:r>
+        <w:rPr>
+          <w:lang w:val="en_US" w:bidi="en_US"/>
+        </w:rPr>
+      </w:r>
     </w:p>
     <w:p>
       <w:pPr>
         <w:pStyle w:val="Heading2"/>
       </w:pPr>
       <w:r>
+        <w:rPr>
+          <w:lang w:val="en_US" w:bidi="en_US"/>
+        </w:rPr>
         <w:t>Philemon 1:22 (#5)</w:t>
       </w:r>
-      <w:r/>
-    </w:p>
-    <w:p>
-      <w:r/>
-      <w:r>
-        <w:rPr>
-          <w:b/>
+      <w:r>
+        <w:rPr>
+          <w:lang w:val="en_US" w:bidi="en_US"/>
+        </w:rPr>
+      </w:r>
+    </w:p>
+    <w:p>
+      <w:pPr/>
+      <w:r>
+        <w:rPr>
+          <w:lang w:val="en_US" w:bidi="en_US"/>
+        </w:rPr>
+      </w:r>
+      <w:r>
+        <w:rPr>
+          <w:b/>
+          <w:lang w:val="en_US" w:bidi="en_US"/>
         </w:rPr>
         <w:t>"through your prayers"</w:t>
       </w:r>
     </w:p>
     <w:p>
-      <w:r/>
-      <w:r>
+      <w:pPr/>
+      <w:r>
+        <w:rPr>
+          <w:lang w:val="en_US" w:bidi="en_US"/>
+        </w:rPr>
+      </w:r>
+      <w:r>
+        <w:rPr>
+          <w:lang w:val="en_US" w:bidi="en_US"/>
+        </w:rPr>
         <w:t>Alternate translation: “God will answer your prayers so”</w:t>
       </w:r>
-      <w:r/>
-      <w:r/>
-    </w:p>
-    <w:p>
-      <w:r/>
+      <w:r>
+        <w:rPr>
+          <w:lang w:val="en_US" w:bidi="en_US"/>
+        </w:rPr>
+      </w:r>
+      <w:r>
+        <w:rPr>
+          <w:lang w:val="en_US" w:bidi="en_US"/>
+        </w:rPr>
+      </w:r>
+    </w:p>
+    <w:p>
+      <w:pPr/>
+      <w:r>
+        <w:rPr>
+          <w:lang w:val="en_US" w:bidi="en_US"/>
+        </w:rPr>
+      </w:r>
     </w:p>
     <w:p>
       <w:pPr>
         <w:pStyle w:val="Heading2"/>
       </w:pPr>
       <w:r>
+        <w:rPr>
+          <w:lang w:val="en_US" w:bidi="en_US"/>
+        </w:rPr>
         <w:t>Philemon 1:22 (#6)</w:t>
       </w:r>
-      <w:r/>
-    </w:p>
-    <w:p>
-      <w:r/>
-      <w:r>
-        <w:rPr>
-          <w:b/>
+      <w:r>
+        <w:rPr>
+          <w:lang w:val="en_US" w:bidi="en_US"/>
+        </w:rPr>
+      </w:r>
+    </w:p>
+    <w:p>
+      <w:pPr/>
+      <w:r>
+        <w:rPr>
+          <w:lang w:val="en_US" w:bidi="en_US"/>
+        </w:rPr>
+      </w:r>
+      <w:r>
+        <w:rPr>
+          <w:b/>
+          <w:lang w:val="en_US" w:bidi="en_US"/>
         </w:rPr>
         <w:t>"I will be given back to you"</w:t>
       </w:r>
     </w:p>
     <w:p>
-      <w:r/>
-      <w:r>
+      <w:pPr/>
+      <w:r>
+        <w:rPr>
+          <w:lang w:val="en_US" w:bidi="en_US"/>
+        </w:rPr>
+      </w:r>
+      <w:r>
+        <w:rPr>
+          <w:lang w:val="en_US" w:bidi="en_US"/>
+        </w:rPr>
         <w:t>If it would be helpful in your language, you could express this explicitly with an active form. Alternate translation: “God will bring me back to you” or “those who are keeping me in prison will set me free so that I can come to you.”</w:t>
       </w:r>
     </w:p>
     <w:p>
-      <w:r/>
-      <w:r>
+      <w:pPr/>
+      <w:r>
+        <w:rPr>
+          <w:lang w:val="en_US" w:bidi="en_US"/>
+        </w:rPr>
+      </w:r>
+      <w:r>
+        <w:rPr>
+          <w:lang w:val="en_US" w:bidi="en_US"/>
+        </w:rPr>
         <w:t xml:space="preserve">See: </w:t>
       </w:r>
       <w:r>
+        <w:rPr>
+          <w:lang w:val="en_US" w:bidi="en_US"/>
+        </w:rPr>
         <w:t>Active or Passive</w:t>
       </w:r>
-      <w:r/>
-      <w:r/>
-    </w:p>
-    <w:p>
-      <w:r/>
+      <w:r>
+        <w:rPr>
+          <w:lang w:val="en_US" w:bidi="en_US"/>
+        </w:rPr>
+      </w:r>
+      <w:r>
+        <w:rPr>
+          <w:lang w:val="en_US" w:bidi="en_US"/>
+        </w:rPr>
+      </w:r>
+    </w:p>
+    <w:p>
+      <w:pPr/>
+      <w:r>
+        <w:rPr>
+          <w:lang w:val="en_US" w:bidi="en_US"/>
+        </w:rPr>
+      </w:r>
     </w:p>
     <w:p>
       <w:pPr>
         <w:pStyle w:val="Heading2"/>
       </w:pPr>
       <w:r>
+        <w:rPr>
+          <w:lang w:val="en_US" w:bidi="en_US"/>
+        </w:rPr>
         <w:t>Philemon 1:22 (#7)</w:t>
       </w:r>
-      <w:r/>
-    </w:p>
-    <w:p>
-      <w:r/>
-      <w:r>
-        <w:rPr>
-          <w:b/>
+      <w:r>
+        <w:rPr>
+          <w:lang w:val="en_US" w:bidi="en_US"/>
+        </w:rPr>
+      </w:r>
+    </w:p>
+    <w:p>
+      <w:pPr/>
+      <w:r>
+        <w:rPr>
+          <w:lang w:val="en_US" w:bidi="en_US"/>
+        </w:rPr>
+      </w:r>
+      <w:r>
+        <w:rPr>
+          <w:b/>
+          <w:lang w:val="en_US" w:bidi="en_US"/>
         </w:rPr>
         <w:t>"your"</w:t>
       </w:r>
       <w:r>
+        <w:rPr>
+          <w:lang w:val="en_US" w:bidi="en_US"/>
+        </w:rPr>
         <w:t xml:space="preserve"> - </w:t>
       </w:r>
       <w:r>
         <w:rPr>
           <w:b/>
+          <w:lang w:val="en_US" w:bidi="en_US"/>
         </w:rPr>
         <w:t>"to you"</w:t>
       </w:r>
     </w:p>
     <w:p>
-      <w:r/>
-      <w:r>
+      <w:pPr/>
+      <w:r>
+        <w:rPr>
+          <w:lang w:val="en_US" w:bidi="en_US"/>
+        </w:rPr>
+      </w:r>
+      <w:r>
+        <w:rPr>
+          <w:lang w:val="en_US" w:bidi="en_US"/>
+        </w:rPr>
         <w:t xml:space="preserve">The words </w:t>
       </w:r>
       <w:r>
         <w:rPr>
           <w:b/>
+          <w:lang w:val="en_US" w:bidi="en_US"/>
         </w:rPr>
         <w:t>your</w:t>
       </w:r>
       <w:r>
+        <w:rPr>
+          <w:lang w:val="en_US" w:bidi="en_US"/>
+        </w:rPr>
         <w:t xml:space="preserve"> and </w:t>
       </w:r>
       <w:r>
         <w:rPr>
           <w:b/>
+          <w:lang w:val="en_US" w:bidi="en_US"/>
         </w:rPr>
         <w:t>you</w:t>
       </w:r>
       <w:r>
+        <w:rPr>
+          <w:lang w:val="en_US" w:bidi="en_US"/>
+        </w:rPr>
         <w:t xml:space="preserve"> here are plural, referring to Philemon and all the believers who met in his house.</w:t>
       </w:r>
     </w:p>
     <w:p>
-      <w:r/>
-      <w:r>
+      <w:pPr/>
+      <w:r>
+        <w:rPr>
+          <w:lang w:val="en_US" w:bidi="en_US"/>
+        </w:rPr>
+      </w:r>
+      <w:r>
+        <w:rPr>
+          <w:lang w:val="en_US" w:bidi="en_US"/>
+        </w:rPr>
         <w:t xml:space="preserve">See: </w:t>
       </w:r>
       <w:r>
+        <w:rPr>
+          <w:lang w:val="en_US" w:bidi="en_US"/>
+        </w:rPr>
         <w:t>Forms of You</w:t>
       </w:r>
-      <w:r/>
-      <w:r/>
-    </w:p>
-    <w:p>
-      <w:r/>
+      <w:r>
+        <w:rPr>
+          <w:lang w:val="en_US" w:bidi="en_US"/>
+        </w:rPr>
+      </w:r>
+      <w:r>
+        <w:rPr>
+          <w:lang w:val="en_US" w:bidi="en_US"/>
+        </w:rPr>
+      </w:r>
+    </w:p>
+    <w:p>
+      <w:pPr/>
+      <w:r>
+        <w:rPr>
+          <w:lang w:val="en_US" w:bidi="en_US"/>
+        </w:rPr>
+      </w:r>
     </w:p>
     <w:p>
       <w:pPr>
         <w:pStyle w:val="Heading2"/>
       </w:pPr>
       <w:r>
+        <w:rPr>
+          <w:lang w:val="en_US" w:bidi="en_US"/>
+        </w:rPr>
         <w:t>Philemon 1:23 (#1)</w:t>
       </w:r>
-      <w:r/>
-    </w:p>
-    <w:p>
-      <w:r/>
-      <w:r>
-        <w:rPr>
-          <w:b/>
+      <w:r>
+        <w:rPr>
+          <w:lang w:val="en_US" w:bidi="en_US"/>
+        </w:rPr>
+      </w:r>
+    </w:p>
+    <w:p>
+      <w:pPr/>
+      <w:r>
+        <w:rPr>
+          <w:lang w:val="en_US" w:bidi="en_US"/>
+        </w:rPr>
+      </w:r>
+      <w:r>
+        <w:rPr>
+          <w:b/>
+          <w:lang w:val="en_US" w:bidi="en_US"/>
         </w:rPr>
         <w:t>"Epaphras"</w:t>
       </w:r>
     </w:p>
     <w:p>
-      <w:r/>
-      <w:r>
-        <w:rPr>
-          <w:b/>
+      <w:pPr/>
+      <w:r>
+        <w:rPr>
+          <w:lang w:val="en_US" w:bidi="en_US"/>
+        </w:rPr>
+      </w:r>
+      <w:r>
+        <w:rPr>
+          <w:b/>
+          <w:lang w:val="en_US" w:bidi="en_US"/>
         </w:rPr>
         <w:t>Epaphras</w:t>
       </w:r>
       <w:r>
+        <w:rPr>
+          <w:lang w:val="en_US" w:bidi="en_US"/>
+        </w:rPr>
         <w:t xml:space="preserve"> was the name of a man who was a fellow believer and prisoner with Paul.</w:t>
       </w:r>
     </w:p>
     <w:p>
-      <w:r/>
-      <w:r>
+      <w:pPr/>
+      <w:r>
+        <w:rPr>
+          <w:lang w:val="en_US" w:bidi="en_US"/>
+        </w:rPr>
+      </w:r>
+      <w:r>
+        <w:rPr>
+          <w:lang w:val="en_US" w:bidi="en_US"/>
+        </w:rPr>
         <w:t xml:space="preserve">See: </w:t>
       </w:r>
       <w:r>
+        <w:rPr>
+          <w:lang w:val="en_US" w:bidi="en_US"/>
+        </w:rPr>
         <w:t>How to Translate Names</w:t>
       </w:r>
-      <w:r/>
-      <w:r/>
-    </w:p>
-    <w:p>
-      <w:r/>
+      <w:r>
+        <w:rPr>
+          <w:lang w:val="en_US" w:bidi="en_US"/>
+        </w:rPr>
+      </w:r>
+      <w:r>
+        <w:rPr>
+          <w:lang w:val="en_US" w:bidi="en_US"/>
+        </w:rPr>
+      </w:r>
+    </w:p>
+    <w:p>
+      <w:pPr/>
+      <w:r>
+        <w:rPr>
+          <w:lang w:val="en_US" w:bidi="en_US"/>
+        </w:rPr>
+      </w:r>
     </w:p>
     <w:p>
       <w:pPr>
         <w:pStyle w:val="Heading2"/>
       </w:pPr>
       <w:r>
+        <w:rPr>
+          <w:lang w:val="en_US" w:bidi="en_US"/>
+        </w:rPr>
         <w:t>Philemon 1:23 (#2)</w:t>
       </w:r>
-      <w:r/>
-    </w:p>
-    <w:p>
-      <w:r/>
-      <w:r>
-        <w:rPr>
-          <w:b/>
+      <w:r>
+        <w:rPr>
+          <w:lang w:val="en_US" w:bidi="en_US"/>
+        </w:rPr>
+      </w:r>
+    </w:p>
+    <w:p>
+      <w:pPr/>
+      <w:r>
+        <w:rPr>
+          <w:lang w:val="en_US" w:bidi="en_US"/>
+        </w:rPr>
+      </w:r>
+      <w:r>
+        <w:rPr>
+          <w:b/>
+          <w:lang w:val="en_US" w:bidi="en_US"/>
         </w:rPr>
         <w:t>"in Christ Jesus"</w:t>
       </w:r>
     </w:p>
     <w:p>
-      <w:r/>
-      <w:r>
+      <w:pPr/>
+      <w:r>
+        <w:rPr>
+          <w:lang w:val="en_US" w:bidi="en_US"/>
+        </w:rPr>
+      </w:r>
+      <w:r>
+        <w:rPr>
+          <w:lang w:val="en_US" w:bidi="en_US"/>
+        </w:rPr>
         <w:t xml:space="preserve">fdHere, </w:t>
       </w:r>
       <w:r>
         <w:rPr>
           <w:b/>
+          <w:lang w:val="en_US" w:bidi="en_US"/>
         </w:rPr>
         <w:t>in Christ Jesus</w:t>
       </w:r>
       <w:r>
+        <w:rPr>
+          <w:lang w:val="en_US" w:bidi="en_US"/>
+        </w:rPr>
         <w:t xml:space="preserve"> means something similar to the phrases “in the Lord” and “in Christ” in verse 20. See how you translated those there. Alternate translation: “who is here with me because he serves Christ Jesus”</w:t>
       </w:r>
-      <w:r/>
-      <w:r/>
-    </w:p>
-    <w:p>
-      <w:r/>
+      <w:r>
+        <w:rPr>
+          <w:lang w:val="en_US" w:bidi="en_US"/>
+        </w:rPr>
+      </w:r>
+      <w:r>
+        <w:rPr>
+          <w:lang w:val="en_US" w:bidi="en_US"/>
+        </w:rPr>
+      </w:r>
+    </w:p>
+    <w:p>
+      <w:pPr/>
+      <w:r>
+        <w:rPr>
+          <w:lang w:val="en_US" w:bidi="en_US"/>
+        </w:rPr>
+      </w:r>
     </w:p>
     <w:p>
       <w:pPr>
         <w:pStyle w:val="Heading2"/>
       </w:pPr>
       <w:r>
+        <w:rPr>
+          <w:lang w:val="en_US" w:bidi="en_US"/>
+        </w:rPr>
         <w:t>Philemon 1:24 (#1)</w:t>
       </w:r>
-      <w:r/>
-    </w:p>
-    <w:p>
-      <w:r/>
-      <w:r>
-        <w:rPr>
-          <w:b/>
+      <w:r>
+        <w:rPr>
+          <w:lang w:val="en_US" w:bidi="en_US"/>
+        </w:rPr>
+      </w:r>
+    </w:p>
+    <w:p>
+      <w:pPr/>
+      <w:r>
+        <w:rPr>
+          <w:lang w:val="en_US" w:bidi="en_US"/>
+        </w:rPr>
+      </w:r>
+      <w:r>
+        <w:rPr>
+          <w:b/>
+          <w:lang w:val="en_US" w:bidi="en_US"/>
         </w:rPr>
         <w:t>"Mark, Aristarchus, Demas, {and} Luke"</w:t>
       </w:r>
     </w:p>
     <w:p>
-      <w:r/>
-      <w:r>
+      <w:pPr/>
+      <w:r>
+        <w:rPr>
+          <w:lang w:val="en_US" w:bidi="en_US"/>
+        </w:rPr>
+      </w:r>
+      <w:r>
+        <w:rPr>
+          <w:lang w:val="en_US" w:bidi="en_US"/>
+        </w:rPr>
         <w:t>These are names of men.</w:t>
       </w:r>
     </w:p>
     <w:p>
-      <w:r/>
-      <w:r>
+      <w:pPr/>
+      <w:r>
+        <w:rPr>
+          <w:lang w:val="en_US" w:bidi="en_US"/>
+        </w:rPr>
+      </w:r>
+      <w:r>
+        <w:rPr>
+          <w:lang w:val="en_US" w:bidi="en_US"/>
+        </w:rPr>
         <w:t xml:space="preserve">See: </w:t>
       </w:r>
       <w:r>
+        <w:rPr>
+          <w:lang w:val="en_US" w:bidi="en_US"/>
+        </w:rPr>
         <w:t>How to Translate Names</w:t>
       </w:r>
-      <w:r/>
-      <w:r/>
-    </w:p>
-    <w:p>
-      <w:r/>
+      <w:r>
+        <w:rPr>
+          <w:lang w:val="en_US" w:bidi="en_US"/>
+        </w:rPr>
+      </w:r>
+      <w:r>
+        <w:rPr>
+          <w:lang w:val="en_US" w:bidi="en_US"/>
+        </w:rPr>
+      </w:r>
+    </w:p>
+    <w:p>
+      <w:pPr/>
+      <w:r>
+        <w:rPr>
+          <w:lang w:val="en_US" w:bidi="en_US"/>
+        </w:rPr>
+      </w:r>
     </w:p>
     <w:p>
       <w:pPr>
         <w:pStyle w:val="Heading2"/>
       </w:pPr>
       <w:r>
+        <w:rPr>
+          <w:lang w:val="en_US" w:bidi="en_US"/>
+        </w:rPr>
         <w:t>Philemon 1:24 (#2)</w:t>
       </w:r>
-      <w:r/>
-    </w:p>
-    <w:p>
-      <w:r/>
-      <w:r>
-        <w:rPr>
-          <w:b/>
+      <w:r>
+        <w:rPr>
+          <w:lang w:val="en_US" w:bidi="en_US"/>
+        </w:rPr>
+      </w:r>
+    </w:p>
+    <w:p>
+      <w:pPr/>
+      <w:r>
+        <w:rPr>
+          <w:lang w:val="en_US" w:bidi="en_US"/>
+        </w:rPr>
+      </w:r>
+      <w:r>
+        <w:rPr>
+          <w:b/>
+          <w:lang w:val="en_US" w:bidi="en_US"/>
         </w:rPr>
         <w:t>"Mark, Aristarchus, Demas, {and} Luke"</w:t>
       </w:r>
     </w:p>
     <w:p>
-      <w:r/>
-      <w:r>
+      <w:pPr/>
+      <w:r>
+        <w:rPr>
+          <w:lang w:val="en_US" w:bidi="en_US"/>
+        </w:rPr>
+      </w:r>
+      <w:r>
+        <w:rPr>
+          <w:lang w:val="en_US" w:bidi="en_US"/>
+        </w:rPr>
         <w:t>Paul is leaving out some of the words here that a sentence would need in many languages to be complete. If it would be helpful in your language, you could supply these words from the context. Alternate translation: “as do Mark, Aristarchus, Demas, and Luke, my fellow workers” or “Mark, Aristarchus, Demas, and Luke, my fellow workers, also greet you”</w:t>
       </w:r>
     </w:p>
     <w:p>
-      <w:r/>
-      <w:r>
+      <w:pPr/>
+      <w:r>
+        <w:rPr>
+          <w:lang w:val="en_US" w:bidi="en_US"/>
+        </w:rPr>
+      </w:r>
+      <w:r>
+        <w:rPr>
+          <w:lang w:val="en_US" w:bidi="en_US"/>
+        </w:rPr>
         <w:t xml:space="preserve">See: </w:t>
       </w:r>
       <w:r>
+        <w:rPr>
+          <w:lang w:val="en_US" w:bidi="en_US"/>
+        </w:rPr>
         <w:t>Ellipsis</w:t>
       </w:r>
-      <w:r/>
-      <w:r/>
-    </w:p>
-    <w:p>
-      <w:r/>
+      <w:r>
+        <w:rPr>
+          <w:lang w:val="en_US" w:bidi="en_US"/>
+        </w:rPr>
+      </w:r>
+      <w:r>
+        <w:rPr>
+          <w:lang w:val="en_US" w:bidi="en_US"/>
+        </w:rPr>
+      </w:r>
+    </w:p>
+    <w:p>
+      <w:pPr/>
+      <w:r>
+        <w:rPr>
+          <w:lang w:val="en_US" w:bidi="en_US"/>
+        </w:rPr>
+      </w:r>
     </w:p>
     <w:p>
       <w:pPr>
         <w:pStyle w:val="Heading2"/>
       </w:pPr>
       <w:r>
+        <w:rPr>
+          <w:lang w:val="en_US" w:bidi="en_US"/>
+        </w:rPr>
         <w:t>Philemon 1:24 (#3)</w:t>
       </w:r>
-      <w:r/>
-    </w:p>
-    <w:p>
-      <w:r/>
-      <w:r>
-        <w:rPr>
-          <w:b/>
+      <w:r>
+        <w:rPr>
+          <w:lang w:val="en_US" w:bidi="en_US"/>
+        </w:rPr>
+      </w:r>
+    </w:p>
+    <w:p>
+      <w:pPr/>
+      <w:r>
+        <w:rPr>
+          <w:lang w:val="en_US" w:bidi="en_US"/>
+        </w:rPr>
+      </w:r>
+      <w:r>
+        <w:rPr>
+          <w:b/>
+          <w:lang w:val="en_US" w:bidi="en_US"/>
         </w:rPr>
         <w:t>"my fellow workers"</w:t>
       </w:r>
     </w:p>
     <w:p>
-      <w:r/>
-      <w:r>
+      <w:pPr/>
+      <w:r>
+        <w:rPr>
+          <w:lang w:val="en_US" w:bidi="en_US"/>
+        </w:rPr>
+      </w:r>
+      <w:r>
+        <w:rPr>
+          <w:lang w:val="en_US" w:bidi="en_US"/>
+        </w:rPr>
         <w:t>Alternate translation: “the men who work with me” or “who all work with me.”</w:t>
       </w:r>
-      <w:r/>
-      <w:r/>
-    </w:p>
-    <w:p>
-      <w:r/>
+      <w:r>
+        <w:rPr>
+          <w:lang w:val="en_US" w:bidi="en_US"/>
+        </w:rPr>
+      </w:r>
+      <w:r>
+        <w:rPr>
+          <w:lang w:val="en_US" w:bidi="en_US"/>
+        </w:rPr>
+      </w:r>
+    </w:p>
+    <w:p>
+      <w:pPr/>
+      <w:r>
+        <w:rPr>
+          <w:lang w:val="en_US" w:bidi="en_US"/>
+        </w:rPr>
+      </w:r>
     </w:p>
     <w:p>
       <w:pPr>
         <w:pStyle w:val="Heading2"/>
       </w:pPr>
       <w:r>
+        <w:rPr>
+          <w:lang w:val="en_US" w:bidi="en_US"/>
+        </w:rPr>
         <w:t>Philemon 1:25 (#1)</w:t>
       </w:r>
-      <w:r/>
-    </w:p>
-    <w:p>
-      <w:r/>
-      <w:r>
-        <w:rPr>
-          <w:b/>
+      <w:r>
+        <w:rPr>
+          <w:lang w:val="en_US" w:bidi="en_US"/>
+        </w:rPr>
+      </w:r>
+    </w:p>
+    <w:p>
+      <w:pPr/>
+      <w:r>
+        <w:rPr>
+          <w:lang w:val="en_US" w:bidi="en_US"/>
+        </w:rPr>
+      </w:r>
+      <w:r>
+        <w:rPr>
+          <w:b/>
+          <w:lang w:val="en_US" w:bidi="en_US"/>
         </w:rPr>
         <w:t>"be} with your spirit"</w:t>
       </w:r>
     </w:p>
     <w:p>
-      <w:r/>
-      <w:r>
+      <w:pPr/>
+      <w:r>
+        <w:rPr>
+          <w:lang w:val="en_US" w:bidi="en_US"/>
+        </w:rPr>
+      </w:r>
+      <w:r>
+        <w:rPr>
+          <w:lang w:val="en_US" w:bidi="en_US"/>
+        </w:rPr>
         <w:t xml:space="preserve">The words </w:t>
       </w:r>
       <w:r>
         <w:rPr>
           <w:b/>
+          <w:lang w:val="en_US" w:bidi="en_US"/>
         </w:rPr>
         <w:t>your spirit</w:t>
       </w:r>
       <w:r>
+        <w:rPr>
+          <w:lang w:val="en_US" w:bidi="en_US"/>
+        </w:rPr>
         <w:t xml:space="preserve"> are a synecdoche and represent the people themselves. Paul is referring to Philemon and all who met in his house.</w:t>
       </w:r>
     </w:p>
     <w:p>
-      <w:r/>
-      <w:r>
+      <w:pPr/>
+      <w:r>
+        <w:rPr>
+          <w:lang w:val="en_US" w:bidi="en_US"/>
+        </w:rPr>
+      </w:r>
+      <w:r>
+        <w:rPr>
+          <w:lang w:val="en_US" w:bidi="en_US"/>
+        </w:rPr>
         <w:t xml:space="preserve">See: </w:t>
       </w:r>
       <w:r>
+        <w:rPr>
+          <w:lang w:val="en_US" w:bidi="en_US"/>
+        </w:rPr>
         <w:t>Synecdoche</w:t>
       </w:r>
-      <w:r/>
-      <w:r/>
-    </w:p>
-    <w:p>
-      <w:r/>
+      <w:r>
+        <w:rPr>
+          <w:lang w:val="en_US" w:bidi="en_US"/>
+        </w:rPr>
+      </w:r>
+      <w:r>
+        <w:rPr>
+          <w:lang w:val="en_US" w:bidi="en_US"/>
+        </w:rPr>
+      </w:r>
+    </w:p>
+    <w:p>
+      <w:pPr/>
+      <w:r>
+        <w:rPr>
+          <w:lang w:val="en_US" w:bidi="en_US"/>
+        </w:rPr>
+      </w:r>
     </w:p>
     <w:p>
       <w:pPr>
         <w:pStyle w:val="Heading2"/>
       </w:pPr>
       <w:r>
+        <w:rPr>
+          <w:lang w:val="en_US" w:bidi="en_US"/>
+        </w:rPr>
         <w:t>Philemon 1:25 (#2)</w:t>
       </w:r>
-      <w:r/>
-    </w:p>
-    <w:p>
-      <w:r/>
-      <w:r>
-        <w:rPr>
-          <w:b/>
+      <w:r>
+        <w:rPr>
+          <w:lang w:val="en_US" w:bidi="en_US"/>
+        </w:rPr>
+      </w:r>
+    </w:p>
+    <w:p>
+      <w:pPr/>
+      <w:r>
+        <w:rPr>
+          <w:lang w:val="en_US" w:bidi="en_US"/>
+        </w:rPr>
+      </w:r>
+      <w:r>
+        <w:rPr>
+          <w:b/>
+          <w:lang w:val="en_US" w:bidi="en_US"/>
         </w:rPr>
         <w:t>"The grace of our Lord Jesus Christ"</w:t>
       </w:r>
     </w:p>
     <w:p>
-      <w:r/>
-      <w:r>
+      <w:pPr/>
+      <w:r>
+        <w:rPr>
+          <w:lang w:val="en_US" w:bidi="en_US"/>
+        </w:rPr>
+      </w:r>
+      <w:r>
+        <w:rPr>
+          <w:lang w:val="en_US" w:bidi="en_US"/>
+        </w:rPr>
         <w:t xml:space="preserve">If it would be helpful in your language, you could express the idea behind the abstract noun </w:t>
       </w:r>
       <w:r>
         <w:rPr>
           <w:b/>
+          <w:lang w:val="en_US" w:bidi="en_US"/>
         </w:rPr>
         <w:t>grace</w:t>
       </w:r>
       <w:r>
+        <w:rPr>
+          <w:lang w:val="en_US" w:bidi="en_US"/>
+        </w:rPr>
         <w:t xml:space="preserve"> with an adjective or verb. Alternate translation: “May our Lord Jesus Christ be gracious to you and” or “May our Lord Jesus Christ be kind to you and”</w:t>
       </w:r>
     </w:p>
     <w:p>
-      <w:r/>
-      <w:r>
+      <w:pPr/>
+      <w:r>
+        <w:rPr>
+          <w:lang w:val="en_US" w:bidi="en_US"/>
+        </w:rPr>
+      </w:r>
+      <w:r>
+        <w:rPr>
+          <w:lang w:val="en_US" w:bidi="en_US"/>
+        </w:rPr>
         <w:t xml:space="preserve">See: </w:t>
       </w:r>
       <w:r>
+        <w:rPr>
+          <w:lang w:val="en_US" w:bidi="en_US"/>
+        </w:rPr>
         <w:t>Abstract Nouns</w:t>
       </w:r>
-      <w:r/>
-      <w:r/>
-    </w:p>
-    <w:p>
-      <w:r/>
+      <w:r>
+        <w:rPr>
+          <w:lang w:val="en_US" w:bidi="en_US"/>
+        </w:rPr>
+      </w:r>
+      <w:r>
+        <w:rPr>
+          <w:lang w:val="en_US" w:bidi="en_US"/>
+        </w:rPr>
+      </w:r>
+    </w:p>
+    <w:p>
+      <w:pPr/>
+      <w:r>
+        <w:rPr>
+          <w:lang w:val="en_US" w:bidi="en_US"/>
+        </w:rPr>
+      </w:r>
     </w:p>
     <w:p>
       <w:pPr>
         <w:pStyle w:val="Heading2"/>
       </w:pPr>
       <w:r>
+        <w:rPr>
+          <w:lang w:val="en_US" w:bidi="en_US"/>
+        </w:rPr>
         <w:t>Philemon 1:25 (#3)</w:t>
       </w:r>
-      <w:r/>
-    </w:p>
-    <w:p>
-      <w:r/>
-      <w:r>
-        <w:rPr>
-          <w:b/>
+      <w:r>
+        <w:rPr>
+          <w:lang w:val="en_US" w:bidi="en_US"/>
+        </w:rPr>
+      </w:r>
+    </w:p>
+    <w:p>
+      <w:pPr/>
+      <w:r>
+        <w:rPr>
+          <w:lang w:val="en_US" w:bidi="en_US"/>
+        </w:rPr>
+      </w:r>
+      <w:r>
+        <w:rPr>
+          <w:b/>
+          <w:lang w:val="en_US" w:bidi="en_US"/>
         </w:rPr>
         <w:t>"your"</w:t>
       </w:r>
     </w:p>
     <w:p>
-      <w:r/>
-      <w:r>
+      <w:pPr/>
+      <w:r>
+        <w:rPr>
+          <w:lang w:val="en_US" w:bidi="en_US"/>
+        </w:rPr>
+      </w:r>
+      <w:r>
+        <w:rPr>
+          <w:lang w:val="en_US" w:bidi="en_US"/>
+        </w:rPr>
         <w:t xml:space="preserve">The word </w:t>
       </w:r>
       <w:r>
         <w:rPr>
           <w:b/>
+          <w:lang w:val="en_US" w:bidi="en_US"/>
         </w:rPr>
         <w:t>your</w:t>
       </w:r>
       <w:r>
+        <w:rPr>
+          <w:lang w:val="en_US" w:bidi="en_US"/>
+        </w:rPr>
         <w:t xml:space="preserve"> here is plural and refers to Philemon and all who met in his house. Alternate translation: “your spirits”</w:t>
       </w:r>
     </w:p>
     <w:p>
-      <w:r/>
-      <w:r>
+      <w:pPr/>
+      <w:r>
+        <w:rPr>
+          <w:lang w:val="en_US" w:bidi="en_US"/>
+        </w:rPr>
+      </w:r>
+      <w:r>
+        <w:rPr>
+          <w:lang w:val="en_US" w:bidi="en_US"/>
+        </w:rPr>
         <w:t xml:space="preserve">See: </w:t>
       </w:r>
       <w:r>
+        <w:rPr>
+          <w:lang w:val="en_US" w:bidi="en_US"/>
+        </w:rPr>
         <w:t>Forms of You</w:t>
       </w:r>
-      <w:r/>
-      <w:r/>
+      <w:r>
+        <w:rPr>
+          <w:lang w:val="en_US" w:bidi="en_US"/>
+        </w:rPr>
+      </w:r>
+      <w:r>
+        <w:rPr>
+          <w:lang w:val="en_US" w:bidi="en_US"/>
+        </w:rPr>
+      </w:r>
     </w:p>
     <w:sectPr>
       <w:footnotePr>
@@ -5935,7 +10255,7 @@
     <w:rPrDefault>
       <w:rPr>
         <w:rFonts w:ascii="Times New Roman" w:eastAsia="Times New Roman" w:hAnsi="Times New Roman" w:cs="Times New Roman"/>
-        <w:lang w:val="en-US" w:eastAsia="en-US" w:bidi="ar-SA"/>
+        <w:lang w:val="en_US" w:eastAsia="en-US" w:bidi="ar-SA"/>
       </w:rPr>
     </w:rPrDefault>
     <w:pPrDefault/>

--- a/eng/docx/57.content.docx
+++ b/eng/docx/57.content.docx
@@ -295,6 +295,21 @@
           <w:b/>
           <w:lang w:val="en_US" w:bidi="en_US"/>
         </w:rPr>
+        <w:t>Παῦλος</w:t>
+      </w:r>
+    </w:p>
+    <w:p>
+      <w:pPr/>
+      <w:r>
+        <w:rPr>
+          <w:lang w:val="en_US" w:bidi="en_US"/>
+        </w:rPr>
+      </w:r>
+      <w:r>
+        <w:rPr>
+          <w:b/>
+          <w:lang w:val="en_US" w:bidi="en_US"/>
+        </w:rPr>
         <w:t>"Paul"</w:t>
       </w:r>
     </w:p>
@@ -378,6 +393,21 @@
           <w:b/>
           <w:lang w:val="en_US" w:bidi="en_US"/>
         </w:rPr>
+        <w:t>δέσμιος Χριστοῦ Ἰησοῦ</w:t>
+      </w:r>
+    </w:p>
+    <w:p>
+      <w:pPr/>
+      <w:r>
+        <w:rPr>
+          <w:lang w:val="en_US" w:bidi="en_US"/>
+        </w:rPr>
+      </w:r>
+      <w:r>
+        <w:rPr>
+          <w:b/>
+          <w:lang w:val="en_US" w:bidi="en_US"/>
+        </w:rPr>
         <w:t>"a prisoner of Christ Jesus"</w:t>
       </w:r>
     </w:p>
@@ -441,6 +471,21 @@
           <w:b/>
           <w:lang w:val="en_US" w:bidi="en_US"/>
         </w:rPr>
+        <w:t>ὁ ἀδελφὸς</w:t>
+      </w:r>
+    </w:p>
+    <w:p>
+      <w:pPr/>
+      <w:r>
+        <w:rPr>
+          <w:lang w:val="en_US" w:bidi="en_US"/>
+        </w:rPr>
+      </w:r>
+      <w:r>
+        <w:rPr>
+          <w:b/>
+          <w:lang w:val="en_US" w:bidi="en_US"/>
+        </w:rPr>
         <w:t>"our brother"</w:t>
       </w:r>
     </w:p>
@@ -517,6 +562,21 @@
           <w:b/>
           <w:lang w:val="en_US" w:bidi="en_US"/>
         </w:rPr>
+        <w:t>ὁ ἀδελφὸς</w:t>
+      </w:r>
+    </w:p>
+    <w:p>
+      <w:pPr/>
+      <w:r>
+        <w:rPr>
+          <w:lang w:val="en_US" w:bidi="en_US"/>
+        </w:rPr>
+      </w:r>
+      <w:r>
+        <w:rPr>
+          <w:b/>
+          <w:lang w:val="en_US" w:bidi="en_US"/>
+        </w:rPr>
         <w:t>"our brother"</w:t>
       </w:r>
     </w:p>
@@ -626,6 +686,21 @@
           <w:b/>
           <w:lang w:val="en_US" w:bidi="en_US"/>
         </w:rPr>
+        <w:t>Φιλήμονι</w:t>
+      </w:r>
+    </w:p>
+    <w:p>
+      <w:pPr/>
+      <w:r>
+        <w:rPr>
+          <w:lang w:val="en_US" w:bidi="en_US"/>
+        </w:rPr>
+      </w:r>
+      <w:r>
+        <w:rPr>
+          <w:b/>
+          <w:lang w:val="en_US" w:bidi="en_US"/>
+        </w:rPr>
         <w:t>"to Philemon"</w:t>
       </w:r>
     </w:p>
@@ -716,6 +791,21 @@
           <w:b/>
           <w:lang w:val="en_US" w:bidi="en_US"/>
         </w:rPr>
+        <w:t>Φιλήμονι</w:t>
+      </w:r>
+    </w:p>
+    <w:p>
+      <w:pPr/>
+      <w:r>
+        <w:rPr>
+          <w:lang w:val="en_US" w:bidi="en_US"/>
+        </w:rPr>
+      </w:r>
+      <w:r>
+        <w:rPr>
+          <w:b/>
+          <w:lang w:val="en_US" w:bidi="en_US"/>
+        </w:rPr>
         <w:t>"to Philemon"</w:t>
       </w:r>
     </w:p>
@@ -812,6 +902,21 @@
           <w:b/>
           <w:lang w:val="en_US" w:bidi="en_US"/>
         </w:rPr>
+        <w:t>ἡμῶν</w:t>
+      </w:r>
+    </w:p>
+    <w:p>
+      <w:pPr/>
+      <w:r>
+        <w:rPr>
+          <w:lang w:val="en_US" w:bidi="en_US"/>
+        </w:rPr>
+      </w:r>
+      <w:r>
+        <w:rPr>
+          <w:b/>
+          <w:lang w:val="en_US" w:bidi="en_US"/>
+        </w:rPr>
         <w:t>"our"</w:t>
       </w:r>
     </w:p>
@@ -908,6 +1013,21 @@
           <w:b/>
           <w:lang w:val="en_US" w:bidi="en_US"/>
         </w:rPr>
+        <w:t>καὶ συνεργῷ ἡμῶν</w:t>
+      </w:r>
+    </w:p>
+    <w:p>
+      <w:pPr/>
+      <w:r>
+        <w:rPr>
+          <w:lang w:val="en_US" w:bidi="en_US"/>
+        </w:rPr>
+      </w:r>
+      <w:r>
+        <w:rPr>
+          <w:b/>
+          <w:lang w:val="en_US" w:bidi="en_US"/>
+        </w:rPr>
         <w:t>"and our fellow worker"</w:t>
       </w:r>
     </w:p>
@@ -971,6 +1091,21 @@
           <w:b/>
           <w:lang w:val="en_US" w:bidi="en_US"/>
         </w:rPr>
+        <w:t>Ἀπφίᾳ</w:t>
+      </w:r>
+    </w:p>
+    <w:p>
+      <w:pPr/>
+      <w:r>
+        <w:rPr>
+          <w:lang w:val="en_US" w:bidi="en_US"/>
+        </w:rPr>
+      </w:r>
+      <w:r>
+        <w:rPr>
+          <w:b/>
+          <w:lang w:val="en_US" w:bidi="en_US"/>
+        </w:rPr>
         <w:t>"to Apphia"</w:t>
       </w:r>
     </w:p>
@@ -1061,6 +1196,21 @@
           <w:b/>
           <w:lang w:val="en_US" w:bidi="en_US"/>
         </w:rPr>
+        <w:t>τῇ ἀδελφῇ</w:t>
+      </w:r>
+    </w:p>
+    <w:p>
+      <w:pPr/>
+      <w:r>
+        <w:rPr>
+          <w:lang w:val="en_US" w:bidi="en_US"/>
+        </w:rPr>
+      </w:r>
+      <w:r>
+        <w:rPr>
+          <w:b/>
+          <w:lang w:val="en_US" w:bidi="en_US"/>
+        </w:rPr>
         <w:t>"our sister"</w:t>
       </w:r>
     </w:p>
@@ -1170,6 +1320,21 @@
           <w:b/>
           <w:lang w:val="en_US" w:bidi="en_US"/>
         </w:rPr>
+        <w:t>τῇ ἀδελφῇ</w:t>
+      </w:r>
+    </w:p>
+    <w:p>
+      <w:pPr/>
+      <w:r>
+        <w:rPr>
+          <w:lang w:val="en_US" w:bidi="en_US"/>
+        </w:rPr>
+      </w:r>
+      <w:r>
+        <w:rPr>
+          <w:b/>
+          <w:lang w:val="en_US" w:bidi="en_US"/>
+        </w:rPr>
         <w:t>"our sister"</w:t>
       </w:r>
     </w:p>
@@ -1266,6 +1431,21 @@
           <w:b/>
           <w:lang w:val="en_US" w:bidi="en_US"/>
         </w:rPr>
+        <w:t>ἡμῶν</w:t>
+      </w:r>
+    </w:p>
+    <w:p>
+      <w:pPr/>
+      <w:r>
+        <w:rPr>
+          <w:lang w:val="en_US" w:bidi="en_US"/>
+        </w:rPr>
+      </w:r>
+      <w:r>
+        <w:rPr>
+          <w:b/>
+          <w:lang w:val="en_US" w:bidi="en_US"/>
+        </w:rPr>
         <w:t>"our"</w:t>
       </w:r>
     </w:p>
@@ -1362,6 +1542,21 @@
           <w:b/>
           <w:lang w:val="en_US" w:bidi="en_US"/>
         </w:rPr>
+        <w:t>Ἀπφίᾳ &amp; Ἀρχίππῳ &amp; τῇ &amp; ἐκκλησίᾳ</w:t>
+      </w:r>
+    </w:p>
+    <w:p>
+      <w:pPr/>
+      <w:r>
+        <w:rPr>
+          <w:lang w:val="en_US" w:bidi="en_US"/>
+        </w:rPr>
+      </w:r>
+      <w:r>
+        <w:rPr>
+          <w:b/>
+          <w:lang w:val="en_US" w:bidi="en_US"/>
+        </w:rPr>
         <w:t>"to Apphia"</w:t>
       </w:r>
       <w:r>
@@ -1490,6 +1685,21 @@
           <w:b/>
           <w:lang w:val="en_US" w:bidi="en_US"/>
         </w:rPr>
+        <w:t>Ἀρχίππῳ</w:t>
+      </w:r>
+    </w:p>
+    <w:p>
+      <w:pPr/>
+      <w:r>
+        <w:rPr>
+          <w:lang w:val="en_US" w:bidi="en_US"/>
+        </w:rPr>
+      </w:r>
+      <w:r>
+        <w:rPr>
+          <w:b/>
+          <w:lang w:val="en_US" w:bidi="en_US"/>
+        </w:rPr>
         <w:t>"to Archippus"</w:t>
       </w:r>
     </w:p>
@@ -1580,6 +1790,21 @@
           <w:b/>
           <w:lang w:val="en_US" w:bidi="en_US"/>
         </w:rPr>
+        <w:t>τῷ συνστρατιώτῃ ἡμῶν</w:t>
+      </w:r>
+    </w:p>
+    <w:p>
+      <w:pPr/>
+      <w:r>
+        <w:rPr>
+          <w:lang w:val="en_US" w:bidi="en_US"/>
+        </w:rPr>
+      </w:r>
+      <w:r>
+        <w:rPr>
+          <w:b/>
+          <w:lang w:val="en_US" w:bidi="en_US"/>
+        </w:rPr>
         <w:t>"our fellow soldier"</w:t>
       </w:r>
     </w:p>
@@ -1663,6 +1888,21 @@
           <w:b/>
           <w:lang w:val="en_US" w:bidi="en_US"/>
         </w:rPr>
+        <w:t>καὶ τῇ κατ’ οἶκόν σου ἐκκλησίᾳ</w:t>
+      </w:r>
+    </w:p>
+    <w:p>
+      <w:pPr/>
+      <w:r>
+        <w:rPr>
+          <w:lang w:val="en_US" w:bidi="en_US"/>
+        </w:rPr>
+      </w:r>
+      <w:r>
+        <w:rPr>
+          <w:b/>
+          <w:lang w:val="en_US" w:bidi="en_US"/>
+        </w:rPr>
         <w:t>"and to the church in your house"</w:t>
       </w:r>
     </w:p>
@@ -1739,6 +1979,21 @@
           <w:b/>
           <w:lang w:val="en_US" w:bidi="en_US"/>
         </w:rPr>
+        <w:t>χάρις ὑμῖν καὶ εἰρήνη, ἀπὸ Θεοῦ Πατρὸς ἡμῶν καὶ Κυρίου ἡμῶν Ἰησοῦ Χριστοῦ</w:t>
+      </w:r>
+    </w:p>
+    <w:p>
+      <w:pPr/>
+      <w:r>
+        <w:rPr>
+          <w:lang w:val="en_US" w:bidi="en_US"/>
+        </w:rPr>
+      </w:r>
+      <w:r>
+        <w:rPr>
+          <w:b/>
+          <w:lang w:val="en_US" w:bidi="en_US"/>
+        </w:rPr>
         <w:t>"Grace to you and peace from God our Father and our Lord Jesus Christ"</w:t>
       </w:r>
     </w:p>
@@ -1822,6 +2077,21 @@
           <w:b/>
           <w:lang w:val="en_US" w:bidi="en_US"/>
         </w:rPr>
+        <w:t>χάρις ὑμῖν καὶ εἰρήνη, ἀπὸ Θεοῦ Πατρὸς ἡμῶν καὶ Κυρίου ἡμῶν Ἰησοῦ Χριστοῦ.</w:t>
+      </w:r>
+    </w:p>
+    <w:p>
+      <w:pPr/>
+      <w:r>
+        <w:rPr>
+          <w:lang w:val="en_US" w:bidi="en_US"/>
+        </w:rPr>
+      </w:r>
+      <w:r>
+        <w:rPr>
+          <w:b/>
+          <w:lang w:val="en_US" w:bidi="en_US"/>
+        </w:rPr>
         <w:t>"Grace to you and peace from God our Father and our Lord Jesus Christ"</w:t>
       </w:r>
     </w:p>
@@ -1931,6 +2201,21 @@
           <w:b/>
           <w:lang w:val="en_US" w:bidi="en_US"/>
         </w:rPr>
+        <w:t>ἡμῶν &amp; ἡμῶν</w:t>
+      </w:r>
+    </w:p>
+    <w:p>
+      <w:pPr/>
+      <w:r>
+        <w:rPr>
+          <w:lang w:val="en_US" w:bidi="en_US"/>
+        </w:rPr>
+      </w:r>
+      <w:r>
+        <w:rPr>
+          <w:b/>
+          <w:lang w:val="en_US" w:bidi="en_US"/>
+        </w:rPr>
         <w:t>"our"</w:t>
       </w:r>
       <w:r>
@@ -2136,6 +2421,21 @@
           <w:b/>
           <w:lang w:val="en_US" w:bidi="en_US"/>
         </w:rPr>
+        <w:t>Πατρὸς</w:t>
+      </w:r>
+    </w:p>
+    <w:p>
+      <w:pPr/>
+      <w:r>
+        <w:rPr>
+          <w:lang w:val="en_US" w:bidi="en_US"/>
+        </w:rPr>
+      </w:r>
+      <w:r>
+        <w:rPr>
+          <w:b/>
+          <w:lang w:val="en_US" w:bidi="en_US"/>
+        </w:rPr>
         <w:t>"Father"</w:t>
       </w:r>
     </w:p>
@@ -2226,6 +2526,21 @@
           <w:b/>
           <w:lang w:val="en_US" w:bidi="en_US"/>
         </w:rPr>
+        <w:t>σου</w:t>
+      </w:r>
+    </w:p>
+    <w:p>
+      <w:pPr/>
+      <w:r>
+        <w:rPr>
+          <w:lang w:val="en_US" w:bidi="en_US"/>
+        </w:rPr>
+      </w:r>
+      <w:r>
+        <w:rPr>
+          <w:b/>
+          <w:lang w:val="en_US" w:bidi="en_US"/>
+        </w:rPr>
         <w:t>"of you"</w:t>
       </w:r>
     </w:p>
@@ -2322,6 +2637,21 @@
           <w:b/>
           <w:lang w:val="en_US" w:bidi="en_US"/>
         </w:rPr>
+        <w:t>ἀκούων σου τὴν ἀγάπην καὶ τὴν πίστιν, ἣν ἔχεις πρὸς τὸν Κύριον Ἰησοῦν, καὶ εἰς πάντας τοὺς ἁγίους</w:t>
+      </w:r>
+    </w:p>
+    <w:p>
+      <w:pPr/>
+      <w:r>
+        <w:rPr>
+          <w:lang w:val="en_US" w:bidi="en_US"/>
+        </w:rPr>
+      </w:r>
+      <w:r>
+        <w:rPr>
+          <w:b/>
+          <w:lang w:val="en_US" w:bidi="en_US"/>
+        </w:rPr>
         <w:t>"hearing of your love and the faith that you have in the Lord Jesus and for all the saints"</w:t>
       </w:r>
     </w:p>
@@ -2431,6 +2761,21 @@
           <w:b/>
           <w:lang w:val="en_US" w:bidi="en_US"/>
         </w:rPr>
+        <w:t>ἀκούων σου τὴν ἀγάπην καὶ τὴν πίστιν, ἣν ἔχεις πρὸς τὸν Κύριον Ἰησοῦν, καὶ εἰς πάντας τοὺς ἁγίους</w:t>
+      </w:r>
+    </w:p>
+    <w:p>
+      <w:pPr/>
+      <w:r>
+        <w:rPr>
+          <w:lang w:val="en_US" w:bidi="en_US"/>
+        </w:rPr>
+      </w:r>
+      <w:r>
+        <w:rPr>
+          <w:b/>
+          <w:lang w:val="en_US" w:bidi="en_US"/>
+        </w:rPr>
         <w:t>"hearing of your love and the faith that you have in the Lord Jesus and for all the saints"</w:t>
       </w:r>
     </w:p>
@@ -2514,6 +2859,21 @@
           <w:b/>
           <w:lang w:val="en_US" w:bidi="en_US"/>
         </w:rPr>
+        <w:t>σου &amp; ἔχεις</w:t>
+      </w:r>
+    </w:p>
+    <w:p>
+      <w:pPr/>
+      <w:r>
+        <w:rPr>
+          <w:lang w:val="en_US" w:bidi="en_US"/>
+        </w:rPr>
+      </w:r>
+      <w:r>
+        <w:rPr>
+          <w:b/>
+          <w:lang w:val="en_US" w:bidi="en_US"/>
+        </w:rPr>
         <w:t>"your"</w:t>
       </w:r>
       <w:r>
@@ -2636,6 +2996,21 @@
           <w:b/>
           <w:lang w:val="en_US" w:bidi="en_US"/>
         </w:rPr>
+        <w:t>ὅπως</w:t>
+      </w:r>
+    </w:p>
+    <w:p>
+      <w:pPr/>
+      <w:r>
+        <w:rPr>
+          <w:lang w:val="en_US" w:bidi="en_US"/>
+        </w:rPr>
+      </w:r>
+      <w:r>
+        <w:rPr>
+          <w:b/>
+          <w:lang w:val="en_US" w:bidi="en_US"/>
+        </w:rPr>
         <w:t>"that"</w:t>
       </w:r>
     </w:p>
@@ -2732,6 +3107,21 @@
           <w:b/>
           <w:lang w:val="en_US" w:bidi="en_US"/>
         </w:rPr>
+        <w:t>ἡ κοινωνία τῆς πίστεώς σου</w:t>
+      </w:r>
+    </w:p>
+    <w:p>
+      <w:pPr/>
+      <w:r>
+        <w:rPr>
+          <w:lang w:val="en_US" w:bidi="en_US"/>
+        </w:rPr>
+      </w:r>
+      <w:r>
+        <w:rPr>
+          <w:b/>
+          <w:lang w:val="en_US" w:bidi="en_US"/>
+        </w:rPr>
         <w:t>"the fellowship of your faith"</w:t>
       </w:r>
     </w:p>
@@ -2828,6 +3218,21 @@
           <w:b/>
           <w:lang w:val="en_US" w:bidi="en_US"/>
         </w:rPr>
+        <w:t>ἡ κοινωνία τῆς πίστεώς σου, ἐνεργὴς γένηται ἐν ἐπιγνώσει παντὸς ἀγαθοῦ τοῦ ἐν ἡμῖν εἰς Χριστόν.</w:t>
+      </w:r>
+    </w:p>
+    <w:p>
+      <w:pPr/>
+      <w:r>
+        <w:rPr>
+          <w:lang w:val="en_US" w:bidi="en_US"/>
+        </w:rPr>
+      </w:r>
+      <w:r>
+        <w:rPr>
+          <w:b/>
+          <w:lang w:val="en_US" w:bidi="en_US"/>
+        </w:rPr>
         <w:t>"the fellowship of your faith may become effective through the knowledge of everything good {that is} among us for Christ"</w:t>
       </w:r>
     </w:p>
@@ -2937,6 +3342,21 @@
           <w:b/>
           <w:lang w:val="en_US" w:bidi="en_US"/>
         </w:rPr>
+        <w:t>ἐν ἐπιγνώσει παντὸς ἀγαθοῦ</w:t>
+      </w:r>
+    </w:p>
+    <w:p>
+      <w:pPr/>
+      <w:r>
+        <w:rPr>
+          <w:lang w:val="en_US" w:bidi="en_US"/>
+        </w:rPr>
+      </w:r>
+      <w:r>
+        <w:rPr>
+          <w:b/>
+          <w:lang w:val="en_US" w:bidi="en_US"/>
+        </w:rPr>
         <w:t>"through the knowledge of everything good"</w:t>
       </w:r>
     </w:p>
@@ -3020,6 +3440,21 @@
           <w:b/>
           <w:lang w:val="en_US" w:bidi="en_US"/>
         </w:rPr>
+        <w:t>εἰς Χριστόν</w:t>
+      </w:r>
+    </w:p>
+    <w:p>
+      <w:pPr/>
+      <w:r>
+        <w:rPr>
+          <w:lang w:val="en_US" w:bidi="en_US"/>
+        </w:rPr>
+      </w:r>
+      <w:r>
+        <w:rPr>
+          <w:b/>
+          <w:lang w:val="en_US" w:bidi="en_US"/>
+        </w:rPr>
         <w:t>"for Christ"</w:t>
       </w:r>
     </w:p>
@@ -3116,6 +3551,21 @@
           <w:b/>
           <w:lang w:val="en_US" w:bidi="en_US"/>
         </w:rPr>
+        <w:t>χαρὰν γὰρ πολλὴν ἔσχον καὶ παράκλησιν</w:t>
+      </w:r>
+    </w:p>
+    <w:p>
+      <w:pPr/>
+      <w:r>
+        <w:rPr>
+          <w:lang w:val="en_US" w:bidi="en_US"/>
+        </w:rPr>
+      </w:r>
+      <w:r>
+        <w:rPr>
+          <w:b/>
+          <w:lang w:val="en_US" w:bidi="en_US"/>
+        </w:rPr>
         <w:t>"For I had much joy and comfort"</w:t>
       </w:r>
     </w:p>
@@ -3225,6 +3675,21 @@
           <w:b/>
           <w:lang w:val="en_US" w:bidi="en_US"/>
         </w:rPr>
+        <w:t>ἐπὶ τῇ ἀγάπῃ σου</w:t>
+      </w:r>
+    </w:p>
+    <w:p>
+      <w:pPr/>
+      <w:r>
+        <w:rPr>
+          <w:lang w:val="en_US" w:bidi="en_US"/>
+        </w:rPr>
+      </w:r>
+      <w:r>
+        <w:rPr>
+          <w:b/>
+          <w:lang w:val="en_US" w:bidi="en_US"/>
+        </w:rPr>
         <w:t>"because of your love"</w:t>
       </w:r>
     </w:p>
@@ -3321,6 +3786,21 @@
           <w:b/>
           <w:lang w:val="en_US" w:bidi="en_US"/>
         </w:rPr>
+        <w:t>τὰ σπλάγχνα τῶν ἁγίων ἀναπέπαυται διὰ σοῦ</w:t>
+      </w:r>
+    </w:p>
+    <w:p>
+      <w:pPr/>
+      <w:r>
+        <w:rPr>
+          <w:lang w:val="en_US" w:bidi="en_US"/>
+        </w:rPr>
+      </w:r>
+      <w:r>
+        <w:rPr>
+          <w:b/>
+          <w:lang w:val="en_US" w:bidi="en_US"/>
+        </w:rPr>
         <w:t>"the inner parts of the saints are being refreshed by you"</w:t>
       </w:r>
     </w:p>
@@ -3404,6 +3884,21 @@
           <w:b/>
           <w:lang w:val="en_US" w:bidi="en_US"/>
         </w:rPr>
+        <w:t>τὰ σπλάγχνα τῶν ἁγίων</w:t>
+      </w:r>
+    </w:p>
+    <w:p>
+      <w:pPr/>
+      <w:r>
+        <w:rPr>
+          <w:lang w:val="en_US" w:bidi="en_US"/>
+        </w:rPr>
+      </w:r>
+      <w:r>
+        <w:rPr>
+          <w:b/>
+          <w:lang w:val="en_US" w:bidi="en_US"/>
+        </w:rPr>
         <w:t>"the inner parts of the saints"</w:t>
       </w:r>
     </w:p>
@@ -3500,6 +3995,21 @@
           <w:b/>
           <w:lang w:val="en_US" w:bidi="en_US"/>
         </w:rPr>
+        <w:t>τὰ σπλάγχνα τῶν ἁγίων ἀναπέπαυται διὰ σοῦ</w:t>
+      </w:r>
+    </w:p>
+    <w:p>
+      <w:pPr/>
+      <w:r>
+        <w:rPr>
+          <w:lang w:val="en_US" w:bidi="en_US"/>
+        </w:rPr>
+      </w:r>
+      <w:r>
+        <w:rPr>
+          <w:b/>
+          <w:lang w:val="en_US" w:bidi="en_US"/>
+        </w:rPr>
         <w:t>"the inner parts of the saints are being refreshed by you"</w:t>
       </w:r>
     </w:p>
@@ -3596,6 +4106,21 @@
           <w:b/>
           <w:lang w:val="en_US" w:bidi="en_US"/>
         </w:rPr>
+        <w:t>σοῦ, ἀδελφέ</w:t>
+      </w:r>
+    </w:p>
+    <w:p>
+      <w:pPr/>
+      <w:r>
+        <w:rPr>
+          <w:lang w:val="en_US" w:bidi="en_US"/>
+        </w:rPr>
+      </w:r>
+      <w:r>
+        <w:rPr>
+          <w:b/>
+          <w:lang w:val="en_US" w:bidi="en_US"/>
+        </w:rPr>
         <w:t>"you, brother"</w:t>
       </w:r>
     </w:p>
@@ -3755,6 +4280,21 @@
           <w:b/>
           <w:lang w:val="en_US" w:bidi="en_US"/>
         </w:rPr>
+        <w:t>πολλὴν ἐν Χριστῷ παρρησίαν</w:t>
+      </w:r>
+    </w:p>
+    <w:p>
+      <w:pPr/>
+      <w:r>
+        <w:rPr>
+          <w:lang w:val="en_US" w:bidi="en_US"/>
+        </w:rPr>
+      </w:r>
+      <w:r>
+        <w:rPr>
+          <w:b/>
+          <w:lang w:val="en_US" w:bidi="en_US"/>
+        </w:rPr>
         <w:t>"much boldness in Christ"</w:t>
       </w:r>
     </w:p>
@@ -3818,6 +4358,21 @@
           <w:b/>
           <w:lang w:val="en_US" w:bidi="en_US"/>
         </w:rPr>
+        <w:t>διό</w:t>
+      </w:r>
+    </w:p>
+    <w:p>
+      <w:pPr/>
+      <w:r>
+        <w:rPr>
+          <w:lang w:val="en_US" w:bidi="en_US"/>
+        </w:rPr>
+      </w:r>
+      <w:r>
+        <w:rPr>
+          <w:b/>
+          <w:lang w:val="en_US" w:bidi="en_US"/>
+        </w:rPr>
         <w:t>"Therefore"</w:t>
       </w:r>
     </w:p>
@@ -3914,6 +4469,21 @@
           <w:b/>
           <w:lang w:val="en_US" w:bidi="en_US"/>
         </w:rPr>
+        <w:t>διὰ τὴν ἀγάπην</w:t>
+      </w:r>
+    </w:p>
+    <w:p>
+      <w:pPr/>
+      <w:r>
+        <w:rPr>
+          <w:lang w:val="en_US" w:bidi="en_US"/>
+        </w:rPr>
+      </w:r>
+      <w:r>
+        <w:rPr>
+          <w:b/>
+          <w:lang w:val="en_US" w:bidi="en_US"/>
+        </w:rPr>
         <w:t>"because of love"</w:t>
       </w:r>
     </w:p>
@@ -4010,6 +4580,21 @@
           <w:b/>
           <w:lang w:val="en_US" w:bidi="en_US"/>
         </w:rPr>
+        <w:t>δέσμιος Χριστοῦ Ἰησοῦ</w:t>
+      </w:r>
+    </w:p>
+    <w:p>
+      <w:pPr/>
+      <w:r>
+        <w:rPr>
+          <w:lang w:val="en_US" w:bidi="en_US"/>
+        </w:rPr>
+      </w:r>
+      <w:r>
+        <w:rPr>
+          <w:b/>
+          <w:lang w:val="en_US" w:bidi="en_US"/>
+        </w:rPr>
         <w:t>"a prisoner of Christ Jesus"</w:t>
       </w:r>
     </w:p>
@@ -4073,6 +4658,21 @@
           <w:b/>
           <w:lang w:val="en_US" w:bidi="en_US"/>
         </w:rPr>
+        <w:t>Ὀνήσιμον</w:t>
+      </w:r>
+    </w:p>
+    <w:p>
+      <w:pPr/>
+      <w:r>
+        <w:rPr>
+          <w:lang w:val="en_US" w:bidi="en_US"/>
+        </w:rPr>
+      </w:r>
+      <w:r>
+        <w:rPr>
+          <w:b/>
+          <w:lang w:val="en_US" w:bidi="en_US"/>
+        </w:rPr>
         <w:t>"Onesimus"</w:t>
       </w:r>
     </w:p>
@@ -4163,6 +4763,21 @@
           <w:b/>
           <w:lang w:val="en_US" w:bidi="en_US"/>
         </w:rPr>
+        <w:t>Ὀνήσιμον</w:t>
+      </w:r>
+    </w:p>
+    <w:p>
+      <w:pPr/>
+      <w:r>
+        <w:rPr>
+          <w:lang w:val="en_US" w:bidi="en_US"/>
+        </w:rPr>
+      </w:r>
+      <w:r>
+        <w:rPr>
+          <w:b/>
+          <w:lang w:val="en_US" w:bidi="en_US"/>
+        </w:rPr>
         <w:t>"Onesimus"</w:t>
       </w:r>
     </w:p>
@@ -4259,6 +4874,21 @@
           <w:b/>
           <w:lang w:val="en_US" w:bidi="en_US"/>
         </w:rPr>
+        <w:t>ὃν ἐγέννησα</w:t>
+      </w:r>
+    </w:p>
+    <w:p>
+      <w:pPr/>
+      <w:r>
+        <w:rPr>
+          <w:lang w:val="en_US" w:bidi="en_US"/>
+        </w:rPr>
+      </w:r>
+      <w:r>
+        <w:rPr>
+          <w:b/>
+          <w:lang w:val="en_US" w:bidi="en_US"/>
+        </w:rPr>
         <w:t>"whom I have fathered"</w:t>
       </w:r>
     </w:p>
@@ -4355,6 +4985,21 @@
           <w:b/>
           <w:lang w:val="en_US" w:bidi="en_US"/>
         </w:rPr>
+        <w:t>ἐν τοῖς δεσμοῖς</w:t>
+      </w:r>
+    </w:p>
+    <w:p>
+      <w:pPr/>
+      <w:r>
+        <w:rPr>
+          <w:lang w:val="en_US" w:bidi="en_US"/>
+        </w:rPr>
+      </w:r>
+      <w:r>
+        <w:rPr>
+          <w:b/>
+          <w:lang w:val="en_US" w:bidi="en_US"/>
+        </w:rPr>
         <w:t>"in my chains"</w:t>
       </w:r>
     </w:p>
@@ -4451,6 +5096,21 @@
           <w:b/>
           <w:lang w:val="en_US" w:bidi="en_US"/>
         </w:rPr>
+        <w:t>ὃν ἀνέπεμψά σοι</w:t>
+      </w:r>
+    </w:p>
+    <w:p>
+      <w:pPr/>
+      <w:r>
+        <w:rPr>
+          <w:lang w:val="en_US" w:bidi="en_US"/>
+        </w:rPr>
+      </w:r>
+      <w:r>
+        <w:rPr>
+          <w:b/>
+          <w:lang w:val="en_US" w:bidi="en_US"/>
+        </w:rPr>
         <w:t>"whom I have sent back to you"</w:t>
       </w:r>
     </w:p>
@@ -4514,6 +5174,21 @@
           <w:b/>
           <w:lang w:val="en_US" w:bidi="en_US"/>
         </w:rPr>
+        <w:t>τοῦτ’ ἔστιν τὰ ἐμὰ σπλάγχνα</w:t>
+      </w:r>
+    </w:p>
+    <w:p>
+      <w:pPr/>
+      <w:r>
+        <w:rPr>
+          <w:lang w:val="en_US" w:bidi="en_US"/>
+        </w:rPr>
+      </w:r>
+      <w:r>
+        <w:rPr>
+          <w:b/>
+          <w:lang w:val="en_US" w:bidi="en_US"/>
+        </w:rPr>
         <w:t>"this one is my inner parts"</w:t>
       </w:r>
     </w:p>
@@ -4610,6 +5285,21 @@
           <w:b/>
           <w:lang w:val="en_US" w:bidi="en_US"/>
         </w:rPr>
+        <w:t>τὰ ἐμὰ σπλάγχνα</w:t>
+      </w:r>
+    </w:p>
+    <w:p>
+      <w:pPr/>
+      <w:r>
+        <w:rPr>
+          <w:lang w:val="en_US" w:bidi="en_US"/>
+        </w:rPr>
+      </w:r>
+      <w:r>
+        <w:rPr>
+          <w:b/>
+          <w:lang w:val="en_US" w:bidi="en_US"/>
+        </w:rPr>
         <w:t>"my inner parts"</w:t>
       </w:r>
     </w:p>
@@ -4693,6 +5383,21 @@
           <w:b/>
           <w:lang w:val="en_US" w:bidi="en_US"/>
         </w:rPr>
+        <w:t>ἵνα ὑπὲρ σοῦ μοι διακονῇ</w:t>
+      </w:r>
+    </w:p>
+    <w:p>
+      <w:pPr/>
+      <w:r>
+        <w:rPr>
+          <w:lang w:val="en_US" w:bidi="en_US"/>
+        </w:rPr>
+      </w:r>
+      <w:r>
+        <w:rPr>
+          <w:b/>
+          <w:lang w:val="en_US" w:bidi="en_US"/>
+        </w:rPr>
         <w:t>"so that he might serve me on behalf of you"</w:t>
       </w:r>
     </w:p>
@@ -4756,6 +5461,21 @@
           <w:b/>
           <w:lang w:val="en_US" w:bidi="en_US"/>
         </w:rPr>
+        <w:t>ἐν τοῖς δεσμοῖς</w:t>
+      </w:r>
+    </w:p>
+    <w:p>
+      <w:pPr/>
+      <w:r>
+        <w:rPr>
+          <w:lang w:val="en_US" w:bidi="en_US"/>
+        </w:rPr>
+      </w:r>
+      <w:r>
+        <w:rPr>
+          <w:b/>
+          <w:lang w:val="en_US" w:bidi="en_US"/>
+        </w:rPr>
         <w:t>"in the chains"</w:t>
       </w:r>
     </w:p>
@@ -4852,6 +5572,21 @@
           <w:b/>
           <w:lang w:val="en_US" w:bidi="en_US"/>
         </w:rPr>
+        <w:t>ἐν τοῖς δεσμοῖς τοῦ εὐαγγελίου</w:t>
+      </w:r>
+    </w:p>
+    <w:p>
+      <w:pPr/>
+      <w:r>
+        <w:rPr>
+          <w:lang w:val="en_US" w:bidi="en_US"/>
+        </w:rPr>
+      </w:r>
+      <w:r>
+        <w:rPr>
+          <w:b/>
+          <w:lang w:val="en_US" w:bidi="en_US"/>
+        </w:rPr>
         <w:t>"in the chains of the gospel"</w:t>
       </w:r>
     </w:p>
@@ -4948,6 +5683,21 @@
           <w:b/>
           <w:lang w:val="en_US" w:bidi="en_US"/>
         </w:rPr>
+        <w:t>ἵνα μὴ ὡς κατὰ ἀνάγκην τὸ ἀγαθόν σου ᾖ</w:t>
+      </w:r>
+    </w:p>
+    <w:p>
+      <w:pPr/>
+      <w:r>
+        <w:rPr>
+          <w:lang w:val="en_US" w:bidi="en_US"/>
+        </w:rPr>
+      </w:r>
+      <w:r>
+        <w:rPr>
+          <w:b/>
+          <w:lang w:val="en_US" w:bidi="en_US"/>
+        </w:rPr>
         <w:t>"so that your good {deed} might not be as according to compulsion"</w:t>
       </w:r>
     </w:p>
@@ -5044,6 +5794,21 @@
           <w:b/>
           <w:lang w:val="en_US" w:bidi="en_US"/>
         </w:rPr>
+        <w:t>ἀλλὰ κατὰ ἑκούσιον.</w:t>
+      </w:r>
+    </w:p>
+    <w:p>
+      <w:pPr/>
+      <w:r>
+        <w:rPr>
+          <w:lang w:val="en_US" w:bidi="en_US"/>
+        </w:rPr>
+      </w:r>
+      <w:r>
+        <w:rPr>
+          <w:b/>
+          <w:lang w:val="en_US" w:bidi="en_US"/>
+        </w:rPr>
         <w:t>"but according to good will"</w:t>
       </w:r>
     </w:p>
@@ -5140,6 +5905,21 @@
           <w:b/>
           <w:lang w:val="en_US" w:bidi="en_US"/>
         </w:rPr>
+        <w:t>τάχα γὰρ διὰ τοῦτο, ἐχωρίσθη πρὸς ὥραν, ἵνα</w:t>
+      </w:r>
+    </w:p>
+    <w:p>
+      <w:pPr/>
+      <w:r>
+        <w:rPr>
+          <w:lang w:val="en_US" w:bidi="en_US"/>
+        </w:rPr>
+      </w:r>
+      <w:r>
+        <w:rPr>
+          <w:b/>
+          <w:lang w:val="en_US" w:bidi="en_US"/>
+        </w:rPr>
         <w:t>"For perhaps because of this he was separated from {you} for an hour, so that"</w:t>
       </w:r>
     </w:p>
@@ -5223,6 +6003,21 @@
           <w:b/>
           <w:lang w:val="en_US" w:bidi="en_US"/>
         </w:rPr>
+        <w:t>πρὸς ὥραν</w:t>
+      </w:r>
+    </w:p>
+    <w:p>
+      <w:pPr/>
+      <w:r>
+        <w:rPr>
+          <w:lang w:val="en_US" w:bidi="en_US"/>
+        </w:rPr>
+      </w:r>
+      <w:r>
+        <w:rPr>
+          <w:b/>
+          <w:lang w:val="en_US" w:bidi="en_US"/>
+        </w:rPr>
         <w:t>"for an hour"</w:t>
       </w:r>
     </w:p>
@@ -5319,6 +6114,21 @@
           <w:b/>
           <w:lang w:val="en_US" w:bidi="en_US"/>
         </w:rPr>
+        <w:t>ὑπὲρ δοῦλον</w:t>
+      </w:r>
+    </w:p>
+    <w:p>
+      <w:pPr/>
+      <w:r>
+        <w:rPr>
+          <w:lang w:val="en_US" w:bidi="en_US"/>
+        </w:rPr>
+      </w:r>
+      <w:r>
+        <w:rPr>
+          <w:b/>
+          <w:lang w:val="en_US" w:bidi="en_US"/>
+        </w:rPr>
         <w:t>"better than a slave"</w:t>
       </w:r>
     </w:p>
@@ -5382,6 +6192,21 @@
           <w:b/>
           <w:lang w:val="en_US" w:bidi="en_US"/>
         </w:rPr>
+        <w:t>οὐκέτι ὡς δοῦλον</w:t>
+      </w:r>
+    </w:p>
+    <w:p>
+      <w:pPr/>
+      <w:r>
+        <w:rPr>
+          <w:lang w:val="en_US" w:bidi="en_US"/>
+        </w:rPr>
+      </w:r>
+      <w:r>
+        <w:rPr>
+          <w:b/>
+          <w:lang w:val="en_US" w:bidi="en_US"/>
+        </w:rPr>
         <w:t>"no longer as a slave"</w:t>
       </w:r>
     </w:p>
@@ -5458,6 +6283,21 @@
           <w:b/>
           <w:lang w:val="en_US" w:bidi="en_US"/>
         </w:rPr>
+        <w:t>ὑπὲρ δοῦλον</w:t>
+      </w:r>
+    </w:p>
+    <w:p>
+      <w:pPr/>
+      <w:r>
+        <w:rPr>
+          <w:lang w:val="en_US" w:bidi="en_US"/>
+        </w:rPr>
+      </w:r>
+      <w:r>
+        <w:rPr>
+          <w:b/>
+          <w:lang w:val="en_US" w:bidi="en_US"/>
+        </w:rPr>
         <w:t>"better than a slave"</w:t>
       </w:r>
     </w:p>
@@ -5521,6 +6361,21 @@
           <w:b/>
           <w:lang w:val="en_US" w:bidi="en_US"/>
         </w:rPr>
+        <w:t>ἀδελφὸν ἀγαπητόν</w:t>
+      </w:r>
+    </w:p>
+    <w:p>
+      <w:pPr/>
+      <w:r>
+        <w:rPr>
+          <w:lang w:val="en_US" w:bidi="en_US"/>
+        </w:rPr>
+      </w:r>
+      <w:r>
+        <w:rPr>
+          <w:b/>
+          <w:lang w:val="en_US" w:bidi="en_US"/>
+        </w:rPr>
         <w:t>"a beloved brother"</w:t>
       </w:r>
     </w:p>
@@ -5617,6 +6472,21 @@
           <w:b/>
           <w:lang w:val="en_US" w:bidi="en_US"/>
         </w:rPr>
+        <w:t>ἀγαπητόν</w:t>
+      </w:r>
+    </w:p>
+    <w:p>
+      <w:pPr/>
+      <w:r>
+        <w:rPr>
+          <w:lang w:val="en_US" w:bidi="en_US"/>
+        </w:rPr>
+      </w:r>
+      <w:r>
+        <w:rPr>
+          <w:b/>
+          <w:lang w:val="en_US" w:bidi="en_US"/>
+        </w:rPr>
         <w:t>"beloved"</w:t>
       </w:r>
     </w:p>
@@ -5680,6 +6550,21 @@
           <w:b/>
           <w:lang w:val="en_US" w:bidi="en_US"/>
         </w:rPr>
+        <w:t>ἐν Κυρίῳ</w:t>
+      </w:r>
+    </w:p>
+    <w:p>
+      <w:pPr/>
+      <w:r>
+        <w:rPr>
+          <w:lang w:val="en_US" w:bidi="en_US"/>
+        </w:rPr>
+      </w:r>
+      <w:r>
+        <w:rPr>
+          <w:b/>
+          <w:lang w:val="en_US" w:bidi="en_US"/>
+        </w:rPr>
         <w:t>"in the Lord"</w:t>
       </w:r>
     </w:p>
@@ -5743,6 +6628,21 @@
           <w:b/>
           <w:lang w:val="en_US" w:bidi="en_US"/>
         </w:rPr>
+        <w:t>εἰ &amp; με ἔχεις κοινωνόν</w:t>
+      </w:r>
+    </w:p>
+    <w:p>
+      <w:pPr/>
+      <w:r>
+        <w:rPr>
+          <w:lang w:val="en_US" w:bidi="en_US"/>
+        </w:rPr>
+      </w:r>
+      <w:r>
+        <w:rPr>
+          <w:b/>
+          <w:lang w:val="en_US" w:bidi="en_US"/>
+        </w:rPr>
         <w:t>"if you have me {as} a partner"</w:t>
       </w:r>
     </w:p>
@@ -5826,6 +6726,21 @@
           <w:b/>
           <w:lang w:val="en_US" w:bidi="en_US"/>
         </w:rPr>
+        <w:t>οὖν</w:t>
+      </w:r>
+    </w:p>
+    <w:p>
+      <w:pPr/>
+      <w:r>
+        <w:rPr>
+          <w:lang w:val="en_US" w:bidi="en_US"/>
+        </w:rPr>
+      </w:r>
+      <w:r>
+        <w:rPr>
+          <w:b/>
+          <w:lang w:val="en_US" w:bidi="en_US"/>
+        </w:rPr>
         <w:t>"Therefore"</w:t>
       </w:r>
     </w:p>
@@ -5916,6 +6831,21 @@
           <w:b/>
           <w:lang w:val="en_US" w:bidi="en_US"/>
         </w:rPr>
+        <w:t>προσλαβοῦ αὐτὸν ὡς ἐμέ.</w:t>
+      </w:r>
+    </w:p>
+    <w:p>
+      <w:pPr/>
+      <w:r>
+        <w:rPr>
+          <w:lang w:val="en_US" w:bidi="en_US"/>
+        </w:rPr>
+      </w:r>
+      <w:r>
+        <w:rPr>
+          <w:b/>
+          <w:lang w:val="en_US" w:bidi="en_US"/>
+        </w:rPr>
         <w:t>"receive him as me"</w:t>
       </w:r>
     </w:p>
@@ -5999,6 +6929,21 @@
           <w:b/>
           <w:lang w:val="en_US" w:bidi="en_US"/>
         </w:rPr>
+        <w:t>εἰ δέ τι ἠδίκησέν σε ἢ ὀφείλει</w:t>
+      </w:r>
+    </w:p>
+    <w:p>
+      <w:pPr/>
+      <w:r>
+        <w:rPr>
+          <w:lang w:val="en_US" w:bidi="en_US"/>
+        </w:rPr>
+      </w:r>
+      <w:r>
+        <w:rPr>
+          <w:b/>
+          <w:lang w:val="en_US" w:bidi="en_US"/>
+        </w:rPr>
         <w:t>"But if he has wronged you or owes {you} anything"</w:t>
       </w:r>
     </w:p>
@@ -6082,6 +7027,21 @@
           <w:b/>
           <w:lang w:val="en_US" w:bidi="en_US"/>
         </w:rPr>
+        <w:t>εἰ δέ τι ἠδίκησέν σε ἢ ὀφείλει</w:t>
+      </w:r>
+    </w:p>
+    <w:p>
+      <w:pPr/>
+      <w:r>
+        <w:rPr>
+          <w:lang w:val="en_US" w:bidi="en_US"/>
+        </w:rPr>
+      </w:r>
+      <w:r>
+        <w:rPr>
+          <w:b/>
+          <w:lang w:val="en_US" w:bidi="en_US"/>
+        </w:rPr>
         <w:t>"But if he has wronged you or owes {you} anything"</w:t>
       </w:r>
     </w:p>
@@ -6171,6 +7131,21 @@
           <w:b/>
           <w:lang w:val="en_US" w:bidi="en_US"/>
         </w:rPr>
+        <w:t>τοῦτο ἐμοὶ ἐλλόγα.</w:t>
+      </w:r>
+    </w:p>
+    <w:p>
+      <w:pPr/>
+      <w:r>
+        <w:rPr>
+          <w:lang w:val="en_US" w:bidi="en_US"/>
+        </w:rPr>
+      </w:r>
+      <w:r>
+        <w:rPr>
+          <w:b/>
+          <w:lang w:val="en_US" w:bidi="en_US"/>
+        </w:rPr>
         <w:t>"charge that to me"</w:t>
       </w:r>
     </w:p>
@@ -6234,6 +7209,21 @@
           <w:b/>
           <w:lang w:val="en_US" w:bidi="en_US"/>
         </w:rPr>
+        <w:t>ἐγὼ Παῦλος ἔγραψα τῇ ἐμῇ χειρί</w:t>
+      </w:r>
+    </w:p>
+    <w:p>
+      <w:pPr/>
+      <w:r>
+        <w:rPr>
+          <w:lang w:val="en_US" w:bidi="en_US"/>
+        </w:rPr>
+      </w:r>
+      <w:r>
+        <w:rPr>
+          <w:b/>
+          <w:lang w:val="en_US" w:bidi="en_US"/>
+        </w:rPr>
         <w:t>"I, Paul, wrote this with my own hand"</w:t>
       </w:r>
     </w:p>
@@ -6310,6 +7300,21 @@
           <w:b/>
           <w:lang w:val="en_US" w:bidi="en_US"/>
         </w:rPr>
+        <w:t>ἵνα μὴ λέγω σοι</w:t>
+      </w:r>
+    </w:p>
+    <w:p>
+      <w:pPr/>
+      <w:r>
+        <w:rPr>
+          <w:lang w:val="en_US" w:bidi="en_US"/>
+        </w:rPr>
+      </w:r>
+      <w:r>
+        <w:rPr>
+          <w:b/>
+          <w:lang w:val="en_US" w:bidi="en_US"/>
+        </w:rPr>
         <w:t>"in order not to say to you"</w:t>
       </w:r>
     </w:p>
@@ -6393,6 +7398,21 @@
           <w:b/>
           <w:lang w:val="en_US" w:bidi="en_US"/>
         </w:rPr>
+        <w:t>καὶ σεαυτόν μοι προσοφείλεις</w:t>
+      </w:r>
+    </w:p>
+    <w:p>
+      <w:pPr/>
+      <w:r>
+        <w:rPr>
+          <w:lang w:val="en_US" w:bidi="en_US"/>
+        </w:rPr>
+      </w:r>
+      <w:r>
+        <w:rPr>
+          <w:b/>
+          <w:lang w:val="en_US" w:bidi="en_US"/>
+        </w:rPr>
         <w:t>"you also owe me even your own self"</w:t>
       </w:r>
     </w:p>
@@ -6476,6 +7496,21 @@
           <w:b/>
           <w:lang w:val="en_US" w:bidi="en_US"/>
         </w:rPr>
+        <w:t>ἀδελφέ</w:t>
+      </w:r>
+    </w:p>
+    <w:p>
+      <w:pPr/>
+      <w:r>
+        <w:rPr>
+          <w:lang w:val="en_US" w:bidi="en_US"/>
+        </w:rPr>
+      </w:r>
+      <w:r>
+        <w:rPr>
+          <w:b/>
+          <w:lang w:val="en_US" w:bidi="en_US"/>
+        </w:rPr>
         <w:t>"brother"</w:t>
       </w:r>
     </w:p>
@@ -6572,6 +7607,21 @@
           <w:b/>
           <w:lang w:val="en_US" w:bidi="en_US"/>
         </w:rPr>
+        <w:t>ἐν Κυρίῳ</w:t>
+      </w:r>
+    </w:p>
+    <w:p>
+      <w:pPr/>
+      <w:r>
+        <w:rPr>
+          <w:lang w:val="en_US" w:bidi="en_US"/>
+        </w:rPr>
+      </w:r>
+      <w:r>
+        <w:rPr>
+          <w:b/>
+          <w:lang w:val="en_US" w:bidi="en_US"/>
+        </w:rPr>
         <w:t>"in the Lord"</w:t>
       </w:r>
     </w:p>
@@ -6681,6 +7731,21 @@
           <w:b/>
           <w:lang w:val="en_US" w:bidi="en_US"/>
         </w:rPr>
+        <w:t>ἀνάπαυσόν μου τὰ σπλάγχνα ἐν Χριστῷ</w:t>
+      </w:r>
+    </w:p>
+    <w:p>
+      <w:pPr/>
+      <w:r>
+        <w:rPr>
+          <w:lang w:val="en_US" w:bidi="en_US"/>
+        </w:rPr>
+      </w:r>
+      <w:r>
+        <w:rPr>
+          <w:b/>
+          <w:lang w:val="en_US" w:bidi="en_US"/>
+        </w:rPr>
         <w:t>"refresh my inner parts in Christ"</w:t>
       </w:r>
     </w:p>
@@ -6764,6 +7829,21 @@
           <w:b/>
           <w:lang w:val="en_US" w:bidi="en_US"/>
         </w:rPr>
+        <w:t>ἀνάπαυσόν μου τὰ σπλάγχνα</w:t>
+      </w:r>
+    </w:p>
+    <w:p>
+      <w:pPr/>
+      <w:r>
+        <w:rPr>
+          <w:lang w:val="en_US" w:bidi="en_US"/>
+        </w:rPr>
+      </w:r>
+      <w:r>
+        <w:rPr>
+          <w:b/>
+          <w:lang w:val="en_US" w:bidi="en_US"/>
+        </w:rPr>
         <w:t>"refresh my inner parts"</w:t>
       </w:r>
     </w:p>
@@ -6860,6 +7940,21 @@
           <w:b/>
           <w:lang w:val="en_US" w:bidi="en_US"/>
         </w:rPr>
+        <w:t>ἀνάπαυσόν μου τὰ σπλάγχνα</w:t>
+      </w:r>
+    </w:p>
+    <w:p>
+      <w:pPr/>
+      <w:r>
+        <w:rPr>
+          <w:lang w:val="en_US" w:bidi="en_US"/>
+        </w:rPr>
+      </w:r>
+      <w:r>
+        <w:rPr>
+          <w:b/>
+          <w:lang w:val="en_US" w:bidi="en_US"/>
+        </w:rPr>
         <w:t>"refresh my inner parts"</w:t>
       </w:r>
     </w:p>
@@ -6956,6 +8051,21 @@
           <w:b/>
           <w:lang w:val="en_US" w:bidi="en_US"/>
         </w:rPr>
+        <w:t>πεποιθὼς τῇ ὑπακοῇ σου</w:t>
+      </w:r>
+    </w:p>
+    <w:p>
+      <w:pPr/>
+      <w:r>
+        <w:rPr>
+          <w:lang w:val="en_US" w:bidi="en_US"/>
+        </w:rPr>
+      </w:r>
+      <w:r>
+        <w:rPr>
+          <w:b/>
+          <w:lang w:val="en_US" w:bidi="en_US"/>
+        </w:rPr>
         <w:t>"Having become confident in your obedience"</w:t>
       </w:r>
     </w:p>
@@ -7065,6 +8175,21 @@
           <w:b/>
           <w:lang w:val="en_US" w:bidi="en_US"/>
         </w:rPr>
+        <w:t>ἔγραψά σοι</w:t>
+      </w:r>
+    </w:p>
+    <w:p>
+      <w:pPr/>
+      <w:r>
+        <w:rPr>
+          <w:lang w:val="en_US" w:bidi="en_US"/>
+        </w:rPr>
+      </w:r>
+      <w:r>
+        <w:rPr>
+          <w:b/>
+          <w:lang w:val="en_US" w:bidi="en_US"/>
+        </w:rPr>
         <w:t>"I wrote to you"</w:t>
       </w:r>
     </w:p>
@@ -7128,6 +8253,21 @@
           <w:b/>
           <w:lang w:val="en_US" w:bidi="en_US"/>
         </w:rPr>
+        <w:t>δὲ</w:t>
+      </w:r>
+    </w:p>
+    <w:p>
+      <w:pPr/>
+      <w:r>
+        <w:rPr>
+          <w:lang w:val="en_US" w:bidi="en_US"/>
+        </w:rPr>
+      </w:r>
+      <w:r>
+        <w:rPr>
+          <w:b/>
+          <w:lang w:val="en_US" w:bidi="en_US"/>
+        </w:rPr>
         <w:t>""</w:t>
       </w:r>
     </w:p>
@@ -7205,6 +8345,21 @@
           <w:b/>
           <w:lang w:val="en_US" w:bidi="en_US"/>
         </w:rPr>
+        <w:t>ἅμα</w:t>
+      </w:r>
+    </w:p>
+    <w:p>
+      <w:pPr/>
+      <w:r>
+        <w:rPr>
+          <w:lang w:val="en_US" w:bidi="en_US"/>
+        </w:rPr>
+      </w:r>
+      <w:r>
+        <w:rPr>
+          <w:b/>
+          <w:lang w:val="en_US" w:bidi="en_US"/>
+        </w:rPr>
         <w:t>"at the same time"</w:t>
       </w:r>
     </w:p>
@@ -7301,6 +8456,21 @@
           <w:b/>
           <w:lang w:val="en_US" w:bidi="en_US"/>
         </w:rPr>
+        <w:t>χαρισθήσομαι ὑμῖν</w:t>
+      </w:r>
+    </w:p>
+    <w:p>
+      <w:pPr/>
+      <w:r>
+        <w:rPr>
+          <w:lang w:val="en_US" w:bidi="en_US"/>
+        </w:rPr>
+      </w:r>
+      <w:r>
+        <w:rPr>
+          <w:b/>
+          <w:lang w:val="en_US" w:bidi="en_US"/>
+        </w:rPr>
         <w:t>"I will be given back to you"</w:t>
       </w:r>
     </w:p>
@@ -7364,6 +8534,21 @@
           <w:b/>
           <w:lang w:val="en_US" w:bidi="en_US"/>
         </w:rPr>
+        <w:t>ἑτοίμαζέ μοι ξενίαν</w:t>
+      </w:r>
+    </w:p>
+    <w:p>
+      <w:pPr/>
+      <w:r>
+        <w:rPr>
+          <w:lang w:val="en_US" w:bidi="en_US"/>
+        </w:rPr>
+      </w:r>
+      <w:r>
+        <w:rPr>
+          <w:b/>
+          <w:lang w:val="en_US" w:bidi="en_US"/>
+        </w:rPr>
         <w:t>"prepare a guest room for me"</w:t>
       </w:r>
     </w:p>
@@ -7440,6 +8625,21 @@
           <w:b/>
           <w:lang w:val="en_US" w:bidi="en_US"/>
         </w:rPr>
+        <w:t>διὰ τῶν προσευχῶν ὑμῶν</w:t>
+      </w:r>
+    </w:p>
+    <w:p>
+      <w:pPr/>
+      <w:r>
+        <w:rPr>
+          <w:lang w:val="en_US" w:bidi="en_US"/>
+        </w:rPr>
+      </w:r>
+      <w:r>
+        <w:rPr>
+          <w:b/>
+          <w:lang w:val="en_US" w:bidi="en_US"/>
+        </w:rPr>
         <w:t>"through your prayers"</w:t>
       </w:r>
     </w:p>
@@ -7503,6 +8703,21 @@
           <w:b/>
           <w:lang w:val="en_US" w:bidi="en_US"/>
         </w:rPr>
+        <w:t>χαρισθήσομαι ὑμῖν.</w:t>
+      </w:r>
+    </w:p>
+    <w:p>
+      <w:pPr/>
+      <w:r>
+        <w:rPr>
+          <w:lang w:val="en_US" w:bidi="en_US"/>
+        </w:rPr>
+      </w:r>
+      <w:r>
+        <w:rPr>
+          <w:b/>
+          <w:lang w:val="en_US" w:bidi="en_US"/>
+        </w:rPr>
         <w:t>"I will be given back to you"</w:t>
       </w:r>
     </w:p>
@@ -7586,6 +8801,21 @@
           <w:b/>
           <w:lang w:val="en_US" w:bidi="en_US"/>
         </w:rPr>
+        <w:t>ὑμῶν &amp; ὑμῖν</w:t>
+      </w:r>
+    </w:p>
+    <w:p>
+      <w:pPr/>
+      <w:r>
+        <w:rPr>
+          <w:lang w:val="en_US" w:bidi="en_US"/>
+        </w:rPr>
+      </w:r>
+      <w:r>
+        <w:rPr>
+          <w:b/>
+          <w:lang w:val="en_US" w:bidi="en_US"/>
+        </w:rPr>
         <w:t>"your"</w:t>
       </w:r>
       <w:r>
@@ -7708,6 +8938,21 @@
           <w:b/>
           <w:lang w:val="en_US" w:bidi="en_US"/>
         </w:rPr>
+        <w:t>Ἐπαφρᾶς</w:t>
+      </w:r>
+    </w:p>
+    <w:p>
+      <w:pPr/>
+      <w:r>
+        <w:rPr>
+          <w:lang w:val="en_US" w:bidi="en_US"/>
+        </w:rPr>
+      </w:r>
+      <w:r>
+        <w:rPr>
+          <w:b/>
+          <w:lang w:val="en_US" w:bidi="en_US"/>
+        </w:rPr>
         <w:t>"Epaphras"</w:t>
       </w:r>
     </w:p>
@@ -7798,6 +9043,21 @@
           <w:b/>
           <w:lang w:val="en_US" w:bidi="en_US"/>
         </w:rPr>
+        <w:t>ἐν Χριστῷ Ἰησοῦ</w:t>
+      </w:r>
+    </w:p>
+    <w:p>
+      <w:pPr/>
+      <w:r>
+        <w:rPr>
+          <w:lang w:val="en_US" w:bidi="en_US"/>
+        </w:rPr>
+      </w:r>
+      <w:r>
+        <w:rPr>
+          <w:b/>
+          <w:lang w:val="en_US" w:bidi="en_US"/>
+        </w:rPr>
         <w:t>"in Christ Jesus"</w:t>
       </w:r>
     </w:p>
@@ -7874,6 +9134,21 @@
           <w:b/>
           <w:lang w:val="en_US" w:bidi="en_US"/>
         </w:rPr>
+        <w:t>Μᾶρκος, Ἀρίσταρχος, Δημᾶς, Λουκᾶς</w:t>
+      </w:r>
+    </w:p>
+    <w:p>
+      <w:pPr/>
+      <w:r>
+        <w:rPr>
+          <w:lang w:val="en_US" w:bidi="en_US"/>
+        </w:rPr>
+      </w:r>
+      <w:r>
+        <w:rPr>
+          <w:b/>
+          <w:lang w:val="en_US" w:bidi="en_US"/>
+        </w:rPr>
         <w:t>"Mark, Aristarchus, Demas, {and} Luke"</w:t>
       </w:r>
     </w:p>
@@ -7957,6 +9232,21 @@
           <w:b/>
           <w:lang w:val="en_US" w:bidi="en_US"/>
         </w:rPr>
+        <w:t>Μᾶρκος, Ἀρίσταρχος, Δημᾶς, Λουκᾶς</w:t>
+      </w:r>
+    </w:p>
+    <w:p>
+      <w:pPr/>
+      <w:r>
+        <w:rPr>
+          <w:lang w:val="en_US" w:bidi="en_US"/>
+        </w:rPr>
+      </w:r>
+      <w:r>
+        <w:rPr>
+          <w:b/>
+          <w:lang w:val="en_US" w:bidi="en_US"/>
+        </w:rPr>
         <w:t>"Mark, Aristarchus, Demas, {and} Luke"</w:t>
       </w:r>
     </w:p>
@@ -8040,6 +9330,21 @@
           <w:b/>
           <w:lang w:val="en_US" w:bidi="en_US"/>
         </w:rPr>
+        <w:t>οἱ συνεργοί μου</w:t>
+      </w:r>
+    </w:p>
+    <w:p>
+      <w:pPr/>
+      <w:r>
+        <w:rPr>
+          <w:lang w:val="en_US" w:bidi="en_US"/>
+        </w:rPr>
+      </w:r>
+      <w:r>
+        <w:rPr>
+          <w:b/>
+          <w:lang w:val="en_US" w:bidi="en_US"/>
+        </w:rPr>
         <w:t>"my fellow workers"</w:t>
       </w:r>
     </w:p>
@@ -8103,6 +9408,21 @@
           <w:b/>
           <w:lang w:val="en_US" w:bidi="en_US"/>
         </w:rPr>
+        <w:t>μετὰ τοῦ πνεύματος ὑμῶν</w:t>
+      </w:r>
+    </w:p>
+    <w:p>
+      <w:pPr/>
+      <w:r>
+        <w:rPr>
+          <w:lang w:val="en_US" w:bidi="en_US"/>
+        </w:rPr>
+      </w:r>
+      <w:r>
+        <w:rPr>
+          <w:b/>
+          <w:lang w:val="en_US" w:bidi="en_US"/>
+        </w:rPr>
         <w:t>"be} with your spirit"</w:t>
       </w:r>
     </w:p>
@@ -8199,6 +9519,21 @@
           <w:b/>
           <w:lang w:val="en_US" w:bidi="en_US"/>
         </w:rPr>
+        <w:t>ἡ χάρις τοῦ Κυρίου ἡμῶν, Ἰησοῦ Χριστοῦ</w:t>
+      </w:r>
+    </w:p>
+    <w:p>
+      <w:pPr/>
+      <w:r>
+        <w:rPr>
+          <w:lang w:val="en_US" w:bidi="en_US"/>
+        </w:rPr>
+      </w:r>
+      <w:r>
+        <w:rPr>
+          <w:b/>
+          <w:lang w:val="en_US" w:bidi="en_US"/>
+        </w:rPr>
         <w:t>"The grace of our Lord Jesus Christ"</w:t>
       </w:r>
     </w:p>
@@ -8281,6 +9616,21 @@
         <w:rPr>
           <w:lang w:val="en_US" w:bidi="en_US"/>
         </w:rPr>
+      </w:r>
+    </w:p>
+    <w:p>
+      <w:pPr/>
+      <w:r>
+        <w:rPr>
+          <w:lang w:val="en_US" w:bidi="en_US"/>
+        </w:rPr>
+      </w:r>
+      <w:r>
+        <w:rPr>
+          <w:b/>
+          <w:lang w:val="en_US" w:bidi="en_US"/>
+        </w:rPr>
+        <w:t>ὑμῶν</w:t>
       </w:r>
     </w:p>
     <w:p>

--- a/eng/docx/57.content.docx
+++ b/eng/docx/57.content.docx
@@ -28,49 +28,15 @@
       </w:r>
     </w:p>
     <w:p>
-      <w:pPr>
-        <w:pStyle w:val="Heading2"/>
-      </w:pPr>
-      <w:r>
-        <w:rPr>
-          <w:lang w:val="en_US" w:bidi="en_US"/>
-        </w:rPr>
-        <w:t>License Information</w:t>
-      </w:r>
-      <w:r>
-        <w:rPr>
-          <w:lang w:val="en_US" w:bidi="en_US"/>
-        </w:rPr>
-      </w:r>
-    </w:p>
-    <w:p>
-      <w:pPr/>
-      <w:r>
-        <w:rPr>
-          <w:lang w:val="en_US" w:bidi="en_US"/>
-        </w:rPr>
-      </w:r>
-      <w:r>
-        <w:rPr>
-          <w:b/>
-          <w:lang w:val="en_US" w:bidi="en_US"/>
-        </w:rPr>
-        <w:t>Translation Notes (unfoldingWord)</w:t>
-      </w:r>
-      <w:r>
-        <w:rPr>
-          <w:lang w:val="en_US" w:bidi="en_US"/>
-        </w:rPr>
-        <w:t xml:space="preserve"> is based on</w:t>
-      </w:r>
-      <w:r>
-        <w:rPr>
-          <w:lang w:val="en_US" w:bidi="en_US"/>
-        </w:rPr>
-        <w:t xml:space="preserve">: </w:t>
-      </w:r>
-      <w:r>
-        <w:rPr>
+      <w:pPr/>
+      <w:r>
+        <w:rPr>
+          <w:lang w:val="en_US" w:bidi="en_US"/>
+        </w:rPr>
+      </w:r>
+      <w:r>
+        <w:rPr>
+          <w:b/>
           <w:lang w:val="en_US" w:bidi="en_US"/>
         </w:rPr>
         <w:t>unfoldingWord® Translation Notes</w:t>
@@ -79,62 +45,31 @@
         <w:rPr>
           <w:lang w:val="en_US" w:bidi="en_US"/>
         </w:rPr>
-        <w:t xml:space="preserve">, </w:t>
-      </w:r>
-      <w:hyperlink r:id="rId13">
-        <w:r>
-          <w:rPr>
-            <w:lang w:val="en_US" w:bidi="en_US"/>
-          </w:rPr>
-          <w:rPr>
-            <w:color w:val="0000EE"/>
-            <w:u w:val="single"/>
-          </w:rPr>
-          <w:t>unfoldingWord</w:t>
-        </w:r>
-      </w:hyperlink>
-      <w:r>
-        <w:rPr>
-          <w:lang w:val="en_US" w:bidi="en_US"/>
-        </w:rPr>
-        <w:t xml:space="preserve">, 2022, which is licensed under a </w:t>
-      </w:r>
-      <w:hyperlink r:id="rId14">
-        <w:r>
-          <w:rPr>
-            <w:lang w:val="en_US" w:bidi="en_US"/>
-          </w:rPr>
-          <w:rPr>
-            <w:color w:val="0000EE"/>
-            <w:u w:val="single"/>
-          </w:rPr>
-          <w:t>CC BY-SA 4.0 license</w:t>
-        </w:r>
-      </w:hyperlink>
-      <w:r>
-        <w:rPr>
-          <w:lang w:val="en_US" w:bidi="en_US"/>
-        </w:rPr>
-        <w:t>.</w:t>
-      </w:r>
-      <w:r>
-        <w:rPr>
-          <w:lang w:val="en_US" w:bidi="en_US"/>
-        </w:rPr>
-      </w:r>
-    </w:p>
-    <w:p>
-      <w:pPr/>
-      <w:r>
-        <w:rPr>
-          <w:lang w:val="en_US" w:bidi="en_US"/>
-        </w:rPr>
-      </w:r>
-      <w:r>
-        <w:rPr>
-          <w:lang w:val="en_US" w:bidi="en_US"/>
-        </w:rPr>
-        <w:t>This PDF version is provided under the same license.</w:t>
+        <w:t xml:space="preserve"> © 2022 unfoldingWord. Released under CC BY-SA 4.0 license. </w:t>
+      </w:r>
+      <w:r>
+        <w:rPr>
+          <w:lang w:val="en_US" w:bidi="en_US"/>
+        </w:rPr>
+        <w:t>unfoldingWord® Translation Notes</w:t>
+      </w:r>
+      <w:r>
+        <w:rPr>
+          <w:lang w:val="en_US" w:bidi="en_US"/>
+        </w:rPr>
+        <w:t xml:space="preserve"> has been adapted in the following languages: Tok Pisin, Arabic (عربي), French (Français), Hindi (हिंदी), Indonesian (Bahasa Indonesia), Portuguese (Português), Russian (Русский), Spanish (Español), Swahili (Kiswahili), and Simplified Chinese (简体中文) from </w:t>
+      </w:r>
+      <w:r>
+        <w:rPr>
+          <w:lang w:val="en_US" w:bidi="en_US"/>
+        </w:rPr>
+        <w:t>unfoldingWord® Translation Notes</w:t>
+      </w:r>
+      <w:r>
+        <w:rPr>
+          <w:lang w:val="en_US" w:bidi="en_US"/>
+        </w:rPr>
+        <w:t xml:space="preserve"> © 2022 unfoldingWord. Released under CC BY-SA 4.0 license by Mission Mutual</w:t>
       </w:r>
       <w:r>
         <w:rPr>
@@ -295,21 +230,6 @@
           <w:b/>
           <w:lang w:val="en_US" w:bidi="en_US"/>
         </w:rPr>
-        <w:t>Παῦλος</w:t>
-      </w:r>
-    </w:p>
-    <w:p>
-      <w:pPr/>
-      <w:r>
-        <w:rPr>
-          <w:lang w:val="en_US" w:bidi="en_US"/>
-        </w:rPr>
-      </w:r>
-      <w:r>
-        <w:rPr>
-          <w:b/>
-          <w:lang w:val="en_US" w:bidi="en_US"/>
-        </w:rPr>
         <w:t>"Paul"</w:t>
       </w:r>
     </w:p>
@@ -393,21 +313,6 @@
           <w:b/>
           <w:lang w:val="en_US" w:bidi="en_US"/>
         </w:rPr>
-        <w:t>δέσμιος Χριστοῦ Ἰησοῦ</w:t>
-      </w:r>
-    </w:p>
-    <w:p>
-      <w:pPr/>
-      <w:r>
-        <w:rPr>
-          <w:lang w:val="en_US" w:bidi="en_US"/>
-        </w:rPr>
-      </w:r>
-      <w:r>
-        <w:rPr>
-          <w:b/>
-          <w:lang w:val="en_US" w:bidi="en_US"/>
-        </w:rPr>
         <w:t>"a prisoner of Christ Jesus"</w:t>
       </w:r>
     </w:p>
@@ -471,21 +376,6 @@
           <w:b/>
           <w:lang w:val="en_US" w:bidi="en_US"/>
         </w:rPr>
-        <w:t>ὁ ἀδελφὸς</w:t>
-      </w:r>
-    </w:p>
-    <w:p>
-      <w:pPr/>
-      <w:r>
-        <w:rPr>
-          <w:lang w:val="en_US" w:bidi="en_US"/>
-        </w:rPr>
-      </w:r>
-      <w:r>
-        <w:rPr>
-          <w:b/>
-          <w:lang w:val="en_US" w:bidi="en_US"/>
-        </w:rPr>
         <w:t>"our brother"</w:t>
       </w:r>
     </w:p>
@@ -562,21 +452,6 @@
           <w:b/>
           <w:lang w:val="en_US" w:bidi="en_US"/>
         </w:rPr>
-        <w:t>ὁ ἀδελφὸς</w:t>
-      </w:r>
-    </w:p>
-    <w:p>
-      <w:pPr/>
-      <w:r>
-        <w:rPr>
-          <w:lang w:val="en_US" w:bidi="en_US"/>
-        </w:rPr>
-      </w:r>
-      <w:r>
-        <w:rPr>
-          <w:b/>
-          <w:lang w:val="en_US" w:bidi="en_US"/>
-        </w:rPr>
         <w:t>"our brother"</w:t>
       </w:r>
     </w:p>
@@ -686,21 +561,6 @@
           <w:b/>
           <w:lang w:val="en_US" w:bidi="en_US"/>
         </w:rPr>
-        <w:t>Φιλήμονι</w:t>
-      </w:r>
-    </w:p>
-    <w:p>
-      <w:pPr/>
-      <w:r>
-        <w:rPr>
-          <w:lang w:val="en_US" w:bidi="en_US"/>
-        </w:rPr>
-      </w:r>
-      <w:r>
-        <w:rPr>
-          <w:b/>
-          <w:lang w:val="en_US" w:bidi="en_US"/>
-        </w:rPr>
         <w:t>"to Philemon"</w:t>
       </w:r>
     </w:p>
@@ -791,21 +651,6 @@
           <w:b/>
           <w:lang w:val="en_US" w:bidi="en_US"/>
         </w:rPr>
-        <w:t>Φιλήμονι</w:t>
-      </w:r>
-    </w:p>
-    <w:p>
-      <w:pPr/>
-      <w:r>
-        <w:rPr>
-          <w:lang w:val="en_US" w:bidi="en_US"/>
-        </w:rPr>
-      </w:r>
-      <w:r>
-        <w:rPr>
-          <w:b/>
-          <w:lang w:val="en_US" w:bidi="en_US"/>
-        </w:rPr>
         <w:t>"to Philemon"</w:t>
       </w:r>
     </w:p>
@@ -902,21 +747,6 @@
           <w:b/>
           <w:lang w:val="en_US" w:bidi="en_US"/>
         </w:rPr>
-        <w:t>ἡμῶν</w:t>
-      </w:r>
-    </w:p>
-    <w:p>
-      <w:pPr/>
-      <w:r>
-        <w:rPr>
-          <w:lang w:val="en_US" w:bidi="en_US"/>
-        </w:rPr>
-      </w:r>
-      <w:r>
-        <w:rPr>
-          <w:b/>
-          <w:lang w:val="en_US" w:bidi="en_US"/>
-        </w:rPr>
         <w:t>"our"</w:t>
       </w:r>
     </w:p>
@@ -1013,21 +843,6 @@
           <w:b/>
           <w:lang w:val="en_US" w:bidi="en_US"/>
         </w:rPr>
-        <w:t>καὶ συνεργῷ ἡμῶν</w:t>
-      </w:r>
-    </w:p>
-    <w:p>
-      <w:pPr/>
-      <w:r>
-        <w:rPr>
-          <w:lang w:val="en_US" w:bidi="en_US"/>
-        </w:rPr>
-      </w:r>
-      <w:r>
-        <w:rPr>
-          <w:b/>
-          <w:lang w:val="en_US" w:bidi="en_US"/>
-        </w:rPr>
         <w:t>"and our fellow worker"</w:t>
       </w:r>
     </w:p>
@@ -1091,21 +906,6 @@
           <w:b/>
           <w:lang w:val="en_US" w:bidi="en_US"/>
         </w:rPr>
-        <w:t>Ἀπφίᾳ</w:t>
-      </w:r>
-    </w:p>
-    <w:p>
-      <w:pPr/>
-      <w:r>
-        <w:rPr>
-          <w:lang w:val="en_US" w:bidi="en_US"/>
-        </w:rPr>
-      </w:r>
-      <w:r>
-        <w:rPr>
-          <w:b/>
-          <w:lang w:val="en_US" w:bidi="en_US"/>
-        </w:rPr>
         <w:t>"to Apphia"</w:t>
       </w:r>
     </w:p>
@@ -1196,21 +996,6 @@
           <w:b/>
           <w:lang w:val="en_US" w:bidi="en_US"/>
         </w:rPr>
-        <w:t>τῇ ἀδελφῇ</w:t>
-      </w:r>
-    </w:p>
-    <w:p>
-      <w:pPr/>
-      <w:r>
-        <w:rPr>
-          <w:lang w:val="en_US" w:bidi="en_US"/>
-        </w:rPr>
-      </w:r>
-      <w:r>
-        <w:rPr>
-          <w:b/>
-          <w:lang w:val="en_US" w:bidi="en_US"/>
-        </w:rPr>
         <w:t>"our sister"</w:t>
       </w:r>
     </w:p>
@@ -1320,21 +1105,6 @@
           <w:b/>
           <w:lang w:val="en_US" w:bidi="en_US"/>
         </w:rPr>
-        <w:t>τῇ ἀδελφῇ</w:t>
-      </w:r>
-    </w:p>
-    <w:p>
-      <w:pPr/>
-      <w:r>
-        <w:rPr>
-          <w:lang w:val="en_US" w:bidi="en_US"/>
-        </w:rPr>
-      </w:r>
-      <w:r>
-        <w:rPr>
-          <w:b/>
-          <w:lang w:val="en_US" w:bidi="en_US"/>
-        </w:rPr>
         <w:t>"our sister"</w:t>
       </w:r>
     </w:p>
@@ -1431,21 +1201,6 @@
           <w:b/>
           <w:lang w:val="en_US" w:bidi="en_US"/>
         </w:rPr>
-        <w:t>ἡμῶν</w:t>
-      </w:r>
-    </w:p>
-    <w:p>
-      <w:pPr/>
-      <w:r>
-        <w:rPr>
-          <w:lang w:val="en_US" w:bidi="en_US"/>
-        </w:rPr>
-      </w:r>
-      <w:r>
-        <w:rPr>
-          <w:b/>
-          <w:lang w:val="en_US" w:bidi="en_US"/>
-        </w:rPr>
         <w:t>"our"</w:t>
       </w:r>
     </w:p>
@@ -1542,21 +1297,6 @@
           <w:b/>
           <w:lang w:val="en_US" w:bidi="en_US"/>
         </w:rPr>
-        <w:t>Ἀπφίᾳ &amp; Ἀρχίππῳ &amp; τῇ &amp; ἐκκλησίᾳ</w:t>
-      </w:r>
-    </w:p>
-    <w:p>
-      <w:pPr/>
-      <w:r>
-        <w:rPr>
-          <w:lang w:val="en_US" w:bidi="en_US"/>
-        </w:rPr>
-      </w:r>
-      <w:r>
-        <w:rPr>
-          <w:b/>
-          <w:lang w:val="en_US" w:bidi="en_US"/>
-        </w:rPr>
         <w:t>"to Apphia"</w:t>
       </w:r>
       <w:r>
@@ -1685,21 +1425,6 @@
           <w:b/>
           <w:lang w:val="en_US" w:bidi="en_US"/>
         </w:rPr>
-        <w:t>Ἀρχίππῳ</w:t>
-      </w:r>
-    </w:p>
-    <w:p>
-      <w:pPr/>
-      <w:r>
-        <w:rPr>
-          <w:lang w:val="en_US" w:bidi="en_US"/>
-        </w:rPr>
-      </w:r>
-      <w:r>
-        <w:rPr>
-          <w:b/>
-          <w:lang w:val="en_US" w:bidi="en_US"/>
-        </w:rPr>
         <w:t>"to Archippus"</w:t>
       </w:r>
     </w:p>
@@ -1790,21 +1515,6 @@
           <w:b/>
           <w:lang w:val="en_US" w:bidi="en_US"/>
         </w:rPr>
-        <w:t>τῷ συνστρατιώτῃ ἡμῶν</w:t>
-      </w:r>
-    </w:p>
-    <w:p>
-      <w:pPr/>
-      <w:r>
-        <w:rPr>
-          <w:lang w:val="en_US" w:bidi="en_US"/>
-        </w:rPr>
-      </w:r>
-      <w:r>
-        <w:rPr>
-          <w:b/>
-          <w:lang w:val="en_US" w:bidi="en_US"/>
-        </w:rPr>
         <w:t>"our fellow soldier"</w:t>
       </w:r>
     </w:p>
@@ -1888,21 +1598,6 @@
           <w:b/>
           <w:lang w:val="en_US" w:bidi="en_US"/>
         </w:rPr>
-        <w:t>καὶ τῇ κατ’ οἶκόν σου ἐκκλησίᾳ</w:t>
-      </w:r>
-    </w:p>
-    <w:p>
-      <w:pPr/>
-      <w:r>
-        <w:rPr>
-          <w:lang w:val="en_US" w:bidi="en_US"/>
-        </w:rPr>
-      </w:r>
-      <w:r>
-        <w:rPr>
-          <w:b/>
-          <w:lang w:val="en_US" w:bidi="en_US"/>
-        </w:rPr>
         <w:t>"and to the church in your house"</w:t>
       </w:r>
     </w:p>
@@ -1979,21 +1674,6 @@
           <w:b/>
           <w:lang w:val="en_US" w:bidi="en_US"/>
         </w:rPr>
-        <w:t>χάρις ὑμῖν καὶ εἰρήνη, ἀπὸ Θεοῦ Πατρὸς ἡμῶν καὶ Κυρίου ἡμῶν Ἰησοῦ Χριστοῦ</w:t>
-      </w:r>
-    </w:p>
-    <w:p>
-      <w:pPr/>
-      <w:r>
-        <w:rPr>
-          <w:lang w:val="en_US" w:bidi="en_US"/>
-        </w:rPr>
-      </w:r>
-      <w:r>
-        <w:rPr>
-          <w:b/>
-          <w:lang w:val="en_US" w:bidi="en_US"/>
-        </w:rPr>
         <w:t>"Grace to you and peace from God our Father and our Lord Jesus Christ"</w:t>
       </w:r>
     </w:p>
@@ -2077,21 +1757,6 @@
           <w:b/>
           <w:lang w:val="en_US" w:bidi="en_US"/>
         </w:rPr>
-        <w:t>χάρις ὑμῖν καὶ εἰρήνη, ἀπὸ Θεοῦ Πατρὸς ἡμῶν καὶ Κυρίου ἡμῶν Ἰησοῦ Χριστοῦ.</w:t>
-      </w:r>
-    </w:p>
-    <w:p>
-      <w:pPr/>
-      <w:r>
-        <w:rPr>
-          <w:lang w:val="en_US" w:bidi="en_US"/>
-        </w:rPr>
-      </w:r>
-      <w:r>
-        <w:rPr>
-          <w:b/>
-          <w:lang w:val="en_US" w:bidi="en_US"/>
-        </w:rPr>
         <w:t>"Grace to you and peace from God our Father and our Lord Jesus Christ"</w:t>
       </w:r>
     </w:p>
@@ -2201,21 +1866,6 @@
           <w:b/>
           <w:lang w:val="en_US" w:bidi="en_US"/>
         </w:rPr>
-        <w:t>ἡμῶν &amp; ἡμῶν</w:t>
-      </w:r>
-    </w:p>
-    <w:p>
-      <w:pPr/>
-      <w:r>
-        <w:rPr>
-          <w:lang w:val="en_US" w:bidi="en_US"/>
-        </w:rPr>
-      </w:r>
-      <w:r>
-        <w:rPr>
-          <w:b/>
-          <w:lang w:val="en_US" w:bidi="en_US"/>
-        </w:rPr>
         <w:t>"our"</w:t>
       </w:r>
       <w:r>
@@ -2421,21 +2071,6 @@
           <w:b/>
           <w:lang w:val="en_US" w:bidi="en_US"/>
         </w:rPr>
-        <w:t>Πατρὸς</w:t>
-      </w:r>
-    </w:p>
-    <w:p>
-      <w:pPr/>
-      <w:r>
-        <w:rPr>
-          <w:lang w:val="en_US" w:bidi="en_US"/>
-        </w:rPr>
-      </w:r>
-      <w:r>
-        <w:rPr>
-          <w:b/>
-          <w:lang w:val="en_US" w:bidi="en_US"/>
-        </w:rPr>
         <w:t>"Father"</w:t>
       </w:r>
     </w:p>
@@ -2526,21 +2161,6 @@
           <w:b/>
           <w:lang w:val="en_US" w:bidi="en_US"/>
         </w:rPr>
-        <w:t>σου</w:t>
-      </w:r>
-    </w:p>
-    <w:p>
-      <w:pPr/>
-      <w:r>
-        <w:rPr>
-          <w:lang w:val="en_US" w:bidi="en_US"/>
-        </w:rPr>
-      </w:r>
-      <w:r>
-        <w:rPr>
-          <w:b/>
-          <w:lang w:val="en_US" w:bidi="en_US"/>
-        </w:rPr>
         <w:t>"of you"</w:t>
       </w:r>
     </w:p>
@@ -2637,21 +2257,6 @@
           <w:b/>
           <w:lang w:val="en_US" w:bidi="en_US"/>
         </w:rPr>
-        <w:t>ἀκούων σου τὴν ἀγάπην καὶ τὴν πίστιν, ἣν ἔχεις πρὸς τὸν Κύριον Ἰησοῦν, καὶ εἰς πάντας τοὺς ἁγίους</w:t>
-      </w:r>
-    </w:p>
-    <w:p>
-      <w:pPr/>
-      <w:r>
-        <w:rPr>
-          <w:lang w:val="en_US" w:bidi="en_US"/>
-        </w:rPr>
-      </w:r>
-      <w:r>
-        <w:rPr>
-          <w:b/>
-          <w:lang w:val="en_US" w:bidi="en_US"/>
-        </w:rPr>
         <w:t>"hearing of your love and the faith that you have in the Lord Jesus and for all the saints"</w:t>
       </w:r>
     </w:p>
@@ -2761,21 +2366,6 @@
           <w:b/>
           <w:lang w:val="en_US" w:bidi="en_US"/>
         </w:rPr>
-        <w:t>ἀκούων σου τὴν ἀγάπην καὶ τὴν πίστιν, ἣν ἔχεις πρὸς τὸν Κύριον Ἰησοῦν, καὶ εἰς πάντας τοὺς ἁγίους</w:t>
-      </w:r>
-    </w:p>
-    <w:p>
-      <w:pPr/>
-      <w:r>
-        <w:rPr>
-          <w:lang w:val="en_US" w:bidi="en_US"/>
-        </w:rPr>
-      </w:r>
-      <w:r>
-        <w:rPr>
-          <w:b/>
-          <w:lang w:val="en_US" w:bidi="en_US"/>
-        </w:rPr>
         <w:t>"hearing of your love and the faith that you have in the Lord Jesus and for all the saints"</w:t>
       </w:r>
     </w:p>
@@ -2859,21 +2449,6 @@
           <w:b/>
           <w:lang w:val="en_US" w:bidi="en_US"/>
         </w:rPr>
-        <w:t>σου &amp; ἔχεις</w:t>
-      </w:r>
-    </w:p>
-    <w:p>
-      <w:pPr/>
-      <w:r>
-        <w:rPr>
-          <w:lang w:val="en_US" w:bidi="en_US"/>
-        </w:rPr>
-      </w:r>
-      <w:r>
-        <w:rPr>
-          <w:b/>
-          <w:lang w:val="en_US" w:bidi="en_US"/>
-        </w:rPr>
         <w:t>"your"</w:t>
       </w:r>
       <w:r>
@@ -2996,21 +2571,6 @@
           <w:b/>
           <w:lang w:val="en_US" w:bidi="en_US"/>
         </w:rPr>
-        <w:t>ὅπως</w:t>
-      </w:r>
-    </w:p>
-    <w:p>
-      <w:pPr/>
-      <w:r>
-        <w:rPr>
-          <w:lang w:val="en_US" w:bidi="en_US"/>
-        </w:rPr>
-      </w:r>
-      <w:r>
-        <w:rPr>
-          <w:b/>
-          <w:lang w:val="en_US" w:bidi="en_US"/>
-        </w:rPr>
         <w:t>"that"</w:t>
       </w:r>
     </w:p>
@@ -3107,21 +2667,6 @@
           <w:b/>
           <w:lang w:val="en_US" w:bidi="en_US"/>
         </w:rPr>
-        <w:t>ἡ κοινωνία τῆς πίστεώς σου</w:t>
-      </w:r>
-    </w:p>
-    <w:p>
-      <w:pPr/>
-      <w:r>
-        <w:rPr>
-          <w:lang w:val="en_US" w:bidi="en_US"/>
-        </w:rPr>
-      </w:r>
-      <w:r>
-        <w:rPr>
-          <w:b/>
-          <w:lang w:val="en_US" w:bidi="en_US"/>
-        </w:rPr>
         <w:t>"the fellowship of your faith"</w:t>
       </w:r>
     </w:p>
@@ -3218,21 +2763,6 @@
           <w:b/>
           <w:lang w:val="en_US" w:bidi="en_US"/>
         </w:rPr>
-        <w:t>ἡ κοινωνία τῆς πίστεώς σου, ἐνεργὴς γένηται ἐν ἐπιγνώσει παντὸς ἀγαθοῦ τοῦ ἐν ἡμῖν εἰς Χριστόν.</w:t>
-      </w:r>
-    </w:p>
-    <w:p>
-      <w:pPr/>
-      <w:r>
-        <w:rPr>
-          <w:lang w:val="en_US" w:bidi="en_US"/>
-        </w:rPr>
-      </w:r>
-      <w:r>
-        <w:rPr>
-          <w:b/>
-          <w:lang w:val="en_US" w:bidi="en_US"/>
-        </w:rPr>
         <w:t>"the fellowship of your faith may become effective through the knowledge of everything good {that is} among us for Christ"</w:t>
       </w:r>
     </w:p>
@@ -3342,21 +2872,6 @@
           <w:b/>
           <w:lang w:val="en_US" w:bidi="en_US"/>
         </w:rPr>
-        <w:t>ἐν ἐπιγνώσει παντὸς ἀγαθοῦ</w:t>
-      </w:r>
-    </w:p>
-    <w:p>
-      <w:pPr/>
-      <w:r>
-        <w:rPr>
-          <w:lang w:val="en_US" w:bidi="en_US"/>
-        </w:rPr>
-      </w:r>
-      <w:r>
-        <w:rPr>
-          <w:b/>
-          <w:lang w:val="en_US" w:bidi="en_US"/>
-        </w:rPr>
         <w:t>"through the knowledge of everything good"</w:t>
       </w:r>
     </w:p>
@@ -3440,21 +2955,6 @@
           <w:b/>
           <w:lang w:val="en_US" w:bidi="en_US"/>
         </w:rPr>
-        <w:t>εἰς Χριστόν</w:t>
-      </w:r>
-    </w:p>
-    <w:p>
-      <w:pPr/>
-      <w:r>
-        <w:rPr>
-          <w:lang w:val="en_US" w:bidi="en_US"/>
-        </w:rPr>
-      </w:r>
-      <w:r>
-        <w:rPr>
-          <w:b/>
-          <w:lang w:val="en_US" w:bidi="en_US"/>
-        </w:rPr>
         <w:t>"for Christ"</w:t>
       </w:r>
     </w:p>
@@ -3551,21 +3051,6 @@
           <w:b/>
           <w:lang w:val="en_US" w:bidi="en_US"/>
         </w:rPr>
-        <w:t>χαρὰν γὰρ πολλὴν ἔσχον καὶ παράκλησιν</w:t>
-      </w:r>
-    </w:p>
-    <w:p>
-      <w:pPr/>
-      <w:r>
-        <w:rPr>
-          <w:lang w:val="en_US" w:bidi="en_US"/>
-        </w:rPr>
-      </w:r>
-      <w:r>
-        <w:rPr>
-          <w:b/>
-          <w:lang w:val="en_US" w:bidi="en_US"/>
-        </w:rPr>
         <w:t>"For I had much joy and comfort"</w:t>
       </w:r>
     </w:p>
@@ -3675,21 +3160,6 @@
           <w:b/>
           <w:lang w:val="en_US" w:bidi="en_US"/>
         </w:rPr>
-        <w:t>ἐπὶ τῇ ἀγάπῃ σου</w:t>
-      </w:r>
-    </w:p>
-    <w:p>
-      <w:pPr/>
-      <w:r>
-        <w:rPr>
-          <w:lang w:val="en_US" w:bidi="en_US"/>
-        </w:rPr>
-      </w:r>
-      <w:r>
-        <w:rPr>
-          <w:b/>
-          <w:lang w:val="en_US" w:bidi="en_US"/>
-        </w:rPr>
         <w:t>"because of your love"</w:t>
       </w:r>
     </w:p>
@@ -3786,21 +3256,6 @@
           <w:b/>
           <w:lang w:val="en_US" w:bidi="en_US"/>
         </w:rPr>
-        <w:t>τὰ σπλάγχνα τῶν ἁγίων ἀναπέπαυται διὰ σοῦ</w:t>
-      </w:r>
-    </w:p>
-    <w:p>
-      <w:pPr/>
-      <w:r>
-        <w:rPr>
-          <w:lang w:val="en_US" w:bidi="en_US"/>
-        </w:rPr>
-      </w:r>
-      <w:r>
-        <w:rPr>
-          <w:b/>
-          <w:lang w:val="en_US" w:bidi="en_US"/>
-        </w:rPr>
         <w:t>"the inner parts of the saints are being refreshed by you"</w:t>
       </w:r>
     </w:p>
@@ -3884,21 +3339,6 @@
           <w:b/>
           <w:lang w:val="en_US" w:bidi="en_US"/>
         </w:rPr>
-        <w:t>τὰ σπλάγχνα τῶν ἁγίων</w:t>
-      </w:r>
-    </w:p>
-    <w:p>
-      <w:pPr/>
-      <w:r>
-        <w:rPr>
-          <w:lang w:val="en_US" w:bidi="en_US"/>
-        </w:rPr>
-      </w:r>
-      <w:r>
-        <w:rPr>
-          <w:b/>
-          <w:lang w:val="en_US" w:bidi="en_US"/>
-        </w:rPr>
         <w:t>"the inner parts of the saints"</w:t>
       </w:r>
     </w:p>
@@ -3995,21 +3435,6 @@
           <w:b/>
           <w:lang w:val="en_US" w:bidi="en_US"/>
         </w:rPr>
-        <w:t>τὰ σπλάγχνα τῶν ἁγίων ἀναπέπαυται διὰ σοῦ</w:t>
-      </w:r>
-    </w:p>
-    <w:p>
-      <w:pPr/>
-      <w:r>
-        <w:rPr>
-          <w:lang w:val="en_US" w:bidi="en_US"/>
-        </w:rPr>
-      </w:r>
-      <w:r>
-        <w:rPr>
-          <w:b/>
-          <w:lang w:val="en_US" w:bidi="en_US"/>
-        </w:rPr>
         <w:t>"the inner parts of the saints are being refreshed by you"</w:t>
       </w:r>
     </w:p>
@@ -4106,21 +3531,6 @@
           <w:b/>
           <w:lang w:val="en_US" w:bidi="en_US"/>
         </w:rPr>
-        <w:t>σοῦ, ἀδελφέ</w:t>
-      </w:r>
-    </w:p>
-    <w:p>
-      <w:pPr/>
-      <w:r>
-        <w:rPr>
-          <w:lang w:val="en_US" w:bidi="en_US"/>
-        </w:rPr>
-      </w:r>
-      <w:r>
-        <w:rPr>
-          <w:b/>
-          <w:lang w:val="en_US" w:bidi="en_US"/>
-        </w:rPr>
         <w:t>"you, brother"</w:t>
       </w:r>
     </w:p>
@@ -4280,21 +3690,6 @@
           <w:b/>
           <w:lang w:val="en_US" w:bidi="en_US"/>
         </w:rPr>
-        <w:t>πολλὴν ἐν Χριστῷ παρρησίαν</w:t>
-      </w:r>
-    </w:p>
-    <w:p>
-      <w:pPr/>
-      <w:r>
-        <w:rPr>
-          <w:lang w:val="en_US" w:bidi="en_US"/>
-        </w:rPr>
-      </w:r>
-      <w:r>
-        <w:rPr>
-          <w:b/>
-          <w:lang w:val="en_US" w:bidi="en_US"/>
-        </w:rPr>
         <w:t>"much boldness in Christ"</w:t>
       </w:r>
     </w:p>
@@ -4358,21 +3753,6 @@
           <w:b/>
           <w:lang w:val="en_US" w:bidi="en_US"/>
         </w:rPr>
-        <w:t>διό</w:t>
-      </w:r>
-    </w:p>
-    <w:p>
-      <w:pPr/>
-      <w:r>
-        <w:rPr>
-          <w:lang w:val="en_US" w:bidi="en_US"/>
-        </w:rPr>
-      </w:r>
-      <w:r>
-        <w:rPr>
-          <w:b/>
-          <w:lang w:val="en_US" w:bidi="en_US"/>
-        </w:rPr>
         <w:t>"Therefore"</w:t>
       </w:r>
     </w:p>
@@ -4469,21 +3849,6 @@
           <w:b/>
           <w:lang w:val="en_US" w:bidi="en_US"/>
         </w:rPr>
-        <w:t>διὰ τὴν ἀγάπην</w:t>
-      </w:r>
-    </w:p>
-    <w:p>
-      <w:pPr/>
-      <w:r>
-        <w:rPr>
-          <w:lang w:val="en_US" w:bidi="en_US"/>
-        </w:rPr>
-      </w:r>
-      <w:r>
-        <w:rPr>
-          <w:b/>
-          <w:lang w:val="en_US" w:bidi="en_US"/>
-        </w:rPr>
         <w:t>"because of love"</w:t>
       </w:r>
     </w:p>
@@ -4580,21 +3945,6 @@
           <w:b/>
           <w:lang w:val="en_US" w:bidi="en_US"/>
         </w:rPr>
-        <w:t>δέσμιος Χριστοῦ Ἰησοῦ</w:t>
-      </w:r>
-    </w:p>
-    <w:p>
-      <w:pPr/>
-      <w:r>
-        <w:rPr>
-          <w:lang w:val="en_US" w:bidi="en_US"/>
-        </w:rPr>
-      </w:r>
-      <w:r>
-        <w:rPr>
-          <w:b/>
-          <w:lang w:val="en_US" w:bidi="en_US"/>
-        </w:rPr>
         <w:t>"a prisoner of Christ Jesus"</w:t>
       </w:r>
     </w:p>
@@ -4658,21 +4008,6 @@
           <w:b/>
           <w:lang w:val="en_US" w:bidi="en_US"/>
         </w:rPr>
-        <w:t>Ὀνήσιμον</w:t>
-      </w:r>
-    </w:p>
-    <w:p>
-      <w:pPr/>
-      <w:r>
-        <w:rPr>
-          <w:lang w:val="en_US" w:bidi="en_US"/>
-        </w:rPr>
-      </w:r>
-      <w:r>
-        <w:rPr>
-          <w:b/>
-          <w:lang w:val="en_US" w:bidi="en_US"/>
-        </w:rPr>
         <w:t>"Onesimus"</w:t>
       </w:r>
     </w:p>
@@ -4763,21 +4098,6 @@
           <w:b/>
           <w:lang w:val="en_US" w:bidi="en_US"/>
         </w:rPr>
-        <w:t>Ὀνήσιμον</w:t>
-      </w:r>
-    </w:p>
-    <w:p>
-      <w:pPr/>
-      <w:r>
-        <w:rPr>
-          <w:lang w:val="en_US" w:bidi="en_US"/>
-        </w:rPr>
-      </w:r>
-      <w:r>
-        <w:rPr>
-          <w:b/>
-          <w:lang w:val="en_US" w:bidi="en_US"/>
-        </w:rPr>
         <w:t>"Onesimus"</w:t>
       </w:r>
     </w:p>
@@ -4874,21 +4194,6 @@
           <w:b/>
           <w:lang w:val="en_US" w:bidi="en_US"/>
         </w:rPr>
-        <w:t>ὃν ἐγέννησα</w:t>
-      </w:r>
-    </w:p>
-    <w:p>
-      <w:pPr/>
-      <w:r>
-        <w:rPr>
-          <w:lang w:val="en_US" w:bidi="en_US"/>
-        </w:rPr>
-      </w:r>
-      <w:r>
-        <w:rPr>
-          <w:b/>
-          <w:lang w:val="en_US" w:bidi="en_US"/>
-        </w:rPr>
         <w:t>"whom I have fathered"</w:t>
       </w:r>
     </w:p>
@@ -4985,21 +4290,6 @@
           <w:b/>
           <w:lang w:val="en_US" w:bidi="en_US"/>
         </w:rPr>
-        <w:t>ἐν τοῖς δεσμοῖς</w:t>
-      </w:r>
-    </w:p>
-    <w:p>
-      <w:pPr/>
-      <w:r>
-        <w:rPr>
-          <w:lang w:val="en_US" w:bidi="en_US"/>
-        </w:rPr>
-      </w:r>
-      <w:r>
-        <w:rPr>
-          <w:b/>
-          <w:lang w:val="en_US" w:bidi="en_US"/>
-        </w:rPr>
         <w:t>"in my chains"</w:t>
       </w:r>
     </w:p>
@@ -5096,21 +4386,6 @@
           <w:b/>
           <w:lang w:val="en_US" w:bidi="en_US"/>
         </w:rPr>
-        <w:t>ὃν ἀνέπεμψά σοι</w:t>
-      </w:r>
-    </w:p>
-    <w:p>
-      <w:pPr/>
-      <w:r>
-        <w:rPr>
-          <w:lang w:val="en_US" w:bidi="en_US"/>
-        </w:rPr>
-      </w:r>
-      <w:r>
-        <w:rPr>
-          <w:b/>
-          <w:lang w:val="en_US" w:bidi="en_US"/>
-        </w:rPr>
         <w:t>"whom I have sent back to you"</w:t>
       </w:r>
     </w:p>
@@ -5174,21 +4449,6 @@
           <w:b/>
           <w:lang w:val="en_US" w:bidi="en_US"/>
         </w:rPr>
-        <w:t>τοῦτ’ ἔστιν τὰ ἐμὰ σπλάγχνα</w:t>
-      </w:r>
-    </w:p>
-    <w:p>
-      <w:pPr/>
-      <w:r>
-        <w:rPr>
-          <w:lang w:val="en_US" w:bidi="en_US"/>
-        </w:rPr>
-      </w:r>
-      <w:r>
-        <w:rPr>
-          <w:b/>
-          <w:lang w:val="en_US" w:bidi="en_US"/>
-        </w:rPr>
         <w:t>"this one is my inner parts"</w:t>
       </w:r>
     </w:p>
@@ -5285,21 +4545,6 @@
           <w:b/>
           <w:lang w:val="en_US" w:bidi="en_US"/>
         </w:rPr>
-        <w:t>τὰ ἐμὰ σπλάγχνα</w:t>
-      </w:r>
-    </w:p>
-    <w:p>
-      <w:pPr/>
-      <w:r>
-        <w:rPr>
-          <w:lang w:val="en_US" w:bidi="en_US"/>
-        </w:rPr>
-      </w:r>
-      <w:r>
-        <w:rPr>
-          <w:b/>
-          <w:lang w:val="en_US" w:bidi="en_US"/>
-        </w:rPr>
         <w:t>"my inner parts"</w:t>
       </w:r>
     </w:p>
@@ -5383,21 +4628,6 @@
           <w:b/>
           <w:lang w:val="en_US" w:bidi="en_US"/>
         </w:rPr>
-        <w:t>ἵνα ὑπὲρ σοῦ μοι διακονῇ</w:t>
-      </w:r>
-    </w:p>
-    <w:p>
-      <w:pPr/>
-      <w:r>
-        <w:rPr>
-          <w:lang w:val="en_US" w:bidi="en_US"/>
-        </w:rPr>
-      </w:r>
-      <w:r>
-        <w:rPr>
-          <w:b/>
-          <w:lang w:val="en_US" w:bidi="en_US"/>
-        </w:rPr>
         <w:t>"so that he might serve me on behalf of you"</w:t>
       </w:r>
     </w:p>
@@ -5461,21 +4691,6 @@
           <w:b/>
           <w:lang w:val="en_US" w:bidi="en_US"/>
         </w:rPr>
-        <w:t>ἐν τοῖς δεσμοῖς</w:t>
-      </w:r>
-    </w:p>
-    <w:p>
-      <w:pPr/>
-      <w:r>
-        <w:rPr>
-          <w:lang w:val="en_US" w:bidi="en_US"/>
-        </w:rPr>
-      </w:r>
-      <w:r>
-        <w:rPr>
-          <w:b/>
-          <w:lang w:val="en_US" w:bidi="en_US"/>
-        </w:rPr>
         <w:t>"in the chains"</w:t>
       </w:r>
     </w:p>
@@ -5572,21 +4787,6 @@
           <w:b/>
           <w:lang w:val="en_US" w:bidi="en_US"/>
         </w:rPr>
-        <w:t>ἐν τοῖς δεσμοῖς τοῦ εὐαγγελίου</w:t>
-      </w:r>
-    </w:p>
-    <w:p>
-      <w:pPr/>
-      <w:r>
-        <w:rPr>
-          <w:lang w:val="en_US" w:bidi="en_US"/>
-        </w:rPr>
-      </w:r>
-      <w:r>
-        <w:rPr>
-          <w:b/>
-          <w:lang w:val="en_US" w:bidi="en_US"/>
-        </w:rPr>
         <w:t>"in the chains of the gospel"</w:t>
       </w:r>
     </w:p>
@@ -5683,21 +4883,6 @@
           <w:b/>
           <w:lang w:val="en_US" w:bidi="en_US"/>
         </w:rPr>
-        <w:t>ἵνα μὴ ὡς κατὰ ἀνάγκην τὸ ἀγαθόν σου ᾖ</w:t>
-      </w:r>
-    </w:p>
-    <w:p>
-      <w:pPr/>
-      <w:r>
-        <w:rPr>
-          <w:lang w:val="en_US" w:bidi="en_US"/>
-        </w:rPr>
-      </w:r>
-      <w:r>
-        <w:rPr>
-          <w:b/>
-          <w:lang w:val="en_US" w:bidi="en_US"/>
-        </w:rPr>
         <w:t>"so that your good {deed} might not be as according to compulsion"</w:t>
       </w:r>
     </w:p>
@@ -5794,21 +4979,6 @@
           <w:b/>
           <w:lang w:val="en_US" w:bidi="en_US"/>
         </w:rPr>
-        <w:t>ἀλλὰ κατὰ ἑκούσιον.</w:t>
-      </w:r>
-    </w:p>
-    <w:p>
-      <w:pPr/>
-      <w:r>
-        <w:rPr>
-          <w:lang w:val="en_US" w:bidi="en_US"/>
-        </w:rPr>
-      </w:r>
-      <w:r>
-        <w:rPr>
-          <w:b/>
-          <w:lang w:val="en_US" w:bidi="en_US"/>
-        </w:rPr>
         <w:t>"but according to good will"</w:t>
       </w:r>
     </w:p>
@@ -5905,21 +5075,6 @@
           <w:b/>
           <w:lang w:val="en_US" w:bidi="en_US"/>
         </w:rPr>
-        <w:t>τάχα γὰρ διὰ τοῦτο, ἐχωρίσθη πρὸς ὥραν, ἵνα</w:t>
-      </w:r>
-    </w:p>
-    <w:p>
-      <w:pPr/>
-      <w:r>
-        <w:rPr>
-          <w:lang w:val="en_US" w:bidi="en_US"/>
-        </w:rPr>
-      </w:r>
-      <w:r>
-        <w:rPr>
-          <w:b/>
-          <w:lang w:val="en_US" w:bidi="en_US"/>
-        </w:rPr>
         <w:t>"For perhaps because of this he was separated from {you} for an hour, so that"</w:t>
       </w:r>
     </w:p>
@@ -6003,21 +5158,6 @@
           <w:b/>
           <w:lang w:val="en_US" w:bidi="en_US"/>
         </w:rPr>
-        <w:t>πρὸς ὥραν</w:t>
-      </w:r>
-    </w:p>
-    <w:p>
-      <w:pPr/>
-      <w:r>
-        <w:rPr>
-          <w:lang w:val="en_US" w:bidi="en_US"/>
-        </w:rPr>
-      </w:r>
-      <w:r>
-        <w:rPr>
-          <w:b/>
-          <w:lang w:val="en_US" w:bidi="en_US"/>
-        </w:rPr>
         <w:t>"for an hour"</w:t>
       </w:r>
     </w:p>
@@ -6114,21 +5254,6 @@
           <w:b/>
           <w:lang w:val="en_US" w:bidi="en_US"/>
         </w:rPr>
-        <w:t>ὑπὲρ δοῦλον</w:t>
-      </w:r>
-    </w:p>
-    <w:p>
-      <w:pPr/>
-      <w:r>
-        <w:rPr>
-          <w:lang w:val="en_US" w:bidi="en_US"/>
-        </w:rPr>
-      </w:r>
-      <w:r>
-        <w:rPr>
-          <w:b/>
-          <w:lang w:val="en_US" w:bidi="en_US"/>
-        </w:rPr>
         <w:t>"better than a slave"</w:t>
       </w:r>
     </w:p>
@@ -6192,21 +5317,6 @@
           <w:b/>
           <w:lang w:val="en_US" w:bidi="en_US"/>
         </w:rPr>
-        <w:t>οὐκέτι ὡς δοῦλον</w:t>
-      </w:r>
-    </w:p>
-    <w:p>
-      <w:pPr/>
-      <w:r>
-        <w:rPr>
-          <w:lang w:val="en_US" w:bidi="en_US"/>
-        </w:rPr>
-      </w:r>
-      <w:r>
-        <w:rPr>
-          <w:b/>
-          <w:lang w:val="en_US" w:bidi="en_US"/>
-        </w:rPr>
         <w:t>"no longer as a slave"</w:t>
       </w:r>
     </w:p>
@@ -6283,21 +5393,6 @@
           <w:b/>
           <w:lang w:val="en_US" w:bidi="en_US"/>
         </w:rPr>
-        <w:t>ὑπὲρ δοῦλον</w:t>
-      </w:r>
-    </w:p>
-    <w:p>
-      <w:pPr/>
-      <w:r>
-        <w:rPr>
-          <w:lang w:val="en_US" w:bidi="en_US"/>
-        </w:rPr>
-      </w:r>
-      <w:r>
-        <w:rPr>
-          <w:b/>
-          <w:lang w:val="en_US" w:bidi="en_US"/>
-        </w:rPr>
         <w:t>"better than a slave"</w:t>
       </w:r>
     </w:p>
@@ -6361,21 +5456,6 @@
           <w:b/>
           <w:lang w:val="en_US" w:bidi="en_US"/>
         </w:rPr>
-        <w:t>ἀδελφὸν ἀγαπητόν</w:t>
-      </w:r>
-    </w:p>
-    <w:p>
-      <w:pPr/>
-      <w:r>
-        <w:rPr>
-          <w:lang w:val="en_US" w:bidi="en_US"/>
-        </w:rPr>
-      </w:r>
-      <w:r>
-        <w:rPr>
-          <w:b/>
-          <w:lang w:val="en_US" w:bidi="en_US"/>
-        </w:rPr>
         <w:t>"a beloved brother"</w:t>
       </w:r>
     </w:p>
@@ -6472,21 +5552,6 @@
           <w:b/>
           <w:lang w:val="en_US" w:bidi="en_US"/>
         </w:rPr>
-        <w:t>ἀγαπητόν</w:t>
-      </w:r>
-    </w:p>
-    <w:p>
-      <w:pPr/>
-      <w:r>
-        <w:rPr>
-          <w:lang w:val="en_US" w:bidi="en_US"/>
-        </w:rPr>
-      </w:r>
-      <w:r>
-        <w:rPr>
-          <w:b/>
-          <w:lang w:val="en_US" w:bidi="en_US"/>
-        </w:rPr>
         <w:t>"beloved"</w:t>
       </w:r>
     </w:p>
@@ -6550,21 +5615,6 @@
           <w:b/>
           <w:lang w:val="en_US" w:bidi="en_US"/>
         </w:rPr>
-        <w:t>ἐν Κυρίῳ</w:t>
-      </w:r>
-    </w:p>
-    <w:p>
-      <w:pPr/>
-      <w:r>
-        <w:rPr>
-          <w:lang w:val="en_US" w:bidi="en_US"/>
-        </w:rPr>
-      </w:r>
-      <w:r>
-        <w:rPr>
-          <w:b/>
-          <w:lang w:val="en_US" w:bidi="en_US"/>
-        </w:rPr>
         <w:t>"in the Lord"</w:t>
       </w:r>
     </w:p>
@@ -6628,21 +5678,6 @@
           <w:b/>
           <w:lang w:val="en_US" w:bidi="en_US"/>
         </w:rPr>
-        <w:t>εἰ &amp; με ἔχεις κοινωνόν</w:t>
-      </w:r>
-    </w:p>
-    <w:p>
-      <w:pPr/>
-      <w:r>
-        <w:rPr>
-          <w:lang w:val="en_US" w:bidi="en_US"/>
-        </w:rPr>
-      </w:r>
-      <w:r>
-        <w:rPr>
-          <w:b/>
-          <w:lang w:val="en_US" w:bidi="en_US"/>
-        </w:rPr>
         <w:t>"if you have me {as} a partner"</w:t>
       </w:r>
     </w:p>
@@ -6726,21 +5761,6 @@
           <w:b/>
           <w:lang w:val="en_US" w:bidi="en_US"/>
         </w:rPr>
-        <w:t>οὖν</w:t>
-      </w:r>
-    </w:p>
-    <w:p>
-      <w:pPr/>
-      <w:r>
-        <w:rPr>
-          <w:lang w:val="en_US" w:bidi="en_US"/>
-        </w:rPr>
-      </w:r>
-      <w:r>
-        <w:rPr>
-          <w:b/>
-          <w:lang w:val="en_US" w:bidi="en_US"/>
-        </w:rPr>
         <w:t>"Therefore"</w:t>
       </w:r>
     </w:p>
@@ -6831,21 +5851,6 @@
           <w:b/>
           <w:lang w:val="en_US" w:bidi="en_US"/>
         </w:rPr>
-        <w:t>προσλαβοῦ αὐτὸν ὡς ἐμέ.</w:t>
-      </w:r>
-    </w:p>
-    <w:p>
-      <w:pPr/>
-      <w:r>
-        <w:rPr>
-          <w:lang w:val="en_US" w:bidi="en_US"/>
-        </w:rPr>
-      </w:r>
-      <w:r>
-        <w:rPr>
-          <w:b/>
-          <w:lang w:val="en_US" w:bidi="en_US"/>
-        </w:rPr>
         <w:t>"receive him as me"</w:t>
       </w:r>
     </w:p>
@@ -6929,21 +5934,6 @@
           <w:b/>
           <w:lang w:val="en_US" w:bidi="en_US"/>
         </w:rPr>
-        <w:t>εἰ δέ τι ἠδίκησέν σε ἢ ὀφείλει</w:t>
-      </w:r>
-    </w:p>
-    <w:p>
-      <w:pPr/>
-      <w:r>
-        <w:rPr>
-          <w:lang w:val="en_US" w:bidi="en_US"/>
-        </w:rPr>
-      </w:r>
-      <w:r>
-        <w:rPr>
-          <w:b/>
-          <w:lang w:val="en_US" w:bidi="en_US"/>
-        </w:rPr>
         <w:t>"But if he has wronged you or owes {you} anything"</w:t>
       </w:r>
     </w:p>
@@ -7027,21 +6017,6 @@
           <w:b/>
           <w:lang w:val="en_US" w:bidi="en_US"/>
         </w:rPr>
-        <w:t>εἰ δέ τι ἠδίκησέν σε ἢ ὀφείλει</w:t>
-      </w:r>
-    </w:p>
-    <w:p>
-      <w:pPr/>
-      <w:r>
-        <w:rPr>
-          <w:lang w:val="en_US" w:bidi="en_US"/>
-        </w:rPr>
-      </w:r>
-      <w:r>
-        <w:rPr>
-          <w:b/>
-          <w:lang w:val="en_US" w:bidi="en_US"/>
-        </w:rPr>
         <w:t>"But if he has wronged you or owes {you} anything"</w:t>
       </w:r>
     </w:p>
@@ -7131,21 +6106,6 @@
           <w:b/>
           <w:lang w:val="en_US" w:bidi="en_US"/>
         </w:rPr>
-        <w:t>τοῦτο ἐμοὶ ἐλλόγα.</w:t>
-      </w:r>
-    </w:p>
-    <w:p>
-      <w:pPr/>
-      <w:r>
-        <w:rPr>
-          <w:lang w:val="en_US" w:bidi="en_US"/>
-        </w:rPr>
-      </w:r>
-      <w:r>
-        <w:rPr>
-          <w:b/>
-          <w:lang w:val="en_US" w:bidi="en_US"/>
-        </w:rPr>
         <w:t>"charge that to me"</w:t>
       </w:r>
     </w:p>
@@ -7209,21 +6169,6 @@
           <w:b/>
           <w:lang w:val="en_US" w:bidi="en_US"/>
         </w:rPr>
-        <w:t>ἐγὼ Παῦλος ἔγραψα τῇ ἐμῇ χειρί</w:t>
-      </w:r>
-    </w:p>
-    <w:p>
-      <w:pPr/>
-      <w:r>
-        <w:rPr>
-          <w:lang w:val="en_US" w:bidi="en_US"/>
-        </w:rPr>
-      </w:r>
-      <w:r>
-        <w:rPr>
-          <w:b/>
-          <w:lang w:val="en_US" w:bidi="en_US"/>
-        </w:rPr>
         <w:t>"I, Paul, wrote this with my own hand"</w:t>
       </w:r>
     </w:p>
@@ -7300,21 +6245,6 @@
           <w:b/>
           <w:lang w:val="en_US" w:bidi="en_US"/>
         </w:rPr>
-        <w:t>ἵνα μὴ λέγω σοι</w:t>
-      </w:r>
-    </w:p>
-    <w:p>
-      <w:pPr/>
-      <w:r>
-        <w:rPr>
-          <w:lang w:val="en_US" w:bidi="en_US"/>
-        </w:rPr>
-      </w:r>
-      <w:r>
-        <w:rPr>
-          <w:b/>
-          <w:lang w:val="en_US" w:bidi="en_US"/>
-        </w:rPr>
         <w:t>"in order not to say to you"</w:t>
       </w:r>
     </w:p>
@@ -7398,21 +6328,6 @@
           <w:b/>
           <w:lang w:val="en_US" w:bidi="en_US"/>
         </w:rPr>
-        <w:t>καὶ σεαυτόν μοι προσοφείλεις</w:t>
-      </w:r>
-    </w:p>
-    <w:p>
-      <w:pPr/>
-      <w:r>
-        <w:rPr>
-          <w:lang w:val="en_US" w:bidi="en_US"/>
-        </w:rPr>
-      </w:r>
-      <w:r>
-        <w:rPr>
-          <w:b/>
-          <w:lang w:val="en_US" w:bidi="en_US"/>
-        </w:rPr>
         <w:t>"you also owe me even your own self"</w:t>
       </w:r>
     </w:p>
@@ -7496,21 +6411,6 @@
           <w:b/>
           <w:lang w:val="en_US" w:bidi="en_US"/>
         </w:rPr>
-        <w:t>ἀδελφέ</w:t>
-      </w:r>
-    </w:p>
-    <w:p>
-      <w:pPr/>
-      <w:r>
-        <w:rPr>
-          <w:lang w:val="en_US" w:bidi="en_US"/>
-        </w:rPr>
-      </w:r>
-      <w:r>
-        <w:rPr>
-          <w:b/>
-          <w:lang w:val="en_US" w:bidi="en_US"/>
-        </w:rPr>
         <w:t>"brother"</w:t>
       </w:r>
     </w:p>
@@ -7607,21 +6507,6 @@
           <w:b/>
           <w:lang w:val="en_US" w:bidi="en_US"/>
         </w:rPr>
-        <w:t>ἐν Κυρίῳ</w:t>
-      </w:r>
-    </w:p>
-    <w:p>
-      <w:pPr/>
-      <w:r>
-        <w:rPr>
-          <w:lang w:val="en_US" w:bidi="en_US"/>
-        </w:rPr>
-      </w:r>
-      <w:r>
-        <w:rPr>
-          <w:b/>
-          <w:lang w:val="en_US" w:bidi="en_US"/>
-        </w:rPr>
         <w:t>"in the Lord"</w:t>
       </w:r>
     </w:p>
@@ -7731,21 +6616,6 @@
           <w:b/>
           <w:lang w:val="en_US" w:bidi="en_US"/>
         </w:rPr>
-        <w:t>ἀνάπαυσόν μου τὰ σπλάγχνα ἐν Χριστῷ</w:t>
-      </w:r>
-    </w:p>
-    <w:p>
-      <w:pPr/>
-      <w:r>
-        <w:rPr>
-          <w:lang w:val="en_US" w:bidi="en_US"/>
-        </w:rPr>
-      </w:r>
-      <w:r>
-        <w:rPr>
-          <w:b/>
-          <w:lang w:val="en_US" w:bidi="en_US"/>
-        </w:rPr>
         <w:t>"refresh my inner parts in Christ"</w:t>
       </w:r>
     </w:p>
@@ -7829,21 +6699,6 @@
           <w:b/>
           <w:lang w:val="en_US" w:bidi="en_US"/>
         </w:rPr>
-        <w:t>ἀνάπαυσόν μου τὰ σπλάγχνα</w:t>
-      </w:r>
-    </w:p>
-    <w:p>
-      <w:pPr/>
-      <w:r>
-        <w:rPr>
-          <w:lang w:val="en_US" w:bidi="en_US"/>
-        </w:rPr>
-      </w:r>
-      <w:r>
-        <w:rPr>
-          <w:b/>
-          <w:lang w:val="en_US" w:bidi="en_US"/>
-        </w:rPr>
         <w:t>"refresh my inner parts"</w:t>
       </w:r>
     </w:p>
@@ -7940,21 +6795,6 @@
           <w:b/>
           <w:lang w:val="en_US" w:bidi="en_US"/>
         </w:rPr>
-        <w:t>ἀνάπαυσόν μου τὰ σπλάγχνα</w:t>
-      </w:r>
-    </w:p>
-    <w:p>
-      <w:pPr/>
-      <w:r>
-        <w:rPr>
-          <w:lang w:val="en_US" w:bidi="en_US"/>
-        </w:rPr>
-      </w:r>
-      <w:r>
-        <w:rPr>
-          <w:b/>
-          <w:lang w:val="en_US" w:bidi="en_US"/>
-        </w:rPr>
         <w:t>"refresh my inner parts"</w:t>
       </w:r>
     </w:p>
@@ -8051,21 +6891,6 @@
           <w:b/>
           <w:lang w:val="en_US" w:bidi="en_US"/>
         </w:rPr>
-        <w:t>πεποιθὼς τῇ ὑπακοῇ σου</w:t>
-      </w:r>
-    </w:p>
-    <w:p>
-      <w:pPr/>
-      <w:r>
-        <w:rPr>
-          <w:lang w:val="en_US" w:bidi="en_US"/>
-        </w:rPr>
-      </w:r>
-      <w:r>
-        <w:rPr>
-          <w:b/>
-          <w:lang w:val="en_US" w:bidi="en_US"/>
-        </w:rPr>
         <w:t>"Having become confident in your obedience"</w:t>
       </w:r>
     </w:p>
@@ -8175,21 +7000,6 @@
           <w:b/>
           <w:lang w:val="en_US" w:bidi="en_US"/>
         </w:rPr>
-        <w:t>ἔγραψά σοι</w:t>
-      </w:r>
-    </w:p>
-    <w:p>
-      <w:pPr/>
-      <w:r>
-        <w:rPr>
-          <w:lang w:val="en_US" w:bidi="en_US"/>
-        </w:rPr>
-      </w:r>
-      <w:r>
-        <w:rPr>
-          <w:b/>
-          <w:lang w:val="en_US" w:bidi="en_US"/>
-        </w:rPr>
         <w:t>"I wrote to you"</w:t>
       </w:r>
     </w:p>
@@ -8253,21 +7063,6 @@
           <w:b/>
           <w:lang w:val="en_US" w:bidi="en_US"/>
         </w:rPr>
-        <w:t>δὲ</w:t>
-      </w:r>
-    </w:p>
-    <w:p>
-      <w:pPr/>
-      <w:r>
-        <w:rPr>
-          <w:lang w:val="en_US" w:bidi="en_US"/>
-        </w:rPr>
-      </w:r>
-      <w:r>
-        <w:rPr>
-          <w:b/>
-          <w:lang w:val="en_US" w:bidi="en_US"/>
-        </w:rPr>
         <w:t>""</w:t>
       </w:r>
     </w:p>
@@ -8345,21 +7140,6 @@
           <w:b/>
           <w:lang w:val="en_US" w:bidi="en_US"/>
         </w:rPr>
-        <w:t>ἅμα</w:t>
-      </w:r>
-    </w:p>
-    <w:p>
-      <w:pPr/>
-      <w:r>
-        <w:rPr>
-          <w:lang w:val="en_US" w:bidi="en_US"/>
-        </w:rPr>
-      </w:r>
-      <w:r>
-        <w:rPr>
-          <w:b/>
-          <w:lang w:val="en_US" w:bidi="en_US"/>
-        </w:rPr>
         <w:t>"at the same time"</w:t>
       </w:r>
     </w:p>
@@ -8456,21 +7236,6 @@
           <w:b/>
           <w:lang w:val="en_US" w:bidi="en_US"/>
         </w:rPr>
-        <w:t>χαρισθήσομαι ὑμῖν</w:t>
-      </w:r>
-    </w:p>
-    <w:p>
-      <w:pPr/>
-      <w:r>
-        <w:rPr>
-          <w:lang w:val="en_US" w:bidi="en_US"/>
-        </w:rPr>
-      </w:r>
-      <w:r>
-        <w:rPr>
-          <w:b/>
-          <w:lang w:val="en_US" w:bidi="en_US"/>
-        </w:rPr>
         <w:t>"I will be given back to you"</w:t>
       </w:r>
     </w:p>
@@ -8534,21 +7299,6 @@
           <w:b/>
           <w:lang w:val="en_US" w:bidi="en_US"/>
         </w:rPr>
-        <w:t>ἑτοίμαζέ μοι ξενίαν</w:t>
-      </w:r>
-    </w:p>
-    <w:p>
-      <w:pPr/>
-      <w:r>
-        <w:rPr>
-          <w:lang w:val="en_US" w:bidi="en_US"/>
-        </w:rPr>
-      </w:r>
-      <w:r>
-        <w:rPr>
-          <w:b/>
-          <w:lang w:val="en_US" w:bidi="en_US"/>
-        </w:rPr>
         <w:t>"prepare a guest room for me"</w:t>
       </w:r>
     </w:p>
@@ -8625,21 +7375,6 @@
           <w:b/>
           <w:lang w:val="en_US" w:bidi="en_US"/>
         </w:rPr>
-        <w:t>διὰ τῶν προσευχῶν ὑμῶν</w:t>
-      </w:r>
-    </w:p>
-    <w:p>
-      <w:pPr/>
-      <w:r>
-        <w:rPr>
-          <w:lang w:val="en_US" w:bidi="en_US"/>
-        </w:rPr>
-      </w:r>
-      <w:r>
-        <w:rPr>
-          <w:b/>
-          <w:lang w:val="en_US" w:bidi="en_US"/>
-        </w:rPr>
         <w:t>"through your prayers"</w:t>
       </w:r>
     </w:p>
@@ -8703,21 +7438,6 @@
           <w:b/>
           <w:lang w:val="en_US" w:bidi="en_US"/>
         </w:rPr>
-        <w:t>χαρισθήσομαι ὑμῖν.</w:t>
-      </w:r>
-    </w:p>
-    <w:p>
-      <w:pPr/>
-      <w:r>
-        <w:rPr>
-          <w:lang w:val="en_US" w:bidi="en_US"/>
-        </w:rPr>
-      </w:r>
-      <w:r>
-        <w:rPr>
-          <w:b/>
-          <w:lang w:val="en_US" w:bidi="en_US"/>
-        </w:rPr>
         <w:t>"I will be given back to you"</w:t>
       </w:r>
     </w:p>
@@ -8801,21 +7521,6 @@
           <w:b/>
           <w:lang w:val="en_US" w:bidi="en_US"/>
         </w:rPr>
-        <w:t>ὑμῶν &amp; ὑμῖν</w:t>
-      </w:r>
-    </w:p>
-    <w:p>
-      <w:pPr/>
-      <w:r>
-        <w:rPr>
-          <w:lang w:val="en_US" w:bidi="en_US"/>
-        </w:rPr>
-      </w:r>
-      <w:r>
-        <w:rPr>
-          <w:b/>
-          <w:lang w:val="en_US" w:bidi="en_US"/>
-        </w:rPr>
         <w:t>"your"</w:t>
       </w:r>
       <w:r>
@@ -8938,21 +7643,6 @@
           <w:b/>
           <w:lang w:val="en_US" w:bidi="en_US"/>
         </w:rPr>
-        <w:t>Ἐπαφρᾶς</w:t>
-      </w:r>
-    </w:p>
-    <w:p>
-      <w:pPr/>
-      <w:r>
-        <w:rPr>
-          <w:lang w:val="en_US" w:bidi="en_US"/>
-        </w:rPr>
-      </w:r>
-      <w:r>
-        <w:rPr>
-          <w:b/>
-          <w:lang w:val="en_US" w:bidi="en_US"/>
-        </w:rPr>
         <w:t>"Epaphras"</w:t>
       </w:r>
     </w:p>
@@ -9043,21 +7733,6 @@
           <w:b/>
           <w:lang w:val="en_US" w:bidi="en_US"/>
         </w:rPr>
-        <w:t>ἐν Χριστῷ Ἰησοῦ</w:t>
-      </w:r>
-    </w:p>
-    <w:p>
-      <w:pPr/>
-      <w:r>
-        <w:rPr>
-          <w:lang w:val="en_US" w:bidi="en_US"/>
-        </w:rPr>
-      </w:r>
-      <w:r>
-        <w:rPr>
-          <w:b/>
-          <w:lang w:val="en_US" w:bidi="en_US"/>
-        </w:rPr>
         <w:t>"in Christ Jesus"</w:t>
       </w:r>
     </w:p>
@@ -9134,21 +7809,6 @@
           <w:b/>
           <w:lang w:val="en_US" w:bidi="en_US"/>
         </w:rPr>
-        <w:t>Μᾶρκος, Ἀρίσταρχος, Δημᾶς, Λουκᾶς</w:t>
-      </w:r>
-    </w:p>
-    <w:p>
-      <w:pPr/>
-      <w:r>
-        <w:rPr>
-          <w:lang w:val="en_US" w:bidi="en_US"/>
-        </w:rPr>
-      </w:r>
-      <w:r>
-        <w:rPr>
-          <w:b/>
-          <w:lang w:val="en_US" w:bidi="en_US"/>
-        </w:rPr>
         <w:t>"Mark, Aristarchus, Demas, {and} Luke"</w:t>
       </w:r>
     </w:p>
@@ -9232,21 +7892,6 @@
           <w:b/>
           <w:lang w:val="en_US" w:bidi="en_US"/>
         </w:rPr>
-        <w:t>Μᾶρκος, Ἀρίσταρχος, Δημᾶς, Λουκᾶς</w:t>
-      </w:r>
-    </w:p>
-    <w:p>
-      <w:pPr/>
-      <w:r>
-        <w:rPr>
-          <w:lang w:val="en_US" w:bidi="en_US"/>
-        </w:rPr>
-      </w:r>
-      <w:r>
-        <w:rPr>
-          <w:b/>
-          <w:lang w:val="en_US" w:bidi="en_US"/>
-        </w:rPr>
         <w:t>"Mark, Aristarchus, Demas, {and} Luke"</w:t>
       </w:r>
     </w:p>
@@ -9330,21 +7975,6 @@
           <w:b/>
           <w:lang w:val="en_US" w:bidi="en_US"/>
         </w:rPr>
-        <w:t>οἱ συνεργοί μου</w:t>
-      </w:r>
-    </w:p>
-    <w:p>
-      <w:pPr/>
-      <w:r>
-        <w:rPr>
-          <w:lang w:val="en_US" w:bidi="en_US"/>
-        </w:rPr>
-      </w:r>
-      <w:r>
-        <w:rPr>
-          <w:b/>
-          <w:lang w:val="en_US" w:bidi="en_US"/>
-        </w:rPr>
         <w:t>"my fellow workers"</w:t>
       </w:r>
     </w:p>
@@ -9408,21 +8038,6 @@
           <w:b/>
           <w:lang w:val="en_US" w:bidi="en_US"/>
         </w:rPr>
-        <w:t>μετὰ τοῦ πνεύματος ὑμῶν</w:t>
-      </w:r>
-    </w:p>
-    <w:p>
-      <w:pPr/>
-      <w:r>
-        <w:rPr>
-          <w:lang w:val="en_US" w:bidi="en_US"/>
-        </w:rPr>
-      </w:r>
-      <w:r>
-        <w:rPr>
-          <w:b/>
-          <w:lang w:val="en_US" w:bidi="en_US"/>
-        </w:rPr>
         <w:t>"be} with your spirit"</w:t>
       </w:r>
     </w:p>
@@ -9519,21 +8134,6 @@
           <w:b/>
           <w:lang w:val="en_US" w:bidi="en_US"/>
         </w:rPr>
-        <w:t>ἡ χάρις τοῦ Κυρίου ἡμῶν, Ἰησοῦ Χριστοῦ</w:t>
-      </w:r>
-    </w:p>
-    <w:p>
-      <w:pPr/>
-      <w:r>
-        <w:rPr>
-          <w:lang w:val="en_US" w:bidi="en_US"/>
-        </w:rPr>
-      </w:r>
-      <w:r>
-        <w:rPr>
-          <w:b/>
-          <w:lang w:val="en_US" w:bidi="en_US"/>
-        </w:rPr>
         <w:t>"The grace of our Lord Jesus Christ"</w:t>
       </w:r>
     </w:p>
@@ -9616,21 +8216,6 @@
         <w:rPr>
           <w:lang w:val="en_US" w:bidi="en_US"/>
         </w:rPr>
-      </w:r>
-    </w:p>
-    <w:p>
-      <w:pPr/>
-      <w:r>
-        <w:rPr>
-          <w:lang w:val="en_US" w:bidi="en_US"/>
-        </w:rPr>
-      </w:r>
-      <w:r>
-        <w:rPr>
-          <w:b/>
-          <w:lang w:val="en_US" w:bidi="en_US"/>
-        </w:rPr>
-        <w:t>ὑμῶν</w:t>
       </w:r>
     </w:p>
     <w:p>

--- a/eng/docx/57.content.docx
+++ b/eng/docx/57.content.docx
@@ -28,15 +28,49 @@
       </w:r>
     </w:p>
     <w:p>
-      <w:pPr/>
-      <w:r>
-        <w:rPr>
-          <w:lang w:val="en_US" w:bidi="en_US"/>
-        </w:rPr>
-      </w:r>
-      <w:r>
-        <w:rPr>
-          <w:b/>
+      <w:pPr>
+        <w:pStyle w:val="Heading2"/>
+      </w:pPr>
+      <w:r>
+        <w:rPr>
+          <w:lang w:val="en_US" w:bidi="en_US"/>
+        </w:rPr>
+        <w:t>License Information</w:t>
+      </w:r>
+      <w:r>
+        <w:rPr>
+          <w:lang w:val="en_US" w:bidi="en_US"/>
+        </w:rPr>
+      </w:r>
+    </w:p>
+    <w:p>
+      <w:pPr/>
+      <w:r>
+        <w:rPr>
+          <w:lang w:val="en_US" w:bidi="en_US"/>
+        </w:rPr>
+      </w:r>
+      <w:r>
+        <w:rPr>
+          <w:b/>
+          <w:lang w:val="en_US" w:bidi="en_US"/>
+        </w:rPr>
+        <w:t>Translation Notes (unfoldingWord)</w:t>
+      </w:r>
+      <w:r>
+        <w:rPr>
+          <w:lang w:val="en_US" w:bidi="en_US"/>
+        </w:rPr>
+        <w:t xml:space="preserve"> is based on</w:t>
+      </w:r>
+      <w:r>
+        <w:rPr>
+          <w:lang w:val="en_US" w:bidi="en_US"/>
+        </w:rPr>
+        <w:t xml:space="preserve">: </w:t>
+      </w:r>
+      <w:r>
+        <w:rPr>
           <w:lang w:val="en_US" w:bidi="en_US"/>
         </w:rPr>
         <w:t>unfoldingWord® Translation Notes</w:t>
@@ -45,31 +79,62 @@
         <w:rPr>
           <w:lang w:val="en_US" w:bidi="en_US"/>
         </w:rPr>
-        <w:t xml:space="preserve"> © 2022 unfoldingWord. Released under CC BY-SA 4.0 license. </w:t>
-      </w:r>
-      <w:r>
-        <w:rPr>
-          <w:lang w:val="en_US" w:bidi="en_US"/>
-        </w:rPr>
-        <w:t>unfoldingWord® Translation Notes</w:t>
-      </w:r>
-      <w:r>
-        <w:rPr>
-          <w:lang w:val="en_US" w:bidi="en_US"/>
-        </w:rPr>
-        <w:t xml:space="preserve"> has been adapted in the following languages: Tok Pisin, Arabic (عربي), French (Français), Hindi (हिंदी), Indonesian (Bahasa Indonesia), Portuguese (Português), Russian (Русский), Spanish (Español), Swahili (Kiswahili), and Simplified Chinese (简体中文) from </w:t>
-      </w:r>
-      <w:r>
-        <w:rPr>
-          <w:lang w:val="en_US" w:bidi="en_US"/>
-        </w:rPr>
-        <w:t>unfoldingWord® Translation Notes</w:t>
-      </w:r>
-      <w:r>
-        <w:rPr>
-          <w:lang w:val="en_US" w:bidi="en_US"/>
-        </w:rPr>
-        <w:t xml:space="preserve"> © 2022 unfoldingWord. Released under CC BY-SA 4.0 license by Mission Mutual</w:t>
+        <w:t xml:space="preserve">, </w:t>
+      </w:r>
+      <w:hyperlink r:id="rId13">
+        <w:r>
+          <w:rPr>
+            <w:lang w:val="en_US" w:bidi="en_US"/>
+          </w:rPr>
+          <w:rPr>
+            <w:color w:val="0000EE"/>
+            <w:u w:val="single"/>
+          </w:rPr>
+          <w:t>unfoldingWord</w:t>
+        </w:r>
+      </w:hyperlink>
+      <w:r>
+        <w:rPr>
+          <w:lang w:val="en_US" w:bidi="en_US"/>
+        </w:rPr>
+        <w:t xml:space="preserve">, 2022, which is licensed under a </w:t>
+      </w:r>
+      <w:hyperlink r:id="rId14">
+        <w:r>
+          <w:rPr>
+            <w:lang w:val="en_US" w:bidi="en_US"/>
+          </w:rPr>
+          <w:rPr>
+            <w:color w:val="0000EE"/>
+            <w:u w:val="single"/>
+          </w:rPr>
+          <w:t>CC BY-SA 4.0 license</w:t>
+        </w:r>
+      </w:hyperlink>
+      <w:r>
+        <w:rPr>
+          <w:lang w:val="en_US" w:bidi="en_US"/>
+        </w:rPr>
+        <w:t>.</w:t>
+      </w:r>
+      <w:r>
+        <w:rPr>
+          <w:lang w:val="en_US" w:bidi="en_US"/>
+        </w:rPr>
+      </w:r>
+    </w:p>
+    <w:p>
+      <w:pPr/>
+      <w:r>
+        <w:rPr>
+          <w:lang w:val="en_US" w:bidi="en_US"/>
+        </w:rPr>
+      </w:r>
+      <w:r>
+        <w:rPr>
+          <w:lang w:val="en_US" w:bidi="en_US"/>
+        </w:rPr>
+        <w:t>This PDF version is provided under the same license.</w:t>
       </w:r>
       <w:r>
         <w:rPr>
@@ -230,6 +295,21 @@
           <w:b/>
           <w:lang w:val="en_US" w:bidi="en_US"/>
         </w:rPr>
+        <w:t>Παῦλος</w:t>
+      </w:r>
+    </w:p>
+    <w:p>
+      <w:pPr/>
+      <w:r>
+        <w:rPr>
+          <w:lang w:val="en_US" w:bidi="en_US"/>
+        </w:rPr>
+      </w:r>
+      <w:r>
+        <w:rPr>
+          <w:b/>
+          <w:lang w:val="en_US" w:bidi="en_US"/>
+        </w:rPr>
         <w:t>"Paul"</w:t>
       </w:r>
     </w:p>
@@ -313,6 +393,21 @@
           <w:b/>
           <w:lang w:val="en_US" w:bidi="en_US"/>
         </w:rPr>
+        <w:t>δέσμιος Χριστοῦ Ἰησοῦ</w:t>
+      </w:r>
+    </w:p>
+    <w:p>
+      <w:pPr/>
+      <w:r>
+        <w:rPr>
+          <w:lang w:val="en_US" w:bidi="en_US"/>
+        </w:rPr>
+      </w:r>
+      <w:r>
+        <w:rPr>
+          <w:b/>
+          <w:lang w:val="en_US" w:bidi="en_US"/>
+        </w:rPr>
         <w:t>"a prisoner of Christ Jesus"</w:t>
       </w:r>
     </w:p>
@@ -376,6 +471,21 @@
           <w:b/>
           <w:lang w:val="en_US" w:bidi="en_US"/>
         </w:rPr>
+        <w:t>ὁ ἀδελφὸς</w:t>
+      </w:r>
+    </w:p>
+    <w:p>
+      <w:pPr/>
+      <w:r>
+        <w:rPr>
+          <w:lang w:val="en_US" w:bidi="en_US"/>
+        </w:rPr>
+      </w:r>
+      <w:r>
+        <w:rPr>
+          <w:b/>
+          <w:lang w:val="en_US" w:bidi="en_US"/>
+        </w:rPr>
         <w:t>"our brother"</w:t>
       </w:r>
     </w:p>
@@ -452,6 +562,21 @@
           <w:b/>
           <w:lang w:val="en_US" w:bidi="en_US"/>
         </w:rPr>
+        <w:t>ὁ ἀδελφὸς</w:t>
+      </w:r>
+    </w:p>
+    <w:p>
+      <w:pPr/>
+      <w:r>
+        <w:rPr>
+          <w:lang w:val="en_US" w:bidi="en_US"/>
+        </w:rPr>
+      </w:r>
+      <w:r>
+        <w:rPr>
+          <w:b/>
+          <w:lang w:val="en_US" w:bidi="en_US"/>
+        </w:rPr>
         <w:t>"our brother"</w:t>
       </w:r>
     </w:p>
@@ -561,6 +686,21 @@
           <w:b/>
           <w:lang w:val="en_US" w:bidi="en_US"/>
         </w:rPr>
+        <w:t>Φιλήμονι</w:t>
+      </w:r>
+    </w:p>
+    <w:p>
+      <w:pPr/>
+      <w:r>
+        <w:rPr>
+          <w:lang w:val="en_US" w:bidi="en_US"/>
+        </w:rPr>
+      </w:r>
+      <w:r>
+        <w:rPr>
+          <w:b/>
+          <w:lang w:val="en_US" w:bidi="en_US"/>
+        </w:rPr>
         <w:t>"to Philemon"</w:t>
       </w:r>
     </w:p>
@@ -651,6 +791,21 @@
           <w:b/>
           <w:lang w:val="en_US" w:bidi="en_US"/>
         </w:rPr>
+        <w:t>Φιλήμονι</w:t>
+      </w:r>
+    </w:p>
+    <w:p>
+      <w:pPr/>
+      <w:r>
+        <w:rPr>
+          <w:lang w:val="en_US" w:bidi="en_US"/>
+        </w:rPr>
+      </w:r>
+      <w:r>
+        <w:rPr>
+          <w:b/>
+          <w:lang w:val="en_US" w:bidi="en_US"/>
+        </w:rPr>
         <w:t>"to Philemon"</w:t>
       </w:r>
     </w:p>
@@ -747,6 +902,21 @@
           <w:b/>
           <w:lang w:val="en_US" w:bidi="en_US"/>
         </w:rPr>
+        <w:t>ἡμῶν</w:t>
+      </w:r>
+    </w:p>
+    <w:p>
+      <w:pPr/>
+      <w:r>
+        <w:rPr>
+          <w:lang w:val="en_US" w:bidi="en_US"/>
+        </w:rPr>
+      </w:r>
+      <w:r>
+        <w:rPr>
+          <w:b/>
+          <w:lang w:val="en_US" w:bidi="en_US"/>
+        </w:rPr>
         <w:t>"our"</w:t>
       </w:r>
     </w:p>
@@ -843,6 +1013,21 @@
           <w:b/>
           <w:lang w:val="en_US" w:bidi="en_US"/>
         </w:rPr>
+        <w:t>καὶ συνεργῷ ἡμῶν</w:t>
+      </w:r>
+    </w:p>
+    <w:p>
+      <w:pPr/>
+      <w:r>
+        <w:rPr>
+          <w:lang w:val="en_US" w:bidi="en_US"/>
+        </w:rPr>
+      </w:r>
+      <w:r>
+        <w:rPr>
+          <w:b/>
+          <w:lang w:val="en_US" w:bidi="en_US"/>
+        </w:rPr>
         <w:t>"and our fellow worker"</w:t>
       </w:r>
     </w:p>
@@ -906,6 +1091,21 @@
           <w:b/>
           <w:lang w:val="en_US" w:bidi="en_US"/>
         </w:rPr>
+        <w:t>Ἀπφίᾳ</w:t>
+      </w:r>
+    </w:p>
+    <w:p>
+      <w:pPr/>
+      <w:r>
+        <w:rPr>
+          <w:lang w:val="en_US" w:bidi="en_US"/>
+        </w:rPr>
+      </w:r>
+      <w:r>
+        <w:rPr>
+          <w:b/>
+          <w:lang w:val="en_US" w:bidi="en_US"/>
+        </w:rPr>
         <w:t>"to Apphia"</w:t>
       </w:r>
     </w:p>
@@ -996,6 +1196,21 @@
           <w:b/>
           <w:lang w:val="en_US" w:bidi="en_US"/>
         </w:rPr>
+        <w:t>τῇ ἀδελφῇ</w:t>
+      </w:r>
+    </w:p>
+    <w:p>
+      <w:pPr/>
+      <w:r>
+        <w:rPr>
+          <w:lang w:val="en_US" w:bidi="en_US"/>
+        </w:rPr>
+      </w:r>
+      <w:r>
+        <w:rPr>
+          <w:b/>
+          <w:lang w:val="en_US" w:bidi="en_US"/>
+        </w:rPr>
         <w:t>"our sister"</w:t>
       </w:r>
     </w:p>
@@ -1105,6 +1320,21 @@
           <w:b/>
           <w:lang w:val="en_US" w:bidi="en_US"/>
         </w:rPr>
+        <w:t>τῇ ἀδελφῇ</w:t>
+      </w:r>
+    </w:p>
+    <w:p>
+      <w:pPr/>
+      <w:r>
+        <w:rPr>
+          <w:lang w:val="en_US" w:bidi="en_US"/>
+        </w:rPr>
+      </w:r>
+      <w:r>
+        <w:rPr>
+          <w:b/>
+          <w:lang w:val="en_US" w:bidi="en_US"/>
+        </w:rPr>
         <w:t>"our sister"</w:t>
       </w:r>
     </w:p>
@@ -1201,6 +1431,21 @@
           <w:b/>
           <w:lang w:val="en_US" w:bidi="en_US"/>
         </w:rPr>
+        <w:t>ἡμῶν</w:t>
+      </w:r>
+    </w:p>
+    <w:p>
+      <w:pPr/>
+      <w:r>
+        <w:rPr>
+          <w:lang w:val="en_US" w:bidi="en_US"/>
+        </w:rPr>
+      </w:r>
+      <w:r>
+        <w:rPr>
+          <w:b/>
+          <w:lang w:val="en_US" w:bidi="en_US"/>
+        </w:rPr>
         <w:t>"our"</w:t>
       </w:r>
     </w:p>
@@ -1297,6 +1542,21 @@
           <w:b/>
           <w:lang w:val="en_US" w:bidi="en_US"/>
         </w:rPr>
+        <w:t>Ἀπφίᾳ &amp; Ἀρχίππῳ &amp; τῇ &amp; ἐκκλησίᾳ</w:t>
+      </w:r>
+    </w:p>
+    <w:p>
+      <w:pPr/>
+      <w:r>
+        <w:rPr>
+          <w:lang w:val="en_US" w:bidi="en_US"/>
+        </w:rPr>
+      </w:r>
+      <w:r>
+        <w:rPr>
+          <w:b/>
+          <w:lang w:val="en_US" w:bidi="en_US"/>
+        </w:rPr>
         <w:t>"to Apphia"</w:t>
       </w:r>
       <w:r>
@@ -1425,6 +1685,21 @@
           <w:b/>
           <w:lang w:val="en_US" w:bidi="en_US"/>
         </w:rPr>
+        <w:t>Ἀρχίππῳ</w:t>
+      </w:r>
+    </w:p>
+    <w:p>
+      <w:pPr/>
+      <w:r>
+        <w:rPr>
+          <w:lang w:val="en_US" w:bidi="en_US"/>
+        </w:rPr>
+      </w:r>
+      <w:r>
+        <w:rPr>
+          <w:b/>
+          <w:lang w:val="en_US" w:bidi="en_US"/>
+        </w:rPr>
         <w:t>"to Archippus"</w:t>
       </w:r>
     </w:p>
@@ -1515,6 +1790,21 @@
           <w:b/>
           <w:lang w:val="en_US" w:bidi="en_US"/>
         </w:rPr>
+        <w:t>τῷ συνστρατιώτῃ ἡμῶν</w:t>
+      </w:r>
+    </w:p>
+    <w:p>
+      <w:pPr/>
+      <w:r>
+        <w:rPr>
+          <w:lang w:val="en_US" w:bidi="en_US"/>
+        </w:rPr>
+      </w:r>
+      <w:r>
+        <w:rPr>
+          <w:b/>
+          <w:lang w:val="en_US" w:bidi="en_US"/>
+        </w:rPr>
         <w:t>"our fellow soldier"</w:t>
       </w:r>
     </w:p>
@@ -1598,6 +1888,21 @@
           <w:b/>
           <w:lang w:val="en_US" w:bidi="en_US"/>
         </w:rPr>
+        <w:t>καὶ τῇ κατ’ οἶκόν σου ἐκκλησίᾳ</w:t>
+      </w:r>
+    </w:p>
+    <w:p>
+      <w:pPr/>
+      <w:r>
+        <w:rPr>
+          <w:lang w:val="en_US" w:bidi="en_US"/>
+        </w:rPr>
+      </w:r>
+      <w:r>
+        <w:rPr>
+          <w:b/>
+          <w:lang w:val="en_US" w:bidi="en_US"/>
+        </w:rPr>
         <w:t>"and to the church in your house"</w:t>
       </w:r>
     </w:p>
@@ -1674,6 +1979,21 @@
           <w:b/>
           <w:lang w:val="en_US" w:bidi="en_US"/>
         </w:rPr>
+        <w:t>χάρις ὑμῖν καὶ εἰρήνη, ἀπὸ Θεοῦ Πατρὸς ἡμῶν καὶ Κυρίου ἡμῶν Ἰησοῦ Χριστοῦ</w:t>
+      </w:r>
+    </w:p>
+    <w:p>
+      <w:pPr/>
+      <w:r>
+        <w:rPr>
+          <w:lang w:val="en_US" w:bidi="en_US"/>
+        </w:rPr>
+      </w:r>
+      <w:r>
+        <w:rPr>
+          <w:b/>
+          <w:lang w:val="en_US" w:bidi="en_US"/>
+        </w:rPr>
         <w:t>"Grace to you and peace from God our Father and our Lord Jesus Christ"</w:t>
       </w:r>
     </w:p>
@@ -1757,6 +2077,21 @@
           <w:b/>
           <w:lang w:val="en_US" w:bidi="en_US"/>
         </w:rPr>
+        <w:t>χάρις ὑμῖν καὶ εἰρήνη, ἀπὸ Θεοῦ Πατρὸς ἡμῶν καὶ Κυρίου ἡμῶν Ἰησοῦ Χριστοῦ.</w:t>
+      </w:r>
+    </w:p>
+    <w:p>
+      <w:pPr/>
+      <w:r>
+        <w:rPr>
+          <w:lang w:val="en_US" w:bidi="en_US"/>
+        </w:rPr>
+      </w:r>
+      <w:r>
+        <w:rPr>
+          <w:b/>
+          <w:lang w:val="en_US" w:bidi="en_US"/>
+        </w:rPr>
         <w:t>"Grace to you and peace from God our Father and our Lord Jesus Christ"</w:t>
       </w:r>
     </w:p>
@@ -1866,6 +2201,21 @@
           <w:b/>
           <w:lang w:val="en_US" w:bidi="en_US"/>
         </w:rPr>
+        <w:t>ἡμῶν &amp; ἡμῶν</w:t>
+      </w:r>
+    </w:p>
+    <w:p>
+      <w:pPr/>
+      <w:r>
+        <w:rPr>
+          <w:lang w:val="en_US" w:bidi="en_US"/>
+        </w:rPr>
+      </w:r>
+      <w:r>
+        <w:rPr>
+          <w:b/>
+          <w:lang w:val="en_US" w:bidi="en_US"/>
+        </w:rPr>
         <w:t>"our"</w:t>
       </w:r>
       <w:r>
@@ -2071,6 +2421,21 @@
           <w:b/>
           <w:lang w:val="en_US" w:bidi="en_US"/>
         </w:rPr>
+        <w:t>Πατρὸς</w:t>
+      </w:r>
+    </w:p>
+    <w:p>
+      <w:pPr/>
+      <w:r>
+        <w:rPr>
+          <w:lang w:val="en_US" w:bidi="en_US"/>
+        </w:rPr>
+      </w:r>
+      <w:r>
+        <w:rPr>
+          <w:b/>
+          <w:lang w:val="en_US" w:bidi="en_US"/>
+        </w:rPr>
         <w:t>"Father"</w:t>
       </w:r>
     </w:p>
@@ -2161,6 +2526,21 @@
           <w:b/>
           <w:lang w:val="en_US" w:bidi="en_US"/>
         </w:rPr>
+        <w:t>σου</w:t>
+      </w:r>
+    </w:p>
+    <w:p>
+      <w:pPr/>
+      <w:r>
+        <w:rPr>
+          <w:lang w:val="en_US" w:bidi="en_US"/>
+        </w:rPr>
+      </w:r>
+      <w:r>
+        <w:rPr>
+          <w:b/>
+          <w:lang w:val="en_US" w:bidi="en_US"/>
+        </w:rPr>
         <w:t>"of you"</w:t>
       </w:r>
     </w:p>
@@ -2257,6 +2637,21 @@
           <w:b/>
           <w:lang w:val="en_US" w:bidi="en_US"/>
         </w:rPr>
+        <w:t>ἀκούων σου τὴν ἀγάπην καὶ τὴν πίστιν, ἣν ἔχεις πρὸς τὸν Κύριον Ἰησοῦν, καὶ εἰς πάντας τοὺς ἁγίους</w:t>
+      </w:r>
+    </w:p>
+    <w:p>
+      <w:pPr/>
+      <w:r>
+        <w:rPr>
+          <w:lang w:val="en_US" w:bidi="en_US"/>
+        </w:rPr>
+      </w:r>
+      <w:r>
+        <w:rPr>
+          <w:b/>
+          <w:lang w:val="en_US" w:bidi="en_US"/>
+        </w:rPr>
         <w:t>"hearing of your love and the faith that you have in the Lord Jesus and for all the saints"</w:t>
       </w:r>
     </w:p>
@@ -2366,6 +2761,21 @@
           <w:b/>
           <w:lang w:val="en_US" w:bidi="en_US"/>
         </w:rPr>
+        <w:t>ἀκούων σου τὴν ἀγάπην καὶ τὴν πίστιν, ἣν ἔχεις πρὸς τὸν Κύριον Ἰησοῦν, καὶ εἰς πάντας τοὺς ἁγίους</w:t>
+      </w:r>
+    </w:p>
+    <w:p>
+      <w:pPr/>
+      <w:r>
+        <w:rPr>
+          <w:lang w:val="en_US" w:bidi="en_US"/>
+        </w:rPr>
+      </w:r>
+      <w:r>
+        <w:rPr>
+          <w:b/>
+          <w:lang w:val="en_US" w:bidi="en_US"/>
+        </w:rPr>
         <w:t>"hearing of your love and the faith that you have in the Lord Jesus and for all the saints"</w:t>
       </w:r>
     </w:p>
@@ -2449,6 +2859,21 @@
           <w:b/>
           <w:lang w:val="en_US" w:bidi="en_US"/>
         </w:rPr>
+        <w:t>σου &amp; ἔχεις</w:t>
+      </w:r>
+    </w:p>
+    <w:p>
+      <w:pPr/>
+      <w:r>
+        <w:rPr>
+          <w:lang w:val="en_US" w:bidi="en_US"/>
+        </w:rPr>
+      </w:r>
+      <w:r>
+        <w:rPr>
+          <w:b/>
+          <w:lang w:val="en_US" w:bidi="en_US"/>
+        </w:rPr>
         <w:t>"your"</w:t>
       </w:r>
       <w:r>
@@ -2571,6 +2996,21 @@
           <w:b/>
           <w:lang w:val="en_US" w:bidi="en_US"/>
         </w:rPr>
+        <w:t>ὅπως</w:t>
+      </w:r>
+    </w:p>
+    <w:p>
+      <w:pPr/>
+      <w:r>
+        <w:rPr>
+          <w:lang w:val="en_US" w:bidi="en_US"/>
+        </w:rPr>
+      </w:r>
+      <w:r>
+        <w:rPr>
+          <w:b/>
+          <w:lang w:val="en_US" w:bidi="en_US"/>
+        </w:rPr>
         <w:t>"that"</w:t>
       </w:r>
     </w:p>
@@ -2667,6 +3107,21 @@
           <w:b/>
           <w:lang w:val="en_US" w:bidi="en_US"/>
         </w:rPr>
+        <w:t>ἡ κοινωνία τῆς πίστεώς σου</w:t>
+      </w:r>
+    </w:p>
+    <w:p>
+      <w:pPr/>
+      <w:r>
+        <w:rPr>
+          <w:lang w:val="en_US" w:bidi="en_US"/>
+        </w:rPr>
+      </w:r>
+      <w:r>
+        <w:rPr>
+          <w:b/>
+          <w:lang w:val="en_US" w:bidi="en_US"/>
+        </w:rPr>
         <w:t>"the fellowship of your faith"</w:t>
       </w:r>
     </w:p>
@@ -2763,6 +3218,21 @@
           <w:b/>
           <w:lang w:val="en_US" w:bidi="en_US"/>
         </w:rPr>
+        <w:t>ἡ κοινωνία τῆς πίστεώς σου, ἐνεργὴς γένηται ἐν ἐπιγνώσει παντὸς ἀγαθοῦ τοῦ ἐν ἡμῖν εἰς Χριστόν.</w:t>
+      </w:r>
+    </w:p>
+    <w:p>
+      <w:pPr/>
+      <w:r>
+        <w:rPr>
+          <w:lang w:val="en_US" w:bidi="en_US"/>
+        </w:rPr>
+      </w:r>
+      <w:r>
+        <w:rPr>
+          <w:b/>
+          <w:lang w:val="en_US" w:bidi="en_US"/>
+        </w:rPr>
         <w:t>"the fellowship of your faith may become effective through the knowledge of everything good {that is} among us for Christ"</w:t>
       </w:r>
     </w:p>
@@ -2872,6 +3342,21 @@
           <w:b/>
           <w:lang w:val="en_US" w:bidi="en_US"/>
         </w:rPr>
+        <w:t>ἐν ἐπιγνώσει παντὸς ἀγαθοῦ</w:t>
+      </w:r>
+    </w:p>
+    <w:p>
+      <w:pPr/>
+      <w:r>
+        <w:rPr>
+          <w:lang w:val="en_US" w:bidi="en_US"/>
+        </w:rPr>
+      </w:r>
+      <w:r>
+        <w:rPr>
+          <w:b/>
+          <w:lang w:val="en_US" w:bidi="en_US"/>
+        </w:rPr>
         <w:t>"through the knowledge of everything good"</w:t>
       </w:r>
     </w:p>
@@ -2955,6 +3440,21 @@
           <w:b/>
           <w:lang w:val="en_US" w:bidi="en_US"/>
         </w:rPr>
+        <w:t>εἰς Χριστόν</w:t>
+      </w:r>
+    </w:p>
+    <w:p>
+      <w:pPr/>
+      <w:r>
+        <w:rPr>
+          <w:lang w:val="en_US" w:bidi="en_US"/>
+        </w:rPr>
+      </w:r>
+      <w:r>
+        <w:rPr>
+          <w:b/>
+          <w:lang w:val="en_US" w:bidi="en_US"/>
+        </w:rPr>
         <w:t>"for Christ"</w:t>
       </w:r>
     </w:p>
@@ -3051,6 +3551,21 @@
           <w:b/>
           <w:lang w:val="en_US" w:bidi="en_US"/>
         </w:rPr>
+        <w:t>χαρὰν γὰρ πολλὴν ἔσχον καὶ παράκλησιν</w:t>
+      </w:r>
+    </w:p>
+    <w:p>
+      <w:pPr/>
+      <w:r>
+        <w:rPr>
+          <w:lang w:val="en_US" w:bidi="en_US"/>
+        </w:rPr>
+      </w:r>
+      <w:r>
+        <w:rPr>
+          <w:b/>
+          <w:lang w:val="en_US" w:bidi="en_US"/>
+        </w:rPr>
         <w:t>"For I had much joy and comfort"</w:t>
       </w:r>
     </w:p>
@@ -3160,6 +3675,21 @@
           <w:b/>
           <w:lang w:val="en_US" w:bidi="en_US"/>
         </w:rPr>
+        <w:t>ἐπὶ τῇ ἀγάπῃ σου</w:t>
+      </w:r>
+    </w:p>
+    <w:p>
+      <w:pPr/>
+      <w:r>
+        <w:rPr>
+          <w:lang w:val="en_US" w:bidi="en_US"/>
+        </w:rPr>
+      </w:r>
+      <w:r>
+        <w:rPr>
+          <w:b/>
+          <w:lang w:val="en_US" w:bidi="en_US"/>
+        </w:rPr>
         <w:t>"because of your love"</w:t>
       </w:r>
     </w:p>
@@ -3256,6 +3786,21 @@
           <w:b/>
           <w:lang w:val="en_US" w:bidi="en_US"/>
         </w:rPr>
+        <w:t>τὰ σπλάγχνα τῶν ἁγίων ἀναπέπαυται διὰ σοῦ</w:t>
+      </w:r>
+    </w:p>
+    <w:p>
+      <w:pPr/>
+      <w:r>
+        <w:rPr>
+          <w:lang w:val="en_US" w:bidi="en_US"/>
+        </w:rPr>
+      </w:r>
+      <w:r>
+        <w:rPr>
+          <w:b/>
+          <w:lang w:val="en_US" w:bidi="en_US"/>
+        </w:rPr>
         <w:t>"the inner parts of the saints are being refreshed by you"</w:t>
       </w:r>
     </w:p>
@@ -3339,6 +3884,21 @@
           <w:b/>
           <w:lang w:val="en_US" w:bidi="en_US"/>
         </w:rPr>
+        <w:t>τὰ σπλάγχνα τῶν ἁγίων</w:t>
+      </w:r>
+    </w:p>
+    <w:p>
+      <w:pPr/>
+      <w:r>
+        <w:rPr>
+          <w:lang w:val="en_US" w:bidi="en_US"/>
+        </w:rPr>
+      </w:r>
+      <w:r>
+        <w:rPr>
+          <w:b/>
+          <w:lang w:val="en_US" w:bidi="en_US"/>
+        </w:rPr>
         <w:t>"the inner parts of the saints"</w:t>
       </w:r>
     </w:p>
@@ -3435,6 +3995,21 @@
           <w:b/>
           <w:lang w:val="en_US" w:bidi="en_US"/>
         </w:rPr>
+        <w:t>τὰ σπλάγχνα τῶν ἁγίων ἀναπέπαυται διὰ σοῦ</w:t>
+      </w:r>
+    </w:p>
+    <w:p>
+      <w:pPr/>
+      <w:r>
+        <w:rPr>
+          <w:lang w:val="en_US" w:bidi="en_US"/>
+        </w:rPr>
+      </w:r>
+      <w:r>
+        <w:rPr>
+          <w:b/>
+          <w:lang w:val="en_US" w:bidi="en_US"/>
+        </w:rPr>
         <w:t>"the inner parts of the saints are being refreshed by you"</w:t>
       </w:r>
     </w:p>
@@ -3531,6 +4106,21 @@
           <w:b/>
           <w:lang w:val="en_US" w:bidi="en_US"/>
         </w:rPr>
+        <w:t>σοῦ, ἀδελφέ</w:t>
+      </w:r>
+    </w:p>
+    <w:p>
+      <w:pPr/>
+      <w:r>
+        <w:rPr>
+          <w:lang w:val="en_US" w:bidi="en_US"/>
+        </w:rPr>
+      </w:r>
+      <w:r>
+        <w:rPr>
+          <w:b/>
+          <w:lang w:val="en_US" w:bidi="en_US"/>
+        </w:rPr>
         <w:t>"you, brother"</w:t>
       </w:r>
     </w:p>
@@ -3690,6 +4280,21 @@
           <w:b/>
           <w:lang w:val="en_US" w:bidi="en_US"/>
         </w:rPr>
+        <w:t>πολλὴν ἐν Χριστῷ παρρησίαν</w:t>
+      </w:r>
+    </w:p>
+    <w:p>
+      <w:pPr/>
+      <w:r>
+        <w:rPr>
+          <w:lang w:val="en_US" w:bidi="en_US"/>
+        </w:rPr>
+      </w:r>
+      <w:r>
+        <w:rPr>
+          <w:b/>
+          <w:lang w:val="en_US" w:bidi="en_US"/>
+        </w:rPr>
         <w:t>"much boldness in Christ"</w:t>
       </w:r>
     </w:p>
@@ -3753,6 +4358,21 @@
           <w:b/>
           <w:lang w:val="en_US" w:bidi="en_US"/>
         </w:rPr>
+        <w:t>διό</w:t>
+      </w:r>
+    </w:p>
+    <w:p>
+      <w:pPr/>
+      <w:r>
+        <w:rPr>
+          <w:lang w:val="en_US" w:bidi="en_US"/>
+        </w:rPr>
+      </w:r>
+      <w:r>
+        <w:rPr>
+          <w:b/>
+          <w:lang w:val="en_US" w:bidi="en_US"/>
+        </w:rPr>
         <w:t>"Therefore"</w:t>
       </w:r>
     </w:p>
@@ -3849,6 +4469,21 @@
           <w:b/>
           <w:lang w:val="en_US" w:bidi="en_US"/>
         </w:rPr>
+        <w:t>διὰ τὴν ἀγάπην</w:t>
+      </w:r>
+    </w:p>
+    <w:p>
+      <w:pPr/>
+      <w:r>
+        <w:rPr>
+          <w:lang w:val="en_US" w:bidi="en_US"/>
+        </w:rPr>
+      </w:r>
+      <w:r>
+        <w:rPr>
+          <w:b/>
+          <w:lang w:val="en_US" w:bidi="en_US"/>
+        </w:rPr>
         <w:t>"because of love"</w:t>
       </w:r>
     </w:p>
@@ -3945,6 +4580,21 @@
           <w:b/>
           <w:lang w:val="en_US" w:bidi="en_US"/>
         </w:rPr>
+        <w:t>δέσμιος Χριστοῦ Ἰησοῦ</w:t>
+      </w:r>
+    </w:p>
+    <w:p>
+      <w:pPr/>
+      <w:r>
+        <w:rPr>
+          <w:lang w:val="en_US" w:bidi="en_US"/>
+        </w:rPr>
+      </w:r>
+      <w:r>
+        <w:rPr>
+          <w:b/>
+          <w:lang w:val="en_US" w:bidi="en_US"/>
+        </w:rPr>
         <w:t>"a prisoner of Christ Jesus"</w:t>
       </w:r>
     </w:p>
@@ -4008,6 +4658,21 @@
           <w:b/>
           <w:lang w:val="en_US" w:bidi="en_US"/>
         </w:rPr>
+        <w:t>Ὀνήσιμον</w:t>
+      </w:r>
+    </w:p>
+    <w:p>
+      <w:pPr/>
+      <w:r>
+        <w:rPr>
+          <w:lang w:val="en_US" w:bidi="en_US"/>
+        </w:rPr>
+      </w:r>
+      <w:r>
+        <w:rPr>
+          <w:b/>
+          <w:lang w:val="en_US" w:bidi="en_US"/>
+        </w:rPr>
         <w:t>"Onesimus"</w:t>
       </w:r>
     </w:p>
@@ -4098,6 +4763,21 @@
           <w:b/>
           <w:lang w:val="en_US" w:bidi="en_US"/>
         </w:rPr>
+        <w:t>Ὀνήσιμον</w:t>
+      </w:r>
+    </w:p>
+    <w:p>
+      <w:pPr/>
+      <w:r>
+        <w:rPr>
+          <w:lang w:val="en_US" w:bidi="en_US"/>
+        </w:rPr>
+      </w:r>
+      <w:r>
+        <w:rPr>
+          <w:b/>
+          <w:lang w:val="en_US" w:bidi="en_US"/>
+        </w:rPr>
         <w:t>"Onesimus"</w:t>
       </w:r>
     </w:p>
@@ -4194,6 +4874,21 @@
           <w:b/>
           <w:lang w:val="en_US" w:bidi="en_US"/>
         </w:rPr>
+        <w:t>ὃν ἐγέννησα</w:t>
+      </w:r>
+    </w:p>
+    <w:p>
+      <w:pPr/>
+      <w:r>
+        <w:rPr>
+          <w:lang w:val="en_US" w:bidi="en_US"/>
+        </w:rPr>
+      </w:r>
+      <w:r>
+        <w:rPr>
+          <w:b/>
+          <w:lang w:val="en_US" w:bidi="en_US"/>
+        </w:rPr>
         <w:t>"whom I have fathered"</w:t>
       </w:r>
     </w:p>
@@ -4290,6 +4985,21 @@
           <w:b/>
           <w:lang w:val="en_US" w:bidi="en_US"/>
         </w:rPr>
+        <w:t>ἐν τοῖς δεσμοῖς</w:t>
+      </w:r>
+    </w:p>
+    <w:p>
+      <w:pPr/>
+      <w:r>
+        <w:rPr>
+          <w:lang w:val="en_US" w:bidi="en_US"/>
+        </w:rPr>
+      </w:r>
+      <w:r>
+        <w:rPr>
+          <w:b/>
+          <w:lang w:val="en_US" w:bidi="en_US"/>
+        </w:rPr>
         <w:t>"in my chains"</w:t>
       </w:r>
     </w:p>
@@ -4386,6 +5096,21 @@
           <w:b/>
           <w:lang w:val="en_US" w:bidi="en_US"/>
         </w:rPr>
+        <w:t>ὃν ἀνέπεμψά σοι</w:t>
+      </w:r>
+    </w:p>
+    <w:p>
+      <w:pPr/>
+      <w:r>
+        <w:rPr>
+          <w:lang w:val="en_US" w:bidi="en_US"/>
+        </w:rPr>
+      </w:r>
+      <w:r>
+        <w:rPr>
+          <w:b/>
+          <w:lang w:val="en_US" w:bidi="en_US"/>
+        </w:rPr>
         <w:t>"whom I have sent back to you"</w:t>
       </w:r>
     </w:p>
@@ -4449,6 +5174,21 @@
           <w:b/>
           <w:lang w:val="en_US" w:bidi="en_US"/>
         </w:rPr>
+        <w:t>τοῦτ’ ἔστιν τὰ ἐμὰ σπλάγχνα</w:t>
+      </w:r>
+    </w:p>
+    <w:p>
+      <w:pPr/>
+      <w:r>
+        <w:rPr>
+          <w:lang w:val="en_US" w:bidi="en_US"/>
+        </w:rPr>
+      </w:r>
+      <w:r>
+        <w:rPr>
+          <w:b/>
+          <w:lang w:val="en_US" w:bidi="en_US"/>
+        </w:rPr>
         <w:t>"this one is my inner parts"</w:t>
       </w:r>
     </w:p>
@@ -4545,6 +5285,21 @@
           <w:b/>
           <w:lang w:val="en_US" w:bidi="en_US"/>
         </w:rPr>
+        <w:t>τὰ ἐμὰ σπλάγχνα</w:t>
+      </w:r>
+    </w:p>
+    <w:p>
+      <w:pPr/>
+      <w:r>
+        <w:rPr>
+          <w:lang w:val="en_US" w:bidi="en_US"/>
+        </w:rPr>
+      </w:r>
+      <w:r>
+        <w:rPr>
+          <w:b/>
+          <w:lang w:val="en_US" w:bidi="en_US"/>
+        </w:rPr>
         <w:t>"my inner parts"</w:t>
       </w:r>
     </w:p>
@@ -4628,6 +5383,21 @@
           <w:b/>
           <w:lang w:val="en_US" w:bidi="en_US"/>
         </w:rPr>
+        <w:t>ἵνα ὑπὲρ σοῦ μοι διακονῇ</w:t>
+      </w:r>
+    </w:p>
+    <w:p>
+      <w:pPr/>
+      <w:r>
+        <w:rPr>
+          <w:lang w:val="en_US" w:bidi="en_US"/>
+        </w:rPr>
+      </w:r>
+      <w:r>
+        <w:rPr>
+          <w:b/>
+          <w:lang w:val="en_US" w:bidi="en_US"/>
+        </w:rPr>
         <w:t>"so that he might serve me on behalf of you"</w:t>
       </w:r>
     </w:p>
@@ -4691,6 +5461,21 @@
           <w:b/>
           <w:lang w:val="en_US" w:bidi="en_US"/>
         </w:rPr>
+        <w:t>ἐν τοῖς δεσμοῖς</w:t>
+      </w:r>
+    </w:p>
+    <w:p>
+      <w:pPr/>
+      <w:r>
+        <w:rPr>
+          <w:lang w:val="en_US" w:bidi="en_US"/>
+        </w:rPr>
+      </w:r>
+      <w:r>
+        <w:rPr>
+          <w:b/>
+          <w:lang w:val="en_US" w:bidi="en_US"/>
+        </w:rPr>
         <w:t>"in the chains"</w:t>
       </w:r>
     </w:p>
@@ -4787,6 +5572,21 @@
           <w:b/>
           <w:lang w:val="en_US" w:bidi="en_US"/>
         </w:rPr>
+        <w:t>ἐν τοῖς δεσμοῖς τοῦ εὐαγγελίου</w:t>
+      </w:r>
+    </w:p>
+    <w:p>
+      <w:pPr/>
+      <w:r>
+        <w:rPr>
+          <w:lang w:val="en_US" w:bidi="en_US"/>
+        </w:rPr>
+      </w:r>
+      <w:r>
+        <w:rPr>
+          <w:b/>
+          <w:lang w:val="en_US" w:bidi="en_US"/>
+        </w:rPr>
         <w:t>"in the chains of the gospel"</w:t>
       </w:r>
     </w:p>
@@ -4883,6 +5683,21 @@
           <w:b/>
           <w:lang w:val="en_US" w:bidi="en_US"/>
         </w:rPr>
+        <w:t>ἵνα μὴ ὡς κατὰ ἀνάγκην τὸ ἀγαθόν σου ᾖ</w:t>
+      </w:r>
+    </w:p>
+    <w:p>
+      <w:pPr/>
+      <w:r>
+        <w:rPr>
+          <w:lang w:val="en_US" w:bidi="en_US"/>
+        </w:rPr>
+      </w:r>
+      <w:r>
+        <w:rPr>
+          <w:b/>
+          <w:lang w:val="en_US" w:bidi="en_US"/>
+        </w:rPr>
         <w:t>"so that your good {deed} might not be as according to compulsion"</w:t>
       </w:r>
     </w:p>
@@ -4979,6 +5794,21 @@
           <w:b/>
           <w:lang w:val="en_US" w:bidi="en_US"/>
         </w:rPr>
+        <w:t>ἀλλὰ κατὰ ἑκούσιον.</w:t>
+      </w:r>
+    </w:p>
+    <w:p>
+      <w:pPr/>
+      <w:r>
+        <w:rPr>
+          <w:lang w:val="en_US" w:bidi="en_US"/>
+        </w:rPr>
+      </w:r>
+      <w:r>
+        <w:rPr>
+          <w:b/>
+          <w:lang w:val="en_US" w:bidi="en_US"/>
+        </w:rPr>
         <w:t>"but according to good will"</w:t>
       </w:r>
     </w:p>
@@ -5075,6 +5905,21 @@
           <w:b/>
           <w:lang w:val="en_US" w:bidi="en_US"/>
         </w:rPr>
+        <w:t>τάχα γὰρ διὰ τοῦτο, ἐχωρίσθη πρὸς ὥραν, ἵνα</w:t>
+      </w:r>
+    </w:p>
+    <w:p>
+      <w:pPr/>
+      <w:r>
+        <w:rPr>
+          <w:lang w:val="en_US" w:bidi="en_US"/>
+        </w:rPr>
+      </w:r>
+      <w:r>
+        <w:rPr>
+          <w:b/>
+          <w:lang w:val="en_US" w:bidi="en_US"/>
+        </w:rPr>
         <w:t>"For perhaps because of this he was separated from {you} for an hour, so that"</w:t>
       </w:r>
     </w:p>
@@ -5158,6 +6003,21 @@
           <w:b/>
           <w:lang w:val="en_US" w:bidi="en_US"/>
         </w:rPr>
+        <w:t>πρὸς ὥραν</w:t>
+      </w:r>
+    </w:p>
+    <w:p>
+      <w:pPr/>
+      <w:r>
+        <w:rPr>
+          <w:lang w:val="en_US" w:bidi="en_US"/>
+        </w:rPr>
+      </w:r>
+      <w:r>
+        <w:rPr>
+          <w:b/>
+          <w:lang w:val="en_US" w:bidi="en_US"/>
+        </w:rPr>
         <w:t>"for an hour"</w:t>
       </w:r>
     </w:p>
@@ -5254,6 +6114,21 @@
           <w:b/>
           <w:lang w:val="en_US" w:bidi="en_US"/>
         </w:rPr>
+        <w:t>ὑπὲρ δοῦλον</w:t>
+      </w:r>
+    </w:p>
+    <w:p>
+      <w:pPr/>
+      <w:r>
+        <w:rPr>
+          <w:lang w:val="en_US" w:bidi="en_US"/>
+        </w:rPr>
+      </w:r>
+      <w:r>
+        <w:rPr>
+          <w:b/>
+          <w:lang w:val="en_US" w:bidi="en_US"/>
+        </w:rPr>
         <w:t>"better than a slave"</w:t>
       </w:r>
     </w:p>
@@ -5317,6 +6192,21 @@
           <w:b/>
           <w:lang w:val="en_US" w:bidi="en_US"/>
         </w:rPr>
+        <w:t>οὐκέτι ὡς δοῦλον</w:t>
+      </w:r>
+    </w:p>
+    <w:p>
+      <w:pPr/>
+      <w:r>
+        <w:rPr>
+          <w:lang w:val="en_US" w:bidi="en_US"/>
+        </w:rPr>
+      </w:r>
+      <w:r>
+        <w:rPr>
+          <w:b/>
+          <w:lang w:val="en_US" w:bidi="en_US"/>
+        </w:rPr>
         <w:t>"no longer as a slave"</w:t>
       </w:r>
     </w:p>
@@ -5393,6 +6283,21 @@
           <w:b/>
           <w:lang w:val="en_US" w:bidi="en_US"/>
         </w:rPr>
+        <w:t>ὑπὲρ δοῦλον</w:t>
+      </w:r>
+    </w:p>
+    <w:p>
+      <w:pPr/>
+      <w:r>
+        <w:rPr>
+          <w:lang w:val="en_US" w:bidi="en_US"/>
+        </w:rPr>
+      </w:r>
+      <w:r>
+        <w:rPr>
+          <w:b/>
+          <w:lang w:val="en_US" w:bidi="en_US"/>
+        </w:rPr>
         <w:t>"better than a slave"</w:t>
       </w:r>
     </w:p>
@@ -5456,6 +6361,21 @@
           <w:b/>
           <w:lang w:val="en_US" w:bidi="en_US"/>
         </w:rPr>
+        <w:t>ἀδελφὸν ἀγαπητόν</w:t>
+      </w:r>
+    </w:p>
+    <w:p>
+      <w:pPr/>
+      <w:r>
+        <w:rPr>
+          <w:lang w:val="en_US" w:bidi="en_US"/>
+        </w:rPr>
+      </w:r>
+      <w:r>
+        <w:rPr>
+          <w:b/>
+          <w:lang w:val="en_US" w:bidi="en_US"/>
+        </w:rPr>
         <w:t>"a beloved brother"</w:t>
       </w:r>
     </w:p>
@@ -5552,6 +6472,21 @@
           <w:b/>
           <w:lang w:val="en_US" w:bidi="en_US"/>
         </w:rPr>
+        <w:t>ἀγαπητόν</w:t>
+      </w:r>
+    </w:p>
+    <w:p>
+      <w:pPr/>
+      <w:r>
+        <w:rPr>
+          <w:lang w:val="en_US" w:bidi="en_US"/>
+        </w:rPr>
+      </w:r>
+      <w:r>
+        <w:rPr>
+          <w:b/>
+          <w:lang w:val="en_US" w:bidi="en_US"/>
+        </w:rPr>
         <w:t>"beloved"</w:t>
       </w:r>
     </w:p>
@@ -5615,6 +6550,21 @@
           <w:b/>
           <w:lang w:val="en_US" w:bidi="en_US"/>
         </w:rPr>
+        <w:t>ἐν Κυρίῳ</w:t>
+      </w:r>
+    </w:p>
+    <w:p>
+      <w:pPr/>
+      <w:r>
+        <w:rPr>
+          <w:lang w:val="en_US" w:bidi="en_US"/>
+        </w:rPr>
+      </w:r>
+      <w:r>
+        <w:rPr>
+          <w:b/>
+          <w:lang w:val="en_US" w:bidi="en_US"/>
+        </w:rPr>
         <w:t>"in the Lord"</w:t>
       </w:r>
     </w:p>
@@ -5678,6 +6628,21 @@
           <w:b/>
           <w:lang w:val="en_US" w:bidi="en_US"/>
         </w:rPr>
+        <w:t>εἰ &amp; με ἔχεις κοινωνόν</w:t>
+      </w:r>
+    </w:p>
+    <w:p>
+      <w:pPr/>
+      <w:r>
+        <w:rPr>
+          <w:lang w:val="en_US" w:bidi="en_US"/>
+        </w:rPr>
+      </w:r>
+      <w:r>
+        <w:rPr>
+          <w:b/>
+          <w:lang w:val="en_US" w:bidi="en_US"/>
+        </w:rPr>
         <w:t>"if you have me {as} a partner"</w:t>
       </w:r>
     </w:p>
@@ -5761,6 +6726,21 @@
           <w:b/>
           <w:lang w:val="en_US" w:bidi="en_US"/>
         </w:rPr>
+        <w:t>οὖν</w:t>
+      </w:r>
+    </w:p>
+    <w:p>
+      <w:pPr/>
+      <w:r>
+        <w:rPr>
+          <w:lang w:val="en_US" w:bidi="en_US"/>
+        </w:rPr>
+      </w:r>
+      <w:r>
+        <w:rPr>
+          <w:b/>
+          <w:lang w:val="en_US" w:bidi="en_US"/>
+        </w:rPr>
         <w:t>"Therefore"</w:t>
       </w:r>
     </w:p>
@@ -5851,6 +6831,21 @@
           <w:b/>
           <w:lang w:val="en_US" w:bidi="en_US"/>
         </w:rPr>
+        <w:t>προσλαβοῦ αὐτὸν ὡς ἐμέ.</w:t>
+      </w:r>
+    </w:p>
+    <w:p>
+      <w:pPr/>
+      <w:r>
+        <w:rPr>
+          <w:lang w:val="en_US" w:bidi="en_US"/>
+        </w:rPr>
+      </w:r>
+      <w:r>
+        <w:rPr>
+          <w:b/>
+          <w:lang w:val="en_US" w:bidi="en_US"/>
+        </w:rPr>
         <w:t>"receive him as me"</w:t>
       </w:r>
     </w:p>
@@ -5934,6 +6929,21 @@
           <w:b/>
           <w:lang w:val="en_US" w:bidi="en_US"/>
         </w:rPr>
+        <w:t>εἰ δέ τι ἠδίκησέν σε ἢ ὀφείλει</w:t>
+      </w:r>
+    </w:p>
+    <w:p>
+      <w:pPr/>
+      <w:r>
+        <w:rPr>
+          <w:lang w:val="en_US" w:bidi="en_US"/>
+        </w:rPr>
+      </w:r>
+      <w:r>
+        <w:rPr>
+          <w:b/>
+          <w:lang w:val="en_US" w:bidi="en_US"/>
+        </w:rPr>
         <w:t>"But if he has wronged you or owes {you} anything"</w:t>
       </w:r>
     </w:p>
@@ -6017,6 +7027,21 @@
           <w:b/>
           <w:lang w:val="en_US" w:bidi="en_US"/>
         </w:rPr>
+        <w:t>εἰ δέ τι ἠδίκησέν σε ἢ ὀφείλει</w:t>
+      </w:r>
+    </w:p>
+    <w:p>
+      <w:pPr/>
+      <w:r>
+        <w:rPr>
+          <w:lang w:val="en_US" w:bidi="en_US"/>
+        </w:rPr>
+      </w:r>
+      <w:r>
+        <w:rPr>
+          <w:b/>
+          <w:lang w:val="en_US" w:bidi="en_US"/>
+        </w:rPr>
         <w:t>"But if he has wronged you or owes {you} anything"</w:t>
       </w:r>
     </w:p>
@@ -6106,6 +7131,21 @@
           <w:b/>
           <w:lang w:val="en_US" w:bidi="en_US"/>
         </w:rPr>
+        <w:t>τοῦτο ἐμοὶ ἐλλόγα.</w:t>
+      </w:r>
+    </w:p>
+    <w:p>
+      <w:pPr/>
+      <w:r>
+        <w:rPr>
+          <w:lang w:val="en_US" w:bidi="en_US"/>
+        </w:rPr>
+      </w:r>
+      <w:r>
+        <w:rPr>
+          <w:b/>
+          <w:lang w:val="en_US" w:bidi="en_US"/>
+        </w:rPr>
         <w:t>"charge that to me"</w:t>
       </w:r>
     </w:p>
@@ -6169,6 +7209,21 @@
           <w:b/>
           <w:lang w:val="en_US" w:bidi="en_US"/>
         </w:rPr>
+        <w:t>ἐγὼ Παῦλος ἔγραψα τῇ ἐμῇ χειρί</w:t>
+      </w:r>
+    </w:p>
+    <w:p>
+      <w:pPr/>
+      <w:r>
+        <w:rPr>
+          <w:lang w:val="en_US" w:bidi="en_US"/>
+        </w:rPr>
+      </w:r>
+      <w:r>
+        <w:rPr>
+          <w:b/>
+          <w:lang w:val="en_US" w:bidi="en_US"/>
+        </w:rPr>
         <w:t>"I, Paul, wrote this with my own hand"</w:t>
       </w:r>
     </w:p>
@@ -6245,6 +7300,21 @@
           <w:b/>
           <w:lang w:val="en_US" w:bidi="en_US"/>
         </w:rPr>
+        <w:t>ἵνα μὴ λέγω σοι</w:t>
+      </w:r>
+    </w:p>
+    <w:p>
+      <w:pPr/>
+      <w:r>
+        <w:rPr>
+          <w:lang w:val="en_US" w:bidi="en_US"/>
+        </w:rPr>
+      </w:r>
+      <w:r>
+        <w:rPr>
+          <w:b/>
+          <w:lang w:val="en_US" w:bidi="en_US"/>
+        </w:rPr>
         <w:t>"in order not to say to you"</w:t>
       </w:r>
     </w:p>
@@ -6328,6 +7398,21 @@
           <w:b/>
           <w:lang w:val="en_US" w:bidi="en_US"/>
         </w:rPr>
+        <w:t>καὶ σεαυτόν μοι προσοφείλεις</w:t>
+      </w:r>
+    </w:p>
+    <w:p>
+      <w:pPr/>
+      <w:r>
+        <w:rPr>
+          <w:lang w:val="en_US" w:bidi="en_US"/>
+        </w:rPr>
+      </w:r>
+      <w:r>
+        <w:rPr>
+          <w:b/>
+          <w:lang w:val="en_US" w:bidi="en_US"/>
+        </w:rPr>
         <w:t>"you also owe me even your own self"</w:t>
       </w:r>
     </w:p>
@@ -6411,6 +7496,21 @@
           <w:b/>
           <w:lang w:val="en_US" w:bidi="en_US"/>
         </w:rPr>
+        <w:t>ἀδελφέ</w:t>
+      </w:r>
+    </w:p>
+    <w:p>
+      <w:pPr/>
+      <w:r>
+        <w:rPr>
+          <w:lang w:val="en_US" w:bidi="en_US"/>
+        </w:rPr>
+      </w:r>
+      <w:r>
+        <w:rPr>
+          <w:b/>
+          <w:lang w:val="en_US" w:bidi="en_US"/>
+        </w:rPr>
         <w:t>"brother"</w:t>
       </w:r>
     </w:p>
@@ -6507,6 +7607,21 @@
           <w:b/>
           <w:lang w:val="en_US" w:bidi="en_US"/>
         </w:rPr>
+        <w:t>ἐν Κυρίῳ</w:t>
+      </w:r>
+    </w:p>
+    <w:p>
+      <w:pPr/>
+      <w:r>
+        <w:rPr>
+          <w:lang w:val="en_US" w:bidi="en_US"/>
+        </w:rPr>
+      </w:r>
+      <w:r>
+        <w:rPr>
+          <w:b/>
+          <w:lang w:val="en_US" w:bidi="en_US"/>
+        </w:rPr>
         <w:t>"in the Lord"</w:t>
       </w:r>
     </w:p>
@@ -6616,6 +7731,21 @@
           <w:b/>
           <w:lang w:val="en_US" w:bidi="en_US"/>
         </w:rPr>
+        <w:t>ἀνάπαυσόν μου τὰ σπλάγχνα ἐν Χριστῷ</w:t>
+      </w:r>
+    </w:p>
+    <w:p>
+      <w:pPr/>
+      <w:r>
+        <w:rPr>
+          <w:lang w:val="en_US" w:bidi="en_US"/>
+        </w:rPr>
+      </w:r>
+      <w:r>
+        <w:rPr>
+          <w:b/>
+          <w:lang w:val="en_US" w:bidi="en_US"/>
+        </w:rPr>
         <w:t>"refresh my inner parts in Christ"</w:t>
       </w:r>
     </w:p>
@@ -6699,6 +7829,21 @@
           <w:b/>
           <w:lang w:val="en_US" w:bidi="en_US"/>
         </w:rPr>
+        <w:t>ἀνάπαυσόν μου τὰ σπλάγχνα</w:t>
+      </w:r>
+    </w:p>
+    <w:p>
+      <w:pPr/>
+      <w:r>
+        <w:rPr>
+          <w:lang w:val="en_US" w:bidi="en_US"/>
+        </w:rPr>
+      </w:r>
+      <w:r>
+        <w:rPr>
+          <w:b/>
+          <w:lang w:val="en_US" w:bidi="en_US"/>
+        </w:rPr>
         <w:t>"refresh my inner parts"</w:t>
       </w:r>
     </w:p>
@@ -6795,6 +7940,21 @@
           <w:b/>
           <w:lang w:val="en_US" w:bidi="en_US"/>
         </w:rPr>
+        <w:t>ἀνάπαυσόν μου τὰ σπλάγχνα</w:t>
+      </w:r>
+    </w:p>
+    <w:p>
+      <w:pPr/>
+      <w:r>
+        <w:rPr>
+          <w:lang w:val="en_US" w:bidi="en_US"/>
+        </w:rPr>
+      </w:r>
+      <w:r>
+        <w:rPr>
+          <w:b/>
+          <w:lang w:val="en_US" w:bidi="en_US"/>
+        </w:rPr>
         <w:t>"refresh my inner parts"</w:t>
       </w:r>
     </w:p>
@@ -6891,6 +8051,21 @@
           <w:b/>
           <w:lang w:val="en_US" w:bidi="en_US"/>
         </w:rPr>
+        <w:t>πεποιθὼς τῇ ὑπακοῇ σου</w:t>
+      </w:r>
+    </w:p>
+    <w:p>
+      <w:pPr/>
+      <w:r>
+        <w:rPr>
+          <w:lang w:val="en_US" w:bidi="en_US"/>
+        </w:rPr>
+      </w:r>
+      <w:r>
+        <w:rPr>
+          <w:b/>
+          <w:lang w:val="en_US" w:bidi="en_US"/>
+        </w:rPr>
         <w:t>"Having become confident in your obedience"</w:t>
       </w:r>
     </w:p>
@@ -7000,6 +8175,21 @@
           <w:b/>
           <w:lang w:val="en_US" w:bidi="en_US"/>
         </w:rPr>
+        <w:t>ἔγραψά σοι</w:t>
+      </w:r>
+    </w:p>
+    <w:p>
+      <w:pPr/>
+      <w:r>
+        <w:rPr>
+          <w:lang w:val="en_US" w:bidi="en_US"/>
+        </w:rPr>
+      </w:r>
+      <w:r>
+        <w:rPr>
+          <w:b/>
+          <w:lang w:val="en_US" w:bidi="en_US"/>
+        </w:rPr>
         <w:t>"I wrote to you"</w:t>
       </w:r>
     </w:p>
@@ -7063,6 +8253,21 @@
           <w:b/>
           <w:lang w:val="en_US" w:bidi="en_US"/>
         </w:rPr>
+        <w:t>δὲ</w:t>
+      </w:r>
+    </w:p>
+    <w:p>
+      <w:pPr/>
+      <w:r>
+        <w:rPr>
+          <w:lang w:val="en_US" w:bidi="en_US"/>
+        </w:rPr>
+      </w:r>
+      <w:r>
+        <w:rPr>
+          <w:b/>
+          <w:lang w:val="en_US" w:bidi="en_US"/>
+        </w:rPr>
         <w:t>""</w:t>
       </w:r>
     </w:p>
@@ -7140,6 +8345,21 @@
           <w:b/>
           <w:lang w:val="en_US" w:bidi="en_US"/>
         </w:rPr>
+        <w:t>ἅμα</w:t>
+      </w:r>
+    </w:p>
+    <w:p>
+      <w:pPr/>
+      <w:r>
+        <w:rPr>
+          <w:lang w:val="en_US" w:bidi="en_US"/>
+        </w:rPr>
+      </w:r>
+      <w:r>
+        <w:rPr>
+          <w:b/>
+          <w:lang w:val="en_US" w:bidi="en_US"/>
+        </w:rPr>
         <w:t>"at the same time"</w:t>
       </w:r>
     </w:p>
@@ -7236,6 +8456,21 @@
           <w:b/>
           <w:lang w:val="en_US" w:bidi="en_US"/>
         </w:rPr>
+        <w:t>χαρισθήσομαι ὑμῖν</w:t>
+      </w:r>
+    </w:p>
+    <w:p>
+      <w:pPr/>
+      <w:r>
+        <w:rPr>
+          <w:lang w:val="en_US" w:bidi="en_US"/>
+        </w:rPr>
+      </w:r>
+      <w:r>
+        <w:rPr>
+          <w:b/>
+          <w:lang w:val="en_US" w:bidi="en_US"/>
+        </w:rPr>
         <w:t>"I will be given back to you"</w:t>
       </w:r>
     </w:p>
@@ -7299,6 +8534,21 @@
           <w:b/>
           <w:lang w:val="en_US" w:bidi="en_US"/>
         </w:rPr>
+        <w:t>ἑτοίμαζέ μοι ξενίαν</w:t>
+      </w:r>
+    </w:p>
+    <w:p>
+      <w:pPr/>
+      <w:r>
+        <w:rPr>
+          <w:lang w:val="en_US" w:bidi="en_US"/>
+        </w:rPr>
+      </w:r>
+      <w:r>
+        <w:rPr>
+          <w:b/>
+          <w:lang w:val="en_US" w:bidi="en_US"/>
+        </w:rPr>
         <w:t>"prepare a guest room for me"</w:t>
       </w:r>
     </w:p>
@@ -7375,6 +8625,21 @@
           <w:b/>
           <w:lang w:val="en_US" w:bidi="en_US"/>
         </w:rPr>
+        <w:t>διὰ τῶν προσευχῶν ὑμῶν</w:t>
+      </w:r>
+    </w:p>
+    <w:p>
+      <w:pPr/>
+      <w:r>
+        <w:rPr>
+          <w:lang w:val="en_US" w:bidi="en_US"/>
+        </w:rPr>
+      </w:r>
+      <w:r>
+        <w:rPr>
+          <w:b/>
+          <w:lang w:val="en_US" w:bidi="en_US"/>
+        </w:rPr>
         <w:t>"through your prayers"</w:t>
       </w:r>
     </w:p>
@@ -7438,6 +8703,21 @@
           <w:b/>
           <w:lang w:val="en_US" w:bidi="en_US"/>
         </w:rPr>
+        <w:t>χαρισθήσομαι ὑμῖν.</w:t>
+      </w:r>
+    </w:p>
+    <w:p>
+      <w:pPr/>
+      <w:r>
+        <w:rPr>
+          <w:lang w:val="en_US" w:bidi="en_US"/>
+        </w:rPr>
+      </w:r>
+      <w:r>
+        <w:rPr>
+          <w:b/>
+          <w:lang w:val="en_US" w:bidi="en_US"/>
+        </w:rPr>
         <w:t>"I will be given back to you"</w:t>
       </w:r>
     </w:p>
@@ -7521,6 +8801,21 @@
           <w:b/>
           <w:lang w:val="en_US" w:bidi="en_US"/>
         </w:rPr>
+        <w:t>ὑμῶν &amp; ὑμῖν</w:t>
+      </w:r>
+    </w:p>
+    <w:p>
+      <w:pPr/>
+      <w:r>
+        <w:rPr>
+          <w:lang w:val="en_US" w:bidi="en_US"/>
+        </w:rPr>
+      </w:r>
+      <w:r>
+        <w:rPr>
+          <w:b/>
+          <w:lang w:val="en_US" w:bidi="en_US"/>
+        </w:rPr>
         <w:t>"your"</w:t>
       </w:r>
       <w:r>
@@ -7643,6 +8938,21 @@
           <w:b/>
           <w:lang w:val="en_US" w:bidi="en_US"/>
         </w:rPr>
+        <w:t>Ἐπαφρᾶς</w:t>
+      </w:r>
+    </w:p>
+    <w:p>
+      <w:pPr/>
+      <w:r>
+        <w:rPr>
+          <w:lang w:val="en_US" w:bidi="en_US"/>
+        </w:rPr>
+      </w:r>
+      <w:r>
+        <w:rPr>
+          <w:b/>
+          <w:lang w:val="en_US" w:bidi="en_US"/>
+        </w:rPr>
         <w:t>"Epaphras"</w:t>
       </w:r>
     </w:p>
@@ -7733,6 +9043,21 @@
           <w:b/>
           <w:lang w:val="en_US" w:bidi="en_US"/>
         </w:rPr>
+        <w:t>ἐν Χριστῷ Ἰησοῦ</w:t>
+      </w:r>
+    </w:p>
+    <w:p>
+      <w:pPr/>
+      <w:r>
+        <w:rPr>
+          <w:lang w:val="en_US" w:bidi="en_US"/>
+        </w:rPr>
+      </w:r>
+      <w:r>
+        <w:rPr>
+          <w:b/>
+          <w:lang w:val="en_US" w:bidi="en_US"/>
+        </w:rPr>
         <w:t>"in Christ Jesus"</w:t>
       </w:r>
     </w:p>
@@ -7809,6 +9134,21 @@
           <w:b/>
           <w:lang w:val="en_US" w:bidi="en_US"/>
         </w:rPr>
+        <w:t>Μᾶρκος, Ἀρίσταρχος, Δημᾶς, Λουκᾶς</w:t>
+      </w:r>
+    </w:p>
+    <w:p>
+      <w:pPr/>
+      <w:r>
+        <w:rPr>
+          <w:lang w:val="en_US" w:bidi="en_US"/>
+        </w:rPr>
+      </w:r>
+      <w:r>
+        <w:rPr>
+          <w:b/>
+          <w:lang w:val="en_US" w:bidi="en_US"/>
+        </w:rPr>
         <w:t>"Mark, Aristarchus, Demas, {and} Luke"</w:t>
       </w:r>
     </w:p>
@@ -7892,6 +9232,21 @@
           <w:b/>
           <w:lang w:val="en_US" w:bidi="en_US"/>
         </w:rPr>
+        <w:t>Μᾶρκος, Ἀρίσταρχος, Δημᾶς, Λουκᾶς</w:t>
+      </w:r>
+    </w:p>
+    <w:p>
+      <w:pPr/>
+      <w:r>
+        <w:rPr>
+          <w:lang w:val="en_US" w:bidi="en_US"/>
+        </w:rPr>
+      </w:r>
+      <w:r>
+        <w:rPr>
+          <w:b/>
+          <w:lang w:val="en_US" w:bidi="en_US"/>
+        </w:rPr>
         <w:t>"Mark, Aristarchus, Demas, {and} Luke"</w:t>
       </w:r>
     </w:p>
@@ -7975,6 +9330,21 @@
           <w:b/>
           <w:lang w:val="en_US" w:bidi="en_US"/>
         </w:rPr>
+        <w:t>οἱ συνεργοί μου</w:t>
+      </w:r>
+    </w:p>
+    <w:p>
+      <w:pPr/>
+      <w:r>
+        <w:rPr>
+          <w:lang w:val="en_US" w:bidi="en_US"/>
+        </w:rPr>
+      </w:r>
+      <w:r>
+        <w:rPr>
+          <w:b/>
+          <w:lang w:val="en_US" w:bidi="en_US"/>
+        </w:rPr>
         <w:t>"my fellow workers"</w:t>
       </w:r>
     </w:p>
@@ -8038,6 +9408,21 @@
           <w:b/>
           <w:lang w:val="en_US" w:bidi="en_US"/>
         </w:rPr>
+        <w:t>μετὰ τοῦ πνεύματος ὑμῶν</w:t>
+      </w:r>
+    </w:p>
+    <w:p>
+      <w:pPr/>
+      <w:r>
+        <w:rPr>
+          <w:lang w:val="en_US" w:bidi="en_US"/>
+        </w:rPr>
+      </w:r>
+      <w:r>
+        <w:rPr>
+          <w:b/>
+          <w:lang w:val="en_US" w:bidi="en_US"/>
+        </w:rPr>
         <w:t>"be} with your spirit"</w:t>
       </w:r>
     </w:p>
@@ -8134,6 +9519,21 @@
           <w:b/>
           <w:lang w:val="en_US" w:bidi="en_US"/>
         </w:rPr>
+        <w:t>ἡ χάρις τοῦ Κυρίου ἡμῶν, Ἰησοῦ Χριστοῦ</w:t>
+      </w:r>
+    </w:p>
+    <w:p>
+      <w:pPr/>
+      <w:r>
+        <w:rPr>
+          <w:lang w:val="en_US" w:bidi="en_US"/>
+        </w:rPr>
+      </w:r>
+      <w:r>
+        <w:rPr>
+          <w:b/>
+          <w:lang w:val="en_US" w:bidi="en_US"/>
+        </w:rPr>
         <w:t>"The grace of our Lord Jesus Christ"</w:t>
       </w:r>
     </w:p>
@@ -8216,6 +9616,21 @@
         <w:rPr>
           <w:lang w:val="en_US" w:bidi="en_US"/>
         </w:rPr>
+      </w:r>
+    </w:p>
+    <w:p>
+      <w:pPr/>
+      <w:r>
+        <w:rPr>
+          <w:lang w:val="en_US" w:bidi="en_US"/>
+        </w:rPr>
+      </w:r>
+      <w:r>
+        <w:rPr>
+          <w:b/>
+          <w:lang w:val="en_US" w:bidi="en_US"/>
+        </w:rPr>
+        <w:t>ὑμῶν</w:t>
       </w:r>
     </w:p>
     <w:p>

--- a/eng/docx/57.content.docx
+++ b/eng/docx/57.content.docx
@@ -230,6 +230,21 @@
           <w:b/>
           <w:lang w:val="en_US" w:bidi="en_US"/>
         </w:rPr>
+        <w:t>Παῦλος</w:t>
+      </w:r>
+    </w:p>
+    <w:p>
+      <w:pPr/>
+      <w:r>
+        <w:rPr>
+          <w:lang w:val="en_US" w:bidi="en_US"/>
+        </w:rPr>
+      </w:r>
+      <w:r>
+        <w:rPr>
+          <w:b/>
+          <w:lang w:val="en_US" w:bidi="en_US"/>
+        </w:rPr>
         <w:t>"Paul"</w:t>
       </w:r>
     </w:p>
@@ -313,6 +328,21 @@
           <w:b/>
           <w:lang w:val="en_US" w:bidi="en_US"/>
         </w:rPr>
+        <w:t>δέσμιος Χριστοῦ Ἰησοῦ</w:t>
+      </w:r>
+    </w:p>
+    <w:p>
+      <w:pPr/>
+      <w:r>
+        <w:rPr>
+          <w:lang w:val="en_US" w:bidi="en_US"/>
+        </w:rPr>
+      </w:r>
+      <w:r>
+        <w:rPr>
+          <w:b/>
+          <w:lang w:val="en_US" w:bidi="en_US"/>
+        </w:rPr>
         <w:t>"a prisoner of Christ Jesus"</w:t>
       </w:r>
     </w:p>
@@ -376,6 +406,21 @@
           <w:b/>
           <w:lang w:val="en_US" w:bidi="en_US"/>
         </w:rPr>
+        <w:t>ὁ ἀδελφὸς</w:t>
+      </w:r>
+    </w:p>
+    <w:p>
+      <w:pPr/>
+      <w:r>
+        <w:rPr>
+          <w:lang w:val="en_US" w:bidi="en_US"/>
+        </w:rPr>
+      </w:r>
+      <w:r>
+        <w:rPr>
+          <w:b/>
+          <w:lang w:val="en_US" w:bidi="en_US"/>
+        </w:rPr>
         <w:t>"our brother"</w:t>
       </w:r>
     </w:p>
@@ -452,6 +497,21 @@
           <w:b/>
           <w:lang w:val="en_US" w:bidi="en_US"/>
         </w:rPr>
+        <w:t>ὁ ἀδελφὸς</w:t>
+      </w:r>
+    </w:p>
+    <w:p>
+      <w:pPr/>
+      <w:r>
+        <w:rPr>
+          <w:lang w:val="en_US" w:bidi="en_US"/>
+        </w:rPr>
+      </w:r>
+      <w:r>
+        <w:rPr>
+          <w:b/>
+          <w:lang w:val="en_US" w:bidi="en_US"/>
+        </w:rPr>
         <w:t>"our brother"</w:t>
       </w:r>
     </w:p>
@@ -561,6 +621,21 @@
           <w:b/>
           <w:lang w:val="en_US" w:bidi="en_US"/>
         </w:rPr>
+        <w:t>Φιλήμονι</w:t>
+      </w:r>
+    </w:p>
+    <w:p>
+      <w:pPr/>
+      <w:r>
+        <w:rPr>
+          <w:lang w:val="en_US" w:bidi="en_US"/>
+        </w:rPr>
+      </w:r>
+      <w:r>
+        <w:rPr>
+          <w:b/>
+          <w:lang w:val="en_US" w:bidi="en_US"/>
+        </w:rPr>
         <w:t>"to Philemon"</w:t>
       </w:r>
     </w:p>
@@ -651,6 +726,21 @@
           <w:b/>
           <w:lang w:val="en_US" w:bidi="en_US"/>
         </w:rPr>
+        <w:t>Φιλήμονι</w:t>
+      </w:r>
+    </w:p>
+    <w:p>
+      <w:pPr/>
+      <w:r>
+        <w:rPr>
+          <w:lang w:val="en_US" w:bidi="en_US"/>
+        </w:rPr>
+      </w:r>
+      <w:r>
+        <w:rPr>
+          <w:b/>
+          <w:lang w:val="en_US" w:bidi="en_US"/>
+        </w:rPr>
         <w:t>"to Philemon"</w:t>
       </w:r>
     </w:p>
@@ -747,6 +837,21 @@
           <w:b/>
           <w:lang w:val="en_US" w:bidi="en_US"/>
         </w:rPr>
+        <w:t>ἡμῶν</w:t>
+      </w:r>
+    </w:p>
+    <w:p>
+      <w:pPr/>
+      <w:r>
+        <w:rPr>
+          <w:lang w:val="en_US" w:bidi="en_US"/>
+        </w:rPr>
+      </w:r>
+      <w:r>
+        <w:rPr>
+          <w:b/>
+          <w:lang w:val="en_US" w:bidi="en_US"/>
+        </w:rPr>
         <w:t>"our"</w:t>
       </w:r>
     </w:p>
@@ -843,6 +948,21 @@
           <w:b/>
           <w:lang w:val="en_US" w:bidi="en_US"/>
         </w:rPr>
+        <w:t>καὶ συνεργῷ ἡμῶν</w:t>
+      </w:r>
+    </w:p>
+    <w:p>
+      <w:pPr/>
+      <w:r>
+        <w:rPr>
+          <w:lang w:val="en_US" w:bidi="en_US"/>
+        </w:rPr>
+      </w:r>
+      <w:r>
+        <w:rPr>
+          <w:b/>
+          <w:lang w:val="en_US" w:bidi="en_US"/>
+        </w:rPr>
         <w:t>"and our fellow worker"</w:t>
       </w:r>
     </w:p>
@@ -906,6 +1026,21 @@
           <w:b/>
           <w:lang w:val="en_US" w:bidi="en_US"/>
         </w:rPr>
+        <w:t>Ἀπφίᾳ</w:t>
+      </w:r>
+    </w:p>
+    <w:p>
+      <w:pPr/>
+      <w:r>
+        <w:rPr>
+          <w:lang w:val="en_US" w:bidi="en_US"/>
+        </w:rPr>
+      </w:r>
+      <w:r>
+        <w:rPr>
+          <w:b/>
+          <w:lang w:val="en_US" w:bidi="en_US"/>
+        </w:rPr>
         <w:t>"to Apphia"</w:t>
       </w:r>
     </w:p>
@@ -996,6 +1131,21 @@
           <w:b/>
           <w:lang w:val="en_US" w:bidi="en_US"/>
         </w:rPr>
+        <w:t>τῇ ἀδελφῇ</w:t>
+      </w:r>
+    </w:p>
+    <w:p>
+      <w:pPr/>
+      <w:r>
+        <w:rPr>
+          <w:lang w:val="en_US" w:bidi="en_US"/>
+        </w:rPr>
+      </w:r>
+      <w:r>
+        <w:rPr>
+          <w:b/>
+          <w:lang w:val="en_US" w:bidi="en_US"/>
+        </w:rPr>
         <w:t>"our sister"</w:t>
       </w:r>
     </w:p>
@@ -1105,6 +1255,21 @@
           <w:b/>
           <w:lang w:val="en_US" w:bidi="en_US"/>
         </w:rPr>
+        <w:t>τῇ ἀδελφῇ</w:t>
+      </w:r>
+    </w:p>
+    <w:p>
+      <w:pPr/>
+      <w:r>
+        <w:rPr>
+          <w:lang w:val="en_US" w:bidi="en_US"/>
+        </w:rPr>
+      </w:r>
+      <w:r>
+        <w:rPr>
+          <w:b/>
+          <w:lang w:val="en_US" w:bidi="en_US"/>
+        </w:rPr>
         <w:t>"our sister"</w:t>
       </w:r>
     </w:p>
@@ -1201,6 +1366,21 @@
           <w:b/>
           <w:lang w:val="en_US" w:bidi="en_US"/>
         </w:rPr>
+        <w:t>ἡμῶν</w:t>
+      </w:r>
+    </w:p>
+    <w:p>
+      <w:pPr/>
+      <w:r>
+        <w:rPr>
+          <w:lang w:val="en_US" w:bidi="en_US"/>
+        </w:rPr>
+      </w:r>
+      <w:r>
+        <w:rPr>
+          <w:b/>
+          <w:lang w:val="en_US" w:bidi="en_US"/>
+        </w:rPr>
         <w:t>"our"</w:t>
       </w:r>
     </w:p>
@@ -1297,6 +1477,21 @@
           <w:b/>
           <w:lang w:val="en_US" w:bidi="en_US"/>
         </w:rPr>
+        <w:t>Ἀπφίᾳ &amp; Ἀρχίππῳ &amp; τῇ &amp; ἐκκλησίᾳ</w:t>
+      </w:r>
+    </w:p>
+    <w:p>
+      <w:pPr/>
+      <w:r>
+        <w:rPr>
+          <w:lang w:val="en_US" w:bidi="en_US"/>
+        </w:rPr>
+      </w:r>
+      <w:r>
+        <w:rPr>
+          <w:b/>
+          <w:lang w:val="en_US" w:bidi="en_US"/>
+        </w:rPr>
         <w:t>"to Apphia"</w:t>
       </w:r>
       <w:r>
@@ -1425,6 +1620,21 @@
           <w:b/>
           <w:lang w:val="en_US" w:bidi="en_US"/>
         </w:rPr>
+        <w:t>Ἀρχίππῳ</w:t>
+      </w:r>
+    </w:p>
+    <w:p>
+      <w:pPr/>
+      <w:r>
+        <w:rPr>
+          <w:lang w:val="en_US" w:bidi="en_US"/>
+        </w:rPr>
+      </w:r>
+      <w:r>
+        <w:rPr>
+          <w:b/>
+          <w:lang w:val="en_US" w:bidi="en_US"/>
+        </w:rPr>
         <w:t>"to Archippus"</w:t>
       </w:r>
     </w:p>
@@ -1515,6 +1725,21 @@
           <w:b/>
           <w:lang w:val="en_US" w:bidi="en_US"/>
         </w:rPr>
+        <w:t>τῷ συνστρατιώτῃ ἡμῶν</w:t>
+      </w:r>
+    </w:p>
+    <w:p>
+      <w:pPr/>
+      <w:r>
+        <w:rPr>
+          <w:lang w:val="en_US" w:bidi="en_US"/>
+        </w:rPr>
+      </w:r>
+      <w:r>
+        <w:rPr>
+          <w:b/>
+          <w:lang w:val="en_US" w:bidi="en_US"/>
+        </w:rPr>
         <w:t>"our fellow soldier"</w:t>
       </w:r>
     </w:p>
@@ -1598,6 +1823,21 @@
           <w:b/>
           <w:lang w:val="en_US" w:bidi="en_US"/>
         </w:rPr>
+        <w:t>καὶ τῇ κατ’ οἶκόν σου ἐκκλησίᾳ</w:t>
+      </w:r>
+    </w:p>
+    <w:p>
+      <w:pPr/>
+      <w:r>
+        <w:rPr>
+          <w:lang w:val="en_US" w:bidi="en_US"/>
+        </w:rPr>
+      </w:r>
+      <w:r>
+        <w:rPr>
+          <w:b/>
+          <w:lang w:val="en_US" w:bidi="en_US"/>
+        </w:rPr>
         <w:t>"and to the church in your house"</w:t>
       </w:r>
     </w:p>
@@ -1674,6 +1914,21 @@
           <w:b/>
           <w:lang w:val="en_US" w:bidi="en_US"/>
         </w:rPr>
+        <w:t>χάρις ὑμῖν καὶ εἰρήνη, ἀπὸ Θεοῦ Πατρὸς ἡμῶν καὶ Κυρίου ἡμῶν Ἰησοῦ Χριστοῦ</w:t>
+      </w:r>
+    </w:p>
+    <w:p>
+      <w:pPr/>
+      <w:r>
+        <w:rPr>
+          <w:lang w:val="en_US" w:bidi="en_US"/>
+        </w:rPr>
+      </w:r>
+      <w:r>
+        <w:rPr>
+          <w:b/>
+          <w:lang w:val="en_US" w:bidi="en_US"/>
+        </w:rPr>
         <w:t>"Grace to you and peace from God our Father and our Lord Jesus Christ"</w:t>
       </w:r>
     </w:p>
@@ -1757,6 +2012,21 @@
           <w:b/>
           <w:lang w:val="en_US" w:bidi="en_US"/>
         </w:rPr>
+        <w:t>χάρις ὑμῖν καὶ εἰρήνη, ἀπὸ Θεοῦ Πατρὸς ἡμῶν καὶ Κυρίου ἡμῶν Ἰησοῦ Χριστοῦ.</w:t>
+      </w:r>
+    </w:p>
+    <w:p>
+      <w:pPr/>
+      <w:r>
+        <w:rPr>
+          <w:lang w:val="en_US" w:bidi="en_US"/>
+        </w:rPr>
+      </w:r>
+      <w:r>
+        <w:rPr>
+          <w:b/>
+          <w:lang w:val="en_US" w:bidi="en_US"/>
+        </w:rPr>
         <w:t>"Grace to you and peace from God our Father and our Lord Jesus Christ"</w:t>
       </w:r>
     </w:p>
@@ -1866,6 +2136,21 @@
           <w:b/>
           <w:lang w:val="en_US" w:bidi="en_US"/>
         </w:rPr>
+        <w:t>ἡμῶν &amp; ἡμῶν</w:t>
+      </w:r>
+    </w:p>
+    <w:p>
+      <w:pPr/>
+      <w:r>
+        <w:rPr>
+          <w:lang w:val="en_US" w:bidi="en_US"/>
+        </w:rPr>
+      </w:r>
+      <w:r>
+        <w:rPr>
+          <w:b/>
+          <w:lang w:val="en_US" w:bidi="en_US"/>
+        </w:rPr>
         <w:t>"our"</w:t>
       </w:r>
       <w:r>
@@ -2071,6 +2356,21 @@
           <w:b/>
           <w:lang w:val="en_US" w:bidi="en_US"/>
         </w:rPr>
+        <w:t>Πατρὸς</w:t>
+      </w:r>
+    </w:p>
+    <w:p>
+      <w:pPr/>
+      <w:r>
+        <w:rPr>
+          <w:lang w:val="en_US" w:bidi="en_US"/>
+        </w:rPr>
+      </w:r>
+      <w:r>
+        <w:rPr>
+          <w:b/>
+          <w:lang w:val="en_US" w:bidi="en_US"/>
+        </w:rPr>
         <w:t>"Father"</w:t>
       </w:r>
     </w:p>
@@ -2161,6 +2461,21 @@
           <w:b/>
           <w:lang w:val="en_US" w:bidi="en_US"/>
         </w:rPr>
+        <w:t>σου</w:t>
+      </w:r>
+    </w:p>
+    <w:p>
+      <w:pPr/>
+      <w:r>
+        <w:rPr>
+          <w:lang w:val="en_US" w:bidi="en_US"/>
+        </w:rPr>
+      </w:r>
+      <w:r>
+        <w:rPr>
+          <w:b/>
+          <w:lang w:val="en_US" w:bidi="en_US"/>
+        </w:rPr>
         <w:t>"of you"</w:t>
       </w:r>
     </w:p>
@@ -2257,6 +2572,21 @@
           <w:b/>
           <w:lang w:val="en_US" w:bidi="en_US"/>
         </w:rPr>
+        <w:t>ἀκούων σου τὴν ἀγάπην καὶ τὴν πίστιν, ἣν ἔχεις πρὸς τὸν Κύριον Ἰησοῦν, καὶ εἰς πάντας τοὺς ἁγίους</w:t>
+      </w:r>
+    </w:p>
+    <w:p>
+      <w:pPr/>
+      <w:r>
+        <w:rPr>
+          <w:lang w:val="en_US" w:bidi="en_US"/>
+        </w:rPr>
+      </w:r>
+      <w:r>
+        <w:rPr>
+          <w:b/>
+          <w:lang w:val="en_US" w:bidi="en_US"/>
+        </w:rPr>
         <w:t>"hearing of your love and the faith that you have in the Lord Jesus and for all the saints"</w:t>
       </w:r>
     </w:p>
@@ -2366,6 +2696,21 @@
           <w:b/>
           <w:lang w:val="en_US" w:bidi="en_US"/>
         </w:rPr>
+        <w:t>ἀκούων σου τὴν ἀγάπην καὶ τὴν πίστιν, ἣν ἔχεις πρὸς τὸν Κύριον Ἰησοῦν, καὶ εἰς πάντας τοὺς ἁγίους</w:t>
+      </w:r>
+    </w:p>
+    <w:p>
+      <w:pPr/>
+      <w:r>
+        <w:rPr>
+          <w:lang w:val="en_US" w:bidi="en_US"/>
+        </w:rPr>
+      </w:r>
+      <w:r>
+        <w:rPr>
+          <w:b/>
+          <w:lang w:val="en_US" w:bidi="en_US"/>
+        </w:rPr>
         <w:t>"hearing of your love and the faith that you have in the Lord Jesus and for all the saints"</w:t>
       </w:r>
     </w:p>
@@ -2449,6 +2794,21 @@
           <w:b/>
           <w:lang w:val="en_US" w:bidi="en_US"/>
         </w:rPr>
+        <w:t>σου &amp; ἔχεις</w:t>
+      </w:r>
+    </w:p>
+    <w:p>
+      <w:pPr/>
+      <w:r>
+        <w:rPr>
+          <w:lang w:val="en_US" w:bidi="en_US"/>
+        </w:rPr>
+      </w:r>
+      <w:r>
+        <w:rPr>
+          <w:b/>
+          <w:lang w:val="en_US" w:bidi="en_US"/>
+        </w:rPr>
         <w:t>"your"</w:t>
       </w:r>
       <w:r>
@@ -2571,6 +2931,21 @@
           <w:b/>
           <w:lang w:val="en_US" w:bidi="en_US"/>
         </w:rPr>
+        <w:t>ὅπως</w:t>
+      </w:r>
+    </w:p>
+    <w:p>
+      <w:pPr/>
+      <w:r>
+        <w:rPr>
+          <w:lang w:val="en_US" w:bidi="en_US"/>
+        </w:rPr>
+      </w:r>
+      <w:r>
+        <w:rPr>
+          <w:b/>
+          <w:lang w:val="en_US" w:bidi="en_US"/>
+        </w:rPr>
         <w:t>"that"</w:t>
       </w:r>
     </w:p>
@@ -2667,6 +3042,21 @@
           <w:b/>
           <w:lang w:val="en_US" w:bidi="en_US"/>
         </w:rPr>
+        <w:t>ἡ κοινωνία τῆς πίστεώς σου</w:t>
+      </w:r>
+    </w:p>
+    <w:p>
+      <w:pPr/>
+      <w:r>
+        <w:rPr>
+          <w:lang w:val="en_US" w:bidi="en_US"/>
+        </w:rPr>
+      </w:r>
+      <w:r>
+        <w:rPr>
+          <w:b/>
+          <w:lang w:val="en_US" w:bidi="en_US"/>
+        </w:rPr>
         <w:t>"the fellowship of your faith"</w:t>
       </w:r>
     </w:p>
@@ -2763,6 +3153,21 @@
           <w:b/>
           <w:lang w:val="en_US" w:bidi="en_US"/>
         </w:rPr>
+        <w:t>ἡ κοινωνία τῆς πίστεώς σου, ἐνεργὴς γένηται ἐν ἐπιγνώσει παντὸς ἀγαθοῦ τοῦ ἐν ἡμῖν εἰς Χριστόν.</w:t>
+      </w:r>
+    </w:p>
+    <w:p>
+      <w:pPr/>
+      <w:r>
+        <w:rPr>
+          <w:lang w:val="en_US" w:bidi="en_US"/>
+        </w:rPr>
+      </w:r>
+      <w:r>
+        <w:rPr>
+          <w:b/>
+          <w:lang w:val="en_US" w:bidi="en_US"/>
+        </w:rPr>
         <w:t>"the fellowship of your faith may become effective through the knowledge of everything good {that is} among us for Christ"</w:t>
       </w:r>
     </w:p>
@@ -2872,6 +3277,21 @@
           <w:b/>
           <w:lang w:val="en_US" w:bidi="en_US"/>
         </w:rPr>
+        <w:t>ἐν ἐπιγνώσει παντὸς ἀγαθοῦ</w:t>
+      </w:r>
+    </w:p>
+    <w:p>
+      <w:pPr/>
+      <w:r>
+        <w:rPr>
+          <w:lang w:val="en_US" w:bidi="en_US"/>
+        </w:rPr>
+      </w:r>
+      <w:r>
+        <w:rPr>
+          <w:b/>
+          <w:lang w:val="en_US" w:bidi="en_US"/>
+        </w:rPr>
         <w:t>"through the knowledge of everything good"</w:t>
       </w:r>
     </w:p>
@@ -2955,6 +3375,21 @@
           <w:b/>
           <w:lang w:val="en_US" w:bidi="en_US"/>
         </w:rPr>
+        <w:t>εἰς Χριστόν</w:t>
+      </w:r>
+    </w:p>
+    <w:p>
+      <w:pPr/>
+      <w:r>
+        <w:rPr>
+          <w:lang w:val="en_US" w:bidi="en_US"/>
+        </w:rPr>
+      </w:r>
+      <w:r>
+        <w:rPr>
+          <w:b/>
+          <w:lang w:val="en_US" w:bidi="en_US"/>
+        </w:rPr>
         <w:t>"for Christ"</w:t>
       </w:r>
     </w:p>
@@ -3051,6 +3486,21 @@
           <w:b/>
           <w:lang w:val="en_US" w:bidi="en_US"/>
         </w:rPr>
+        <w:t>χαρὰν γὰρ πολλὴν ἔσχον καὶ παράκλησιν</w:t>
+      </w:r>
+    </w:p>
+    <w:p>
+      <w:pPr/>
+      <w:r>
+        <w:rPr>
+          <w:lang w:val="en_US" w:bidi="en_US"/>
+        </w:rPr>
+      </w:r>
+      <w:r>
+        <w:rPr>
+          <w:b/>
+          <w:lang w:val="en_US" w:bidi="en_US"/>
+        </w:rPr>
         <w:t>"For I had much joy and comfort"</w:t>
       </w:r>
     </w:p>
@@ -3160,6 +3610,21 @@
           <w:b/>
           <w:lang w:val="en_US" w:bidi="en_US"/>
         </w:rPr>
+        <w:t>ἐπὶ τῇ ἀγάπῃ σου</w:t>
+      </w:r>
+    </w:p>
+    <w:p>
+      <w:pPr/>
+      <w:r>
+        <w:rPr>
+          <w:lang w:val="en_US" w:bidi="en_US"/>
+        </w:rPr>
+      </w:r>
+      <w:r>
+        <w:rPr>
+          <w:b/>
+          <w:lang w:val="en_US" w:bidi="en_US"/>
+        </w:rPr>
         <w:t>"because of your love"</w:t>
       </w:r>
     </w:p>
@@ -3256,6 +3721,21 @@
           <w:b/>
           <w:lang w:val="en_US" w:bidi="en_US"/>
         </w:rPr>
+        <w:t>τὰ σπλάγχνα τῶν ἁγίων ἀναπέπαυται διὰ σοῦ</w:t>
+      </w:r>
+    </w:p>
+    <w:p>
+      <w:pPr/>
+      <w:r>
+        <w:rPr>
+          <w:lang w:val="en_US" w:bidi="en_US"/>
+        </w:rPr>
+      </w:r>
+      <w:r>
+        <w:rPr>
+          <w:b/>
+          <w:lang w:val="en_US" w:bidi="en_US"/>
+        </w:rPr>
         <w:t>"the inner parts of the saints are being refreshed by you"</w:t>
       </w:r>
     </w:p>
@@ -3339,6 +3819,21 @@
           <w:b/>
           <w:lang w:val="en_US" w:bidi="en_US"/>
         </w:rPr>
+        <w:t>τὰ σπλάγχνα τῶν ἁγίων</w:t>
+      </w:r>
+    </w:p>
+    <w:p>
+      <w:pPr/>
+      <w:r>
+        <w:rPr>
+          <w:lang w:val="en_US" w:bidi="en_US"/>
+        </w:rPr>
+      </w:r>
+      <w:r>
+        <w:rPr>
+          <w:b/>
+          <w:lang w:val="en_US" w:bidi="en_US"/>
+        </w:rPr>
         <w:t>"the inner parts of the saints"</w:t>
       </w:r>
     </w:p>
@@ -3435,6 +3930,21 @@
           <w:b/>
           <w:lang w:val="en_US" w:bidi="en_US"/>
         </w:rPr>
+        <w:t>τὰ σπλάγχνα τῶν ἁγίων ἀναπέπαυται διὰ σοῦ</w:t>
+      </w:r>
+    </w:p>
+    <w:p>
+      <w:pPr/>
+      <w:r>
+        <w:rPr>
+          <w:lang w:val="en_US" w:bidi="en_US"/>
+        </w:rPr>
+      </w:r>
+      <w:r>
+        <w:rPr>
+          <w:b/>
+          <w:lang w:val="en_US" w:bidi="en_US"/>
+        </w:rPr>
         <w:t>"the inner parts of the saints are being refreshed by you"</w:t>
       </w:r>
     </w:p>
@@ -3531,6 +4041,21 @@
           <w:b/>
           <w:lang w:val="en_US" w:bidi="en_US"/>
         </w:rPr>
+        <w:t>σοῦ, ἀδελφέ</w:t>
+      </w:r>
+    </w:p>
+    <w:p>
+      <w:pPr/>
+      <w:r>
+        <w:rPr>
+          <w:lang w:val="en_US" w:bidi="en_US"/>
+        </w:rPr>
+      </w:r>
+      <w:r>
+        <w:rPr>
+          <w:b/>
+          <w:lang w:val="en_US" w:bidi="en_US"/>
+        </w:rPr>
         <w:t>"you, brother"</w:t>
       </w:r>
     </w:p>
@@ -3690,6 +4215,21 @@
           <w:b/>
           <w:lang w:val="en_US" w:bidi="en_US"/>
         </w:rPr>
+        <w:t>πολλὴν ἐν Χριστῷ παρρησίαν</w:t>
+      </w:r>
+    </w:p>
+    <w:p>
+      <w:pPr/>
+      <w:r>
+        <w:rPr>
+          <w:lang w:val="en_US" w:bidi="en_US"/>
+        </w:rPr>
+      </w:r>
+      <w:r>
+        <w:rPr>
+          <w:b/>
+          <w:lang w:val="en_US" w:bidi="en_US"/>
+        </w:rPr>
         <w:t>"much boldness in Christ"</w:t>
       </w:r>
     </w:p>
@@ -3753,6 +4293,21 @@
           <w:b/>
           <w:lang w:val="en_US" w:bidi="en_US"/>
         </w:rPr>
+        <w:t>διό</w:t>
+      </w:r>
+    </w:p>
+    <w:p>
+      <w:pPr/>
+      <w:r>
+        <w:rPr>
+          <w:lang w:val="en_US" w:bidi="en_US"/>
+        </w:rPr>
+      </w:r>
+      <w:r>
+        <w:rPr>
+          <w:b/>
+          <w:lang w:val="en_US" w:bidi="en_US"/>
+        </w:rPr>
         <w:t>"Therefore"</w:t>
       </w:r>
     </w:p>
@@ -3849,6 +4404,21 @@
           <w:b/>
           <w:lang w:val="en_US" w:bidi="en_US"/>
         </w:rPr>
+        <w:t>διὰ τὴν ἀγάπην</w:t>
+      </w:r>
+    </w:p>
+    <w:p>
+      <w:pPr/>
+      <w:r>
+        <w:rPr>
+          <w:lang w:val="en_US" w:bidi="en_US"/>
+        </w:rPr>
+      </w:r>
+      <w:r>
+        <w:rPr>
+          <w:b/>
+          <w:lang w:val="en_US" w:bidi="en_US"/>
+        </w:rPr>
         <w:t>"because of love"</w:t>
       </w:r>
     </w:p>
@@ -3945,6 +4515,21 @@
           <w:b/>
           <w:lang w:val="en_US" w:bidi="en_US"/>
         </w:rPr>
+        <w:t>δέσμιος Χριστοῦ Ἰησοῦ</w:t>
+      </w:r>
+    </w:p>
+    <w:p>
+      <w:pPr/>
+      <w:r>
+        <w:rPr>
+          <w:lang w:val="en_US" w:bidi="en_US"/>
+        </w:rPr>
+      </w:r>
+      <w:r>
+        <w:rPr>
+          <w:b/>
+          <w:lang w:val="en_US" w:bidi="en_US"/>
+        </w:rPr>
         <w:t>"a prisoner of Christ Jesus"</w:t>
       </w:r>
     </w:p>
@@ -4008,6 +4593,21 @@
           <w:b/>
           <w:lang w:val="en_US" w:bidi="en_US"/>
         </w:rPr>
+        <w:t>Ὀνήσιμον</w:t>
+      </w:r>
+    </w:p>
+    <w:p>
+      <w:pPr/>
+      <w:r>
+        <w:rPr>
+          <w:lang w:val="en_US" w:bidi="en_US"/>
+        </w:rPr>
+      </w:r>
+      <w:r>
+        <w:rPr>
+          <w:b/>
+          <w:lang w:val="en_US" w:bidi="en_US"/>
+        </w:rPr>
         <w:t>"Onesimus"</w:t>
       </w:r>
     </w:p>
@@ -4098,6 +4698,21 @@
           <w:b/>
           <w:lang w:val="en_US" w:bidi="en_US"/>
         </w:rPr>
+        <w:t>Ὀνήσιμον</w:t>
+      </w:r>
+    </w:p>
+    <w:p>
+      <w:pPr/>
+      <w:r>
+        <w:rPr>
+          <w:lang w:val="en_US" w:bidi="en_US"/>
+        </w:rPr>
+      </w:r>
+      <w:r>
+        <w:rPr>
+          <w:b/>
+          <w:lang w:val="en_US" w:bidi="en_US"/>
+        </w:rPr>
         <w:t>"Onesimus"</w:t>
       </w:r>
     </w:p>
@@ -4194,6 +4809,21 @@
           <w:b/>
           <w:lang w:val="en_US" w:bidi="en_US"/>
         </w:rPr>
+        <w:t>ὃν ἐγέννησα</w:t>
+      </w:r>
+    </w:p>
+    <w:p>
+      <w:pPr/>
+      <w:r>
+        <w:rPr>
+          <w:lang w:val="en_US" w:bidi="en_US"/>
+        </w:rPr>
+      </w:r>
+      <w:r>
+        <w:rPr>
+          <w:b/>
+          <w:lang w:val="en_US" w:bidi="en_US"/>
+        </w:rPr>
         <w:t>"whom I have fathered"</w:t>
       </w:r>
     </w:p>
@@ -4290,6 +4920,21 @@
           <w:b/>
           <w:lang w:val="en_US" w:bidi="en_US"/>
         </w:rPr>
+        <w:t>ἐν τοῖς δεσμοῖς</w:t>
+      </w:r>
+    </w:p>
+    <w:p>
+      <w:pPr/>
+      <w:r>
+        <w:rPr>
+          <w:lang w:val="en_US" w:bidi="en_US"/>
+        </w:rPr>
+      </w:r>
+      <w:r>
+        <w:rPr>
+          <w:b/>
+          <w:lang w:val="en_US" w:bidi="en_US"/>
+        </w:rPr>
         <w:t>"in my chains"</w:t>
       </w:r>
     </w:p>
@@ -4386,6 +5031,21 @@
           <w:b/>
           <w:lang w:val="en_US" w:bidi="en_US"/>
         </w:rPr>
+        <w:t>ὃν ἀνέπεμψά σοι</w:t>
+      </w:r>
+    </w:p>
+    <w:p>
+      <w:pPr/>
+      <w:r>
+        <w:rPr>
+          <w:lang w:val="en_US" w:bidi="en_US"/>
+        </w:rPr>
+      </w:r>
+      <w:r>
+        <w:rPr>
+          <w:b/>
+          <w:lang w:val="en_US" w:bidi="en_US"/>
+        </w:rPr>
         <w:t>"whom I have sent back to you"</w:t>
       </w:r>
     </w:p>
@@ -4449,6 +5109,21 @@
           <w:b/>
           <w:lang w:val="en_US" w:bidi="en_US"/>
         </w:rPr>
+        <w:t>τοῦτ’ ἔστιν τὰ ἐμὰ σπλάγχνα</w:t>
+      </w:r>
+    </w:p>
+    <w:p>
+      <w:pPr/>
+      <w:r>
+        <w:rPr>
+          <w:lang w:val="en_US" w:bidi="en_US"/>
+        </w:rPr>
+      </w:r>
+      <w:r>
+        <w:rPr>
+          <w:b/>
+          <w:lang w:val="en_US" w:bidi="en_US"/>
+        </w:rPr>
         <w:t>"this one is my inner parts"</w:t>
       </w:r>
     </w:p>
@@ -4545,6 +5220,21 @@
           <w:b/>
           <w:lang w:val="en_US" w:bidi="en_US"/>
         </w:rPr>
+        <w:t>τὰ ἐμὰ σπλάγχνα</w:t>
+      </w:r>
+    </w:p>
+    <w:p>
+      <w:pPr/>
+      <w:r>
+        <w:rPr>
+          <w:lang w:val="en_US" w:bidi="en_US"/>
+        </w:rPr>
+      </w:r>
+      <w:r>
+        <w:rPr>
+          <w:b/>
+          <w:lang w:val="en_US" w:bidi="en_US"/>
+        </w:rPr>
         <w:t>"my inner parts"</w:t>
       </w:r>
     </w:p>
@@ -4628,6 +5318,21 @@
           <w:b/>
           <w:lang w:val="en_US" w:bidi="en_US"/>
         </w:rPr>
+        <w:t>ἵνα ὑπὲρ σοῦ μοι διακονῇ</w:t>
+      </w:r>
+    </w:p>
+    <w:p>
+      <w:pPr/>
+      <w:r>
+        <w:rPr>
+          <w:lang w:val="en_US" w:bidi="en_US"/>
+        </w:rPr>
+      </w:r>
+      <w:r>
+        <w:rPr>
+          <w:b/>
+          <w:lang w:val="en_US" w:bidi="en_US"/>
+        </w:rPr>
         <w:t>"so that he might serve me on behalf of you"</w:t>
       </w:r>
     </w:p>
@@ -4691,6 +5396,21 @@
           <w:b/>
           <w:lang w:val="en_US" w:bidi="en_US"/>
         </w:rPr>
+        <w:t>ἐν τοῖς δεσμοῖς</w:t>
+      </w:r>
+    </w:p>
+    <w:p>
+      <w:pPr/>
+      <w:r>
+        <w:rPr>
+          <w:lang w:val="en_US" w:bidi="en_US"/>
+        </w:rPr>
+      </w:r>
+      <w:r>
+        <w:rPr>
+          <w:b/>
+          <w:lang w:val="en_US" w:bidi="en_US"/>
+        </w:rPr>
         <w:t>"in the chains"</w:t>
       </w:r>
     </w:p>
@@ -4787,6 +5507,21 @@
           <w:b/>
           <w:lang w:val="en_US" w:bidi="en_US"/>
         </w:rPr>
+        <w:t>ἐν τοῖς δεσμοῖς τοῦ εὐαγγελίου</w:t>
+      </w:r>
+    </w:p>
+    <w:p>
+      <w:pPr/>
+      <w:r>
+        <w:rPr>
+          <w:lang w:val="en_US" w:bidi="en_US"/>
+        </w:rPr>
+      </w:r>
+      <w:r>
+        <w:rPr>
+          <w:b/>
+          <w:lang w:val="en_US" w:bidi="en_US"/>
+        </w:rPr>
         <w:t>"in the chains of the gospel"</w:t>
       </w:r>
     </w:p>
@@ -4883,6 +5618,21 @@
           <w:b/>
           <w:lang w:val="en_US" w:bidi="en_US"/>
         </w:rPr>
+        <w:t>ἵνα μὴ ὡς κατὰ ἀνάγκην τὸ ἀγαθόν σου ᾖ</w:t>
+      </w:r>
+    </w:p>
+    <w:p>
+      <w:pPr/>
+      <w:r>
+        <w:rPr>
+          <w:lang w:val="en_US" w:bidi="en_US"/>
+        </w:rPr>
+      </w:r>
+      <w:r>
+        <w:rPr>
+          <w:b/>
+          <w:lang w:val="en_US" w:bidi="en_US"/>
+        </w:rPr>
         <w:t>"so that your good {deed} might not be as according to compulsion"</w:t>
       </w:r>
     </w:p>
@@ -4979,6 +5729,21 @@
           <w:b/>
           <w:lang w:val="en_US" w:bidi="en_US"/>
         </w:rPr>
+        <w:t>ἀλλὰ κατὰ ἑκούσιον.</w:t>
+      </w:r>
+    </w:p>
+    <w:p>
+      <w:pPr/>
+      <w:r>
+        <w:rPr>
+          <w:lang w:val="en_US" w:bidi="en_US"/>
+        </w:rPr>
+      </w:r>
+      <w:r>
+        <w:rPr>
+          <w:b/>
+          <w:lang w:val="en_US" w:bidi="en_US"/>
+        </w:rPr>
         <w:t>"but according to good will"</w:t>
       </w:r>
     </w:p>
@@ -5075,6 +5840,21 @@
           <w:b/>
           <w:lang w:val="en_US" w:bidi="en_US"/>
         </w:rPr>
+        <w:t>τάχα γὰρ διὰ τοῦτο, ἐχωρίσθη πρὸς ὥραν, ἵνα</w:t>
+      </w:r>
+    </w:p>
+    <w:p>
+      <w:pPr/>
+      <w:r>
+        <w:rPr>
+          <w:lang w:val="en_US" w:bidi="en_US"/>
+        </w:rPr>
+      </w:r>
+      <w:r>
+        <w:rPr>
+          <w:b/>
+          <w:lang w:val="en_US" w:bidi="en_US"/>
+        </w:rPr>
         <w:t>"For perhaps because of this he was separated from {you} for an hour, so that"</w:t>
       </w:r>
     </w:p>
@@ -5158,6 +5938,21 @@
           <w:b/>
           <w:lang w:val="en_US" w:bidi="en_US"/>
         </w:rPr>
+        <w:t>πρὸς ὥραν</w:t>
+      </w:r>
+    </w:p>
+    <w:p>
+      <w:pPr/>
+      <w:r>
+        <w:rPr>
+          <w:lang w:val="en_US" w:bidi="en_US"/>
+        </w:rPr>
+      </w:r>
+      <w:r>
+        <w:rPr>
+          <w:b/>
+          <w:lang w:val="en_US" w:bidi="en_US"/>
+        </w:rPr>
         <w:t>"for an hour"</w:t>
       </w:r>
     </w:p>
@@ -5254,6 +6049,21 @@
           <w:b/>
           <w:lang w:val="en_US" w:bidi="en_US"/>
         </w:rPr>
+        <w:t>ὑπὲρ δοῦλον</w:t>
+      </w:r>
+    </w:p>
+    <w:p>
+      <w:pPr/>
+      <w:r>
+        <w:rPr>
+          <w:lang w:val="en_US" w:bidi="en_US"/>
+        </w:rPr>
+      </w:r>
+      <w:r>
+        <w:rPr>
+          <w:b/>
+          <w:lang w:val="en_US" w:bidi="en_US"/>
+        </w:rPr>
         <w:t>"better than a slave"</w:t>
       </w:r>
     </w:p>
@@ -5317,6 +6127,21 @@
           <w:b/>
           <w:lang w:val="en_US" w:bidi="en_US"/>
         </w:rPr>
+        <w:t>οὐκέτι ὡς δοῦλον</w:t>
+      </w:r>
+    </w:p>
+    <w:p>
+      <w:pPr/>
+      <w:r>
+        <w:rPr>
+          <w:lang w:val="en_US" w:bidi="en_US"/>
+        </w:rPr>
+      </w:r>
+      <w:r>
+        <w:rPr>
+          <w:b/>
+          <w:lang w:val="en_US" w:bidi="en_US"/>
+        </w:rPr>
         <w:t>"no longer as a slave"</w:t>
       </w:r>
     </w:p>
@@ -5393,6 +6218,21 @@
           <w:b/>
           <w:lang w:val="en_US" w:bidi="en_US"/>
         </w:rPr>
+        <w:t>ὑπὲρ δοῦλον</w:t>
+      </w:r>
+    </w:p>
+    <w:p>
+      <w:pPr/>
+      <w:r>
+        <w:rPr>
+          <w:lang w:val="en_US" w:bidi="en_US"/>
+        </w:rPr>
+      </w:r>
+      <w:r>
+        <w:rPr>
+          <w:b/>
+          <w:lang w:val="en_US" w:bidi="en_US"/>
+        </w:rPr>
         <w:t>"better than a slave"</w:t>
       </w:r>
     </w:p>
@@ -5456,6 +6296,21 @@
           <w:b/>
           <w:lang w:val="en_US" w:bidi="en_US"/>
         </w:rPr>
+        <w:t>ἀδελφὸν ἀγαπητόν</w:t>
+      </w:r>
+    </w:p>
+    <w:p>
+      <w:pPr/>
+      <w:r>
+        <w:rPr>
+          <w:lang w:val="en_US" w:bidi="en_US"/>
+        </w:rPr>
+      </w:r>
+      <w:r>
+        <w:rPr>
+          <w:b/>
+          <w:lang w:val="en_US" w:bidi="en_US"/>
+        </w:rPr>
         <w:t>"a beloved brother"</w:t>
       </w:r>
     </w:p>
@@ -5552,6 +6407,21 @@
           <w:b/>
           <w:lang w:val="en_US" w:bidi="en_US"/>
         </w:rPr>
+        <w:t>ἀγαπητόν</w:t>
+      </w:r>
+    </w:p>
+    <w:p>
+      <w:pPr/>
+      <w:r>
+        <w:rPr>
+          <w:lang w:val="en_US" w:bidi="en_US"/>
+        </w:rPr>
+      </w:r>
+      <w:r>
+        <w:rPr>
+          <w:b/>
+          <w:lang w:val="en_US" w:bidi="en_US"/>
+        </w:rPr>
         <w:t>"beloved"</w:t>
       </w:r>
     </w:p>
@@ -5615,6 +6485,21 @@
           <w:b/>
           <w:lang w:val="en_US" w:bidi="en_US"/>
         </w:rPr>
+        <w:t>ἐν Κυρίῳ</w:t>
+      </w:r>
+    </w:p>
+    <w:p>
+      <w:pPr/>
+      <w:r>
+        <w:rPr>
+          <w:lang w:val="en_US" w:bidi="en_US"/>
+        </w:rPr>
+      </w:r>
+      <w:r>
+        <w:rPr>
+          <w:b/>
+          <w:lang w:val="en_US" w:bidi="en_US"/>
+        </w:rPr>
         <w:t>"in the Lord"</w:t>
       </w:r>
     </w:p>
@@ -5678,6 +6563,21 @@
           <w:b/>
           <w:lang w:val="en_US" w:bidi="en_US"/>
         </w:rPr>
+        <w:t>εἰ &amp; με ἔχεις κοινωνόν</w:t>
+      </w:r>
+    </w:p>
+    <w:p>
+      <w:pPr/>
+      <w:r>
+        <w:rPr>
+          <w:lang w:val="en_US" w:bidi="en_US"/>
+        </w:rPr>
+      </w:r>
+      <w:r>
+        <w:rPr>
+          <w:b/>
+          <w:lang w:val="en_US" w:bidi="en_US"/>
+        </w:rPr>
         <w:t>"if you have me {as} a partner"</w:t>
       </w:r>
     </w:p>
@@ -5761,6 +6661,21 @@
           <w:b/>
           <w:lang w:val="en_US" w:bidi="en_US"/>
         </w:rPr>
+        <w:t>οὖν</w:t>
+      </w:r>
+    </w:p>
+    <w:p>
+      <w:pPr/>
+      <w:r>
+        <w:rPr>
+          <w:lang w:val="en_US" w:bidi="en_US"/>
+        </w:rPr>
+      </w:r>
+      <w:r>
+        <w:rPr>
+          <w:b/>
+          <w:lang w:val="en_US" w:bidi="en_US"/>
+        </w:rPr>
         <w:t>"Therefore"</w:t>
       </w:r>
     </w:p>
@@ -5851,6 +6766,21 @@
           <w:b/>
           <w:lang w:val="en_US" w:bidi="en_US"/>
         </w:rPr>
+        <w:t>προσλαβοῦ αὐτὸν ὡς ἐμέ.</w:t>
+      </w:r>
+    </w:p>
+    <w:p>
+      <w:pPr/>
+      <w:r>
+        <w:rPr>
+          <w:lang w:val="en_US" w:bidi="en_US"/>
+        </w:rPr>
+      </w:r>
+      <w:r>
+        <w:rPr>
+          <w:b/>
+          <w:lang w:val="en_US" w:bidi="en_US"/>
+        </w:rPr>
         <w:t>"receive him as me"</w:t>
       </w:r>
     </w:p>
@@ -5934,6 +6864,21 @@
           <w:b/>
           <w:lang w:val="en_US" w:bidi="en_US"/>
         </w:rPr>
+        <w:t>εἰ δέ τι ἠδίκησέν σε ἢ ὀφείλει</w:t>
+      </w:r>
+    </w:p>
+    <w:p>
+      <w:pPr/>
+      <w:r>
+        <w:rPr>
+          <w:lang w:val="en_US" w:bidi="en_US"/>
+        </w:rPr>
+      </w:r>
+      <w:r>
+        <w:rPr>
+          <w:b/>
+          <w:lang w:val="en_US" w:bidi="en_US"/>
+        </w:rPr>
         <w:t>"But if he has wronged you or owes {you} anything"</w:t>
       </w:r>
     </w:p>
@@ -6017,6 +6962,21 @@
           <w:b/>
           <w:lang w:val="en_US" w:bidi="en_US"/>
         </w:rPr>
+        <w:t>εἰ δέ τι ἠδίκησέν σε ἢ ὀφείλει</w:t>
+      </w:r>
+    </w:p>
+    <w:p>
+      <w:pPr/>
+      <w:r>
+        <w:rPr>
+          <w:lang w:val="en_US" w:bidi="en_US"/>
+        </w:rPr>
+      </w:r>
+      <w:r>
+        <w:rPr>
+          <w:b/>
+          <w:lang w:val="en_US" w:bidi="en_US"/>
+        </w:rPr>
         <w:t>"But if he has wronged you or owes {you} anything"</w:t>
       </w:r>
     </w:p>
@@ -6106,6 +7066,21 @@
           <w:b/>
           <w:lang w:val="en_US" w:bidi="en_US"/>
         </w:rPr>
+        <w:t>τοῦτο ἐμοὶ ἐλλόγα.</w:t>
+      </w:r>
+    </w:p>
+    <w:p>
+      <w:pPr/>
+      <w:r>
+        <w:rPr>
+          <w:lang w:val="en_US" w:bidi="en_US"/>
+        </w:rPr>
+      </w:r>
+      <w:r>
+        <w:rPr>
+          <w:b/>
+          <w:lang w:val="en_US" w:bidi="en_US"/>
+        </w:rPr>
         <w:t>"charge that to me"</w:t>
       </w:r>
     </w:p>
@@ -6169,6 +7144,21 @@
           <w:b/>
           <w:lang w:val="en_US" w:bidi="en_US"/>
         </w:rPr>
+        <w:t>ἐγὼ Παῦλος ἔγραψα τῇ ἐμῇ χειρί</w:t>
+      </w:r>
+    </w:p>
+    <w:p>
+      <w:pPr/>
+      <w:r>
+        <w:rPr>
+          <w:lang w:val="en_US" w:bidi="en_US"/>
+        </w:rPr>
+      </w:r>
+      <w:r>
+        <w:rPr>
+          <w:b/>
+          <w:lang w:val="en_US" w:bidi="en_US"/>
+        </w:rPr>
         <w:t>"I, Paul, wrote this with my own hand"</w:t>
       </w:r>
     </w:p>
@@ -6245,6 +7235,21 @@
           <w:b/>
           <w:lang w:val="en_US" w:bidi="en_US"/>
         </w:rPr>
+        <w:t>ἵνα μὴ λέγω σοι</w:t>
+      </w:r>
+    </w:p>
+    <w:p>
+      <w:pPr/>
+      <w:r>
+        <w:rPr>
+          <w:lang w:val="en_US" w:bidi="en_US"/>
+        </w:rPr>
+      </w:r>
+      <w:r>
+        <w:rPr>
+          <w:b/>
+          <w:lang w:val="en_US" w:bidi="en_US"/>
+        </w:rPr>
         <w:t>"in order not to say to you"</w:t>
       </w:r>
     </w:p>
@@ -6328,6 +7333,21 @@
           <w:b/>
           <w:lang w:val="en_US" w:bidi="en_US"/>
         </w:rPr>
+        <w:t>καὶ σεαυτόν μοι προσοφείλεις</w:t>
+      </w:r>
+    </w:p>
+    <w:p>
+      <w:pPr/>
+      <w:r>
+        <w:rPr>
+          <w:lang w:val="en_US" w:bidi="en_US"/>
+        </w:rPr>
+      </w:r>
+      <w:r>
+        <w:rPr>
+          <w:b/>
+          <w:lang w:val="en_US" w:bidi="en_US"/>
+        </w:rPr>
         <w:t>"you also owe me even your own self"</w:t>
       </w:r>
     </w:p>
@@ -6411,6 +7431,21 @@
           <w:b/>
           <w:lang w:val="en_US" w:bidi="en_US"/>
         </w:rPr>
+        <w:t>ἀδελφέ</w:t>
+      </w:r>
+    </w:p>
+    <w:p>
+      <w:pPr/>
+      <w:r>
+        <w:rPr>
+          <w:lang w:val="en_US" w:bidi="en_US"/>
+        </w:rPr>
+      </w:r>
+      <w:r>
+        <w:rPr>
+          <w:b/>
+          <w:lang w:val="en_US" w:bidi="en_US"/>
+        </w:rPr>
         <w:t>"brother"</w:t>
       </w:r>
     </w:p>
@@ -6507,6 +7542,21 @@
           <w:b/>
           <w:lang w:val="en_US" w:bidi="en_US"/>
         </w:rPr>
+        <w:t>ἐν Κυρίῳ</w:t>
+      </w:r>
+    </w:p>
+    <w:p>
+      <w:pPr/>
+      <w:r>
+        <w:rPr>
+          <w:lang w:val="en_US" w:bidi="en_US"/>
+        </w:rPr>
+      </w:r>
+      <w:r>
+        <w:rPr>
+          <w:b/>
+          <w:lang w:val="en_US" w:bidi="en_US"/>
+        </w:rPr>
         <w:t>"in the Lord"</w:t>
       </w:r>
     </w:p>
@@ -6616,6 +7666,21 @@
           <w:b/>
           <w:lang w:val="en_US" w:bidi="en_US"/>
         </w:rPr>
+        <w:t>ἀνάπαυσόν μου τὰ σπλάγχνα ἐν Χριστῷ</w:t>
+      </w:r>
+    </w:p>
+    <w:p>
+      <w:pPr/>
+      <w:r>
+        <w:rPr>
+          <w:lang w:val="en_US" w:bidi="en_US"/>
+        </w:rPr>
+      </w:r>
+      <w:r>
+        <w:rPr>
+          <w:b/>
+          <w:lang w:val="en_US" w:bidi="en_US"/>
+        </w:rPr>
         <w:t>"refresh my inner parts in Christ"</w:t>
       </w:r>
     </w:p>
@@ -6699,6 +7764,21 @@
           <w:b/>
           <w:lang w:val="en_US" w:bidi="en_US"/>
         </w:rPr>
+        <w:t>ἀνάπαυσόν μου τὰ σπλάγχνα</w:t>
+      </w:r>
+    </w:p>
+    <w:p>
+      <w:pPr/>
+      <w:r>
+        <w:rPr>
+          <w:lang w:val="en_US" w:bidi="en_US"/>
+        </w:rPr>
+      </w:r>
+      <w:r>
+        <w:rPr>
+          <w:b/>
+          <w:lang w:val="en_US" w:bidi="en_US"/>
+        </w:rPr>
         <w:t>"refresh my inner parts"</w:t>
       </w:r>
     </w:p>
@@ -6795,6 +7875,21 @@
           <w:b/>
           <w:lang w:val="en_US" w:bidi="en_US"/>
         </w:rPr>
+        <w:t>ἀνάπαυσόν μου τὰ σπλάγχνα</w:t>
+      </w:r>
+    </w:p>
+    <w:p>
+      <w:pPr/>
+      <w:r>
+        <w:rPr>
+          <w:lang w:val="en_US" w:bidi="en_US"/>
+        </w:rPr>
+      </w:r>
+      <w:r>
+        <w:rPr>
+          <w:b/>
+          <w:lang w:val="en_US" w:bidi="en_US"/>
+        </w:rPr>
         <w:t>"refresh my inner parts"</w:t>
       </w:r>
     </w:p>
@@ -6891,6 +7986,21 @@
           <w:b/>
           <w:lang w:val="en_US" w:bidi="en_US"/>
         </w:rPr>
+        <w:t>πεποιθὼς τῇ ὑπακοῇ σου</w:t>
+      </w:r>
+    </w:p>
+    <w:p>
+      <w:pPr/>
+      <w:r>
+        <w:rPr>
+          <w:lang w:val="en_US" w:bidi="en_US"/>
+        </w:rPr>
+      </w:r>
+      <w:r>
+        <w:rPr>
+          <w:b/>
+          <w:lang w:val="en_US" w:bidi="en_US"/>
+        </w:rPr>
         <w:t>"Having become confident in your obedience"</w:t>
       </w:r>
     </w:p>
@@ -7000,6 +8110,21 @@
           <w:b/>
           <w:lang w:val="en_US" w:bidi="en_US"/>
         </w:rPr>
+        <w:t>ἔγραψά σοι</w:t>
+      </w:r>
+    </w:p>
+    <w:p>
+      <w:pPr/>
+      <w:r>
+        <w:rPr>
+          <w:lang w:val="en_US" w:bidi="en_US"/>
+        </w:rPr>
+      </w:r>
+      <w:r>
+        <w:rPr>
+          <w:b/>
+          <w:lang w:val="en_US" w:bidi="en_US"/>
+        </w:rPr>
         <w:t>"I wrote to you"</w:t>
       </w:r>
     </w:p>
@@ -7063,6 +8188,21 @@
           <w:b/>
           <w:lang w:val="en_US" w:bidi="en_US"/>
         </w:rPr>
+        <w:t>δὲ</w:t>
+      </w:r>
+    </w:p>
+    <w:p>
+      <w:pPr/>
+      <w:r>
+        <w:rPr>
+          <w:lang w:val="en_US" w:bidi="en_US"/>
+        </w:rPr>
+      </w:r>
+      <w:r>
+        <w:rPr>
+          <w:b/>
+          <w:lang w:val="en_US" w:bidi="en_US"/>
+        </w:rPr>
         <w:t>""</w:t>
       </w:r>
     </w:p>
@@ -7140,6 +8280,21 @@
           <w:b/>
           <w:lang w:val="en_US" w:bidi="en_US"/>
         </w:rPr>
+        <w:t>ἅμα</w:t>
+      </w:r>
+    </w:p>
+    <w:p>
+      <w:pPr/>
+      <w:r>
+        <w:rPr>
+          <w:lang w:val="en_US" w:bidi="en_US"/>
+        </w:rPr>
+      </w:r>
+      <w:r>
+        <w:rPr>
+          <w:b/>
+          <w:lang w:val="en_US" w:bidi="en_US"/>
+        </w:rPr>
         <w:t>"at the same time"</w:t>
       </w:r>
     </w:p>
@@ -7236,6 +8391,21 @@
           <w:b/>
           <w:lang w:val="en_US" w:bidi="en_US"/>
         </w:rPr>
+        <w:t>χαρισθήσομαι ὑμῖν</w:t>
+      </w:r>
+    </w:p>
+    <w:p>
+      <w:pPr/>
+      <w:r>
+        <w:rPr>
+          <w:lang w:val="en_US" w:bidi="en_US"/>
+        </w:rPr>
+      </w:r>
+      <w:r>
+        <w:rPr>
+          <w:b/>
+          <w:lang w:val="en_US" w:bidi="en_US"/>
+        </w:rPr>
         <w:t>"I will be given back to you"</w:t>
       </w:r>
     </w:p>
@@ -7299,6 +8469,21 @@
           <w:b/>
           <w:lang w:val="en_US" w:bidi="en_US"/>
         </w:rPr>
+        <w:t>ἑτοίμαζέ μοι ξενίαν</w:t>
+      </w:r>
+    </w:p>
+    <w:p>
+      <w:pPr/>
+      <w:r>
+        <w:rPr>
+          <w:lang w:val="en_US" w:bidi="en_US"/>
+        </w:rPr>
+      </w:r>
+      <w:r>
+        <w:rPr>
+          <w:b/>
+          <w:lang w:val="en_US" w:bidi="en_US"/>
+        </w:rPr>
         <w:t>"prepare a guest room for me"</w:t>
       </w:r>
     </w:p>
@@ -7375,6 +8560,21 @@
           <w:b/>
           <w:lang w:val="en_US" w:bidi="en_US"/>
         </w:rPr>
+        <w:t>διὰ τῶν προσευχῶν ὑμῶν</w:t>
+      </w:r>
+    </w:p>
+    <w:p>
+      <w:pPr/>
+      <w:r>
+        <w:rPr>
+          <w:lang w:val="en_US" w:bidi="en_US"/>
+        </w:rPr>
+      </w:r>
+      <w:r>
+        <w:rPr>
+          <w:b/>
+          <w:lang w:val="en_US" w:bidi="en_US"/>
+        </w:rPr>
         <w:t>"through your prayers"</w:t>
       </w:r>
     </w:p>
@@ -7438,6 +8638,21 @@
           <w:b/>
           <w:lang w:val="en_US" w:bidi="en_US"/>
         </w:rPr>
+        <w:t>χαρισθήσομαι ὑμῖν.</w:t>
+      </w:r>
+    </w:p>
+    <w:p>
+      <w:pPr/>
+      <w:r>
+        <w:rPr>
+          <w:lang w:val="en_US" w:bidi="en_US"/>
+        </w:rPr>
+      </w:r>
+      <w:r>
+        <w:rPr>
+          <w:b/>
+          <w:lang w:val="en_US" w:bidi="en_US"/>
+        </w:rPr>
         <w:t>"I will be given back to you"</w:t>
       </w:r>
     </w:p>
@@ -7521,6 +8736,21 @@
           <w:b/>
           <w:lang w:val="en_US" w:bidi="en_US"/>
         </w:rPr>
+        <w:t>ὑμῶν &amp; ὑμῖν</w:t>
+      </w:r>
+    </w:p>
+    <w:p>
+      <w:pPr/>
+      <w:r>
+        <w:rPr>
+          <w:lang w:val="en_US" w:bidi="en_US"/>
+        </w:rPr>
+      </w:r>
+      <w:r>
+        <w:rPr>
+          <w:b/>
+          <w:lang w:val="en_US" w:bidi="en_US"/>
+        </w:rPr>
         <w:t>"your"</w:t>
       </w:r>
       <w:r>
@@ -7643,6 +8873,21 @@
           <w:b/>
           <w:lang w:val="en_US" w:bidi="en_US"/>
         </w:rPr>
+        <w:t>Ἐπαφρᾶς</w:t>
+      </w:r>
+    </w:p>
+    <w:p>
+      <w:pPr/>
+      <w:r>
+        <w:rPr>
+          <w:lang w:val="en_US" w:bidi="en_US"/>
+        </w:rPr>
+      </w:r>
+      <w:r>
+        <w:rPr>
+          <w:b/>
+          <w:lang w:val="en_US" w:bidi="en_US"/>
+        </w:rPr>
         <w:t>"Epaphras"</w:t>
       </w:r>
     </w:p>
@@ -7733,6 +8978,21 @@
           <w:b/>
           <w:lang w:val="en_US" w:bidi="en_US"/>
         </w:rPr>
+        <w:t>ἐν Χριστῷ Ἰησοῦ</w:t>
+      </w:r>
+    </w:p>
+    <w:p>
+      <w:pPr/>
+      <w:r>
+        <w:rPr>
+          <w:lang w:val="en_US" w:bidi="en_US"/>
+        </w:rPr>
+      </w:r>
+      <w:r>
+        <w:rPr>
+          <w:b/>
+          <w:lang w:val="en_US" w:bidi="en_US"/>
+        </w:rPr>
         <w:t>"in Christ Jesus"</w:t>
       </w:r>
     </w:p>
@@ -7809,6 +9069,21 @@
           <w:b/>
           <w:lang w:val="en_US" w:bidi="en_US"/>
         </w:rPr>
+        <w:t>Μᾶρκος, Ἀρίσταρχος, Δημᾶς, Λουκᾶς</w:t>
+      </w:r>
+    </w:p>
+    <w:p>
+      <w:pPr/>
+      <w:r>
+        <w:rPr>
+          <w:lang w:val="en_US" w:bidi="en_US"/>
+        </w:rPr>
+      </w:r>
+      <w:r>
+        <w:rPr>
+          <w:b/>
+          <w:lang w:val="en_US" w:bidi="en_US"/>
+        </w:rPr>
         <w:t>"Mark, Aristarchus, Demas, {and} Luke"</w:t>
       </w:r>
     </w:p>
@@ -7892,6 +9167,21 @@
           <w:b/>
           <w:lang w:val="en_US" w:bidi="en_US"/>
         </w:rPr>
+        <w:t>Μᾶρκος, Ἀρίσταρχος, Δημᾶς, Λουκᾶς</w:t>
+      </w:r>
+    </w:p>
+    <w:p>
+      <w:pPr/>
+      <w:r>
+        <w:rPr>
+          <w:lang w:val="en_US" w:bidi="en_US"/>
+        </w:rPr>
+      </w:r>
+      <w:r>
+        <w:rPr>
+          <w:b/>
+          <w:lang w:val="en_US" w:bidi="en_US"/>
+        </w:rPr>
         <w:t>"Mark, Aristarchus, Demas, {and} Luke"</w:t>
       </w:r>
     </w:p>
@@ -7975,6 +9265,21 @@
           <w:b/>
           <w:lang w:val="en_US" w:bidi="en_US"/>
         </w:rPr>
+        <w:t>οἱ συνεργοί μου</w:t>
+      </w:r>
+    </w:p>
+    <w:p>
+      <w:pPr/>
+      <w:r>
+        <w:rPr>
+          <w:lang w:val="en_US" w:bidi="en_US"/>
+        </w:rPr>
+      </w:r>
+      <w:r>
+        <w:rPr>
+          <w:b/>
+          <w:lang w:val="en_US" w:bidi="en_US"/>
+        </w:rPr>
         <w:t>"my fellow workers"</w:t>
       </w:r>
     </w:p>
@@ -8038,6 +9343,21 @@
           <w:b/>
           <w:lang w:val="en_US" w:bidi="en_US"/>
         </w:rPr>
+        <w:t>μετὰ τοῦ πνεύματος ὑμῶν</w:t>
+      </w:r>
+    </w:p>
+    <w:p>
+      <w:pPr/>
+      <w:r>
+        <w:rPr>
+          <w:lang w:val="en_US" w:bidi="en_US"/>
+        </w:rPr>
+      </w:r>
+      <w:r>
+        <w:rPr>
+          <w:b/>
+          <w:lang w:val="en_US" w:bidi="en_US"/>
+        </w:rPr>
         <w:t>"be} with your spirit"</w:t>
       </w:r>
     </w:p>
@@ -8134,6 +9454,21 @@
           <w:b/>
           <w:lang w:val="en_US" w:bidi="en_US"/>
         </w:rPr>
+        <w:t>ἡ χάρις τοῦ Κυρίου ἡμῶν, Ἰησοῦ Χριστοῦ</w:t>
+      </w:r>
+    </w:p>
+    <w:p>
+      <w:pPr/>
+      <w:r>
+        <w:rPr>
+          <w:lang w:val="en_US" w:bidi="en_US"/>
+        </w:rPr>
+      </w:r>
+      <w:r>
+        <w:rPr>
+          <w:b/>
+          <w:lang w:val="en_US" w:bidi="en_US"/>
+        </w:rPr>
         <w:t>"The grace of our Lord Jesus Christ"</w:t>
       </w:r>
     </w:p>
@@ -8216,6 +9551,21 @@
         <w:rPr>
           <w:lang w:val="en_US" w:bidi="en_US"/>
         </w:rPr>
+      </w:r>
+    </w:p>
+    <w:p>
+      <w:pPr/>
+      <w:r>
+        <w:rPr>
+          <w:lang w:val="en_US" w:bidi="en_US"/>
+        </w:rPr>
+      </w:r>
+      <w:r>
+        <w:rPr>
+          <w:b/>
+          <w:lang w:val="en_US" w:bidi="en_US"/>
+        </w:rPr>
+        <w:t>ὑμῶν</w:t>
       </w:r>
     </w:p>
     <w:p>

--- a/eng/docx/57.content.docx
+++ b/eng/docx/57.content.docx
@@ -28,49 +28,15 @@
       </w:r>
     </w:p>
     <w:p>
-      <w:pPr>
-        <w:pStyle w:val="Heading2"/>
-      </w:pPr>
-      <w:r>
-        <w:rPr>
-          <w:lang w:val="en_US" w:bidi="en_US"/>
-        </w:rPr>
-        <w:t>License Information</w:t>
-      </w:r>
-      <w:r>
-        <w:rPr>
-          <w:lang w:val="en_US" w:bidi="en_US"/>
-        </w:rPr>
-      </w:r>
-    </w:p>
-    <w:p>
-      <w:pPr/>
-      <w:r>
-        <w:rPr>
-          <w:lang w:val="en_US" w:bidi="en_US"/>
-        </w:rPr>
-      </w:r>
-      <w:r>
-        <w:rPr>
-          <w:b/>
-          <w:lang w:val="en_US" w:bidi="en_US"/>
-        </w:rPr>
-        <w:t>Translation Notes (unfoldingWord)</w:t>
-      </w:r>
-      <w:r>
-        <w:rPr>
-          <w:lang w:val="en_US" w:bidi="en_US"/>
-        </w:rPr>
-        <w:t xml:space="preserve"> is based on</w:t>
-      </w:r>
-      <w:r>
-        <w:rPr>
-          <w:lang w:val="en_US" w:bidi="en_US"/>
-        </w:rPr>
-        <w:t xml:space="preserve">: </w:t>
-      </w:r>
-      <w:r>
-        <w:rPr>
+      <w:pPr/>
+      <w:r>
+        <w:rPr>
+          <w:lang w:val="en_US" w:bidi="en_US"/>
+        </w:rPr>
+      </w:r>
+      <w:r>
+        <w:rPr>
+          <w:b/>
           <w:lang w:val="en_US" w:bidi="en_US"/>
         </w:rPr>
         <w:t>unfoldingWord® Translation Notes</w:t>
@@ -79,62 +45,31 @@
         <w:rPr>
           <w:lang w:val="en_US" w:bidi="en_US"/>
         </w:rPr>
-        <w:t xml:space="preserve">, </w:t>
-      </w:r>
-      <w:hyperlink r:id="rId13">
-        <w:r>
-          <w:rPr>
-            <w:lang w:val="en_US" w:bidi="en_US"/>
-          </w:rPr>
-          <w:rPr>
-            <w:color w:val="0000EE"/>
-            <w:u w:val="single"/>
-          </w:rPr>
-          <w:t>unfoldingWord</w:t>
-        </w:r>
-      </w:hyperlink>
-      <w:r>
-        <w:rPr>
-          <w:lang w:val="en_US" w:bidi="en_US"/>
-        </w:rPr>
-        <w:t xml:space="preserve">, 2022, which is licensed under a </w:t>
-      </w:r>
-      <w:hyperlink r:id="rId14">
-        <w:r>
-          <w:rPr>
-            <w:lang w:val="en_US" w:bidi="en_US"/>
-          </w:rPr>
-          <w:rPr>
-            <w:color w:val="0000EE"/>
-            <w:u w:val="single"/>
-          </w:rPr>
-          <w:t>CC BY-SA 4.0 license</w:t>
-        </w:r>
-      </w:hyperlink>
-      <w:r>
-        <w:rPr>
-          <w:lang w:val="en_US" w:bidi="en_US"/>
-        </w:rPr>
-        <w:t>.</w:t>
-      </w:r>
-      <w:r>
-        <w:rPr>
-          <w:lang w:val="en_US" w:bidi="en_US"/>
-        </w:rPr>
-      </w:r>
-    </w:p>
-    <w:p>
-      <w:pPr/>
-      <w:r>
-        <w:rPr>
-          <w:lang w:val="en_US" w:bidi="en_US"/>
-        </w:rPr>
-      </w:r>
-      <w:r>
-        <w:rPr>
-          <w:lang w:val="en_US" w:bidi="en_US"/>
-        </w:rPr>
-        <w:t>This PDF version is provided under the same license.</w:t>
+        <w:t xml:space="preserve"> © 2022 unfoldingWord. Released under CC BY-SA 4.0 license. </w:t>
+      </w:r>
+      <w:r>
+        <w:rPr>
+          <w:lang w:val="en_US" w:bidi="en_US"/>
+        </w:rPr>
+        <w:t>unfoldingWord® Translation Notes</w:t>
+      </w:r>
+      <w:r>
+        <w:rPr>
+          <w:lang w:val="en_US" w:bidi="en_US"/>
+        </w:rPr>
+        <w:t xml:space="preserve"> has been adapted in the following languages: Tok Pisin, Arabic (عربي), French (Français), Hindi (हिंदी), Indonesian (Bahasa Indonesia), Portuguese (Português), Russian (Русский), Spanish (Español), Swahili (Kiswahili), and Simplified Chinese (简体中文) from </w:t>
+      </w:r>
+      <w:r>
+        <w:rPr>
+          <w:lang w:val="en_US" w:bidi="en_US"/>
+        </w:rPr>
+        <w:t>unfoldingWord® Translation Notes</w:t>
+      </w:r>
+      <w:r>
+        <w:rPr>
+          <w:lang w:val="en_US" w:bidi="en_US"/>
+        </w:rPr>
+        <w:t xml:space="preserve"> © 2022 unfoldingWord. Released under CC BY-SA 4.0 license by Mission Mutual</w:t>
       </w:r>
       <w:r>
         <w:rPr>

--- a/eng/docx/57.content.docx
+++ b/eng/docx/57.content.docx
@@ -144,13 +144,6 @@
       </w:r>
       <w:r>
         <w:rPr>
-          <w:i/>
-          <w:lang w:val="en_US" w:bidi="en_US"/>
-        </w:rPr>
-        <w:t>Philemon 1:1 (#1), Philemon 1:1 (#2), Philemon 1:1 (#3), Philemon 1:1 (#4), Philemon 1:1 (#5), Philemon 1:1 (#6), Philemon 1:1 (#7), Philemon 1:1 (#8), Philemon 1:2 (#1), Philemon 1:2 (#2), Philemon 1:2 (#3), Philemon 1:2 (#4), Philemon 1:2 (#5), Philemon 1:2 (#6), Philemon 1:2 (#7), Philemon 1:2 (#8), Philemon 1:3 (#1), Philemon 1:3 (#2), Philemon 1:3 (#3), Philemon 1:3 (#4), Philemon 1:3 (#5), Philemon 1:4 (#1), Philemon 1:5 (#1), Philemon 1:5 (#2), Philemon 1:5 (#3), Philemon 1:6 (#1), Philemon 1:6 (#2), Philemon 1:6 (#3), Philemon 1:6 (#4), Philemon 1:6 (#5), Philemon 1:7 (#1), Philemon 1:7 (#2), Philemon 1:7 (#3), Philemon 1:7 (#4), Philemon 1:7 (#5), Philemon 1:7 (#6), Philemon 1:8 (#1), Philemon 1:8 (#2), Philemon 1:8 (#3), Philemon 1:9 (#1), Philemon 1:9 (#2), Philemon 1:10 (#1), Philemon 1:10 (#2), Philemon 1:10 (#3), Philemon 1:10 (#4), Philemon 1:12 (#1), Philemon 1:12 (#2), Philemon 1:12 (#3), Philemon 1:13 (#1), Philemon 1:13 (#2), Philemon 1:13 (#3), Philemon 1:14 (#1), Philemon 1:14 (#2), Philemon 1:15 (#1), Philemon 1:15 (#2), Philemon 1:16 (#1), Philemon 1:16 (#2), Philemon 1:16 (#3), Philemon 1:16 (#4), Philemon 1:16 (#5), Philemon 1:16 (#6), Philemon 1:17 (#1), Philemon 1:17 (#2), Philemon 1:17 (#3), Philemon 1:18 (#1), Philemon 1:18 (#2), Philemon 1:18 (#3), Philemon 1:19 (#1), Philemon 1:19 (#2), Philemon 1:19 (#3), Philemon 1:20 (#1), Philemon 1:20 (#2), Philemon 1:20 (#3), Philemon 1:20 (#4), Philemon 1:20 (#5), Philemon 1:21 (#1), Philemon 1:21 (#2), Philemon 1:22 (#1), Philemon 1:22 (#2), Philemon 1:22 (#3), Philemon 1:22 (#4), Philemon 1:22 (#5), Philemon 1:22 (#6), Philemon 1:22 (#7), Philemon 1:23 (#1), Philemon 1:23 (#2), Philemon 1:24 (#1), Philemon 1:24 (#2), Philemon 1:24 (#3), Philemon 1:25 (#1), Philemon 1:25 (#2), Philemon 1:25 (#3)</w:t>
-      </w:r>
-      <w:r>
-        <w:rPr>
           <w:lang w:val="en_US" w:bidi="en_US"/>
         </w:rPr>
       </w:r>
@@ -406,21 +399,6 @@
           <w:b/>
           <w:lang w:val="en_US" w:bidi="en_US"/>
         </w:rPr>
-        <w:t>ὁ ἀδελφὸς</w:t>
-      </w:r>
-    </w:p>
-    <w:p>
-      <w:pPr/>
-      <w:r>
-        <w:rPr>
-          <w:lang w:val="en_US" w:bidi="en_US"/>
-        </w:rPr>
-      </w:r>
-      <w:r>
-        <w:rPr>
-          <w:b/>
-          <w:lang w:val="en_US" w:bidi="en_US"/>
-        </w:rPr>
         <w:t>"our brother"</w:t>
       </w:r>
     </w:p>
@@ -448,7 +426,19 @@
         <w:rPr>
           <w:lang w:val="en_US" w:bidi="en_US"/>
         </w:rPr>
-        <w:t xml:space="preserve"> to mean someone who shares the same faith. Alternate translation: “our fellow Christian” or “our companion in the faith” (See: rc://*/ta/man/translate/figs-metaphor)</w:t>
+        <w:t xml:space="preserve"> to mean someone who shares the same faith. Alternate translation: “our fellow Christian” or “our companion in the faith” (See: </w:t>
+      </w:r>
+      <w:r>
+        <w:rPr>
+          <w:lang w:val="en_US" w:bidi="en_US"/>
+        </w:rPr>
+        <w:t>Metaphor</w:t>
+      </w:r>
+      <w:r>
+        <w:rPr>
+          <w:lang w:val="en_US" w:bidi="en_US"/>
+        </w:rPr>
+        <w:t>)</w:t>
       </w:r>
       <w:r>
         <w:rPr>

--- a/eng/docx/57.content.docx
+++ b/eng/docx/57.content.docx
@@ -128,19 +128,6 @@
           <w:lang w:val="en_US" w:bidi="en_US"/>
         </w:rPr>
         <w:t>PHM</w:t>
-      </w:r>
-      <w:r>
-        <w:rPr>
-          <w:lang w:val="en_US" w:bidi="en_US"/>
-        </w:rPr>
-      </w:r>
-    </w:p>
-    <w:p>
-      <w:pPr/>
-      <w:r>
-        <w:rPr>
-          <w:lang w:val="en_US" w:bidi="en_US"/>
-        </w:rPr>
       </w:r>
       <w:r>
         <w:rPr>

--- a/eng/docx/57.content.docx
+++ b/eng/docx/57.content.docx
@@ -19,7 +19,7 @@
         <w:rPr>
           <w:lang w:val="en_US" w:bidi="en_US"/>
         </w:rPr>
-        <w:t>Resource: Translation Notes (unfoldingWord)</w:t>
+        <w:t>Resource: unfoldingWord® Translation Notes</w:t>
       </w:r>
       <w:r>
         <w:rPr>
@@ -90,7 +90,7 @@
         <w:rPr>
           <w:lang w:val="en_US" w:bidi="en_US"/>
         </w:rPr>
-        <w:t>Translation Notes (unfoldingWord)</w:t>
+        <w:t>unfoldingWord® Translation Notes</w:t>
       </w:r>
     </w:p>
     <w:p>

--- a/eng/docx/57.content.docx
+++ b/eng/docx/57.content.docx
@@ -386,6 +386,21 @@
           <w:b/>
           <w:lang w:val="en_US" w:bidi="en_US"/>
         </w:rPr>
+        <w:t>ὁ ἀδελφὸς</w:t>
+      </w:r>
+    </w:p>
+    <w:p>
+      <w:pPr/>
+      <w:r>
+        <w:rPr>
+          <w:lang w:val="en_US" w:bidi="en_US"/>
+        </w:rPr>
+      </w:r>
+      <w:r>
+        <w:rPr>
+          <w:b/>
+          <w:lang w:val="en_US" w:bidi="en_US"/>
+        </w:rPr>
         <w:t>"our brother"</w:t>
       </w:r>
     </w:p>
@@ -1989,7 +2004,7 @@
           <w:b/>
           <w:lang w:val="en_US" w:bidi="en_US"/>
         </w:rPr>
-        <w:t>χάρις ὑμῖν καὶ εἰρήνη, ἀπὸ Θεοῦ Πατρὸς ἡμῶν καὶ Κυρίου ἡμῶν Ἰησοῦ Χριστοῦ.</w:t>
+        <w:t>χάρις ὑμῖν καὶ εἰρήνη, ἀπὸ Θεοῦ Πατρὸς ἡμῶν καὶ Κυρίου ἡμῶν Ἰησοῦ Χριστοῦ</w:t>
       </w:r>
     </w:p>
     <w:p>
@@ -3130,7 +3145,7 @@
           <w:b/>
           <w:lang w:val="en_US" w:bidi="en_US"/>
         </w:rPr>
-        <w:t>ἡ κοινωνία τῆς πίστεώς σου, ἐνεργὴς γένηται ἐν ἐπιγνώσει παντὸς ἀγαθοῦ τοῦ ἐν ἡμῖν εἰς Χριστόν.</w:t>
+        <w:t>ἡ κοινωνία τῆς πίστεώς σου, ἐνεργὴς γένηται ἐν ἐπιγνώσει παντὸς ἀγαθοῦ τοῦ ἐν ἡμῖν εἰς Χριστόν</w:t>
       </w:r>
     </w:p>
     <w:p>
@@ -5706,7 +5721,7 @@
           <w:b/>
           <w:lang w:val="en_US" w:bidi="en_US"/>
         </w:rPr>
-        <w:t>ἀλλὰ κατὰ ἑκούσιον.</w:t>
+        <w:t>ἀλλὰ κατὰ ἑκούσιον</w:t>
       </w:r>
     </w:p>
     <w:p>
@@ -6743,7 +6758,7 @@
           <w:b/>
           <w:lang w:val="en_US" w:bidi="en_US"/>
         </w:rPr>
-        <w:t>προσλαβοῦ αὐτὸν ὡς ἐμέ.</w:t>
+        <w:t>προσλαβοῦ αὐτὸν ὡς ἐμέ</w:t>
       </w:r>
     </w:p>
     <w:p>
@@ -7043,7 +7058,7 @@
           <w:b/>
           <w:lang w:val="en_US" w:bidi="en_US"/>
         </w:rPr>
-        <w:t>τοῦτο ἐμοὶ ἐλλόγα.</w:t>
+        <w:t>τοῦτο ἐμοὶ ἐλλόγα</w:t>
       </w:r>
     </w:p>
     <w:p>
@@ -8615,7 +8630,7 @@
           <w:b/>
           <w:lang w:val="en_US" w:bidi="en_US"/>
         </w:rPr>
-        <w:t>χαρισθήσομαι ὑμῖν.</w:t>
+        <w:t>χαρισθήσομαι ὑμῖν</w:t>
       </w:r>
     </w:p>
     <w:p>
